--- a/infra.docx
+++ b/infra.docx
@@ -344,27 +344,1847 @@
           <w:tab w:val="left" w:pos="1920"/>
         </w:tabs>
       </w:pPr>
+      <w:proofErr w:type="spellStart"/>
       <w:r>
         <w:lastRenderedPageBreak/>
-        <w:t>Eks-context</w:t>
-      </w:r>
-    </w:p>
-    <w:p>
-      <w:pPr>
-        <w:tabs>
-          <w:tab w:val="left" w:pos="1920"/>
-        </w:tabs>
-      </w:pPr>
-      <w:r>
-        <w:t>aws eks update-kubeconfig --region ap-south-</w:t>
+        <w:t>Eks</w:t>
+      </w:r>
+      <w:proofErr w:type="spellEnd"/>
+      <w:r>
+        <w:t>-context</w:t>
+      </w:r>
+    </w:p>
+    <w:p>
+      <w:pPr>
+        <w:tabs>
+          <w:tab w:val="left" w:pos="1920"/>
+        </w:tabs>
+      </w:pPr>
+      <w:proofErr w:type="spellStart"/>
+      <w:r>
+        <w:t>aws</w:t>
+      </w:r>
+      <w:proofErr w:type="spellEnd"/>
+      <w:r>
+        <w:t xml:space="preserve"> </w:t>
+      </w:r>
+      <w:proofErr w:type="spellStart"/>
+      <w:r>
+        <w:t>eks</w:t>
+      </w:r>
+      <w:proofErr w:type="spellEnd"/>
+      <w:r>
+        <w:t xml:space="preserve"> update-</w:t>
+      </w:r>
+      <w:proofErr w:type="spellStart"/>
+      <w:r>
+        <w:t>kubeconfig</w:t>
+      </w:r>
+      <w:proofErr w:type="spellEnd"/>
+      <w:r>
+        <w:t xml:space="preserve"> --region ap-south-</w:t>
       </w:r>
       <w:r>
         <w:t>1</w:t>
       </w:r>
       <w:r>
-        <w:t xml:space="preserve">  --name ecommerce-dev-eks</w:t>
-      </w:r>
-    </w:p>
+        <w:t xml:space="preserve">  --name ecommerce-dev-</w:t>
+      </w:r>
+      <w:proofErr w:type="spellStart"/>
+      <w:r>
+        <w:t>eks</w:t>
+      </w:r>
+      <w:proofErr w:type="spellEnd"/>
+    </w:p>
+    <w:p>
+      <w:pPr>
+        <w:tabs>
+          <w:tab w:val="left" w:pos="1920"/>
+        </w:tabs>
+      </w:pPr>
+    </w:p>
+    <w:p>
+      <w:pPr>
+        <w:tabs>
+          <w:tab w:val="left" w:pos="1920"/>
+        </w:tabs>
+      </w:pPr>
+    </w:p>
+    <w:p>
+      <w:pPr>
+        <w:tabs>
+          <w:tab w:val="left" w:pos="1920"/>
+        </w:tabs>
+      </w:pPr>
+    </w:p>
+    <w:p>
+      <w:pPr>
+        <w:tabs>
+          <w:tab w:val="left" w:pos="1920"/>
+        </w:tabs>
+      </w:pPr>
+      <w:r>
+        <w:t>add-sonar</w:t>
+      </w:r>
+    </w:p>
+    <w:p>
+      <w:pPr>
+        <w:tabs>
+          <w:tab w:val="left" w:pos="1920"/>
+        </w:tabs>
+      </w:pPr>
+    </w:p>
+    <w:p>
+      <w:pPr>
+        <w:tabs>
+          <w:tab w:val="left" w:pos="1920"/>
+        </w:tabs>
+      </w:pPr>
+    </w:p>
+    <w:p>
+      <w:pPr>
+        <w:tabs>
+          <w:tab w:val="left" w:pos="1920"/>
+        </w:tabs>
+      </w:pPr>
+    </w:p>
+    <w:p>
+      <w:pPr>
+        <w:tabs>
+          <w:tab w:val="left" w:pos="1920"/>
+        </w:tabs>
+      </w:pPr>
+    </w:p>
+    <w:p>
+      <w:pPr>
+        <w:tabs>
+          <w:tab w:val="left" w:pos="1920"/>
+        </w:tabs>
+      </w:pPr>
+    </w:p>
+    <w:p>
+      <w:pPr>
+        <w:tabs>
+          <w:tab w:val="left" w:pos="1920"/>
+        </w:tabs>
+      </w:pPr>
+    </w:p>
+    <w:p>
+      <w:pPr>
+        <w:tabs>
+          <w:tab w:val="left" w:pos="1920"/>
+        </w:tabs>
+      </w:pPr>
+    </w:p>
+    <w:p>
+      <w:pPr>
+        <w:tabs>
+          <w:tab w:val="left" w:pos="1920"/>
+        </w:tabs>
+      </w:pPr>
+    </w:p>
+    <w:p>
+      <w:pPr>
+        <w:tabs>
+          <w:tab w:val="left" w:pos="1920"/>
+        </w:tabs>
+      </w:pPr>
+    </w:p>
+    <w:p>
+      <w:pPr>
+        <w:tabs>
+          <w:tab w:val="left" w:pos="1920"/>
+        </w:tabs>
+      </w:pPr>
+    </w:p>
+    <w:p>
+      <w:pPr>
+        <w:tabs>
+          <w:tab w:val="left" w:pos="1920"/>
+        </w:tabs>
+      </w:pPr>
+    </w:p>
+    <w:p>
+      <w:pPr>
+        <w:tabs>
+          <w:tab w:val="left" w:pos="1920"/>
+        </w:tabs>
+      </w:pPr>
+    </w:p>
+    <w:p>
+      <w:pPr>
+        <w:tabs>
+          <w:tab w:val="left" w:pos="1920"/>
+        </w:tabs>
+      </w:pPr>
+    </w:p>
+    <w:p>
+      <w:pPr>
+        <w:tabs>
+          <w:tab w:val="left" w:pos="1920"/>
+        </w:tabs>
+      </w:pPr>
+    </w:p>
+    <w:p>
+      <w:pPr>
+        <w:tabs>
+          <w:tab w:val="left" w:pos="1920"/>
+        </w:tabs>
+      </w:pPr>
+    </w:p>
+    <w:p>
+      <w:pPr>
+        <w:tabs>
+          <w:tab w:val="left" w:pos="1920"/>
+        </w:tabs>
+      </w:pPr>
+    </w:p>
+    <w:p>
+      <w:pPr>
+        <w:tabs>
+          <w:tab w:val="left" w:pos="1920"/>
+        </w:tabs>
+      </w:pPr>
+    </w:p>
+    <w:p>
+      <w:pPr>
+        <w:tabs>
+          <w:tab w:val="left" w:pos="1920"/>
+        </w:tabs>
+      </w:pPr>
+    </w:p>
+    <w:p>
+      <w:pPr>
+        <w:tabs>
+          <w:tab w:val="left" w:pos="1920"/>
+        </w:tabs>
+      </w:pPr>
+    </w:p>
+    <w:p>
+      <w:pPr>
+        <w:tabs>
+          <w:tab w:val="left" w:pos="1920"/>
+        </w:tabs>
+      </w:pPr>
+    </w:p>
+    <w:p>
+      <w:pPr>
+        <w:tabs>
+          <w:tab w:val="left" w:pos="1920"/>
+        </w:tabs>
+      </w:pPr>
+      <w:r>
+        <w:lastRenderedPageBreak/>
+        <w:t>Tools</w:t>
+      </w:r>
+    </w:p>
+    <w:p>
+      <w:pPr>
+        <w:tabs>
+          <w:tab w:val="left" w:pos="1920"/>
+        </w:tabs>
+      </w:pPr>
+      <w:r>
+        <w:rPr>
+          <w:b/>
+          <w:bCs/>
+        </w:rPr>
+        <w:t>install SonarQube on Ubuntu using Docker</w:t>
+      </w:r>
+      <w:r>
+        <w:t>.</w:t>
+      </w:r>
+    </w:p>
+    <w:p>
+      <w:pPr>
+        <w:tabs>
+          <w:tab w:val="left" w:pos="1920"/>
+        </w:tabs>
+        <w:rPr>
+          <w:b/>
+          <w:bCs/>
+        </w:rPr>
+      </w:pPr>
+      <w:r>
+        <w:rPr>
+          <w:b/>
+          <w:bCs/>
+        </w:rPr>
+        <w:t>1. Update Ubuntu</w:t>
+      </w:r>
+    </w:p>
+    <w:p>
+      <w:pPr>
+        <w:tabs>
+          <w:tab w:val="left" w:pos="1920"/>
+        </w:tabs>
+      </w:pPr>
+      <w:proofErr w:type="spellStart"/>
+      <w:r>
+        <w:t>sudo</w:t>
+      </w:r>
+      <w:proofErr w:type="spellEnd"/>
+      <w:r>
+        <w:t xml:space="preserve"> apt update</w:t>
+      </w:r>
+    </w:p>
+    <w:p>
+      <w:pPr>
+        <w:tabs>
+          <w:tab w:val="left" w:pos="1920"/>
+        </w:tabs>
+      </w:pPr>
+      <w:proofErr w:type="spellStart"/>
+      <w:r>
+        <w:t>sudo</w:t>
+      </w:r>
+      <w:proofErr w:type="spellEnd"/>
+      <w:r>
+        <w:t xml:space="preserve"> apt upgrade -y</w:t>
+      </w:r>
+    </w:p>
+    <w:p>
+      <w:pPr>
+        <w:tabs>
+          <w:tab w:val="left" w:pos="1920"/>
+        </w:tabs>
+        <w:rPr>
+          <w:b/>
+          <w:bCs/>
+        </w:rPr>
+      </w:pPr>
+      <w:r>
+        <w:rPr>
+          <w:b/>
+          <w:bCs/>
+        </w:rPr>
+        <w:t>2. Install Docker</w:t>
+      </w:r>
+    </w:p>
+    <w:p>
+      <w:pPr>
+        <w:tabs>
+          <w:tab w:val="left" w:pos="1920"/>
+        </w:tabs>
+      </w:pPr>
+      <w:proofErr w:type="spellStart"/>
+      <w:r>
+        <w:t>sudo</w:t>
+      </w:r>
+      <w:proofErr w:type="spellEnd"/>
+      <w:r>
+        <w:t xml:space="preserve"> apt install -y docker.io</w:t>
+      </w:r>
+    </w:p>
+    <w:p>
+      <w:pPr>
+        <w:tabs>
+          <w:tab w:val="left" w:pos="1920"/>
+        </w:tabs>
+      </w:pPr>
+      <w:r>
+        <w:t>Enable and start Docker:</w:t>
+      </w:r>
+    </w:p>
+    <w:p>
+      <w:pPr>
+        <w:tabs>
+          <w:tab w:val="left" w:pos="1920"/>
+        </w:tabs>
+      </w:pPr>
+      <w:proofErr w:type="spellStart"/>
+      <w:r>
+        <w:t>sudo</w:t>
+      </w:r>
+      <w:proofErr w:type="spellEnd"/>
+      <w:r>
+        <w:t xml:space="preserve"> </w:t>
+      </w:r>
+      <w:proofErr w:type="spellStart"/>
+      <w:r>
+        <w:t>systemctl</w:t>
+      </w:r>
+      <w:proofErr w:type="spellEnd"/>
+      <w:r>
+        <w:t xml:space="preserve"> enable --now docker</w:t>
+      </w:r>
+    </w:p>
+    <w:p>
+      <w:pPr>
+        <w:tabs>
+          <w:tab w:val="left" w:pos="1920"/>
+        </w:tabs>
+      </w:pPr>
+      <w:r>
+        <w:t>Check Docker:</w:t>
+      </w:r>
+    </w:p>
+    <w:p>
+      <w:pPr>
+        <w:tabs>
+          <w:tab w:val="left" w:pos="1920"/>
+        </w:tabs>
+      </w:pPr>
+      <w:r>
+        <w:t>docker --version</w:t>
+      </w:r>
+    </w:p>
+    <w:p>
+      <w:pPr>
+        <w:tabs>
+          <w:tab w:val="left" w:pos="1920"/>
+        </w:tabs>
+      </w:pPr>
+      <w:r>
+        <w:t>Test:</w:t>
+      </w:r>
+    </w:p>
+    <w:p>
+      <w:pPr>
+        <w:tabs>
+          <w:tab w:val="left" w:pos="1920"/>
+        </w:tabs>
+      </w:pPr>
+      <w:proofErr w:type="spellStart"/>
+      <w:r>
+        <w:t>sudo</w:t>
+      </w:r>
+      <w:proofErr w:type="spellEnd"/>
+      <w:r>
+        <w:t xml:space="preserve"> docker run hello-world</w:t>
+      </w:r>
+    </w:p>
+    <w:p>
+      <w:pPr>
+        <w:tabs>
+          <w:tab w:val="left" w:pos="1920"/>
+        </w:tabs>
+        <w:rPr>
+          <w:b/>
+          <w:bCs/>
+        </w:rPr>
+      </w:pPr>
+      <w:r>
+        <w:rPr>
+          <w:b/>
+          <w:bCs/>
+        </w:rPr>
+        <w:t>3. Create a SonarQube container</w:t>
+      </w:r>
+    </w:p>
+    <w:p>
+      <w:pPr>
+        <w:tabs>
+          <w:tab w:val="left" w:pos="1920"/>
+        </w:tabs>
+      </w:pPr>
+      <w:r>
+        <w:t>The official SonarQube Docker image is available from Docker Hub.</w:t>
+      </w:r>
+    </w:p>
+    <w:p>
+      <w:pPr>
+        <w:tabs>
+          <w:tab w:val="left" w:pos="1920"/>
+        </w:tabs>
+      </w:pPr>
+      <w:r>
+        <w:t>Pull the Community Build image:</w:t>
+      </w:r>
+    </w:p>
+    <w:p>
+      <w:pPr>
+        <w:tabs>
+          <w:tab w:val="left" w:pos="1920"/>
+        </w:tabs>
+      </w:pPr>
+      <w:proofErr w:type="spellStart"/>
+      <w:r>
+        <w:t>sudo</w:t>
+      </w:r>
+      <w:proofErr w:type="spellEnd"/>
+      <w:r>
+        <w:t xml:space="preserve"> docker pull </w:t>
+      </w:r>
+      <w:proofErr w:type="spellStart"/>
+      <w:r>
+        <w:t>sonarqube:community</w:t>
+      </w:r>
+      <w:proofErr w:type="spellEnd"/>
+    </w:p>
+    <w:p>
+      <w:pPr>
+        <w:tabs>
+          <w:tab w:val="left" w:pos="1920"/>
+        </w:tabs>
+        <w:rPr>
+          <w:b/>
+          <w:bCs/>
+        </w:rPr>
+      </w:pPr>
+      <w:r>
+        <w:rPr>
+          <w:b/>
+          <w:bCs/>
+        </w:rPr>
+        <w:t>4. Run SonarQube</w:t>
+      </w:r>
+    </w:p>
+    <w:p>
+      <w:pPr>
+        <w:tabs>
+          <w:tab w:val="left" w:pos="1920"/>
+        </w:tabs>
+      </w:pPr>
+      <w:proofErr w:type="spellStart"/>
+      <w:r>
+        <w:t>sudo</w:t>
+      </w:r>
+      <w:proofErr w:type="spellEnd"/>
+      <w:r>
+        <w:t xml:space="preserve"> docker run -d \</w:t>
+      </w:r>
+    </w:p>
+    <w:p>
+      <w:pPr>
+        <w:tabs>
+          <w:tab w:val="left" w:pos="1920"/>
+        </w:tabs>
+      </w:pPr>
+      <w:r>
+        <w:t xml:space="preserve">  --name </w:t>
+      </w:r>
+      <w:proofErr w:type="spellStart"/>
+      <w:r>
+        <w:t>sonarqube</w:t>
+      </w:r>
+      <w:proofErr w:type="spellEnd"/>
+      <w:r>
+        <w:t xml:space="preserve"> \</w:t>
+      </w:r>
+    </w:p>
+    <w:p>
+      <w:pPr>
+        <w:tabs>
+          <w:tab w:val="left" w:pos="1920"/>
+        </w:tabs>
+      </w:pPr>
+      <w:r>
+        <w:t xml:space="preserve">  -p 9000:9000 \</w:t>
+      </w:r>
+    </w:p>
+    <w:p>
+      <w:pPr>
+        <w:tabs>
+          <w:tab w:val="left" w:pos="1920"/>
+        </w:tabs>
+      </w:pPr>
+      <w:r>
+        <w:t xml:space="preserve">  </w:t>
+      </w:r>
+      <w:proofErr w:type="spellStart"/>
+      <w:r>
+        <w:t>sonarqube:community</w:t>
+      </w:r>
+      <w:proofErr w:type="spellEnd"/>
+    </w:p>
+    <w:p>
+      <w:pPr>
+        <w:tabs>
+          <w:tab w:val="left" w:pos="1920"/>
+        </w:tabs>
+      </w:pPr>
+      <w:r>
+        <w:t>Check the container:</w:t>
+      </w:r>
+    </w:p>
+    <w:p>
+      <w:pPr>
+        <w:tabs>
+          <w:tab w:val="left" w:pos="1920"/>
+        </w:tabs>
+      </w:pPr>
+      <w:proofErr w:type="spellStart"/>
+      <w:r>
+        <w:t>sudo</w:t>
+      </w:r>
+      <w:proofErr w:type="spellEnd"/>
+      <w:r>
+        <w:t xml:space="preserve"> docker </w:t>
+      </w:r>
+      <w:proofErr w:type="spellStart"/>
+      <w:r>
+        <w:t>ps</w:t>
+      </w:r>
+      <w:proofErr w:type="spellEnd"/>
+    </w:p>
+    <w:p>
+      <w:pPr>
+        <w:tabs>
+          <w:tab w:val="left" w:pos="1920"/>
+        </w:tabs>
+      </w:pPr>
+      <w:r>
+        <w:t>You should see something similar to:</w:t>
+      </w:r>
+    </w:p>
+    <w:p>
+      <w:pPr>
+        <w:tabs>
+          <w:tab w:val="left" w:pos="1920"/>
+        </w:tabs>
+      </w:pPr>
+      <w:r>
+        <w:t>CONTAINER ID   IMAGE                 PORTS</w:t>
+      </w:r>
+    </w:p>
+    <w:p>
+      <w:pPr>
+        <w:tabs>
+          <w:tab w:val="left" w:pos="1920"/>
+        </w:tabs>
+      </w:pPr>
+      <w:proofErr w:type="spellStart"/>
+      <w:r>
+        <w:lastRenderedPageBreak/>
+        <w:t>xxxxxx</w:t>
+      </w:r>
+      <w:proofErr w:type="spellEnd"/>
+      <w:r>
+        <w:t xml:space="preserve">         </w:t>
+      </w:r>
+      <w:proofErr w:type="spellStart"/>
+      <w:r>
+        <w:t>sonarqube:community</w:t>
+      </w:r>
+      <w:proofErr w:type="spellEnd"/>
+      <w:r>
+        <w:t xml:space="preserve">   0.0.0.0:9000-&gt;9000/</w:t>
+      </w:r>
+      <w:proofErr w:type="spellStart"/>
+      <w:r>
+        <w:t>tcp</w:t>
+      </w:r>
+      <w:proofErr w:type="spellEnd"/>
+    </w:p>
+    <w:p>
+      <w:pPr>
+        <w:tabs>
+          <w:tab w:val="left" w:pos="1920"/>
+        </w:tabs>
+      </w:pPr>
+    </w:p>
+    <w:p>
+      <w:pPr>
+        <w:tabs>
+          <w:tab w:val="left" w:pos="1920"/>
+        </w:tabs>
+      </w:pPr>
+    </w:p>
+    <w:p>
+      <w:pPr>
+        <w:tabs>
+          <w:tab w:val="left" w:pos="1920"/>
+        </w:tabs>
+        <w:rPr>
+          <w:b/>
+          <w:bCs/>
+          <w:color w:val="EE0000"/>
+        </w:rPr>
+      </w:pPr>
+      <w:r>
+        <w:rPr>
+          <w:b/>
+          <w:bCs/>
+          <w:color w:val="EE0000"/>
+        </w:rPr>
+        <w:t xml:space="preserve"> Create SonarQube webhook</w:t>
+      </w:r>
+    </w:p>
+    <w:p>
+      <w:pPr>
+        <w:tabs>
+          <w:tab w:val="left" w:pos="1920"/>
+        </w:tabs>
+      </w:pPr>
+      <w:r>
+        <w:t>Open SonarQube:</w:t>
+      </w:r>
+    </w:p>
+    <w:p>
+      <w:pPr>
+        <w:tabs>
+          <w:tab w:val="left" w:pos="1920"/>
+        </w:tabs>
+      </w:pPr>
+      <w:r>
+        <w:t>http://&lt;SONARQUBE-IP&gt;:9000</w:t>
+      </w:r>
+    </w:p>
+    <w:p>
+      <w:pPr>
+        <w:tabs>
+          <w:tab w:val="left" w:pos="1920"/>
+        </w:tabs>
+      </w:pPr>
+      <w:r>
+        <w:t>Go to:</w:t>
+      </w:r>
+    </w:p>
+    <w:p>
+      <w:pPr>
+        <w:tabs>
+          <w:tab w:val="left" w:pos="1920"/>
+        </w:tabs>
+      </w:pPr>
+      <w:r>
+        <w:rPr>
+          <w:b/>
+          <w:bCs/>
+        </w:rPr>
+        <w:t>Administration → Configuration → Webhooks</w:t>
+      </w:r>
+    </w:p>
+    <w:p>
+      <w:pPr>
+        <w:tabs>
+          <w:tab w:val="left" w:pos="1920"/>
+        </w:tabs>
+      </w:pPr>
+      <w:r>
+        <w:t>Click:</w:t>
+      </w:r>
+    </w:p>
+    <w:p>
+      <w:pPr>
+        <w:tabs>
+          <w:tab w:val="left" w:pos="1920"/>
+        </w:tabs>
+      </w:pPr>
+      <w:r>
+        <w:rPr>
+          <w:b/>
+          <w:bCs/>
+        </w:rPr>
+        <w:t>Create</w:t>
+      </w:r>
+    </w:p>
+    <w:p>
+      <w:pPr>
+        <w:tabs>
+          <w:tab w:val="left" w:pos="1920"/>
+        </w:tabs>
+      </w:pPr>
+      <w:r>
+        <w:t>Use:</w:t>
+      </w:r>
+    </w:p>
+    <w:p>
+      <w:pPr>
+        <w:tabs>
+          <w:tab w:val="left" w:pos="1920"/>
+        </w:tabs>
+      </w:pPr>
+      <w:r>
+        <w:t>Name: Jenkins</w:t>
+      </w:r>
+    </w:p>
+    <w:p>
+      <w:pPr>
+        <w:tabs>
+          <w:tab w:val="left" w:pos="1920"/>
+        </w:tabs>
+      </w:pPr>
+      <w:r>
+        <w:t>URL: http://&lt;JENKINS-IP&gt;:8080/sonarqube-webhook/</w:t>
+      </w:r>
+    </w:p>
+    <w:p>
+      <w:pPr>
+        <w:tabs>
+          <w:tab w:val="left" w:pos="1920"/>
+        </w:tabs>
+      </w:pPr>
+      <w:r>
+        <w:t>For example:</w:t>
+      </w:r>
+    </w:p>
+    <w:p>
+      <w:pPr>
+        <w:tabs>
+          <w:tab w:val="left" w:pos="1920"/>
+        </w:tabs>
+      </w:pPr>
+      <w:hyperlink r:id="rId4" w:history="1">
+        <w:r>
+          <w:rPr>
+            <w:rStyle w:val="Hyperlink"/>
+          </w:rPr>
+          <w:t>http://10.0.2.50:8080/sonarqube-webhook/</w:t>
+        </w:r>
+      </w:hyperlink>
+    </w:p>
+    <w:p>
+      <w:pPr>
+        <w:tabs>
+          <w:tab w:val="left" w:pos="1920"/>
+        </w:tabs>
+      </w:pPr>
+    </w:p>
+    <w:p>
+      <w:pPr>
+        <w:tabs>
+          <w:tab w:val="left" w:pos="1920"/>
+        </w:tabs>
+        <w:rPr>
+          <w:b/>
+          <w:bCs/>
+          <w:color w:val="EE0000"/>
+          <w:sz w:val="28"/>
+          <w:szCs w:val="28"/>
+        </w:rPr>
+      </w:pPr>
+      <w:proofErr w:type="spellStart"/>
+      <w:r>
+        <w:rPr>
+          <w:b/>
+          <w:bCs/>
+          <w:color w:val="EE0000"/>
+          <w:sz w:val="28"/>
+          <w:szCs w:val="28"/>
+        </w:rPr>
+        <w:t>Trivy</w:t>
+      </w:r>
+      <w:proofErr w:type="spellEnd"/>
+    </w:p>
+    <w:p>
+      <w:pPr>
+        <w:tabs>
+          <w:tab w:val="left" w:pos="1920"/>
+        </w:tabs>
+        <w:rPr>
+          <w:b/>
+          <w:bCs/>
+        </w:rPr>
+      </w:pPr>
+      <w:r>
+        <w:rPr>
+          <w:b/>
+          <w:bCs/>
+        </w:rPr>
+        <w:t>1. Install prerequisites</w:t>
+      </w:r>
+    </w:p>
+    <w:p>
+      <w:pPr>
+        <w:tabs>
+          <w:tab w:val="left" w:pos="1920"/>
+        </w:tabs>
+      </w:pPr>
+      <w:proofErr w:type="spellStart"/>
+      <w:r>
+        <w:t>sudo</w:t>
+      </w:r>
+      <w:proofErr w:type="spellEnd"/>
+      <w:r>
+        <w:t xml:space="preserve"> apt update</w:t>
+      </w:r>
+    </w:p>
+    <w:p>
+      <w:pPr>
+        <w:tabs>
+          <w:tab w:val="left" w:pos="1920"/>
+        </w:tabs>
+      </w:pPr>
+      <w:proofErr w:type="spellStart"/>
+      <w:r>
+        <w:t>sudo</w:t>
+      </w:r>
+      <w:proofErr w:type="spellEnd"/>
+      <w:r>
+        <w:t xml:space="preserve"> apt install -y </w:t>
+      </w:r>
+      <w:proofErr w:type="spellStart"/>
+      <w:r>
+        <w:t>wget</w:t>
+      </w:r>
+      <w:proofErr w:type="spellEnd"/>
+      <w:r>
+        <w:t xml:space="preserve"> </w:t>
+      </w:r>
+      <w:proofErr w:type="spellStart"/>
+      <w:r>
+        <w:t>gnupg</w:t>
+      </w:r>
+      <w:proofErr w:type="spellEnd"/>
+    </w:p>
+    <w:p>
+      <w:pPr>
+        <w:tabs>
+          <w:tab w:val="left" w:pos="1920"/>
+        </w:tabs>
+        <w:rPr>
+          <w:b/>
+          <w:bCs/>
+        </w:rPr>
+      </w:pPr>
+      <w:r>
+        <w:rPr>
+          <w:b/>
+          <w:bCs/>
+        </w:rPr>
+        <w:t xml:space="preserve">2. Add the </w:t>
+      </w:r>
+      <w:proofErr w:type="spellStart"/>
+      <w:r>
+        <w:rPr>
+          <w:b/>
+          <w:bCs/>
+        </w:rPr>
+        <w:t>Trivy</w:t>
+      </w:r>
+      <w:proofErr w:type="spellEnd"/>
+      <w:r>
+        <w:rPr>
+          <w:b/>
+          <w:bCs/>
+        </w:rPr>
+        <w:t xml:space="preserve"> GPG key</w:t>
+      </w:r>
+    </w:p>
+    <w:p>
+      <w:pPr>
+        <w:tabs>
+          <w:tab w:val="left" w:pos="1920"/>
+        </w:tabs>
+      </w:pPr>
+      <w:proofErr w:type="spellStart"/>
+      <w:r>
+        <w:t>wget</w:t>
+      </w:r>
+      <w:proofErr w:type="spellEnd"/>
+      <w:r>
+        <w:t xml:space="preserve"> -</w:t>
+      </w:r>
+      <w:proofErr w:type="spellStart"/>
+      <w:r>
+        <w:t>qO</w:t>
+      </w:r>
+      <w:proofErr w:type="spellEnd"/>
+      <w:r>
+        <w:t xml:space="preserve"> - https://aquasecurity.github.io/trivy-repo/deb/public.key \</w:t>
+      </w:r>
+    </w:p>
+    <w:p>
+      <w:pPr>
+        <w:tabs>
+          <w:tab w:val="left" w:pos="1920"/>
+        </w:tabs>
+      </w:pPr>
+      <w:r>
+        <w:t xml:space="preserve">  | </w:t>
+      </w:r>
+      <w:proofErr w:type="spellStart"/>
+      <w:r>
+        <w:t>gpg</w:t>
+      </w:r>
+      <w:proofErr w:type="spellEnd"/>
+      <w:r>
+        <w:t xml:space="preserve"> --</w:t>
+      </w:r>
+      <w:proofErr w:type="spellStart"/>
+      <w:r>
+        <w:t>dearmor</w:t>
+      </w:r>
+      <w:proofErr w:type="spellEnd"/>
+      <w:r>
+        <w:t xml:space="preserve"> \</w:t>
+      </w:r>
+    </w:p>
+    <w:p>
+      <w:pPr>
+        <w:tabs>
+          <w:tab w:val="left" w:pos="1920"/>
+        </w:tabs>
+      </w:pPr>
+      <w:r>
+        <w:t xml:space="preserve">  | </w:t>
+      </w:r>
+      <w:proofErr w:type="spellStart"/>
+      <w:r>
+        <w:t>sudo</w:t>
+      </w:r>
+      <w:proofErr w:type="spellEnd"/>
+      <w:r>
+        <w:t xml:space="preserve"> tee /</w:t>
+      </w:r>
+      <w:proofErr w:type="spellStart"/>
+      <w:r>
+        <w:t>usr</w:t>
+      </w:r>
+      <w:proofErr w:type="spellEnd"/>
+      <w:r>
+        <w:t>/share/keyrings/</w:t>
+      </w:r>
+      <w:proofErr w:type="spellStart"/>
+      <w:r>
+        <w:t>trivy.gpg</w:t>
+      </w:r>
+      <w:proofErr w:type="spellEnd"/>
+      <w:r>
+        <w:t xml:space="preserve"> &gt; /dev/null</w:t>
+      </w:r>
+    </w:p>
+    <w:p>
+      <w:pPr>
+        <w:tabs>
+          <w:tab w:val="left" w:pos="1920"/>
+        </w:tabs>
+        <w:rPr>
+          <w:b/>
+          <w:bCs/>
+        </w:rPr>
+      </w:pPr>
+      <w:r>
+        <w:rPr>
+          <w:b/>
+          <w:bCs/>
+        </w:rPr>
+        <w:t xml:space="preserve">3. Add the </w:t>
+      </w:r>
+      <w:proofErr w:type="spellStart"/>
+      <w:r>
+        <w:rPr>
+          <w:b/>
+          <w:bCs/>
+        </w:rPr>
+        <w:t>Trivy</w:t>
+      </w:r>
+      <w:proofErr w:type="spellEnd"/>
+      <w:r>
+        <w:rPr>
+          <w:b/>
+          <w:bCs/>
+        </w:rPr>
+        <w:t xml:space="preserve"> repository</w:t>
+      </w:r>
+    </w:p>
+    <w:p>
+      <w:pPr>
+        <w:tabs>
+          <w:tab w:val="left" w:pos="1920"/>
+        </w:tabs>
+      </w:pPr>
+      <w:r>
+        <w:lastRenderedPageBreak/>
+        <w:t>echo "deb [signed-by=/</w:t>
+      </w:r>
+      <w:proofErr w:type="spellStart"/>
+      <w:r>
+        <w:t>usr</w:t>
+      </w:r>
+      <w:proofErr w:type="spellEnd"/>
+      <w:r>
+        <w:t>/share/keyrings/</w:t>
+      </w:r>
+      <w:proofErr w:type="spellStart"/>
+      <w:r>
+        <w:t>trivy.gpg</w:t>
+      </w:r>
+      <w:proofErr w:type="spellEnd"/>
+      <w:r>
+        <w:t>] https://aquasecurity.github.io/trivy-repo/deb generic main" \</w:t>
+      </w:r>
+    </w:p>
+    <w:p>
+      <w:pPr>
+        <w:tabs>
+          <w:tab w:val="left" w:pos="1920"/>
+        </w:tabs>
+      </w:pPr>
+      <w:r>
+        <w:t xml:space="preserve">  | </w:t>
+      </w:r>
+      <w:proofErr w:type="spellStart"/>
+      <w:r>
+        <w:t>sudo</w:t>
+      </w:r>
+      <w:proofErr w:type="spellEnd"/>
+      <w:r>
+        <w:t xml:space="preserve"> tee /</w:t>
+      </w:r>
+      <w:proofErr w:type="spellStart"/>
+      <w:r>
+        <w:t>etc</w:t>
+      </w:r>
+      <w:proofErr w:type="spellEnd"/>
+      <w:r>
+        <w:t>/apt/</w:t>
+      </w:r>
+      <w:proofErr w:type="spellStart"/>
+      <w:r>
+        <w:t>sources.list.d</w:t>
+      </w:r>
+      <w:proofErr w:type="spellEnd"/>
+      <w:r>
+        <w:t>/</w:t>
+      </w:r>
+      <w:proofErr w:type="spellStart"/>
+      <w:r>
+        <w:t>trivy.list</w:t>
+      </w:r>
+      <w:proofErr w:type="spellEnd"/>
+    </w:p>
+    <w:p>
+      <w:pPr>
+        <w:tabs>
+          <w:tab w:val="left" w:pos="1920"/>
+        </w:tabs>
+        <w:rPr>
+          <w:b/>
+          <w:bCs/>
+        </w:rPr>
+      </w:pPr>
+      <w:r>
+        <w:rPr>
+          <w:b/>
+          <w:bCs/>
+        </w:rPr>
+        <w:t xml:space="preserve">4. Install </w:t>
+      </w:r>
+      <w:proofErr w:type="spellStart"/>
+      <w:r>
+        <w:rPr>
+          <w:b/>
+          <w:bCs/>
+        </w:rPr>
+        <w:t>Trivy</w:t>
+      </w:r>
+      <w:proofErr w:type="spellEnd"/>
+    </w:p>
+    <w:p>
+      <w:pPr>
+        <w:tabs>
+          <w:tab w:val="left" w:pos="1920"/>
+        </w:tabs>
+      </w:pPr>
+      <w:proofErr w:type="spellStart"/>
+      <w:r>
+        <w:t>sudo</w:t>
+      </w:r>
+      <w:proofErr w:type="spellEnd"/>
+      <w:r>
+        <w:t xml:space="preserve"> apt update</w:t>
+      </w:r>
+    </w:p>
+    <w:p>
+      <w:pPr>
+        <w:tabs>
+          <w:tab w:val="left" w:pos="1920"/>
+        </w:tabs>
+      </w:pPr>
+      <w:proofErr w:type="spellStart"/>
+      <w:r>
+        <w:t>sudo</w:t>
+      </w:r>
+      <w:proofErr w:type="spellEnd"/>
+      <w:r>
+        <w:t xml:space="preserve"> apt install -y </w:t>
+      </w:r>
+      <w:proofErr w:type="spellStart"/>
+      <w:r>
+        <w:t>trivy</w:t>
+      </w:r>
+      <w:proofErr w:type="spellEnd"/>
+    </w:p>
+    <w:p>
+      <w:pPr>
+        <w:tabs>
+          <w:tab w:val="left" w:pos="1920"/>
+        </w:tabs>
+        <w:rPr>
+          <w:b/>
+          <w:bCs/>
+        </w:rPr>
+      </w:pPr>
+      <w:r>
+        <w:rPr>
+          <w:b/>
+          <w:bCs/>
+        </w:rPr>
+        <w:t>5. Verify installation</w:t>
+      </w:r>
+    </w:p>
+    <w:p>
+      <w:pPr>
+        <w:tabs>
+          <w:tab w:val="left" w:pos="1920"/>
+        </w:tabs>
+      </w:pPr>
+      <w:proofErr w:type="spellStart"/>
+      <w:r>
+        <w:t>trivy</w:t>
+      </w:r>
+      <w:proofErr w:type="spellEnd"/>
+      <w:r>
+        <w:t xml:space="preserve"> --version</w:t>
+      </w:r>
+    </w:p>
+    <w:p>
+      <w:pPr>
+        <w:tabs>
+          <w:tab w:val="left" w:pos="1920"/>
+        </w:tabs>
+      </w:pPr>
+      <w:r>
+        <w:t>You should get output similar to:</w:t>
+      </w:r>
+    </w:p>
+    <w:p>
+      <w:pPr>
+        <w:tabs>
+          <w:tab w:val="left" w:pos="1920"/>
+        </w:tabs>
+      </w:pPr>
+      <w:r>
+        <w:t>Version: 0.x.x</w:t>
+      </w:r>
+    </w:p>
+    <w:p>
+      <w:pPr>
+        <w:tabs>
+          <w:tab w:val="left" w:pos="1920"/>
+        </w:tabs>
+      </w:pPr>
+    </w:p>
+    <w:p>
+      <w:pPr>
+        <w:tabs>
+          <w:tab w:val="left" w:pos="1920"/>
+        </w:tabs>
+        <w:rPr>
+          <w:b/>
+          <w:bCs/>
+          <w:color w:val="EE0000"/>
+          <w:sz w:val="28"/>
+          <w:szCs w:val="28"/>
+        </w:rPr>
+      </w:pPr>
+      <w:r>
+        <w:rPr>
+          <w:b/>
+          <w:bCs/>
+          <w:color w:val="EE0000"/>
+          <w:sz w:val="28"/>
+          <w:szCs w:val="28"/>
+        </w:rPr>
+        <w:t>Docker</w:t>
+      </w:r>
+    </w:p>
+    <w:p>
+      <w:pPr>
+        <w:rPr>
+          <w:b/>
+          <w:bCs/>
+        </w:rPr>
+      </w:pPr>
+      <w:r>
+        <w:rPr>
+          <w:b/>
+          <w:bCs/>
+        </w:rPr>
+        <w:t>2. Update packages</w:t>
+      </w:r>
+    </w:p>
+    <w:p>
+      <w:proofErr w:type="spellStart"/>
+      <w:r>
+        <w:t>sudo</w:t>
+      </w:r>
+      <w:proofErr w:type="spellEnd"/>
+      <w:r>
+        <w:t xml:space="preserve"> apt update</w:t>
+      </w:r>
+    </w:p>
+    <w:p>
+      <w:proofErr w:type="spellStart"/>
+      <w:r>
+        <w:t>sudo</w:t>
+      </w:r>
+      <w:proofErr w:type="spellEnd"/>
+      <w:r>
+        <w:t xml:space="preserve"> apt install -y ca-certificates curl</w:t>
+      </w:r>
+    </w:p>
+    <w:p>
+      <w:pPr>
+        <w:rPr>
+          <w:b/>
+          <w:bCs/>
+        </w:rPr>
+      </w:pPr>
+      <w:r>
+        <w:rPr>
+          <w:b/>
+          <w:bCs/>
+        </w:rPr>
+        <w:t>3. Add Docker's official GPG key</w:t>
+      </w:r>
+    </w:p>
+    <w:p>
+      <w:proofErr w:type="spellStart"/>
+      <w:r>
+        <w:t>sudo</w:t>
+      </w:r>
+      <w:proofErr w:type="spellEnd"/>
+      <w:r>
+        <w:t xml:space="preserve"> install -m 0755 -d /</w:t>
+      </w:r>
+      <w:proofErr w:type="spellStart"/>
+      <w:r>
+        <w:t>etc</w:t>
+      </w:r>
+      <w:proofErr w:type="spellEnd"/>
+      <w:r>
+        <w:t>/apt/keyrings</w:t>
+      </w:r>
+    </w:p>
+    <w:p/>
+    <w:p>
+      <w:proofErr w:type="spellStart"/>
+      <w:r>
+        <w:t>sudo</w:t>
+      </w:r>
+      <w:proofErr w:type="spellEnd"/>
+      <w:r>
+        <w:t xml:space="preserve"> curl -</w:t>
+      </w:r>
+      <w:proofErr w:type="spellStart"/>
+      <w:r>
+        <w:t>fsSL</w:t>
+      </w:r>
+      <w:proofErr w:type="spellEnd"/>
+      <w:r>
+        <w:t xml:space="preserve"> https://download.docker.com/linux/ubuntu/gpg \</w:t>
+      </w:r>
+    </w:p>
+    <w:p>
+      <w:r>
+        <w:t xml:space="preserve">  -o /</w:t>
+      </w:r>
+      <w:proofErr w:type="spellStart"/>
+      <w:r>
+        <w:t>etc</w:t>
+      </w:r>
+      <w:proofErr w:type="spellEnd"/>
+      <w:r>
+        <w:t>/apt/keyrings/</w:t>
+      </w:r>
+      <w:proofErr w:type="spellStart"/>
+      <w:r>
+        <w:t>docker.asc</w:t>
+      </w:r>
+      <w:proofErr w:type="spellEnd"/>
+    </w:p>
+    <w:p/>
+    <w:p>
+      <w:proofErr w:type="spellStart"/>
+      <w:r>
+        <w:t>sudo</w:t>
+      </w:r>
+      <w:proofErr w:type="spellEnd"/>
+      <w:r>
+        <w:t xml:space="preserve"> </w:t>
+      </w:r>
+      <w:proofErr w:type="spellStart"/>
+      <w:r>
+        <w:t>chmod</w:t>
+      </w:r>
+      <w:proofErr w:type="spellEnd"/>
+      <w:r>
+        <w:t xml:space="preserve"> </w:t>
+      </w:r>
+      <w:proofErr w:type="spellStart"/>
+      <w:r>
+        <w:t>a+r</w:t>
+      </w:r>
+      <w:proofErr w:type="spellEnd"/>
+      <w:r>
+        <w:t xml:space="preserve"> /</w:t>
+      </w:r>
+      <w:proofErr w:type="spellStart"/>
+      <w:r>
+        <w:t>etc</w:t>
+      </w:r>
+      <w:proofErr w:type="spellEnd"/>
+      <w:r>
+        <w:t>/apt/keyrings/</w:t>
+      </w:r>
+      <w:proofErr w:type="spellStart"/>
+      <w:r>
+        <w:t>docker.asc</w:t>
+      </w:r>
+      <w:proofErr w:type="spellEnd"/>
+    </w:p>
+    <w:p>
+      <w:pPr>
+        <w:rPr>
+          <w:b/>
+          <w:bCs/>
+        </w:rPr>
+      </w:pPr>
+      <w:r>
+        <w:rPr>
+          <w:b/>
+          <w:bCs/>
+        </w:rPr>
+        <w:t>4. Add Docker repository</w:t>
+      </w:r>
+    </w:p>
+    <w:p>
+      <w:r>
+        <w:t>echo \</w:t>
+      </w:r>
+    </w:p>
+    <w:p>
+      <w:r>
+        <w:t xml:space="preserve">  "</w:t>
+      </w:r>
+      <w:proofErr w:type="gramStart"/>
+      <w:r>
+        <w:t>deb</w:t>
+      </w:r>
+      <w:proofErr w:type="gramEnd"/>
+      <w:r>
+        <w:t xml:space="preserve"> [arch=$(</w:t>
+      </w:r>
+      <w:proofErr w:type="spellStart"/>
+      <w:r>
+        <w:t>dpkg</w:t>
+      </w:r>
+      <w:proofErr w:type="spellEnd"/>
+      <w:r>
+        <w:t xml:space="preserve"> --print-architecture) signed-by=/</w:t>
+      </w:r>
+      <w:proofErr w:type="spellStart"/>
+      <w:r>
+        <w:t>etc</w:t>
+      </w:r>
+      <w:proofErr w:type="spellEnd"/>
+      <w:r>
+        <w:t>/apt/keyrings/</w:t>
+      </w:r>
+      <w:proofErr w:type="spellStart"/>
+      <w:r>
+        <w:t>docker.asc</w:t>
+      </w:r>
+      <w:proofErr w:type="spellEnd"/>
+      <w:r>
+        <w:t>] https://download.docker.com/linux/ubuntu \</w:t>
+      </w:r>
+    </w:p>
+    <w:p>
+      <w:r>
+        <w:lastRenderedPageBreak/>
+        <w:t xml:space="preserve">  $(. /</w:t>
+      </w:r>
+      <w:proofErr w:type="spellStart"/>
+      <w:r>
+        <w:t>etc</w:t>
+      </w:r>
+      <w:proofErr w:type="spellEnd"/>
+      <w:r>
+        <w:t>/</w:t>
+      </w:r>
+      <w:proofErr w:type="spellStart"/>
+      <w:r>
+        <w:t>os</w:t>
+      </w:r>
+      <w:proofErr w:type="spellEnd"/>
+      <w:r>
+        <w:t>-release &amp;&amp; echo "$VERSION_CODENAME") stable" | \</w:t>
+      </w:r>
+    </w:p>
+    <w:p>
+      <w:r>
+        <w:t xml:space="preserve">  </w:t>
+      </w:r>
+      <w:proofErr w:type="spellStart"/>
+      <w:r>
+        <w:t>sudo</w:t>
+      </w:r>
+      <w:proofErr w:type="spellEnd"/>
+      <w:r>
+        <w:t xml:space="preserve"> tee /</w:t>
+      </w:r>
+      <w:proofErr w:type="spellStart"/>
+      <w:r>
+        <w:t>etc</w:t>
+      </w:r>
+      <w:proofErr w:type="spellEnd"/>
+      <w:r>
+        <w:t>/apt/</w:t>
+      </w:r>
+      <w:proofErr w:type="spellStart"/>
+      <w:r>
+        <w:t>sources.list.d</w:t>
+      </w:r>
+      <w:proofErr w:type="spellEnd"/>
+      <w:r>
+        <w:t>/</w:t>
+      </w:r>
+      <w:proofErr w:type="spellStart"/>
+      <w:r>
+        <w:t>docker.list</w:t>
+      </w:r>
+      <w:proofErr w:type="spellEnd"/>
+      <w:r>
+        <w:t xml:space="preserve"> &gt; /dev/null</w:t>
+      </w:r>
+    </w:p>
+    <w:p>
+      <w:pPr>
+        <w:rPr>
+          <w:b/>
+          <w:bCs/>
+        </w:rPr>
+      </w:pPr>
+      <w:r>
+        <w:rPr>
+          <w:b/>
+          <w:bCs/>
+        </w:rPr>
+        <w:t>5. Install Docker Engine</w:t>
+      </w:r>
+    </w:p>
+    <w:p>
+      <w:proofErr w:type="spellStart"/>
+      <w:r>
+        <w:t>sudo</w:t>
+      </w:r>
+      <w:proofErr w:type="spellEnd"/>
+      <w:r>
+        <w:t xml:space="preserve"> apt update</w:t>
+      </w:r>
+    </w:p>
+    <w:p/>
+    <w:p>
+      <w:proofErr w:type="spellStart"/>
+      <w:r>
+        <w:t>sudo</w:t>
+      </w:r>
+      <w:proofErr w:type="spellEnd"/>
+      <w:r>
+        <w:t xml:space="preserve"> apt install -y docker-</w:t>
+      </w:r>
+      <w:proofErr w:type="spellStart"/>
+      <w:r>
+        <w:t>ce</w:t>
+      </w:r>
+      <w:proofErr w:type="spellEnd"/>
+      <w:r>
+        <w:t xml:space="preserve"> docker-</w:t>
+      </w:r>
+      <w:proofErr w:type="spellStart"/>
+      <w:r>
+        <w:t>ce</w:t>
+      </w:r>
+      <w:proofErr w:type="spellEnd"/>
+      <w:r>
+        <w:t>-cli containerd.io docker-</w:t>
+      </w:r>
+      <w:proofErr w:type="spellStart"/>
+      <w:r>
+        <w:t>buildx</w:t>
+      </w:r>
+      <w:proofErr w:type="spellEnd"/>
+      <w:r>
+        <w:t>-plugin docker-compose-plugin</w:t>
+      </w:r>
+    </w:p>
+    <w:p>
+      <w:pPr>
+        <w:rPr>
+          <w:b/>
+          <w:bCs/>
+        </w:rPr>
+      </w:pPr>
+      <w:r>
+        <w:rPr>
+          <w:b/>
+          <w:bCs/>
+        </w:rPr>
+        <w:t>6. Verify Docker</w:t>
+      </w:r>
+    </w:p>
+    <w:p>
+      <w:proofErr w:type="spellStart"/>
+      <w:r>
+        <w:t>sudo</w:t>
+      </w:r>
+      <w:proofErr w:type="spellEnd"/>
+      <w:r>
+        <w:t xml:space="preserve"> docker --version</w:t>
+      </w:r>
+    </w:p>
+    <w:p>
+      <w:pPr>
+        <w:rPr>
+          <w:b/>
+          <w:bCs/>
+        </w:rPr>
+      </w:pPr>
+      <w:r>
+        <w:rPr>
+          <w:b/>
+          <w:bCs/>
+        </w:rPr>
+        <w:t xml:space="preserve">7. Run Docker without </w:t>
+      </w:r>
+      <w:proofErr w:type="spellStart"/>
+      <w:r>
+        <w:rPr>
+          <w:b/>
+          <w:bCs/>
+        </w:rPr>
+        <w:t>sudo</w:t>
+      </w:r>
+      <w:proofErr w:type="spellEnd"/>
+    </w:p>
+    <w:p>
+      <w:r>
+        <w:t xml:space="preserve">By default, you may need </w:t>
+      </w:r>
+      <w:proofErr w:type="spellStart"/>
+      <w:r>
+        <w:t>sudo</w:t>
+      </w:r>
+      <w:proofErr w:type="spellEnd"/>
+      <w:r>
+        <w:t xml:space="preserve"> docker. To allow your current user to run Docker:</w:t>
+      </w:r>
+    </w:p>
+    <w:p>
+      <w:proofErr w:type="spellStart"/>
+      <w:r>
+        <w:t>sudo</w:t>
+      </w:r>
+      <w:proofErr w:type="spellEnd"/>
+      <w:r>
+        <w:t xml:space="preserve"> </w:t>
+      </w:r>
+      <w:proofErr w:type="spellStart"/>
+      <w:r>
+        <w:t>usermod</w:t>
+      </w:r>
+      <w:proofErr w:type="spellEnd"/>
+      <w:r>
+        <w:t xml:space="preserve"> -</w:t>
+      </w:r>
+      <w:proofErr w:type="spellStart"/>
+      <w:r>
+        <w:t>aG</w:t>
+      </w:r>
+      <w:proofErr w:type="spellEnd"/>
+      <w:r>
+        <w:t xml:space="preserve"> docker $USER</w:t>
+      </w:r>
+    </w:p>
+    <w:p>
+      <w:r>
+        <w:t>Then apply the new group membership:</w:t>
+      </w:r>
+    </w:p>
+    <w:p>
+      <w:proofErr w:type="spellStart"/>
+      <w:r>
+        <w:t>newgrp</w:t>
+      </w:r>
+      <w:proofErr w:type="spellEnd"/>
+      <w:r>
+        <w:t xml:space="preserve"> docker</w:t>
+      </w:r>
+    </w:p>
+    <w:p/>
+    <w:p>
+      <w:pPr>
+        <w:rPr>
+          <w:b/>
+          <w:bCs/>
+          <w:color w:val="EE0000"/>
+          <w:sz w:val="28"/>
+          <w:szCs w:val="28"/>
+        </w:rPr>
+      </w:pPr>
+      <w:proofErr w:type="spellStart"/>
+      <w:r>
+        <w:rPr>
+          <w:b/>
+          <w:bCs/>
+          <w:color w:val="EE0000"/>
+          <w:sz w:val="28"/>
+          <w:szCs w:val="28"/>
+        </w:rPr>
+        <w:t>gitleak</w:t>
+      </w:r>
+      <w:proofErr w:type="spellEnd"/>
+    </w:p>
+    <w:p>
+      <w:r>
+        <w:t>Download the correct file:</w:t>
+      </w:r>
+    </w:p>
+    <w:p>
+      <w:proofErr w:type="spellStart"/>
+      <w:r>
+        <w:t>wget</w:t>
+      </w:r>
+      <w:proofErr w:type="spellEnd"/>
+      <w:r>
+        <w:t xml:space="preserve"> https://github.com/gitleaks/gitleaks/releases/download/v8.30.1/gitleaks_8.30.1_linux_x64.tar.gz</w:t>
+      </w:r>
+    </w:p>
+    <w:p>
+      <w:r>
+        <w:t>Extract it:</w:t>
+      </w:r>
+    </w:p>
+    <w:p>
+      <w:r>
+        <w:t>tar -</w:t>
+      </w:r>
+      <w:proofErr w:type="spellStart"/>
+      <w:r>
+        <w:t>xzf</w:t>
+      </w:r>
+      <w:proofErr w:type="spellEnd"/>
+      <w:r>
+        <w:t xml:space="preserve"> gitleaks_8.30.1_linux_x64.tar.gz</w:t>
+      </w:r>
+    </w:p>
+    <w:p>
+      <w:r>
+        <w:t>Check that the binary exists:</w:t>
+      </w:r>
+    </w:p>
+    <w:p>
+      <w:r>
+        <w:t xml:space="preserve">ls -l </w:t>
+      </w:r>
+      <w:proofErr w:type="spellStart"/>
+      <w:r>
+        <w:t>gitleaks</w:t>
+      </w:r>
+      <w:proofErr w:type="spellEnd"/>
+    </w:p>
+    <w:p>
+      <w:r>
+        <w:t>Move it to /</w:t>
+      </w:r>
+      <w:proofErr w:type="spellStart"/>
+      <w:r>
+        <w:t>usr</w:t>
+      </w:r>
+      <w:proofErr w:type="spellEnd"/>
+      <w:r>
+        <w:t>/local/bin:</w:t>
+      </w:r>
+    </w:p>
+    <w:p>
+      <w:proofErr w:type="spellStart"/>
+      <w:r>
+        <w:t>sudo</w:t>
+      </w:r>
+      <w:proofErr w:type="spellEnd"/>
+      <w:r>
+        <w:t xml:space="preserve"> mv </w:t>
+      </w:r>
+      <w:proofErr w:type="spellStart"/>
+      <w:r>
+        <w:t>gitleaks</w:t>
+      </w:r>
+      <w:proofErr w:type="spellEnd"/>
+      <w:r>
+        <w:t xml:space="preserve"> /</w:t>
+      </w:r>
+      <w:proofErr w:type="spellStart"/>
+      <w:r>
+        <w:t>usr</w:t>
+      </w:r>
+      <w:proofErr w:type="spellEnd"/>
+      <w:r>
+        <w:t>/local/bin/</w:t>
+      </w:r>
+      <w:proofErr w:type="spellStart"/>
+      <w:r>
+        <w:t>gitleaks</w:t>
+      </w:r>
+      <w:proofErr w:type="spellEnd"/>
+    </w:p>
+    <w:p>
+      <w:r>
+        <w:t>Make sure it is executable:</w:t>
+      </w:r>
+    </w:p>
+    <w:p>
+      <w:proofErr w:type="spellStart"/>
+      <w:r>
+        <w:lastRenderedPageBreak/>
+        <w:t>sudo</w:t>
+      </w:r>
+      <w:proofErr w:type="spellEnd"/>
+      <w:r>
+        <w:t xml:space="preserve"> </w:t>
+      </w:r>
+      <w:proofErr w:type="spellStart"/>
+      <w:r>
+        <w:t>chmod</w:t>
+      </w:r>
+      <w:proofErr w:type="spellEnd"/>
+      <w:r>
+        <w:t xml:space="preserve"> +x /</w:t>
+      </w:r>
+      <w:proofErr w:type="spellStart"/>
+      <w:r>
+        <w:t>usr</w:t>
+      </w:r>
+      <w:proofErr w:type="spellEnd"/>
+      <w:r>
+        <w:t>/local/bin/</w:t>
+      </w:r>
+      <w:proofErr w:type="spellStart"/>
+      <w:r>
+        <w:t>gitleaks</w:t>
+      </w:r>
+      <w:proofErr w:type="spellEnd"/>
+    </w:p>
+    <w:p>
+      <w:r>
+        <w:t>Now verify:</w:t>
+      </w:r>
+    </w:p>
+    <w:p>
+      <w:proofErr w:type="spellStart"/>
+      <w:r>
+        <w:t>gitleaks</w:t>
+      </w:r>
+      <w:proofErr w:type="spellEnd"/>
+      <w:r>
+        <w:t xml:space="preserve"> version</w:t>
+      </w:r>
+    </w:p>
+    <w:p>
+      <w:r>
+        <w:t>You should see:</w:t>
+      </w:r>
+    </w:p>
+    <w:p>
+      <w:r>
+        <w:t>8.30.1</w:t>
+      </w:r>
+    </w:p>
+    <w:p/>
+    <w:p/>
     <w:sectPr>
       <w:pgSz w:w="12240" w:h="15840"/>
       <w:pgMar w:top="1440" w:right="1440" w:bottom="1440" w:left="1440" w:header="720" w:footer="720" w:gutter="0"/>
@@ -978,7 +2798,6 @@
   <w:style w:type="character" w:default="1" w:styleId="DefaultParagraphFont">
     <w:name w:val="Default Paragraph Font"/>
     <w:uiPriority w:val="1"/>
-    <w:semiHidden/>
     <w:unhideWhenUsed/>
   </w:style>
   <w:style w:type="table" w:default="1" w:styleId="TableNormal">
@@ -1292,6 +3111,29 @@
       <w:spacing w:val="5"/>
     </w:rPr>
   </w:style>
+  <w:style w:type="character" w:styleId="Hyperlink">
+    <w:name w:val="Hyperlink"/>
+    <w:basedOn w:val="DefaultParagraphFont"/>
+    <w:uiPriority w:val="99"/>
+    <w:unhideWhenUsed/>
+    <w:rsid w:val="0017433A"/>
+    <w:rPr>
+      <w:color w:val="0563C1" w:themeColor="hyperlink"/>
+      <w:u w:val="single"/>
+    </w:rPr>
+  </w:style>
+  <w:style w:type="character" w:styleId="UnresolvedMention">
+    <w:name w:val="Unresolved Mention"/>
+    <w:basedOn w:val="DefaultParagraphFont"/>
+    <w:uiPriority w:val="99"/>
+    <w:semiHidden/>
+    <w:unhideWhenUsed/>
+    <w:rsid w:val="0017433A"/>
+    <w:rPr>
+      <w:color w:val="605E5C"/>
+      <w:shd w:val="clear" w:color="auto" w:fill="E1DFDD"/>
+    </w:rPr>
+  </w:style>
 </w:styles>
 </file>
 

--- a/infra.docx
+++ b/infra.docx
@@ -1748,15 +1748,7 @@
     </w:p>
     <w:p>
       <w:r>
-        <w:t xml:space="preserve">  "</w:t>
-      </w:r>
-      <w:proofErr w:type="gramStart"/>
-      <w:r>
-        <w:t>deb</w:t>
-      </w:r>
-      <w:proofErr w:type="gramEnd"/>
-      <w:r>
-        <w:t xml:space="preserve"> [arch=$(</w:t>
+        <w:t xml:space="preserve">  "deb [arch=$(</w:t>
       </w:r>
       <w:proofErr w:type="spellStart"/>
       <w:r>
@@ -2005,6 +1997,59 @@
         <w:t xml:space="preserve"> docker</w:t>
       </w:r>
     </w:p>
+    <w:p/>
+    <w:p>
+      <w:pPr>
+        <w:rPr>
+          <w:b/>
+          <w:bCs/>
+        </w:rPr>
+      </w:pPr>
+      <w:r>
+        <w:rPr>
+          <w:b/>
+          <w:bCs/>
+        </w:rPr>
+        <w:t>2. Add Jenkins to the Docker group</w:t>
+      </w:r>
+    </w:p>
+    <w:p>
+      <w:r>
+        <w:t>If you're running the build from Jenkins:</w:t>
+      </w:r>
+    </w:p>
+    <w:p>
+      <w:proofErr w:type="spellStart"/>
+      <w:r>
+        <w:t>sudo</w:t>
+      </w:r>
+      <w:proofErr w:type="spellEnd"/>
+      <w:r>
+        <w:t xml:space="preserve"> </w:t>
+      </w:r>
+      <w:proofErr w:type="spellStart"/>
+      <w:r>
+        <w:t>usermod</w:t>
+      </w:r>
+      <w:proofErr w:type="spellEnd"/>
+      <w:r>
+        <w:t xml:space="preserve"> -</w:t>
+      </w:r>
+      <w:proofErr w:type="spellStart"/>
+      <w:r>
+        <w:t>aG</w:t>
+      </w:r>
+      <w:proofErr w:type="spellEnd"/>
+      <w:r>
+        <w:t xml:space="preserve"> docker </w:t>
+      </w:r>
+      <w:proofErr w:type="spellStart"/>
+      <w:r>
+        <w:t>jenkins</w:t>
+      </w:r>
+      <w:proofErr w:type="spellEnd"/>
+    </w:p>
+    <w:p/>
     <w:p/>
     <w:p>
       <w:pPr>
@@ -2064,6 +2109,7 @@
     </w:p>
     <w:p>
       <w:r>
+        <w:lastRenderedPageBreak/>
         <w:t>Check that the binary exists:</w:t>
       </w:r>
     </w:p>
@@ -2129,7 +2175,6 @@
     <w:p>
       <w:proofErr w:type="spellStart"/>
       <w:r>
-        <w:lastRenderedPageBreak/>
         <w:t>sudo</w:t>
       </w:r>
       <w:proofErr w:type="spellEnd"/>
@@ -2183,6 +2228,24 @@
         <w:t>8.30.1</w:t>
       </w:r>
     </w:p>
+    <w:p/>
+    <w:p/>
+    <w:p>
+      <w:r>
+        <w:t>Credential setup</w:t>
+      </w:r>
+    </w:p>
+    <w:p>
+      <w:r>
+        <w:t>Docker :-user password</w:t>
+      </w:r>
+    </w:p>
+    <w:p>
+      <w:r>
+        <w:t xml:space="preserve">Sonar:-secret text </w:t>
+      </w:r>
+    </w:p>
+    <w:p/>
     <w:p/>
     <w:p/>
     <w:sectPr>
@@ -2798,6 +2861,7 @@
   <w:style w:type="character" w:default="1" w:styleId="DefaultParagraphFont">
     <w:name w:val="Default Paragraph Font"/>
     <w:uiPriority w:val="1"/>
+    <w:semiHidden/>
     <w:unhideWhenUsed/>
   </w:style>
   <w:style w:type="table" w:default="1" w:styleId="TableNormal">

--- a/infra.docx
+++ b/infra.docx
@@ -344,57 +344,26 @@
           <w:tab w:val="left" w:pos="1920"/>
         </w:tabs>
       </w:pPr>
-      <w:proofErr w:type="spellStart"/>
       <w:r>
         <w:lastRenderedPageBreak/>
-        <w:t>Eks</w:t>
-      </w:r>
-      <w:proofErr w:type="spellEnd"/>
-      <w:r>
-        <w:t>-context</w:t>
-      </w:r>
-    </w:p>
-    <w:p>
-      <w:pPr>
-        <w:tabs>
-          <w:tab w:val="left" w:pos="1920"/>
-        </w:tabs>
-      </w:pPr>
-      <w:proofErr w:type="spellStart"/>
-      <w:r>
-        <w:t>aws</w:t>
-      </w:r>
-      <w:proofErr w:type="spellEnd"/>
-      <w:r>
-        <w:t xml:space="preserve"> </w:t>
-      </w:r>
-      <w:proofErr w:type="spellStart"/>
-      <w:r>
-        <w:t>eks</w:t>
-      </w:r>
-      <w:proofErr w:type="spellEnd"/>
-      <w:r>
-        <w:t xml:space="preserve"> update-</w:t>
-      </w:r>
-      <w:proofErr w:type="spellStart"/>
-      <w:r>
-        <w:t>kubeconfig</w:t>
-      </w:r>
-      <w:proofErr w:type="spellEnd"/>
-      <w:r>
-        <w:t xml:space="preserve"> --region ap-south-</w:t>
+        <w:t>Eks-context</w:t>
+      </w:r>
+    </w:p>
+    <w:p>
+      <w:pPr>
+        <w:tabs>
+          <w:tab w:val="left" w:pos="1920"/>
+        </w:tabs>
+      </w:pPr>
+      <w:r>
+        <w:t>aws eks update-kubeconfig --region ap-south-</w:t>
       </w:r>
       <w:r>
         <w:t>1</w:t>
       </w:r>
       <w:r>
-        <w:t xml:space="preserve">  --name ecommerce-dev-</w:t>
-      </w:r>
-      <w:proofErr w:type="spellStart"/>
-      <w:r>
-        <w:t>eks</w:t>
-      </w:r>
-      <w:proofErr w:type="spellEnd"/>
+        <w:t xml:space="preserve">  --name ecommerce-dev-eks</w:t>
+      </w:r>
     </w:p>
     <w:p>
       <w:pPr>
@@ -619,28 +588,18 @@
           <w:tab w:val="left" w:pos="1920"/>
         </w:tabs>
       </w:pPr>
-      <w:proofErr w:type="spellStart"/>
-      <w:r>
-        <w:t>sudo</w:t>
-      </w:r>
-      <w:proofErr w:type="spellEnd"/>
-      <w:r>
-        <w:t xml:space="preserve"> apt update</w:t>
-      </w:r>
-    </w:p>
-    <w:p>
-      <w:pPr>
-        <w:tabs>
-          <w:tab w:val="left" w:pos="1920"/>
-        </w:tabs>
-      </w:pPr>
-      <w:proofErr w:type="spellStart"/>
-      <w:r>
-        <w:t>sudo</w:t>
-      </w:r>
-      <w:proofErr w:type="spellEnd"/>
-      <w:r>
-        <w:t xml:space="preserve"> apt upgrade -y</w:t>
+      <w:r>
+        <w:t>sudo apt update</w:t>
+      </w:r>
+    </w:p>
+    <w:p>
+      <w:pPr>
+        <w:tabs>
+          <w:tab w:val="left" w:pos="1920"/>
+        </w:tabs>
+      </w:pPr>
+      <w:r>
+        <w:t>sudo apt upgrade -y</w:t>
       </w:r>
     </w:p>
     <w:p>
@@ -667,13 +626,8 @@
           <w:tab w:val="left" w:pos="1920"/>
         </w:tabs>
       </w:pPr>
-      <w:proofErr w:type="spellStart"/>
-      <w:r>
-        <w:t>sudo</w:t>
-      </w:r>
-      <w:proofErr w:type="spellEnd"/>
-      <w:r>
-        <w:t xml:space="preserve"> apt install -y docker.io</w:t>
+      <w:r>
+        <w:t>sudo apt install -y docker.io</w:t>
       </w:r>
     </w:p>
     <w:p>
@@ -692,21 +646,8 @@
           <w:tab w:val="left" w:pos="1920"/>
         </w:tabs>
       </w:pPr>
-      <w:proofErr w:type="spellStart"/>
-      <w:r>
-        <w:t>sudo</w:t>
-      </w:r>
-      <w:proofErr w:type="spellEnd"/>
-      <w:r>
-        <w:t xml:space="preserve"> </w:t>
-      </w:r>
-      <w:proofErr w:type="spellStart"/>
-      <w:r>
-        <w:t>systemctl</w:t>
-      </w:r>
-      <w:proofErr w:type="spellEnd"/>
-      <w:r>
-        <w:t xml:space="preserve"> enable --now docker</w:t>
+      <w:r>
+        <w:t>sudo systemctl enable --now docker</w:t>
       </w:r>
     </w:p>
     <w:p>
@@ -745,13 +686,8 @@
           <w:tab w:val="left" w:pos="1920"/>
         </w:tabs>
       </w:pPr>
-      <w:proofErr w:type="spellStart"/>
-      <w:r>
-        <w:t>sudo</w:t>
-      </w:r>
-      <w:proofErr w:type="spellEnd"/>
-      <w:r>
-        <w:t xml:space="preserve"> docker run hello-world</w:t>
+      <w:r>
+        <w:t>sudo docker run hello-world</w:t>
       </w:r>
     </w:p>
     <w:p>
@@ -798,19 +734,9 @@
           <w:tab w:val="left" w:pos="1920"/>
         </w:tabs>
       </w:pPr>
-      <w:proofErr w:type="spellStart"/>
-      <w:r>
-        <w:t>sudo</w:t>
-      </w:r>
-      <w:proofErr w:type="spellEnd"/>
-      <w:r>
-        <w:t xml:space="preserve"> docker pull </w:t>
-      </w:r>
-      <w:proofErr w:type="spellStart"/>
-      <w:r>
-        <w:t>sonarqube:community</w:t>
-      </w:r>
-      <w:proofErr w:type="spellEnd"/>
+      <w:r>
+        <w:t>sudo docker pull sonarqube:community</w:t>
+      </w:r>
     </w:p>
     <w:p>
       <w:pPr>
@@ -836,31 +762,18 @@
           <w:tab w:val="left" w:pos="1920"/>
         </w:tabs>
       </w:pPr>
-      <w:proofErr w:type="spellStart"/>
-      <w:r>
-        <w:t>sudo</w:t>
-      </w:r>
-      <w:proofErr w:type="spellEnd"/>
-      <w:r>
-        <w:t xml:space="preserve"> docker run -d \</w:t>
-      </w:r>
-    </w:p>
-    <w:p>
-      <w:pPr>
-        <w:tabs>
-          <w:tab w:val="left" w:pos="1920"/>
-        </w:tabs>
-      </w:pPr>
-      <w:r>
-        <w:t xml:space="preserve">  --name </w:t>
-      </w:r>
-      <w:proofErr w:type="spellStart"/>
-      <w:r>
-        <w:t>sonarqube</w:t>
-      </w:r>
-      <w:proofErr w:type="spellEnd"/>
-      <w:r>
-        <w:t xml:space="preserve"> \</w:t>
+      <w:r>
+        <w:t>sudo docker run -d \</w:t>
+      </w:r>
+    </w:p>
+    <w:p>
+      <w:pPr>
+        <w:tabs>
+          <w:tab w:val="left" w:pos="1920"/>
+        </w:tabs>
+      </w:pPr>
+      <w:r>
+        <w:t xml:space="preserve">  --name sonarqube \</w:t>
       </w:r>
     </w:p>
     <w:p>
@@ -880,13 +793,8 @@
         </w:tabs>
       </w:pPr>
       <w:r>
-        <w:t xml:space="preserve">  </w:t>
-      </w:r>
-      <w:proofErr w:type="spellStart"/>
-      <w:r>
-        <w:t>sonarqube:community</w:t>
-      </w:r>
-      <w:proofErr w:type="spellEnd"/>
+        <w:t xml:space="preserve">  sonarqube:community</w:t>
+      </w:r>
     </w:p>
     <w:p>
       <w:pPr>
@@ -904,19 +812,9 @@
           <w:tab w:val="left" w:pos="1920"/>
         </w:tabs>
       </w:pPr>
-      <w:proofErr w:type="spellStart"/>
-      <w:r>
-        <w:t>sudo</w:t>
-      </w:r>
-      <w:proofErr w:type="spellEnd"/>
-      <w:r>
-        <w:t xml:space="preserve"> docker </w:t>
-      </w:r>
-      <w:proofErr w:type="spellStart"/>
-      <w:r>
-        <w:t>ps</w:t>
-      </w:r>
-      <w:proofErr w:type="spellEnd"/>
+      <w:r>
+        <w:t>sudo docker ps</w:t>
+      </w:r>
     </w:p>
     <w:p>
       <w:pPr>
@@ -944,28 +842,10 @@
           <w:tab w:val="left" w:pos="1920"/>
         </w:tabs>
       </w:pPr>
-      <w:proofErr w:type="spellStart"/>
       <w:r>
         <w:lastRenderedPageBreak/>
-        <w:t>xxxxxx</w:t>
-      </w:r>
-      <w:proofErr w:type="spellEnd"/>
-      <w:r>
-        <w:t xml:space="preserve">         </w:t>
-      </w:r>
-      <w:proofErr w:type="spellStart"/>
-      <w:r>
-        <w:t>sonarqube:community</w:t>
-      </w:r>
-      <w:proofErr w:type="spellEnd"/>
-      <w:r>
-        <w:t xml:space="preserve">   0.0.0.0:9000-&gt;9000/</w:t>
-      </w:r>
-      <w:proofErr w:type="spellStart"/>
-      <w:r>
-        <w:t>tcp</w:t>
-      </w:r>
-      <w:proofErr w:type="spellEnd"/>
+        <w:t>xxxxxx         sonarqube:community   0.0.0.0:9000-&gt;9000/tcp</w:t>
+      </w:r>
     </w:p>
     <w:p>
       <w:pPr>
@@ -1120,7 +1000,13 @@
           <w:rPr>
             <w:rStyle w:val="Hyperlink"/>
           </w:rPr>
-          <w:t>http://10.0.2.50:8080/sonarqube-webhook/</w:t>
+          <w:t>http://3.109.1.95:8080</w:t>
+        </w:r>
+        <w:r>
+          <w:rPr>
+            <w:rStyle w:val="Hyperlink"/>
+          </w:rPr>
+          <w:t>/sonarqube-webhook/</w:t>
         </w:r>
       </w:hyperlink>
     </w:p>
@@ -1144,7 +1030,6 @@
           <w:szCs w:val="28"/>
         </w:rPr>
       </w:pPr>
-      <w:proofErr w:type="spellStart"/>
       <w:r>
         <w:rPr>
           <w:b/>
@@ -1155,7 +1040,6 @@
         </w:rPr>
         <w:t>Trivy</w:t>
       </w:r>
-      <w:proofErr w:type="spellEnd"/>
     </w:p>
     <w:p>
       <w:pPr>
@@ -1181,192 +1065,84 @@
           <w:tab w:val="left" w:pos="1920"/>
         </w:tabs>
       </w:pPr>
-      <w:proofErr w:type="spellStart"/>
-      <w:r>
-        <w:t>sudo</w:t>
-      </w:r>
-      <w:proofErr w:type="spellEnd"/>
-      <w:r>
-        <w:t xml:space="preserve"> apt update</w:t>
-      </w:r>
-    </w:p>
-    <w:p>
-      <w:pPr>
-        <w:tabs>
-          <w:tab w:val="left" w:pos="1920"/>
-        </w:tabs>
-      </w:pPr>
-      <w:proofErr w:type="spellStart"/>
-      <w:r>
-        <w:t>sudo</w:t>
-      </w:r>
-      <w:proofErr w:type="spellEnd"/>
-      <w:r>
-        <w:t xml:space="preserve"> apt install -y </w:t>
-      </w:r>
-      <w:proofErr w:type="spellStart"/>
-      <w:r>
-        <w:t>wget</w:t>
-      </w:r>
-      <w:proofErr w:type="spellEnd"/>
-      <w:r>
-        <w:t xml:space="preserve"> </w:t>
-      </w:r>
-      <w:proofErr w:type="spellStart"/>
-      <w:r>
-        <w:t>gnupg</w:t>
-      </w:r>
-      <w:proofErr w:type="spellEnd"/>
-    </w:p>
-    <w:p>
-      <w:pPr>
-        <w:tabs>
-          <w:tab w:val="left" w:pos="1920"/>
-        </w:tabs>
-        <w:rPr>
-          <w:b/>
-          <w:bCs/>
-        </w:rPr>
-      </w:pPr>
-      <w:r>
-        <w:rPr>
-          <w:b/>
-          <w:bCs/>
-        </w:rPr>
-        <w:t xml:space="preserve">2. Add the </w:t>
-      </w:r>
-      <w:proofErr w:type="spellStart"/>
-      <w:r>
-        <w:rPr>
-          <w:b/>
-          <w:bCs/>
-        </w:rPr>
-        <w:t>Trivy</w:t>
-      </w:r>
-      <w:proofErr w:type="spellEnd"/>
-      <w:r>
-        <w:rPr>
-          <w:b/>
-          <w:bCs/>
-        </w:rPr>
-        <w:t xml:space="preserve"> GPG key</w:t>
-      </w:r>
-    </w:p>
-    <w:p>
-      <w:pPr>
-        <w:tabs>
-          <w:tab w:val="left" w:pos="1920"/>
-        </w:tabs>
-      </w:pPr>
-      <w:proofErr w:type="spellStart"/>
-      <w:r>
-        <w:t>wget</w:t>
-      </w:r>
-      <w:proofErr w:type="spellEnd"/>
-      <w:r>
-        <w:t xml:space="preserve"> -</w:t>
-      </w:r>
-      <w:proofErr w:type="spellStart"/>
-      <w:r>
-        <w:t>qO</w:t>
-      </w:r>
-      <w:proofErr w:type="spellEnd"/>
-      <w:r>
-        <w:t xml:space="preserve"> - https://aquasecurity.github.io/trivy-repo/deb/public.key \</w:t>
-      </w:r>
-    </w:p>
-    <w:p>
-      <w:pPr>
-        <w:tabs>
-          <w:tab w:val="left" w:pos="1920"/>
-        </w:tabs>
-      </w:pPr>
-      <w:r>
-        <w:t xml:space="preserve">  | </w:t>
-      </w:r>
-      <w:proofErr w:type="spellStart"/>
-      <w:r>
-        <w:t>gpg</w:t>
-      </w:r>
-      <w:proofErr w:type="spellEnd"/>
-      <w:r>
-        <w:t xml:space="preserve"> --</w:t>
-      </w:r>
-      <w:proofErr w:type="spellStart"/>
-      <w:r>
-        <w:t>dearmor</w:t>
-      </w:r>
-      <w:proofErr w:type="spellEnd"/>
-      <w:r>
-        <w:t xml:space="preserve"> \</w:t>
-      </w:r>
-    </w:p>
-    <w:p>
-      <w:pPr>
-        <w:tabs>
-          <w:tab w:val="left" w:pos="1920"/>
-        </w:tabs>
-      </w:pPr>
-      <w:r>
-        <w:t xml:space="preserve">  | </w:t>
-      </w:r>
-      <w:proofErr w:type="spellStart"/>
-      <w:r>
-        <w:t>sudo</w:t>
-      </w:r>
-      <w:proofErr w:type="spellEnd"/>
-      <w:r>
-        <w:t xml:space="preserve"> tee /</w:t>
-      </w:r>
-      <w:proofErr w:type="spellStart"/>
-      <w:r>
-        <w:t>usr</w:t>
-      </w:r>
-      <w:proofErr w:type="spellEnd"/>
-      <w:r>
-        <w:t>/share/keyrings/</w:t>
-      </w:r>
-      <w:proofErr w:type="spellStart"/>
-      <w:r>
-        <w:t>trivy.gpg</w:t>
-      </w:r>
-      <w:proofErr w:type="spellEnd"/>
-      <w:r>
-        <w:t xml:space="preserve"> &gt; /dev/null</w:t>
-      </w:r>
-    </w:p>
-    <w:p>
-      <w:pPr>
-        <w:tabs>
-          <w:tab w:val="left" w:pos="1920"/>
-        </w:tabs>
-        <w:rPr>
-          <w:b/>
-          <w:bCs/>
-        </w:rPr>
-      </w:pPr>
-      <w:r>
-        <w:rPr>
-          <w:b/>
-          <w:bCs/>
-        </w:rPr>
-        <w:t xml:space="preserve">3. Add the </w:t>
-      </w:r>
-      <w:proofErr w:type="spellStart"/>
-      <w:r>
-        <w:rPr>
-          <w:b/>
-          <w:bCs/>
-        </w:rPr>
-        <w:t>Trivy</w:t>
-      </w:r>
-      <w:proofErr w:type="spellEnd"/>
-      <w:r>
-        <w:rPr>
-          <w:b/>
-          <w:bCs/>
-        </w:rPr>
-        <w:t xml:space="preserve"> repository</w:t>
+      <w:r>
+        <w:t>sudo apt update</w:t>
+      </w:r>
+    </w:p>
+    <w:p>
+      <w:pPr>
+        <w:tabs>
+          <w:tab w:val="left" w:pos="1920"/>
+        </w:tabs>
+      </w:pPr>
+      <w:r>
+        <w:t>sudo apt install -y wget gnupg</w:t>
+      </w:r>
+    </w:p>
+    <w:p>
+      <w:pPr>
+        <w:tabs>
+          <w:tab w:val="left" w:pos="1920"/>
+        </w:tabs>
+        <w:rPr>
+          <w:b/>
+          <w:bCs/>
+        </w:rPr>
+      </w:pPr>
+      <w:r>
+        <w:rPr>
+          <w:b/>
+          <w:bCs/>
+        </w:rPr>
+        <w:t>2. Add the Trivy GPG key</w:t>
+      </w:r>
+    </w:p>
+    <w:p>
+      <w:pPr>
+        <w:tabs>
+          <w:tab w:val="left" w:pos="1920"/>
+        </w:tabs>
+      </w:pPr>
+      <w:r>
+        <w:t>wget -qO - https://aquasecurity.github.io/trivy-repo/deb/public.key \</w:t>
+      </w:r>
+    </w:p>
+    <w:p>
+      <w:pPr>
+        <w:tabs>
+          <w:tab w:val="left" w:pos="1920"/>
+        </w:tabs>
+      </w:pPr>
+      <w:r>
+        <w:t xml:space="preserve">  | gpg --dearmor \</w:t>
+      </w:r>
+    </w:p>
+    <w:p>
+      <w:pPr>
+        <w:tabs>
+          <w:tab w:val="left" w:pos="1920"/>
+        </w:tabs>
+      </w:pPr>
+      <w:r>
+        <w:t xml:space="preserve">  | sudo tee /usr/share/keyrings/trivy.gpg &gt; /dev/null</w:t>
+      </w:r>
+    </w:p>
+    <w:p>
+      <w:pPr>
+        <w:tabs>
+          <w:tab w:val="left" w:pos="1920"/>
+        </w:tabs>
+        <w:rPr>
+          <w:b/>
+          <w:bCs/>
+        </w:rPr>
+      </w:pPr>
+      <w:r>
+        <w:rPr>
+          <w:b/>
+          <w:bCs/>
+        </w:rPr>
+        <w:t>3. Add the Trivy repository</w:t>
       </w:r>
     </w:p>
     <w:p>
@@ -1377,125 +1153,56 @@
       </w:pPr>
       <w:r>
         <w:lastRenderedPageBreak/>
-        <w:t>echo "deb [signed-by=/</w:t>
-      </w:r>
-      <w:proofErr w:type="spellStart"/>
-      <w:r>
-        <w:t>usr</w:t>
-      </w:r>
-      <w:proofErr w:type="spellEnd"/>
-      <w:r>
-        <w:t>/share/keyrings/</w:t>
-      </w:r>
-      <w:proofErr w:type="spellStart"/>
-      <w:r>
-        <w:t>trivy.gpg</w:t>
-      </w:r>
-      <w:proofErr w:type="spellEnd"/>
-      <w:r>
-        <w:t>] https://aquasecurity.github.io/trivy-repo/deb generic main" \</w:t>
-      </w:r>
-    </w:p>
-    <w:p>
-      <w:pPr>
-        <w:tabs>
-          <w:tab w:val="left" w:pos="1920"/>
-        </w:tabs>
-      </w:pPr>
-      <w:r>
-        <w:t xml:space="preserve">  | </w:t>
-      </w:r>
-      <w:proofErr w:type="spellStart"/>
-      <w:r>
-        <w:t>sudo</w:t>
-      </w:r>
-      <w:proofErr w:type="spellEnd"/>
-      <w:r>
-        <w:t xml:space="preserve"> tee /</w:t>
-      </w:r>
-      <w:proofErr w:type="spellStart"/>
-      <w:r>
-        <w:t>etc</w:t>
-      </w:r>
-      <w:proofErr w:type="spellEnd"/>
-      <w:r>
-        <w:t>/apt/</w:t>
-      </w:r>
-      <w:proofErr w:type="spellStart"/>
-      <w:r>
-        <w:t>sources.list.d</w:t>
-      </w:r>
-      <w:proofErr w:type="spellEnd"/>
-      <w:r>
-        <w:t>/</w:t>
-      </w:r>
-      <w:proofErr w:type="spellStart"/>
-      <w:r>
-        <w:t>trivy.list</w:t>
-      </w:r>
-      <w:proofErr w:type="spellEnd"/>
-    </w:p>
-    <w:p>
-      <w:pPr>
-        <w:tabs>
-          <w:tab w:val="left" w:pos="1920"/>
-        </w:tabs>
-        <w:rPr>
-          <w:b/>
-          <w:bCs/>
-        </w:rPr>
-      </w:pPr>
-      <w:r>
-        <w:rPr>
-          <w:b/>
-          <w:bCs/>
-        </w:rPr>
-        <w:t xml:space="preserve">4. Install </w:t>
-      </w:r>
-      <w:proofErr w:type="spellStart"/>
-      <w:r>
-        <w:rPr>
-          <w:b/>
-          <w:bCs/>
-        </w:rPr>
-        <w:t>Trivy</w:t>
-      </w:r>
-      <w:proofErr w:type="spellEnd"/>
-    </w:p>
-    <w:p>
-      <w:pPr>
-        <w:tabs>
-          <w:tab w:val="left" w:pos="1920"/>
-        </w:tabs>
-      </w:pPr>
-      <w:proofErr w:type="spellStart"/>
-      <w:r>
-        <w:t>sudo</w:t>
-      </w:r>
-      <w:proofErr w:type="spellEnd"/>
-      <w:r>
-        <w:t xml:space="preserve"> apt update</w:t>
-      </w:r>
-    </w:p>
-    <w:p>
-      <w:pPr>
-        <w:tabs>
-          <w:tab w:val="left" w:pos="1920"/>
-        </w:tabs>
-      </w:pPr>
-      <w:proofErr w:type="spellStart"/>
-      <w:r>
-        <w:t>sudo</w:t>
-      </w:r>
-      <w:proofErr w:type="spellEnd"/>
-      <w:r>
-        <w:t xml:space="preserve"> apt install -y </w:t>
-      </w:r>
-      <w:proofErr w:type="spellStart"/>
-      <w:r>
-        <w:t>trivy</w:t>
-      </w:r>
-      <w:proofErr w:type="spellEnd"/>
+        <w:t>echo "deb [signed-by=/usr/share/keyrings/trivy.gpg] https://aquasecurity.github.io/trivy-repo/deb generic main" \</w:t>
+      </w:r>
+    </w:p>
+    <w:p>
+      <w:pPr>
+        <w:tabs>
+          <w:tab w:val="left" w:pos="1920"/>
+        </w:tabs>
+      </w:pPr>
+      <w:r>
+        <w:t xml:space="preserve">  | sudo tee /etc/apt/sources.list.d/trivy.list</w:t>
+      </w:r>
+    </w:p>
+    <w:p>
+      <w:pPr>
+        <w:tabs>
+          <w:tab w:val="left" w:pos="1920"/>
+        </w:tabs>
+        <w:rPr>
+          <w:b/>
+          <w:bCs/>
+        </w:rPr>
+      </w:pPr>
+      <w:r>
+        <w:rPr>
+          <w:b/>
+          <w:bCs/>
+        </w:rPr>
+        <w:t>4. Install Trivy</w:t>
+      </w:r>
+    </w:p>
+    <w:p>
+      <w:pPr>
+        <w:tabs>
+          <w:tab w:val="left" w:pos="1920"/>
+        </w:tabs>
+      </w:pPr>
+      <w:r>
+        <w:t>sudo apt update</w:t>
+      </w:r>
+    </w:p>
+    <w:p>
+      <w:pPr>
+        <w:tabs>
+          <w:tab w:val="left" w:pos="1920"/>
+        </w:tabs>
+      </w:pPr>
+      <w:r>
+        <w:t>sudo apt install -y trivy</w:t>
+      </w:r>
     </w:p>
     <w:p>
       <w:pPr>
@@ -1521,13 +1228,8 @@
           <w:tab w:val="left" w:pos="1920"/>
         </w:tabs>
       </w:pPr>
-      <w:proofErr w:type="spellStart"/>
-      <w:r>
-        <w:t>trivy</w:t>
-      </w:r>
-      <w:proofErr w:type="spellEnd"/>
-      <w:r>
-        <w:t xml:space="preserve"> --version</w:t>
+      <w:r>
+        <w:t>trivy --version</w:t>
       </w:r>
     </w:p>
     <w:p>
@@ -1597,23 +1299,13 @@
       </w:r>
     </w:p>
     <w:p>
-      <w:proofErr w:type="spellStart"/>
-      <w:r>
-        <w:t>sudo</w:t>
-      </w:r>
-      <w:proofErr w:type="spellEnd"/>
-      <w:r>
-        <w:t xml:space="preserve"> apt update</w:t>
-      </w:r>
-    </w:p>
-    <w:p>
-      <w:proofErr w:type="spellStart"/>
-      <w:r>
-        <w:t>sudo</w:t>
-      </w:r>
-      <w:proofErr w:type="spellEnd"/>
-      <w:r>
-        <w:t xml:space="preserve"> apt install -y ca-certificates curl</w:t>
+      <w:r>
+        <w:t>sudo apt update</w:t>
+      </w:r>
+    </w:p>
+    <w:p>
+      <w:r>
+        <w:t>sudo apt install -y ca-certificates curl</w:t>
       </w:r>
     </w:p>
     <w:p>
@@ -1632,99 +1324,26 @@
       </w:r>
     </w:p>
     <w:p>
-      <w:proofErr w:type="spellStart"/>
-      <w:r>
-        <w:t>sudo</w:t>
-      </w:r>
-      <w:proofErr w:type="spellEnd"/>
-      <w:r>
-        <w:t xml:space="preserve"> install -m 0755 -d /</w:t>
-      </w:r>
-      <w:proofErr w:type="spellStart"/>
-      <w:r>
-        <w:t>etc</w:t>
-      </w:r>
-      <w:proofErr w:type="spellEnd"/>
-      <w:r>
-        <w:t>/apt/keyrings</w:t>
+      <w:r>
+        <w:t>sudo install -m 0755 -d /etc/apt/keyrings</w:t>
       </w:r>
     </w:p>
     <w:p/>
     <w:p>
-      <w:proofErr w:type="spellStart"/>
-      <w:r>
-        <w:t>sudo</w:t>
-      </w:r>
-      <w:proofErr w:type="spellEnd"/>
-      <w:r>
-        <w:t xml:space="preserve"> curl -</w:t>
-      </w:r>
-      <w:proofErr w:type="spellStart"/>
-      <w:r>
-        <w:t>fsSL</w:t>
-      </w:r>
-      <w:proofErr w:type="spellEnd"/>
-      <w:r>
-        <w:t xml:space="preserve"> https://download.docker.com/linux/ubuntu/gpg \</w:t>
-      </w:r>
-    </w:p>
-    <w:p>
-      <w:r>
-        <w:t xml:space="preserve">  -o /</w:t>
-      </w:r>
-      <w:proofErr w:type="spellStart"/>
-      <w:r>
-        <w:t>etc</w:t>
-      </w:r>
-      <w:proofErr w:type="spellEnd"/>
-      <w:r>
-        <w:t>/apt/keyrings/</w:t>
-      </w:r>
-      <w:proofErr w:type="spellStart"/>
-      <w:r>
-        <w:t>docker.asc</w:t>
-      </w:r>
-      <w:proofErr w:type="spellEnd"/>
+      <w:r>
+        <w:t>sudo curl -fsSL https://download.docker.com/linux/ubuntu/gpg \</w:t>
+      </w:r>
+    </w:p>
+    <w:p>
+      <w:r>
+        <w:t xml:space="preserve">  -o /etc/apt/keyrings/docker.asc</w:t>
+      </w:r>
     </w:p>
     <w:p/>
     <w:p>
-      <w:proofErr w:type="spellStart"/>
-      <w:r>
-        <w:t>sudo</w:t>
-      </w:r>
-      <w:proofErr w:type="spellEnd"/>
-      <w:r>
-        <w:t xml:space="preserve"> </w:t>
-      </w:r>
-      <w:proofErr w:type="spellStart"/>
-      <w:r>
-        <w:t>chmod</w:t>
-      </w:r>
-      <w:proofErr w:type="spellEnd"/>
-      <w:r>
-        <w:t xml:space="preserve"> </w:t>
-      </w:r>
-      <w:proofErr w:type="spellStart"/>
-      <w:r>
-        <w:t>a+r</w:t>
-      </w:r>
-      <w:proofErr w:type="spellEnd"/>
-      <w:r>
-        <w:t xml:space="preserve"> /</w:t>
-      </w:r>
-      <w:proofErr w:type="spellStart"/>
-      <w:r>
-        <w:t>etc</w:t>
-      </w:r>
-      <w:proofErr w:type="spellEnd"/>
-      <w:r>
-        <w:t>/apt/keyrings/</w:t>
-      </w:r>
-      <w:proofErr w:type="spellStart"/>
-      <w:r>
-        <w:t>docker.asc</w:t>
-      </w:r>
-      <w:proofErr w:type="spellEnd"/>
+      <w:r>
+        <w:t>sudo chmod a+r /etc/apt/keyrings/docker.asc</w:t>
+      </w:r>
     </w:p>
     <w:p>
       <w:pPr>
@@ -1748,90 +1367,18 @@
     </w:p>
     <w:p>
       <w:r>
-        <w:t xml:space="preserve">  "deb [arch=$(</w:t>
-      </w:r>
-      <w:proofErr w:type="spellStart"/>
-      <w:r>
-        <w:t>dpkg</w:t>
-      </w:r>
-      <w:proofErr w:type="spellEnd"/>
-      <w:r>
-        <w:t xml:space="preserve"> --print-architecture) signed-by=/</w:t>
-      </w:r>
-      <w:proofErr w:type="spellStart"/>
-      <w:r>
-        <w:t>etc</w:t>
-      </w:r>
-      <w:proofErr w:type="spellEnd"/>
-      <w:r>
-        <w:t>/apt/keyrings/</w:t>
-      </w:r>
-      <w:proofErr w:type="spellStart"/>
-      <w:r>
-        <w:t>docker.asc</w:t>
-      </w:r>
-      <w:proofErr w:type="spellEnd"/>
-      <w:r>
-        <w:t>] https://download.docker.com/linux/ubuntu \</w:t>
+        <w:t xml:space="preserve">  "deb [arch=$(dpkg --print-architecture) signed-by=/etc/apt/keyrings/docker.asc] https://download.docker.com/linux/ubuntu \</w:t>
       </w:r>
     </w:p>
     <w:p>
       <w:r>
         <w:lastRenderedPageBreak/>
-        <w:t xml:space="preserve">  $(. /</w:t>
-      </w:r>
-      <w:proofErr w:type="spellStart"/>
-      <w:r>
-        <w:t>etc</w:t>
-      </w:r>
-      <w:proofErr w:type="spellEnd"/>
-      <w:r>
-        <w:t>/</w:t>
-      </w:r>
-      <w:proofErr w:type="spellStart"/>
-      <w:r>
-        <w:t>os</w:t>
-      </w:r>
-      <w:proofErr w:type="spellEnd"/>
-      <w:r>
-        <w:t>-release &amp;&amp; echo "$VERSION_CODENAME") stable" | \</w:t>
-      </w:r>
-    </w:p>
-    <w:p>
-      <w:r>
-        <w:t xml:space="preserve">  </w:t>
-      </w:r>
-      <w:proofErr w:type="spellStart"/>
-      <w:r>
-        <w:t>sudo</w:t>
-      </w:r>
-      <w:proofErr w:type="spellEnd"/>
-      <w:r>
-        <w:t xml:space="preserve"> tee /</w:t>
-      </w:r>
-      <w:proofErr w:type="spellStart"/>
-      <w:r>
-        <w:t>etc</w:t>
-      </w:r>
-      <w:proofErr w:type="spellEnd"/>
-      <w:r>
-        <w:t>/apt/</w:t>
-      </w:r>
-      <w:proofErr w:type="spellStart"/>
-      <w:r>
-        <w:t>sources.list.d</w:t>
-      </w:r>
-      <w:proofErr w:type="spellEnd"/>
-      <w:r>
-        <w:t>/</w:t>
-      </w:r>
-      <w:proofErr w:type="spellStart"/>
-      <w:r>
-        <w:t>docker.list</w:t>
-      </w:r>
-      <w:proofErr w:type="spellEnd"/>
-      <w:r>
-        <w:t xml:space="preserve"> &gt; /dev/null</w:t>
+        <w:t xml:space="preserve">  $(. /etc/os-release &amp;&amp; echo "$VERSION_CODENAME") stable" | \</w:t>
+      </w:r>
+    </w:p>
+    <w:p>
+      <w:r>
+        <w:t xml:space="preserve">  sudo tee /etc/apt/sources.list.d/docker.list &gt; /dev/null</w:t>
       </w:r>
     </w:p>
     <w:p>
@@ -1850,48 +1397,14 @@
       </w:r>
     </w:p>
     <w:p>
-      <w:proofErr w:type="spellStart"/>
-      <w:r>
-        <w:t>sudo</w:t>
-      </w:r>
-      <w:proofErr w:type="spellEnd"/>
-      <w:r>
-        <w:t xml:space="preserve"> apt update</w:t>
+      <w:r>
+        <w:t>sudo apt update</w:t>
       </w:r>
     </w:p>
     <w:p/>
     <w:p>
-      <w:proofErr w:type="spellStart"/>
-      <w:r>
-        <w:t>sudo</w:t>
-      </w:r>
-      <w:proofErr w:type="spellEnd"/>
-      <w:r>
-        <w:t xml:space="preserve"> apt install -y docker-</w:t>
-      </w:r>
-      <w:proofErr w:type="spellStart"/>
-      <w:r>
-        <w:t>ce</w:t>
-      </w:r>
-      <w:proofErr w:type="spellEnd"/>
-      <w:r>
-        <w:t xml:space="preserve"> docker-</w:t>
-      </w:r>
-      <w:proofErr w:type="spellStart"/>
-      <w:r>
-        <w:t>ce</w:t>
-      </w:r>
-      <w:proofErr w:type="spellEnd"/>
-      <w:r>
-        <w:t>-cli containerd.io docker-</w:t>
-      </w:r>
-      <w:proofErr w:type="spellStart"/>
-      <w:r>
-        <w:t>buildx</w:t>
-      </w:r>
-      <w:proofErr w:type="spellEnd"/>
-      <w:r>
-        <w:t>-plugin docker-compose-plugin</w:t>
+      <w:r>
+        <w:t>sudo apt install -y docker-ce docker-ce-cli containerd.io docker-buildx-plugin docker-compose-plugin</w:t>
       </w:r>
     </w:p>
     <w:p>
@@ -1910,76 +1423,33 @@
       </w:r>
     </w:p>
     <w:p>
-      <w:proofErr w:type="spellStart"/>
-      <w:r>
-        <w:t>sudo</w:t>
-      </w:r>
-      <w:proofErr w:type="spellEnd"/>
-      <w:r>
-        <w:t xml:space="preserve"> docker --version</w:t>
-      </w:r>
-    </w:p>
-    <w:p>
-      <w:pPr>
-        <w:rPr>
-          <w:b/>
-          <w:bCs/>
-        </w:rPr>
-      </w:pPr>
-      <w:r>
-        <w:rPr>
-          <w:b/>
-          <w:bCs/>
-        </w:rPr>
-        <w:t xml:space="preserve">7. Run Docker without </w:t>
-      </w:r>
-      <w:proofErr w:type="spellStart"/>
-      <w:r>
-        <w:rPr>
-          <w:b/>
-          <w:bCs/>
-        </w:rPr>
-        <w:t>sudo</w:t>
-      </w:r>
-      <w:proofErr w:type="spellEnd"/>
-    </w:p>
-    <w:p>
-      <w:r>
-        <w:t xml:space="preserve">By default, you may need </w:t>
-      </w:r>
-      <w:proofErr w:type="spellStart"/>
-      <w:r>
-        <w:t>sudo</w:t>
-      </w:r>
-      <w:proofErr w:type="spellEnd"/>
-      <w:r>
-        <w:t xml:space="preserve"> docker. To allow your current user to run Docker:</w:t>
-      </w:r>
-    </w:p>
-    <w:p>
-      <w:proofErr w:type="spellStart"/>
-      <w:r>
-        <w:t>sudo</w:t>
-      </w:r>
-      <w:proofErr w:type="spellEnd"/>
-      <w:r>
-        <w:t xml:space="preserve"> </w:t>
-      </w:r>
-      <w:proofErr w:type="spellStart"/>
-      <w:r>
-        <w:t>usermod</w:t>
-      </w:r>
-      <w:proofErr w:type="spellEnd"/>
-      <w:r>
-        <w:t xml:space="preserve"> -</w:t>
-      </w:r>
-      <w:proofErr w:type="spellStart"/>
-      <w:r>
-        <w:t>aG</w:t>
-      </w:r>
-      <w:proofErr w:type="spellEnd"/>
-      <w:r>
-        <w:t xml:space="preserve"> docker $USER</w:t>
+      <w:r>
+        <w:t>sudo docker --version</w:t>
+      </w:r>
+    </w:p>
+    <w:p>
+      <w:pPr>
+        <w:rPr>
+          <w:b/>
+          <w:bCs/>
+        </w:rPr>
+      </w:pPr>
+      <w:r>
+        <w:rPr>
+          <w:b/>
+          <w:bCs/>
+        </w:rPr>
+        <w:t>7. Run Docker without sudo</w:t>
+      </w:r>
+    </w:p>
+    <w:p>
+      <w:r>
+        <w:t>By default, you may need sudo docker. To allow your current user to run Docker:</w:t>
+      </w:r>
+    </w:p>
+    <w:p>
+      <w:r>
+        <w:t>sudo usermod -aG docker $USER</w:t>
       </w:r>
     </w:p>
     <w:p>
@@ -1988,13 +1458,8 @@
       </w:r>
     </w:p>
     <w:p>
-      <w:proofErr w:type="spellStart"/>
-      <w:r>
-        <w:t>newgrp</w:t>
-      </w:r>
-      <w:proofErr w:type="spellEnd"/>
-      <w:r>
-        <w:t xml:space="preserve"> docker</w:t>
+      <w:r>
+        <w:t>newgrp docker</w:t>
       </w:r>
     </w:p>
     <w:p/>
@@ -2019,35 +1484,38 @@
       </w:r>
     </w:p>
     <w:p>
-      <w:proofErr w:type="spellStart"/>
-      <w:r>
-        <w:t>sudo</w:t>
-      </w:r>
-      <w:proofErr w:type="spellEnd"/>
-      <w:r>
-        <w:t xml:space="preserve"> </w:t>
-      </w:r>
-      <w:proofErr w:type="spellStart"/>
-      <w:r>
-        <w:t>usermod</w:t>
-      </w:r>
-      <w:proofErr w:type="spellEnd"/>
-      <w:r>
-        <w:t xml:space="preserve"> -</w:t>
-      </w:r>
-      <w:proofErr w:type="spellStart"/>
-      <w:r>
-        <w:t>aG</w:t>
-      </w:r>
-      <w:proofErr w:type="spellEnd"/>
-      <w:r>
-        <w:t xml:space="preserve"> docker </w:t>
-      </w:r>
-      <w:proofErr w:type="spellStart"/>
-      <w:r>
-        <w:t>jenkins</w:t>
-      </w:r>
-      <w:proofErr w:type="spellEnd"/>
+      <w:r>
+        <w:t xml:space="preserve">sudo usermod -aG docker </w:t>
+      </w:r>
+      <w:r>
+        <w:t>Jenkins</w:t>
+      </w:r>
+    </w:p>
+    <w:p>
+      <w:r>
+        <w:t xml:space="preserve">sudo usermod -aG docker </w:t>
+      </w:r>
+      <w:r>
+        <w:t>Jenkins</w:t>
+      </w:r>
+    </w:p>
+    <w:p>
+      <w:r>
+        <w:t xml:space="preserve">sudo systemctl restart </w:t>
+      </w:r>
+      <w:r>
+        <w:t>Jenkins</w:t>
+      </w:r>
+    </w:p>
+    <w:p>
+      <w:r>
+        <w:t>sudo systemctl restart docker</w:t>
+      </w:r>
+    </w:p>
+    <w:p>
+      <w:r>
+        <w:t>groups jenkins</w:t>
+      </w:r>
     </w:p>
     <w:p/>
     <w:p/>
@@ -2061,7 +1529,6 @@
           <w:szCs w:val="28"/>
         </w:rPr>
       </w:pPr>
-      <w:proofErr w:type="spellStart"/>
       <w:r>
         <w:rPr>
           <w:b/>
@@ -2072,7 +1539,6 @@
         </w:rPr>
         <w:t>gitleak</w:t>
       </w:r>
-      <w:proofErr w:type="spellEnd"/>
     </w:p>
     <w:p>
       <w:r>
@@ -2080,13 +1546,9 @@
       </w:r>
     </w:p>
     <w:p>
-      <w:proofErr w:type="spellStart"/>
-      <w:r>
-        <w:t>wget</w:t>
-      </w:r>
-      <w:proofErr w:type="spellEnd"/>
-      <w:r>
-        <w:t xml:space="preserve"> https://github.com/gitleaks/gitleaks/releases/download/v8.30.1/gitleaks_8.30.1_linux_x64.tar.gz</w:t>
+      <w:r>
+        <w:lastRenderedPageBreak/>
+        <w:t>wget https://github.com/gitleaks/gitleaks/releases/download/v8.30.1/gitleaks_8.30.1_linux_x64.tar.gz</w:t>
       </w:r>
     </w:p>
     <w:p>
@@ -2096,76 +1558,28 @@
     </w:p>
     <w:p>
       <w:r>
-        <w:t>tar -</w:t>
-      </w:r>
-      <w:proofErr w:type="spellStart"/>
-      <w:r>
-        <w:t>xzf</w:t>
-      </w:r>
-      <w:proofErr w:type="spellEnd"/>
-      <w:r>
-        <w:t xml:space="preserve"> gitleaks_8.30.1_linux_x64.tar.gz</w:t>
-      </w:r>
-    </w:p>
-    <w:p>
-      <w:r>
-        <w:lastRenderedPageBreak/>
+        <w:t>tar -xzf gitleaks_8.30.1_linux_x64.tar.gz</w:t>
+      </w:r>
+    </w:p>
+    <w:p>
+      <w:r>
         <w:t>Check that the binary exists:</w:t>
       </w:r>
     </w:p>
     <w:p>
       <w:r>
-        <w:t xml:space="preserve">ls -l </w:t>
-      </w:r>
-      <w:proofErr w:type="spellStart"/>
-      <w:r>
-        <w:t>gitleaks</w:t>
-      </w:r>
-      <w:proofErr w:type="spellEnd"/>
-    </w:p>
-    <w:p>
-      <w:r>
-        <w:t>Move it to /</w:t>
-      </w:r>
-      <w:proofErr w:type="spellStart"/>
-      <w:r>
-        <w:t>usr</w:t>
-      </w:r>
-      <w:proofErr w:type="spellEnd"/>
-      <w:r>
-        <w:t>/local/bin:</w:t>
-      </w:r>
-    </w:p>
-    <w:p>
-      <w:proofErr w:type="spellStart"/>
-      <w:r>
-        <w:t>sudo</w:t>
-      </w:r>
-      <w:proofErr w:type="spellEnd"/>
-      <w:r>
-        <w:t xml:space="preserve"> mv </w:t>
-      </w:r>
-      <w:proofErr w:type="spellStart"/>
-      <w:r>
-        <w:t>gitleaks</w:t>
-      </w:r>
-      <w:proofErr w:type="spellEnd"/>
-      <w:r>
-        <w:t xml:space="preserve"> /</w:t>
-      </w:r>
-      <w:proofErr w:type="spellStart"/>
-      <w:r>
-        <w:t>usr</w:t>
-      </w:r>
-      <w:proofErr w:type="spellEnd"/>
-      <w:r>
-        <w:t>/local/bin/</w:t>
-      </w:r>
-      <w:proofErr w:type="spellStart"/>
-      <w:r>
-        <w:t>gitleaks</w:t>
-      </w:r>
-      <w:proofErr w:type="spellEnd"/>
+        <w:t>ls -l gitleaks</w:t>
+      </w:r>
+    </w:p>
+    <w:p>
+      <w:r>
+        <w:t>Move it to /usr/local/bin:</w:t>
+      </w:r>
+    </w:p>
+    <w:p>
+      <w:r>
+        <w:t>sudo mv gitleaks /usr/local/bin/gitleaks</w:t>
+      </w:r>
     </w:p>
     <w:p>
       <w:r>
@@ -2173,35 +1587,9 @@
       </w:r>
     </w:p>
     <w:p>
-      <w:proofErr w:type="spellStart"/>
-      <w:r>
-        <w:t>sudo</w:t>
-      </w:r>
-      <w:proofErr w:type="spellEnd"/>
-      <w:r>
-        <w:t xml:space="preserve"> </w:t>
-      </w:r>
-      <w:proofErr w:type="spellStart"/>
-      <w:r>
-        <w:t>chmod</w:t>
-      </w:r>
-      <w:proofErr w:type="spellEnd"/>
-      <w:r>
-        <w:t xml:space="preserve"> +x /</w:t>
-      </w:r>
-      <w:proofErr w:type="spellStart"/>
-      <w:r>
-        <w:t>usr</w:t>
-      </w:r>
-      <w:proofErr w:type="spellEnd"/>
-      <w:r>
-        <w:t>/local/bin/</w:t>
-      </w:r>
-      <w:proofErr w:type="spellStart"/>
-      <w:r>
-        <w:t>gitleaks</w:t>
-      </w:r>
-      <w:proofErr w:type="spellEnd"/>
+      <w:r>
+        <w:t>sudo chmod +x /usr/local/bin/gitleaks</w:t>
+      </w:r>
     </w:p>
     <w:p>
       <w:r>
@@ -2209,13 +1597,8 @@
       </w:r>
     </w:p>
     <w:p>
-      <w:proofErr w:type="spellStart"/>
-      <w:r>
-        <w:t>gitleaks</w:t>
-      </w:r>
-      <w:proofErr w:type="spellEnd"/>
-      <w:r>
-        <w:t xml:space="preserve"> version</w:t>
+      <w:r>
+        <w:t>gitleaks version</w:t>
       </w:r>
     </w:p>
     <w:p>

--- a/infra.docx
+++ b/infra.docx
@@ -344,33 +344,86 @@
           <w:tab w:val="left" w:pos="1920"/>
         </w:tabs>
       </w:pPr>
+      <w:proofErr w:type="spellStart"/>
       <w:r>
         <w:lastRenderedPageBreak/>
-        <w:t>Eks-context</w:t>
-      </w:r>
-    </w:p>
-    <w:p>
-      <w:pPr>
-        <w:tabs>
-          <w:tab w:val="left" w:pos="1920"/>
-        </w:tabs>
-      </w:pPr>
-      <w:r>
-        <w:t>aws eks update-kubeconfig --region ap-south-</w:t>
+        <w:t>Eks</w:t>
+      </w:r>
+      <w:proofErr w:type="spellEnd"/>
+      <w:r>
+        <w:t>-context</w:t>
+      </w:r>
+    </w:p>
+    <w:p>
+      <w:pPr>
+        <w:tabs>
+          <w:tab w:val="left" w:pos="1920"/>
+        </w:tabs>
+      </w:pPr>
+      <w:proofErr w:type="spellStart"/>
+      <w:r>
+        <w:t>aws</w:t>
+      </w:r>
+      <w:proofErr w:type="spellEnd"/>
+      <w:r>
+        <w:t xml:space="preserve"> </w:t>
+      </w:r>
+      <w:proofErr w:type="spellStart"/>
+      <w:r>
+        <w:t>eks</w:t>
+      </w:r>
+      <w:proofErr w:type="spellEnd"/>
+      <w:r>
+        <w:t xml:space="preserve"> update-</w:t>
+      </w:r>
+      <w:proofErr w:type="spellStart"/>
+      <w:r>
+        <w:t>kubeconfig</w:t>
+      </w:r>
+      <w:proofErr w:type="spellEnd"/>
+      <w:r>
+        <w:t xml:space="preserve"> --region ap-south-</w:t>
       </w:r>
       <w:r>
         <w:t>1</w:t>
       </w:r>
       <w:r>
-        <w:t xml:space="preserve">  --name ecommerce-dev-eks</w:t>
-      </w:r>
-    </w:p>
-    <w:p>
-      <w:pPr>
-        <w:tabs>
-          <w:tab w:val="left" w:pos="1920"/>
-        </w:tabs>
-      </w:pPr>
+        <w:t xml:space="preserve">  --name ecommerce-dev-</w:t>
+      </w:r>
+      <w:proofErr w:type="spellStart"/>
+      <w:r>
+        <w:t>eks</w:t>
+      </w:r>
+      <w:proofErr w:type="spellEnd"/>
+    </w:p>
+    <w:p>
+      <w:pPr>
+        <w:tabs>
+          <w:tab w:val="left" w:pos="1920"/>
+        </w:tabs>
+      </w:pPr>
+    </w:p>
+    <w:p>
+      <w:pPr>
+        <w:tabs>
+          <w:tab w:val="left" w:pos="1920"/>
+        </w:tabs>
+      </w:pPr>
+    </w:p>
+    <w:p>
+      <w:pPr>
+        <w:tabs>
+          <w:tab w:val="left" w:pos="1920"/>
+        </w:tabs>
+      </w:pPr>
+      <w:proofErr w:type="spellStart"/>
+      <w:r>
+        <w:t>kubectl</w:t>
+      </w:r>
+      <w:proofErr w:type="spellEnd"/>
+      <w:r>
+        <w:t xml:space="preserve"> apply -k k8s/</w:t>
+      </w:r>
     </w:p>
     <w:p>
       <w:pPr>
@@ -543,286 +596,357 @@
         </w:tabs>
       </w:pPr>
       <w:r>
+        <w:t>Tools</w:t>
+      </w:r>
+    </w:p>
+    <w:p>
+      <w:pPr>
+        <w:tabs>
+          <w:tab w:val="left" w:pos="1920"/>
+        </w:tabs>
+      </w:pPr>
+      <w:r>
+        <w:rPr>
+          <w:b/>
+          <w:bCs/>
+        </w:rPr>
+        <w:t>install SonarQube on Ubuntu using Docker</w:t>
+      </w:r>
+      <w:r>
+        <w:t>.</w:t>
+      </w:r>
+    </w:p>
+    <w:p>
+      <w:pPr>
+        <w:tabs>
+          <w:tab w:val="left" w:pos="1920"/>
+        </w:tabs>
+        <w:rPr>
+          <w:b/>
+          <w:bCs/>
+        </w:rPr>
+      </w:pPr>
+      <w:r>
+        <w:rPr>
+          <w:b/>
+          <w:bCs/>
+        </w:rPr>
+        <w:t>1. Update Ubuntu</w:t>
+      </w:r>
+    </w:p>
+    <w:p>
+      <w:pPr>
+        <w:tabs>
+          <w:tab w:val="left" w:pos="1920"/>
+        </w:tabs>
+      </w:pPr>
+      <w:proofErr w:type="spellStart"/>
+      <w:r>
+        <w:t>sudo</w:t>
+      </w:r>
+      <w:proofErr w:type="spellEnd"/>
+      <w:r>
+        <w:t xml:space="preserve"> apt update</w:t>
+      </w:r>
+    </w:p>
+    <w:p>
+      <w:pPr>
+        <w:tabs>
+          <w:tab w:val="left" w:pos="1920"/>
+        </w:tabs>
+      </w:pPr>
+      <w:proofErr w:type="spellStart"/>
+      <w:r>
+        <w:t>sudo</w:t>
+      </w:r>
+      <w:proofErr w:type="spellEnd"/>
+      <w:r>
+        <w:t xml:space="preserve"> apt upgrade -y</w:t>
+      </w:r>
+    </w:p>
+    <w:p>
+      <w:pPr>
+        <w:tabs>
+          <w:tab w:val="left" w:pos="1920"/>
+        </w:tabs>
+        <w:rPr>
+          <w:b/>
+          <w:bCs/>
+        </w:rPr>
+      </w:pPr>
+      <w:r>
+        <w:rPr>
+          <w:b/>
+          <w:bCs/>
+        </w:rPr>
+        <w:t>2. Install Docker</w:t>
+      </w:r>
+    </w:p>
+    <w:p>
+      <w:pPr>
+        <w:tabs>
+          <w:tab w:val="left" w:pos="1920"/>
+        </w:tabs>
+      </w:pPr>
+      <w:proofErr w:type="spellStart"/>
+      <w:r>
+        <w:t>sudo</w:t>
+      </w:r>
+      <w:proofErr w:type="spellEnd"/>
+      <w:r>
+        <w:t xml:space="preserve"> apt install -y docker.io</w:t>
+      </w:r>
+    </w:p>
+    <w:p>
+      <w:pPr>
+        <w:tabs>
+          <w:tab w:val="left" w:pos="1920"/>
+        </w:tabs>
+      </w:pPr>
+      <w:r>
+        <w:t>Enable and start Docker:</w:t>
+      </w:r>
+    </w:p>
+    <w:p>
+      <w:pPr>
+        <w:tabs>
+          <w:tab w:val="left" w:pos="1920"/>
+        </w:tabs>
+      </w:pPr>
+      <w:proofErr w:type="spellStart"/>
+      <w:r>
+        <w:t>sudo</w:t>
+      </w:r>
+      <w:proofErr w:type="spellEnd"/>
+      <w:r>
+        <w:t xml:space="preserve"> </w:t>
+      </w:r>
+      <w:proofErr w:type="spellStart"/>
+      <w:r>
+        <w:t>systemctl</w:t>
+      </w:r>
+      <w:proofErr w:type="spellEnd"/>
+      <w:r>
+        <w:t xml:space="preserve"> enable --now docker</w:t>
+      </w:r>
+    </w:p>
+    <w:p>
+      <w:pPr>
+        <w:tabs>
+          <w:tab w:val="left" w:pos="1920"/>
+        </w:tabs>
+      </w:pPr>
+      <w:r>
+        <w:t>Check Docker:</w:t>
+      </w:r>
+    </w:p>
+    <w:p>
+      <w:pPr>
+        <w:tabs>
+          <w:tab w:val="left" w:pos="1920"/>
+        </w:tabs>
+      </w:pPr>
+      <w:r>
+        <w:t>docker --version</w:t>
+      </w:r>
+    </w:p>
+    <w:p>
+      <w:pPr>
+        <w:tabs>
+          <w:tab w:val="left" w:pos="1920"/>
+        </w:tabs>
+      </w:pPr>
+      <w:r>
+        <w:t>Test:</w:t>
+      </w:r>
+    </w:p>
+    <w:p>
+      <w:pPr>
+        <w:tabs>
+          <w:tab w:val="left" w:pos="1920"/>
+        </w:tabs>
+      </w:pPr>
+      <w:proofErr w:type="spellStart"/>
+      <w:r>
+        <w:t>sudo</w:t>
+      </w:r>
+      <w:proofErr w:type="spellEnd"/>
+      <w:r>
+        <w:t xml:space="preserve"> docker run hello-world</w:t>
+      </w:r>
+    </w:p>
+    <w:p>
+      <w:pPr>
+        <w:tabs>
+          <w:tab w:val="left" w:pos="1920"/>
+        </w:tabs>
+        <w:rPr>
+          <w:b/>
+          <w:bCs/>
+        </w:rPr>
+      </w:pPr>
+      <w:r>
+        <w:rPr>
+          <w:b/>
+          <w:bCs/>
+        </w:rPr>
+        <w:t>3. Create a SonarQube container</w:t>
+      </w:r>
+    </w:p>
+    <w:p>
+      <w:pPr>
+        <w:tabs>
+          <w:tab w:val="left" w:pos="1920"/>
+        </w:tabs>
+      </w:pPr>
+      <w:r>
+        <w:t>The official SonarQube Docker image is available from Docker Hub.</w:t>
+      </w:r>
+    </w:p>
+    <w:p>
+      <w:pPr>
+        <w:tabs>
+          <w:tab w:val="left" w:pos="1920"/>
+        </w:tabs>
+      </w:pPr>
+      <w:r>
+        <w:t>Pull the Community Build image:</w:t>
+      </w:r>
+    </w:p>
+    <w:p>
+      <w:pPr>
+        <w:tabs>
+          <w:tab w:val="left" w:pos="1920"/>
+        </w:tabs>
+      </w:pPr>
+      <w:proofErr w:type="spellStart"/>
+      <w:r>
+        <w:t>sudo</w:t>
+      </w:r>
+      <w:proofErr w:type="spellEnd"/>
+      <w:r>
+        <w:t xml:space="preserve"> docker pull </w:t>
+      </w:r>
+      <w:proofErr w:type="spellStart"/>
+      <w:r>
+        <w:t>sonarqube:community</w:t>
+      </w:r>
+      <w:proofErr w:type="spellEnd"/>
+    </w:p>
+    <w:p>
+      <w:pPr>
+        <w:tabs>
+          <w:tab w:val="left" w:pos="1920"/>
+        </w:tabs>
+        <w:rPr>
+          <w:b/>
+          <w:bCs/>
+        </w:rPr>
+      </w:pPr>
+      <w:r>
+        <w:rPr>
+          <w:b/>
+          <w:bCs/>
+        </w:rPr>
+        <w:t>4. Run SonarQube</w:t>
+      </w:r>
+    </w:p>
+    <w:p>
+      <w:pPr>
+        <w:tabs>
+          <w:tab w:val="left" w:pos="1920"/>
+        </w:tabs>
+      </w:pPr>
+      <w:proofErr w:type="spellStart"/>
+      <w:r>
+        <w:t>sudo</w:t>
+      </w:r>
+      <w:proofErr w:type="spellEnd"/>
+      <w:r>
+        <w:t xml:space="preserve"> docker run -d \</w:t>
+      </w:r>
+    </w:p>
+    <w:p>
+      <w:pPr>
+        <w:tabs>
+          <w:tab w:val="left" w:pos="1920"/>
+        </w:tabs>
+      </w:pPr>
+      <w:r>
+        <w:t xml:space="preserve">  --name </w:t>
+      </w:r>
+      <w:proofErr w:type="spellStart"/>
+      <w:r>
+        <w:t>sonarqube</w:t>
+      </w:r>
+      <w:proofErr w:type="spellEnd"/>
+      <w:r>
+        <w:t xml:space="preserve"> \</w:t>
+      </w:r>
+    </w:p>
+    <w:p>
+      <w:pPr>
+        <w:tabs>
+          <w:tab w:val="left" w:pos="1920"/>
+        </w:tabs>
+      </w:pPr>
+      <w:r>
+        <w:t xml:space="preserve">  -p 9000:9000 \</w:t>
+      </w:r>
+    </w:p>
+    <w:p>
+      <w:pPr>
+        <w:tabs>
+          <w:tab w:val="left" w:pos="1920"/>
+        </w:tabs>
+      </w:pPr>
+      <w:r>
+        <w:t xml:space="preserve">  </w:t>
+      </w:r>
+      <w:proofErr w:type="spellStart"/>
+      <w:r>
+        <w:t>sonarqube:community</w:t>
+      </w:r>
+      <w:proofErr w:type="spellEnd"/>
+    </w:p>
+    <w:p>
+      <w:pPr>
+        <w:tabs>
+          <w:tab w:val="left" w:pos="1920"/>
+        </w:tabs>
+      </w:pPr>
+      <w:r>
+        <w:t>Check the container:</w:t>
+      </w:r>
+    </w:p>
+    <w:p>
+      <w:pPr>
+        <w:tabs>
+          <w:tab w:val="left" w:pos="1920"/>
+        </w:tabs>
+      </w:pPr>
+      <w:proofErr w:type="spellStart"/>
+      <w:r>
+        <w:t>sudo</w:t>
+      </w:r>
+      <w:proofErr w:type="spellEnd"/>
+      <w:r>
+        <w:t xml:space="preserve"> docker </w:t>
+      </w:r>
+      <w:proofErr w:type="spellStart"/>
+      <w:r>
+        <w:t>ps</w:t>
+      </w:r>
+      <w:proofErr w:type="spellEnd"/>
+    </w:p>
+    <w:p>
+      <w:pPr>
+        <w:tabs>
+          <w:tab w:val="left" w:pos="1920"/>
+        </w:tabs>
+      </w:pPr>
+      <w:r>
         <w:lastRenderedPageBreak/>
-        <w:t>Tools</w:t>
-      </w:r>
-    </w:p>
-    <w:p>
-      <w:pPr>
-        <w:tabs>
-          <w:tab w:val="left" w:pos="1920"/>
-        </w:tabs>
-      </w:pPr>
-      <w:r>
-        <w:rPr>
-          <w:b/>
-          <w:bCs/>
-        </w:rPr>
-        <w:t>install SonarQube on Ubuntu using Docker</w:t>
-      </w:r>
-      <w:r>
-        <w:t>.</w:t>
-      </w:r>
-    </w:p>
-    <w:p>
-      <w:pPr>
-        <w:tabs>
-          <w:tab w:val="left" w:pos="1920"/>
-        </w:tabs>
-        <w:rPr>
-          <w:b/>
-          <w:bCs/>
-        </w:rPr>
-      </w:pPr>
-      <w:r>
-        <w:rPr>
-          <w:b/>
-          <w:bCs/>
-        </w:rPr>
-        <w:t>1. Update Ubuntu</w:t>
-      </w:r>
-    </w:p>
-    <w:p>
-      <w:pPr>
-        <w:tabs>
-          <w:tab w:val="left" w:pos="1920"/>
-        </w:tabs>
-      </w:pPr>
-      <w:r>
-        <w:t>sudo apt update</w:t>
-      </w:r>
-    </w:p>
-    <w:p>
-      <w:pPr>
-        <w:tabs>
-          <w:tab w:val="left" w:pos="1920"/>
-        </w:tabs>
-      </w:pPr>
-      <w:r>
-        <w:t>sudo apt upgrade -y</w:t>
-      </w:r>
-    </w:p>
-    <w:p>
-      <w:pPr>
-        <w:tabs>
-          <w:tab w:val="left" w:pos="1920"/>
-        </w:tabs>
-        <w:rPr>
-          <w:b/>
-          <w:bCs/>
-        </w:rPr>
-      </w:pPr>
-      <w:r>
-        <w:rPr>
-          <w:b/>
-          <w:bCs/>
-        </w:rPr>
-        <w:t>2. Install Docker</w:t>
-      </w:r>
-    </w:p>
-    <w:p>
-      <w:pPr>
-        <w:tabs>
-          <w:tab w:val="left" w:pos="1920"/>
-        </w:tabs>
-      </w:pPr>
-      <w:r>
-        <w:t>sudo apt install -y docker.io</w:t>
-      </w:r>
-    </w:p>
-    <w:p>
-      <w:pPr>
-        <w:tabs>
-          <w:tab w:val="left" w:pos="1920"/>
-        </w:tabs>
-      </w:pPr>
-      <w:r>
-        <w:t>Enable and start Docker:</w:t>
-      </w:r>
-    </w:p>
-    <w:p>
-      <w:pPr>
-        <w:tabs>
-          <w:tab w:val="left" w:pos="1920"/>
-        </w:tabs>
-      </w:pPr>
-      <w:r>
-        <w:t>sudo systemctl enable --now docker</w:t>
-      </w:r>
-    </w:p>
-    <w:p>
-      <w:pPr>
-        <w:tabs>
-          <w:tab w:val="left" w:pos="1920"/>
-        </w:tabs>
-      </w:pPr>
-      <w:r>
-        <w:t>Check Docker:</w:t>
-      </w:r>
-    </w:p>
-    <w:p>
-      <w:pPr>
-        <w:tabs>
-          <w:tab w:val="left" w:pos="1920"/>
-        </w:tabs>
-      </w:pPr>
-      <w:r>
-        <w:t>docker --version</w:t>
-      </w:r>
-    </w:p>
-    <w:p>
-      <w:pPr>
-        <w:tabs>
-          <w:tab w:val="left" w:pos="1920"/>
-        </w:tabs>
-      </w:pPr>
-      <w:r>
-        <w:t>Test:</w:t>
-      </w:r>
-    </w:p>
-    <w:p>
-      <w:pPr>
-        <w:tabs>
-          <w:tab w:val="left" w:pos="1920"/>
-        </w:tabs>
-      </w:pPr>
-      <w:r>
-        <w:t>sudo docker run hello-world</w:t>
-      </w:r>
-    </w:p>
-    <w:p>
-      <w:pPr>
-        <w:tabs>
-          <w:tab w:val="left" w:pos="1920"/>
-        </w:tabs>
-        <w:rPr>
-          <w:b/>
-          <w:bCs/>
-        </w:rPr>
-      </w:pPr>
-      <w:r>
-        <w:rPr>
-          <w:b/>
-          <w:bCs/>
-        </w:rPr>
-        <w:t>3. Create a SonarQube container</w:t>
-      </w:r>
-    </w:p>
-    <w:p>
-      <w:pPr>
-        <w:tabs>
-          <w:tab w:val="left" w:pos="1920"/>
-        </w:tabs>
-      </w:pPr>
-      <w:r>
-        <w:t>The official SonarQube Docker image is available from Docker Hub.</w:t>
-      </w:r>
-    </w:p>
-    <w:p>
-      <w:pPr>
-        <w:tabs>
-          <w:tab w:val="left" w:pos="1920"/>
-        </w:tabs>
-      </w:pPr>
-      <w:r>
-        <w:t>Pull the Community Build image:</w:t>
-      </w:r>
-    </w:p>
-    <w:p>
-      <w:pPr>
-        <w:tabs>
-          <w:tab w:val="left" w:pos="1920"/>
-        </w:tabs>
-      </w:pPr>
-      <w:r>
-        <w:t>sudo docker pull sonarqube:community</w:t>
-      </w:r>
-    </w:p>
-    <w:p>
-      <w:pPr>
-        <w:tabs>
-          <w:tab w:val="left" w:pos="1920"/>
-        </w:tabs>
-        <w:rPr>
-          <w:b/>
-          <w:bCs/>
-        </w:rPr>
-      </w:pPr>
-      <w:r>
-        <w:rPr>
-          <w:b/>
-          <w:bCs/>
-        </w:rPr>
-        <w:t>4. Run SonarQube</w:t>
-      </w:r>
-    </w:p>
-    <w:p>
-      <w:pPr>
-        <w:tabs>
-          <w:tab w:val="left" w:pos="1920"/>
-        </w:tabs>
-      </w:pPr>
-      <w:r>
-        <w:t>sudo docker run -d \</w:t>
-      </w:r>
-    </w:p>
-    <w:p>
-      <w:pPr>
-        <w:tabs>
-          <w:tab w:val="left" w:pos="1920"/>
-        </w:tabs>
-      </w:pPr>
-      <w:r>
-        <w:t xml:space="preserve">  --name sonarqube \</w:t>
-      </w:r>
-    </w:p>
-    <w:p>
-      <w:pPr>
-        <w:tabs>
-          <w:tab w:val="left" w:pos="1920"/>
-        </w:tabs>
-      </w:pPr>
-      <w:r>
-        <w:t xml:space="preserve">  -p 9000:9000 \</w:t>
-      </w:r>
-    </w:p>
-    <w:p>
-      <w:pPr>
-        <w:tabs>
-          <w:tab w:val="left" w:pos="1920"/>
-        </w:tabs>
-      </w:pPr>
-      <w:r>
-        <w:t xml:space="preserve">  sonarqube:community</w:t>
-      </w:r>
-    </w:p>
-    <w:p>
-      <w:pPr>
-        <w:tabs>
-          <w:tab w:val="left" w:pos="1920"/>
-        </w:tabs>
-      </w:pPr>
-      <w:r>
-        <w:t>Check the container:</w:t>
-      </w:r>
-    </w:p>
-    <w:p>
-      <w:pPr>
-        <w:tabs>
-          <w:tab w:val="left" w:pos="1920"/>
-        </w:tabs>
-      </w:pPr>
-      <w:r>
-        <w:t>sudo docker ps</w:t>
-      </w:r>
-    </w:p>
-    <w:p>
-      <w:pPr>
-        <w:tabs>
-          <w:tab w:val="left" w:pos="1920"/>
-        </w:tabs>
-      </w:pPr>
-      <w:r>
         <w:t>You should see something similar to:</w:t>
       </w:r>
     </w:p>
@@ -842,10 +966,27 @@
           <w:tab w:val="left" w:pos="1920"/>
         </w:tabs>
       </w:pPr>
-      <w:r>
-        <w:lastRenderedPageBreak/>
-        <w:t>xxxxxx         sonarqube:community   0.0.0.0:9000-&gt;9000/tcp</w:t>
-      </w:r>
+      <w:proofErr w:type="spellStart"/>
+      <w:r>
+        <w:t>xxxxxx</w:t>
+      </w:r>
+      <w:proofErr w:type="spellEnd"/>
+      <w:r>
+        <w:t xml:space="preserve">         </w:t>
+      </w:r>
+      <w:proofErr w:type="spellStart"/>
+      <w:r>
+        <w:t>sonarqube:community</w:t>
+      </w:r>
+      <w:proofErr w:type="spellEnd"/>
+      <w:r>
+        <w:t xml:space="preserve">   0.0.0.0:9000-&gt;9000/</w:t>
+      </w:r>
+      <w:proofErr w:type="spellStart"/>
+      <w:r>
+        <w:t>tcp</w:t>
+      </w:r>
+      <w:proofErr w:type="spellEnd"/>
     </w:p>
     <w:p>
       <w:pPr>
@@ -1000,637 +1141,1313 @@
           <w:rPr>
             <w:rStyle w:val="Hyperlink"/>
           </w:rPr>
-          <w:t>http://3.109.1.95:8080</w:t>
+          <w:t>http://3.109.1.95:8080/sonarqube-webhook/</w:t>
         </w:r>
+      </w:hyperlink>
+    </w:p>
+    <w:p>
+      <w:pPr>
+        <w:tabs>
+          <w:tab w:val="left" w:pos="1920"/>
+        </w:tabs>
+      </w:pPr>
+    </w:p>
+    <w:p>
+      <w:pPr>
+        <w:tabs>
+          <w:tab w:val="left" w:pos="1920"/>
+        </w:tabs>
+        <w:rPr>
+          <w:b/>
+          <w:bCs/>
+          <w:color w:val="EE0000"/>
+          <w:sz w:val="28"/>
+          <w:szCs w:val="28"/>
+        </w:rPr>
+      </w:pPr>
+      <w:proofErr w:type="spellStart"/>
+      <w:r>
+        <w:rPr>
+          <w:b/>
+          <w:bCs/>
+          <w:color w:val="EE0000"/>
+          <w:sz w:val="28"/>
+          <w:szCs w:val="28"/>
+        </w:rPr>
+        <w:t>Trivy</w:t>
+      </w:r>
+      <w:proofErr w:type="spellEnd"/>
+    </w:p>
+    <w:p>
+      <w:pPr>
+        <w:tabs>
+          <w:tab w:val="left" w:pos="1920"/>
+        </w:tabs>
+        <w:rPr>
+          <w:b/>
+          <w:bCs/>
+        </w:rPr>
+      </w:pPr>
+      <w:r>
+        <w:rPr>
+          <w:b/>
+          <w:bCs/>
+        </w:rPr>
+        <w:t>1. Install prerequisites</w:t>
+      </w:r>
+    </w:p>
+    <w:p>
+      <w:pPr>
+        <w:tabs>
+          <w:tab w:val="left" w:pos="1920"/>
+        </w:tabs>
+      </w:pPr>
+      <w:proofErr w:type="spellStart"/>
+      <w:r>
+        <w:t>sudo</w:t>
+      </w:r>
+      <w:proofErr w:type="spellEnd"/>
+      <w:r>
+        <w:t xml:space="preserve"> apt update</w:t>
+      </w:r>
+    </w:p>
+    <w:p>
+      <w:pPr>
+        <w:tabs>
+          <w:tab w:val="left" w:pos="1920"/>
+        </w:tabs>
+      </w:pPr>
+      <w:proofErr w:type="spellStart"/>
+      <w:r>
+        <w:t>sudo</w:t>
+      </w:r>
+      <w:proofErr w:type="spellEnd"/>
+      <w:r>
+        <w:t xml:space="preserve"> apt install -y </w:t>
+      </w:r>
+      <w:proofErr w:type="spellStart"/>
+      <w:r>
+        <w:t>wget</w:t>
+      </w:r>
+      <w:proofErr w:type="spellEnd"/>
+      <w:r>
+        <w:t xml:space="preserve"> </w:t>
+      </w:r>
+      <w:proofErr w:type="spellStart"/>
+      <w:r>
+        <w:t>gnupg</w:t>
+      </w:r>
+      <w:proofErr w:type="spellEnd"/>
+    </w:p>
+    <w:p>
+      <w:pPr>
+        <w:tabs>
+          <w:tab w:val="left" w:pos="1920"/>
+        </w:tabs>
+        <w:rPr>
+          <w:b/>
+          <w:bCs/>
+        </w:rPr>
+      </w:pPr>
+      <w:r>
+        <w:rPr>
+          <w:b/>
+          <w:bCs/>
+        </w:rPr>
+        <w:t xml:space="preserve">2. Add the </w:t>
+      </w:r>
+      <w:proofErr w:type="spellStart"/>
+      <w:r>
+        <w:rPr>
+          <w:b/>
+          <w:bCs/>
+        </w:rPr>
+        <w:t>Trivy</w:t>
+      </w:r>
+      <w:proofErr w:type="spellEnd"/>
+      <w:r>
+        <w:rPr>
+          <w:b/>
+          <w:bCs/>
+        </w:rPr>
+        <w:t xml:space="preserve"> GPG key</w:t>
+      </w:r>
+    </w:p>
+    <w:p>
+      <w:pPr>
+        <w:tabs>
+          <w:tab w:val="left" w:pos="1920"/>
+        </w:tabs>
+      </w:pPr>
+      <w:proofErr w:type="spellStart"/>
+      <w:r>
+        <w:t>wget</w:t>
+      </w:r>
+      <w:proofErr w:type="spellEnd"/>
+      <w:r>
+        <w:t xml:space="preserve"> -</w:t>
+      </w:r>
+      <w:proofErr w:type="spellStart"/>
+      <w:r>
+        <w:t>qO</w:t>
+      </w:r>
+      <w:proofErr w:type="spellEnd"/>
+      <w:r>
+        <w:t xml:space="preserve"> - https://aquasecurity.github.io/trivy-repo/deb/public.key \</w:t>
+      </w:r>
+    </w:p>
+    <w:p>
+      <w:pPr>
+        <w:tabs>
+          <w:tab w:val="left" w:pos="1920"/>
+        </w:tabs>
+      </w:pPr>
+      <w:r>
+        <w:t xml:space="preserve">  | </w:t>
+      </w:r>
+      <w:proofErr w:type="spellStart"/>
+      <w:r>
+        <w:t>gpg</w:t>
+      </w:r>
+      <w:proofErr w:type="spellEnd"/>
+      <w:r>
+        <w:t xml:space="preserve"> --</w:t>
+      </w:r>
+      <w:proofErr w:type="spellStart"/>
+      <w:r>
+        <w:t>dearmor</w:t>
+      </w:r>
+      <w:proofErr w:type="spellEnd"/>
+      <w:r>
+        <w:t xml:space="preserve"> \</w:t>
+      </w:r>
+    </w:p>
+    <w:p>
+      <w:pPr>
+        <w:tabs>
+          <w:tab w:val="left" w:pos="1920"/>
+        </w:tabs>
+      </w:pPr>
+      <w:r>
+        <w:t xml:space="preserve">  | </w:t>
+      </w:r>
+      <w:proofErr w:type="spellStart"/>
+      <w:r>
+        <w:t>sudo</w:t>
+      </w:r>
+      <w:proofErr w:type="spellEnd"/>
+      <w:r>
+        <w:t xml:space="preserve"> tee /</w:t>
+      </w:r>
+      <w:proofErr w:type="spellStart"/>
+      <w:r>
+        <w:t>usr</w:t>
+      </w:r>
+      <w:proofErr w:type="spellEnd"/>
+      <w:r>
+        <w:t>/share/keyrings/</w:t>
+      </w:r>
+      <w:proofErr w:type="spellStart"/>
+      <w:r>
+        <w:t>trivy.gpg</w:t>
+      </w:r>
+      <w:proofErr w:type="spellEnd"/>
+      <w:r>
+        <w:t xml:space="preserve"> &gt; /dev/null</w:t>
+      </w:r>
+    </w:p>
+    <w:p>
+      <w:pPr>
+        <w:tabs>
+          <w:tab w:val="left" w:pos="1920"/>
+        </w:tabs>
+        <w:rPr>
+          <w:b/>
+          <w:bCs/>
+        </w:rPr>
+      </w:pPr>
+      <w:r>
+        <w:rPr>
+          <w:b/>
+          <w:bCs/>
+        </w:rPr>
+        <w:lastRenderedPageBreak/>
+        <w:t xml:space="preserve">3. Add the </w:t>
+      </w:r>
+      <w:proofErr w:type="spellStart"/>
+      <w:r>
+        <w:rPr>
+          <w:b/>
+          <w:bCs/>
+        </w:rPr>
+        <w:t>Trivy</w:t>
+      </w:r>
+      <w:proofErr w:type="spellEnd"/>
+      <w:r>
+        <w:rPr>
+          <w:b/>
+          <w:bCs/>
+        </w:rPr>
+        <w:t xml:space="preserve"> repository</w:t>
+      </w:r>
+    </w:p>
+    <w:p>
+      <w:pPr>
+        <w:tabs>
+          <w:tab w:val="left" w:pos="1920"/>
+        </w:tabs>
+      </w:pPr>
+      <w:r>
+        <w:t>echo "deb [signed-by=/</w:t>
+      </w:r>
+      <w:proofErr w:type="spellStart"/>
+      <w:r>
+        <w:t>usr</w:t>
+      </w:r>
+      <w:proofErr w:type="spellEnd"/>
+      <w:r>
+        <w:t>/share/keyrings/</w:t>
+      </w:r>
+      <w:proofErr w:type="spellStart"/>
+      <w:r>
+        <w:t>trivy.gpg</w:t>
+      </w:r>
+      <w:proofErr w:type="spellEnd"/>
+      <w:r>
+        <w:t>] https://aquasecurity.github.io/trivy-repo/deb generic main" \</w:t>
+      </w:r>
+    </w:p>
+    <w:p>
+      <w:pPr>
+        <w:tabs>
+          <w:tab w:val="left" w:pos="1920"/>
+        </w:tabs>
+      </w:pPr>
+      <w:r>
+        <w:t xml:space="preserve">  | </w:t>
+      </w:r>
+      <w:proofErr w:type="spellStart"/>
+      <w:r>
+        <w:t>sudo</w:t>
+      </w:r>
+      <w:proofErr w:type="spellEnd"/>
+      <w:r>
+        <w:t xml:space="preserve"> tee /</w:t>
+      </w:r>
+      <w:proofErr w:type="spellStart"/>
+      <w:r>
+        <w:t>etc</w:t>
+      </w:r>
+      <w:proofErr w:type="spellEnd"/>
+      <w:r>
+        <w:t>/apt/</w:t>
+      </w:r>
+      <w:proofErr w:type="spellStart"/>
+      <w:r>
+        <w:t>sources.list.d</w:t>
+      </w:r>
+      <w:proofErr w:type="spellEnd"/>
+      <w:r>
+        <w:t>/</w:t>
+      </w:r>
+      <w:proofErr w:type="spellStart"/>
+      <w:r>
+        <w:t>trivy.list</w:t>
+      </w:r>
+      <w:proofErr w:type="spellEnd"/>
+    </w:p>
+    <w:p>
+      <w:pPr>
+        <w:tabs>
+          <w:tab w:val="left" w:pos="1920"/>
+        </w:tabs>
+        <w:rPr>
+          <w:b/>
+          <w:bCs/>
+        </w:rPr>
+      </w:pPr>
+      <w:r>
+        <w:rPr>
+          <w:b/>
+          <w:bCs/>
+        </w:rPr>
+        <w:t xml:space="preserve">4. Install </w:t>
+      </w:r>
+      <w:proofErr w:type="spellStart"/>
+      <w:r>
+        <w:rPr>
+          <w:b/>
+          <w:bCs/>
+        </w:rPr>
+        <w:t>Trivy</w:t>
+      </w:r>
+      <w:proofErr w:type="spellEnd"/>
+    </w:p>
+    <w:p>
+      <w:pPr>
+        <w:tabs>
+          <w:tab w:val="left" w:pos="1920"/>
+        </w:tabs>
+      </w:pPr>
+      <w:proofErr w:type="spellStart"/>
+      <w:r>
+        <w:t>sudo</w:t>
+      </w:r>
+      <w:proofErr w:type="spellEnd"/>
+      <w:r>
+        <w:t xml:space="preserve"> apt update</w:t>
+      </w:r>
+    </w:p>
+    <w:p>
+      <w:pPr>
+        <w:tabs>
+          <w:tab w:val="left" w:pos="1920"/>
+        </w:tabs>
+      </w:pPr>
+      <w:proofErr w:type="spellStart"/>
+      <w:r>
+        <w:t>sudo</w:t>
+      </w:r>
+      <w:proofErr w:type="spellEnd"/>
+      <w:r>
+        <w:t xml:space="preserve"> apt install -y </w:t>
+      </w:r>
+      <w:proofErr w:type="spellStart"/>
+      <w:r>
+        <w:t>trivy</w:t>
+      </w:r>
+      <w:proofErr w:type="spellEnd"/>
+    </w:p>
+    <w:p>
+      <w:pPr>
+        <w:tabs>
+          <w:tab w:val="left" w:pos="1920"/>
+        </w:tabs>
+        <w:rPr>
+          <w:b/>
+          <w:bCs/>
+        </w:rPr>
+      </w:pPr>
+      <w:r>
+        <w:rPr>
+          <w:b/>
+          <w:bCs/>
+        </w:rPr>
+        <w:t>5. Verify installation</w:t>
+      </w:r>
+    </w:p>
+    <w:p>
+      <w:pPr>
+        <w:tabs>
+          <w:tab w:val="left" w:pos="1920"/>
+        </w:tabs>
+      </w:pPr>
+      <w:proofErr w:type="spellStart"/>
+      <w:r>
+        <w:t>trivy</w:t>
+      </w:r>
+      <w:proofErr w:type="spellEnd"/>
+      <w:r>
+        <w:t xml:space="preserve"> --version</w:t>
+      </w:r>
+    </w:p>
+    <w:p>
+      <w:pPr>
+        <w:tabs>
+          <w:tab w:val="left" w:pos="1920"/>
+        </w:tabs>
+      </w:pPr>
+      <w:r>
+        <w:t>You should get output similar to:</w:t>
+      </w:r>
+    </w:p>
+    <w:p>
+      <w:pPr>
+        <w:tabs>
+          <w:tab w:val="left" w:pos="1920"/>
+        </w:tabs>
+      </w:pPr>
+      <w:r>
+        <w:t>Version: 0.x.x</w:t>
+      </w:r>
+    </w:p>
+    <w:p>
+      <w:pPr>
+        <w:tabs>
+          <w:tab w:val="left" w:pos="1920"/>
+        </w:tabs>
+      </w:pPr>
+    </w:p>
+    <w:p>
+      <w:pPr>
+        <w:tabs>
+          <w:tab w:val="left" w:pos="1920"/>
+        </w:tabs>
+        <w:rPr>
+          <w:b/>
+          <w:bCs/>
+          <w:color w:val="EE0000"/>
+          <w:sz w:val="28"/>
+          <w:szCs w:val="28"/>
+        </w:rPr>
+      </w:pPr>
+      <w:r>
+        <w:rPr>
+          <w:b/>
+          <w:bCs/>
+          <w:color w:val="EE0000"/>
+          <w:sz w:val="28"/>
+          <w:szCs w:val="28"/>
+        </w:rPr>
+        <w:t>Docker</w:t>
+      </w:r>
+    </w:p>
+    <w:p>
+      <w:pPr>
+        <w:rPr>
+          <w:b/>
+          <w:bCs/>
+        </w:rPr>
+      </w:pPr>
+      <w:r>
+        <w:rPr>
+          <w:b/>
+          <w:bCs/>
+        </w:rPr>
+        <w:t>2. Update packages</w:t>
+      </w:r>
+    </w:p>
+    <w:p>
+      <w:proofErr w:type="spellStart"/>
+      <w:r>
+        <w:t>sudo</w:t>
+      </w:r>
+      <w:proofErr w:type="spellEnd"/>
+      <w:r>
+        <w:t xml:space="preserve"> apt update</w:t>
+      </w:r>
+    </w:p>
+    <w:p>
+      <w:proofErr w:type="spellStart"/>
+      <w:r>
+        <w:t>sudo</w:t>
+      </w:r>
+      <w:proofErr w:type="spellEnd"/>
+      <w:r>
+        <w:t xml:space="preserve"> apt install -y ca-certificates curl</w:t>
+      </w:r>
+    </w:p>
+    <w:p>
+      <w:pPr>
+        <w:rPr>
+          <w:b/>
+          <w:bCs/>
+        </w:rPr>
+      </w:pPr>
+      <w:r>
+        <w:rPr>
+          <w:b/>
+          <w:bCs/>
+        </w:rPr>
+        <w:t>3. Add Docker's official GPG key</w:t>
+      </w:r>
+    </w:p>
+    <w:p>
+      <w:proofErr w:type="spellStart"/>
+      <w:r>
+        <w:t>sudo</w:t>
+      </w:r>
+      <w:proofErr w:type="spellEnd"/>
+      <w:r>
+        <w:t xml:space="preserve"> install -m 0755 -d /</w:t>
+      </w:r>
+      <w:proofErr w:type="spellStart"/>
+      <w:r>
+        <w:t>etc</w:t>
+      </w:r>
+      <w:proofErr w:type="spellEnd"/>
+      <w:r>
+        <w:t>/apt/keyrings</w:t>
+      </w:r>
+    </w:p>
+    <w:p/>
+    <w:p>
+      <w:proofErr w:type="spellStart"/>
+      <w:r>
+        <w:t>sudo</w:t>
+      </w:r>
+      <w:proofErr w:type="spellEnd"/>
+      <w:r>
+        <w:t xml:space="preserve"> curl -</w:t>
+      </w:r>
+      <w:proofErr w:type="spellStart"/>
+      <w:r>
+        <w:t>fsSL</w:t>
+      </w:r>
+      <w:proofErr w:type="spellEnd"/>
+      <w:r>
+        <w:t xml:space="preserve"> https://download.docker.com/linux/ubuntu/gpg \</w:t>
+      </w:r>
+    </w:p>
+    <w:p>
+      <w:r>
+        <w:t xml:space="preserve">  -o /</w:t>
+      </w:r>
+      <w:proofErr w:type="spellStart"/>
+      <w:r>
+        <w:t>etc</w:t>
+      </w:r>
+      <w:proofErr w:type="spellEnd"/>
+      <w:r>
+        <w:t>/apt/keyrings/</w:t>
+      </w:r>
+      <w:proofErr w:type="spellStart"/>
+      <w:r>
+        <w:t>docker.asc</w:t>
+      </w:r>
+      <w:proofErr w:type="spellEnd"/>
+    </w:p>
+    <w:p/>
+    <w:p>
+      <w:proofErr w:type="spellStart"/>
+      <w:r>
+        <w:t>sudo</w:t>
+      </w:r>
+      <w:proofErr w:type="spellEnd"/>
+      <w:r>
+        <w:t xml:space="preserve"> </w:t>
+      </w:r>
+      <w:proofErr w:type="spellStart"/>
+      <w:r>
+        <w:t>chmod</w:t>
+      </w:r>
+      <w:proofErr w:type="spellEnd"/>
+      <w:r>
+        <w:t xml:space="preserve"> </w:t>
+      </w:r>
+      <w:proofErr w:type="spellStart"/>
+      <w:r>
+        <w:t>a+r</w:t>
+      </w:r>
+      <w:proofErr w:type="spellEnd"/>
+      <w:r>
+        <w:t xml:space="preserve"> /</w:t>
+      </w:r>
+      <w:proofErr w:type="spellStart"/>
+      <w:r>
+        <w:t>etc</w:t>
+      </w:r>
+      <w:proofErr w:type="spellEnd"/>
+      <w:r>
+        <w:t>/apt/keyrings/</w:t>
+      </w:r>
+      <w:proofErr w:type="spellStart"/>
+      <w:r>
+        <w:t>docker.asc</w:t>
+      </w:r>
+      <w:proofErr w:type="spellEnd"/>
+    </w:p>
+    <w:p>
+      <w:pPr>
+        <w:rPr>
+          <w:b/>
+          <w:bCs/>
+        </w:rPr>
+      </w:pPr>
+      <w:r>
+        <w:rPr>
+          <w:b/>
+          <w:bCs/>
+        </w:rPr>
+        <w:t>4. Add Docker repository</w:t>
+      </w:r>
+    </w:p>
+    <w:p>
+      <w:r>
+        <w:t>echo \</w:t>
+      </w:r>
+    </w:p>
+    <w:p>
+      <w:r>
+        <w:lastRenderedPageBreak/>
+        <w:t xml:space="preserve">  "deb [arch=$(</w:t>
+      </w:r>
+      <w:proofErr w:type="spellStart"/>
+      <w:r>
+        <w:t>dpkg</w:t>
+      </w:r>
+      <w:proofErr w:type="spellEnd"/>
+      <w:r>
+        <w:t xml:space="preserve"> --print-architecture) signed-by=/</w:t>
+      </w:r>
+      <w:proofErr w:type="spellStart"/>
+      <w:r>
+        <w:t>etc</w:t>
+      </w:r>
+      <w:proofErr w:type="spellEnd"/>
+      <w:r>
+        <w:t>/apt/keyrings/</w:t>
+      </w:r>
+      <w:proofErr w:type="spellStart"/>
+      <w:r>
+        <w:t>docker.asc</w:t>
+      </w:r>
+      <w:proofErr w:type="spellEnd"/>
+      <w:r>
+        <w:t>] https://download.docker.com/linux/ubuntu \</w:t>
+      </w:r>
+    </w:p>
+    <w:p>
+      <w:r>
+        <w:t xml:space="preserve">  $(. /</w:t>
+      </w:r>
+      <w:proofErr w:type="spellStart"/>
+      <w:r>
+        <w:t>etc</w:t>
+      </w:r>
+      <w:proofErr w:type="spellEnd"/>
+      <w:r>
+        <w:t>/</w:t>
+      </w:r>
+      <w:proofErr w:type="spellStart"/>
+      <w:r>
+        <w:t>os</w:t>
+      </w:r>
+      <w:proofErr w:type="spellEnd"/>
+      <w:r>
+        <w:t>-release &amp;&amp; echo "$VERSION_CODENAME") stable" | \</w:t>
+      </w:r>
+    </w:p>
+    <w:p>
+      <w:r>
+        <w:t xml:space="preserve">  </w:t>
+      </w:r>
+      <w:proofErr w:type="spellStart"/>
+      <w:r>
+        <w:t>sudo</w:t>
+      </w:r>
+      <w:proofErr w:type="spellEnd"/>
+      <w:r>
+        <w:t xml:space="preserve"> tee /</w:t>
+      </w:r>
+      <w:proofErr w:type="spellStart"/>
+      <w:r>
+        <w:t>etc</w:t>
+      </w:r>
+      <w:proofErr w:type="spellEnd"/>
+      <w:r>
+        <w:t>/apt/</w:t>
+      </w:r>
+      <w:proofErr w:type="spellStart"/>
+      <w:r>
+        <w:t>sources.list.d</w:t>
+      </w:r>
+      <w:proofErr w:type="spellEnd"/>
+      <w:r>
+        <w:t>/</w:t>
+      </w:r>
+      <w:proofErr w:type="spellStart"/>
+      <w:r>
+        <w:t>docker.list</w:t>
+      </w:r>
+      <w:proofErr w:type="spellEnd"/>
+      <w:r>
+        <w:t xml:space="preserve"> &gt; /dev/null</w:t>
+      </w:r>
+    </w:p>
+    <w:p>
+      <w:pPr>
+        <w:rPr>
+          <w:b/>
+          <w:bCs/>
+        </w:rPr>
+      </w:pPr>
+      <w:r>
+        <w:rPr>
+          <w:b/>
+          <w:bCs/>
+        </w:rPr>
+        <w:t>5. Install Docker Engine</w:t>
+      </w:r>
+    </w:p>
+    <w:p>
+      <w:proofErr w:type="spellStart"/>
+      <w:r>
+        <w:t>sudo</w:t>
+      </w:r>
+      <w:proofErr w:type="spellEnd"/>
+      <w:r>
+        <w:t xml:space="preserve"> apt update</w:t>
+      </w:r>
+    </w:p>
+    <w:p/>
+    <w:p>
+      <w:proofErr w:type="spellStart"/>
+      <w:r>
+        <w:t>sudo</w:t>
+      </w:r>
+      <w:proofErr w:type="spellEnd"/>
+      <w:r>
+        <w:t xml:space="preserve"> apt install -y docker-</w:t>
+      </w:r>
+      <w:proofErr w:type="spellStart"/>
+      <w:r>
+        <w:t>ce</w:t>
+      </w:r>
+      <w:proofErr w:type="spellEnd"/>
+      <w:r>
+        <w:t xml:space="preserve"> docker-</w:t>
+      </w:r>
+      <w:proofErr w:type="spellStart"/>
+      <w:r>
+        <w:t>ce</w:t>
+      </w:r>
+      <w:proofErr w:type="spellEnd"/>
+      <w:r>
+        <w:t>-cli containerd.io docker-</w:t>
+      </w:r>
+      <w:proofErr w:type="spellStart"/>
+      <w:r>
+        <w:t>buildx</w:t>
+      </w:r>
+      <w:proofErr w:type="spellEnd"/>
+      <w:r>
+        <w:t>-plugin docker-compose-plugin</w:t>
+      </w:r>
+    </w:p>
+    <w:p>
+      <w:pPr>
+        <w:rPr>
+          <w:b/>
+          <w:bCs/>
+        </w:rPr>
+      </w:pPr>
+      <w:r>
+        <w:rPr>
+          <w:b/>
+          <w:bCs/>
+        </w:rPr>
+        <w:t>6. Verify Docker</w:t>
+      </w:r>
+    </w:p>
+    <w:p>
+      <w:proofErr w:type="spellStart"/>
+      <w:r>
+        <w:t>sudo</w:t>
+      </w:r>
+      <w:proofErr w:type="spellEnd"/>
+      <w:r>
+        <w:t xml:space="preserve"> docker --version</w:t>
+      </w:r>
+    </w:p>
+    <w:p>
+      <w:pPr>
+        <w:rPr>
+          <w:b/>
+          <w:bCs/>
+        </w:rPr>
+      </w:pPr>
+      <w:r>
+        <w:rPr>
+          <w:b/>
+          <w:bCs/>
+        </w:rPr>
+        <w:t xml:space="preserve">7. Run Docker without </w:t>
+      </w:r>
+      <w:proofErr w:type="spellStart"/>
+      <w:r>
+        <w:rPr>
+          <w:b/>
+          <w:bCs/>
+        </w:rPr>
+        <w:t>sudo</w:t>
+      </w:r>
+      <w:proofErr w:type="spellEnd"/>
+    </w:p>
+    <w:p>
+      <w:r>
+        <w:t xml:space="preserve">By default, you may need </w:t>
+      </w:r>
+      <w:proofErr w:type="spellStart"/>
+      <w:r>
+        <w:t>sudo</w:t>
+      </w:r>
+      <w:proofErr w:type="spellEnd"/>
+      <w:r>
+        <w:t xml:space="preserve"> docker. To allow your current user to run Docker:</w:t>
+      </w:r>
+    </w:p>
+    <w:p>
+      <w:proofErr w:type="spellStart"/>
+      <w:r>
+        <w:t>sudo</w:t>
+      </w:r>
+      <w:proofErr w:type="spellEnd"/>
+      <w:r>
+        <w:t xml:space="preserve"> </w:t>
+      </w:r>
+      <w:proofErr w:type="spellStart"/>
+      <w:r>
+        <w:t>usermod</w:t>
+      </w:r>
+      <w:proofErr w:type="spellEnd"/>
+      <w:r>
+        <w:t xml:space="preserve"> -</w:t>
+      </w:r>
+      <w:proofErr w:type="spellStart"/>
+      <w:r>
+        <w:t>aG</w:t>
+      </w:r>
+      <w:proofErr w:type="spellEnd"/>
+      <w:r>
+        <w:t xml:space="preserve"> docker $USER</w:t>
+      </w:r>
+    </w:p>
+    <w:p>
+      <w:r>
+        <w:t>Then apply the new group membership:</w:t>
+      </w:r>
+    </w:p>
+    <w:p>
+      <w:proofErr w:type="spellStart"/>
+      <w:r>
+        <w:t>newgrp</w:t>
+      </w:r>
+      <w:proofErr w:type="spellEnd"/>
+      <w:r>
+        <w:t xml:space="preserve"> docker</w:t>
+      </w:r>
+    </w:p>
+    <w:p/>
+    <w:p>
+      <w:pPr>
+        <w:rPr>
+          <w:b/>
+          <w:bCs/>
+        </w:rPr>
+      </w:pPr>
+      <w:r>
+        <w:rPr>
+          <w:b/>
+          <w:bCs/>
+        </w:rPr>
+        <w:t>2. Add Jenkins to the Docker group</w:t>
+      </w:r>
+    </w:p>
+    <w:p>
+      <w:r>
+        <w:t>If you're running the build from Jenkins:</w:t>
+      </w:r>
+    </w:p>
+    <w:p>
+      <w:proofErr w:type="spellStart"/>
+      <w:r>
+        <w:t>sudo</w:t>
+      </w:r>
+      <w:proofErr w:type="spellEnd"/>
+      <w:r>
+        <w:t xml:space="preserve"> </w:t>
+      </w:r>
+      <w:proofErr w:type="spellStart"/>
+      <w:r>
+        <w:t>usermod</w:t>
+      </w:r>
+      <w:proofErr w:type="spellEnd"/>
+      <w:r>
+        <w:t xml:space="preserve"> -</w:t>
+      </w:r>
+      <w:proofErr w:type="spellStart"/>
+      <w:r>
+        <w:t>aG</w:t>
+      </w:r>
+      <w:proofErr w:type="spellEnd"/>
+      <w:r>
+        <w:t xml:space="preserve"> docker </w:t>
+      </w:r>
+      <w:r>
+        <w:t>Jenkins</w:t>
+      </w:r>
+    </w:p>
+    <w:p>
+      <w:proofErr w:type="spellStart"/>
+      <w:r>
+        <w:t>sudo</w:t>
+      </w:r>
+      <w:proofErr w:type="spellEnd"/>
+      <w:r>
+        <w:t xml:space="preserve"> </w:t>
+      </w:r>
+      <w:proofErr w:type="spellStart"/>
+      <w:r>
+        <w:t>usermod</w:t>
+      </w:r>
+      <w:proofErr w:type="spellEnd"/>
+      <w:r>
+        <w:t xml:space="preserve"> -</w:t>
+      </w:r>
+      <w:proofErr w:type="spellStart"/>
+      <w:r>
+        <w:t>aG</w:t>
+      </w:r>
+      <w:proofErr w:type="spellEnd"/>
+      <w:r>
+        <w:t xml:space="preserve"> docker </w:t>
+      </w:r>
+      <w:r>
+        <w:t>Jenkins</w:t>
+      </w:r>
+    </w:p>
+    <w:p>
+      <w:proofErr w:type="spellStart"/>
+      <w:r>
+        <w:t>sudo</w:t>
+      </w:r>
+      <w:proofErr w:type="spellEnd"/>
+      <w:r>
+        <w:t xml:space="preserve"> </w:t>
+      </w:r>
+      <w:proofErr w:type="spellStart"/>
+      <w:r>
+        <w:t>systemctl</w:t>
+      </w:r>
+      <w:proofErr w:type="spellEnd"/>
+      <w:r>
+        <w:t xml:space="preserve"> restart </w:t>
+      </w:r>
+      <w:r>
+        <w:t>Jenkins</w:t>
+      </w:r>
+    </w:p>
+    <w:p>
+      <w:proofErr w:type="spellStart"/>
+      <w:r>
+        <w:t>sudo</w:t>
+      </w:r>
+      <w:proofErr w:type="spellEnd"/>
+      <w:r>
+        <w:t xml:space="preserve"> </w:t>
+      </w:r>
+      <w:proofErr w:type="spellStart"/>
+      <w:r>
+        <w:t>systemctl</w:t>
+      </w:r>
+      <w:proofErr w:type="spellEnd"/>
+      <w:r>
+        <w:t xml:space="preserve"> restart docker</w:t>
+      </w:r>
+    </w:p>
+    <w:p>
+      <w:r>
+        <w:t xml:space="preserve">groups </w:t>
+      </w:r>
+      <w:proofErr w:type="spellStart"/>
+      <w:r>
+        <w:t>jenkins</w:t>
+      </w:r>
+      <w:proofErr w:type="spellEnd"/>
+    </w:p>
+    <w:p/>
+    <w:p/>
+    <w:p>
+      <w:pPr>
+        <w:rPr>
+          <w:b/>
+          <w:bCs/>
+          <w:color w:val="EE0000"/>
+          <w:sz w:val="28"/>
+          <w:szCs w:val="28"/>
+        </w:rPr>
+      </w:pPr>
+      <w:proofErr w:type="spellStart"/>
+      <w:r>
+        <w:rPr>
+          <w:b/>
+          <w:bCs/>
+          <w:color w:val="EE0000"/>
+          <w:sz w:val="28"/>
+          <w:szCs w:val="28"/>
+        </w:rPr>
+        <w:lastRenderedPageBreak/>
+        <w:t>gitleak</w:t>
+      </w:r>
+      <w:proofErr w:type="spellEnd"/>
+    </w:p>
+    <w:p>
+      <w:r>
+        <w:t>Download the correct file:</w:t>
+      </w:r>
+    </w:p>
+    <w:p>
+      <w:proofErr w:type="spellStart"/>
+      <w:r>
+        <w:t>wget</w:t>
+      </w:r>
+      <w:proofErr w:type="spellEnd"/>
+      <w:r>
+        <w:t xml:space="preserve"> https://github.com/gitleaks/gitleaks/releases/download/v8.30.1/gitleaks_8.30.1_linux_x64.tar.gz</w:t>
+      </w:r>
+    </w:p>
+    <w:p>
+      <w:r>
+        <w:t>Extract it:</w:t>
+      </w:r>
+    </w:p>
+    <w:p>
+      <w:r>
+        <w:t>tar -</w:t>
+      </w:r>
+      <w:proofErr w:type="spellStart"/>
+      <w:r>
+        <w:t>xzf</w:t>
+      </w:r>
+      <w:proofErr w:type="spellEnd"/>
+      <w:r>
+        <w:t xml:space="preserve"> gitleaks_8.30.1_linux_x64.tar.gz</w:t>
+      </w:r>
+    </w:p>
+    <w:p>
+      <w:r>
+        <w:t>Check that the binary exists:</w:t>
+      </w:r>
+    </w:p>
+    <w:p>
+      <w:r>
+        <w:t xml:space="preserve">ls -l </w:t>
+      </w:r>
+      <w:proofErr w:type="spellStart"/>
+      <w:r>
+        <w:t>gitleaks</w:t>
+      </w:r>
+      <w:proofErr w:type="spellEnd"/>
+    </w:p>
+    <w:p>
+      <w:r>
+        <w:t>Move it to /</w:t>
+      </w:r>
+      <w:proofErr w:type="spellStart"/>
+      <w:r>
+        <w:t>usr</w:t>
+      </w:r>
+      <w:proofErr w:type="spellEnd"/>
+      <w:r>
+        <w:t>/local/bin:</w:t>
+      </w:r>
+    </w:p>
+    <w:p>
+      <w:proofErr w:type="spellStart"/>
+      <w:r>
+        <w:t>sudo</w:t>
+      </w:r>
+      <w:proofErr w:type="spellEnd"/>
+      <w:r>
+        <w:t xml:space="preserve"> mv </w:t>
+      </w:r>
+      <w:proofErr w:type="spellStart"/>
+      <w:r>
+        <w:t>gitleaks</w:t>
+      </w:r>
+      <w:proofErr w:type="spellEnd"/>
+      <w:r>
+        <w:t xml:space="preserve"> /</w:t>
+      </w:r>
+      <w:proofErr w:type="spellStart"/>
+      <w:r>
+        <w:t>usr</w:t>
+      </w:r>
+      <w:proofErr w:type="spellEnd"/>
+      <w:r>
+        <w:t>/local/bin/</w:t>
+      </w:r>
+      <w:proofErr w:type="spellStart"/>
+      <w:r>
+        <w:t>gitleaks</w:t>
+      </w:r>
+      <w:proofErr w:type="spellEnd"/>
+    </w:p>
+    <w:p>
+      <w:r>
+        <w:t>Make sure it is executable:</w:t>
+      </w:r>
+    </w:p>
+    <w:p>
+      <w:proofErr w:type="spellStart"/>
+      <w:r>
+        <w:t>sudo</w:t>
+      </w:r>
+      <w:proofErr w:type="spellEnd"/>
+      <w:r>
+        <w:t xml:space="preserve"> </w:t>
+      </w:r>
+      <w:proofErr w:type="spellStart"/>
+      <w:r>
+        <w:t>chmod</w:t>
+      </w:r>
+      <w:proofErr w:type="spellEnd"/>
+      <w:r>
+        <w:t xml:space="preserve"> +x /</w:t>
+      </w:r>
+      <w:proofErr w:type="spellStart"/>
+      <w:r>
+        <w:t>usr</w:t>
+      </w:r>
+      <w:proofErr w:type="spellEnd"/>
+      <w:r>
+        <w:t>/local/bin/</w:t>
+      </w:r>
+      <w:proofErr w:type="spellStart"/>
+      <w:r>
+        <w:t>gitleaks</w:t>
+      </w:r>
+      <w:proofErr w:type="spellEnd"/>
+    </w:p>
+    <w:p>
+      <w:r>
+        <w:t>Now verify:</w:t>
+      </w:r>
+    </w:p>
+    <w:p>
+      <w:proofErr w:type="spellStart"/>
+      <w:r>
+        <w:t>gitleaks</w:t>
+      </w:r>
+      <w:proofErr w:type="spellEnd"/>
+      <w:r>
+        <w:t xml:space="preserve"> version</w:t>
+      </w:r>
+    </w:p>
+    <w:p>
+      <w:r>
+        <w:t>You should see:</w:t>
+      </w:r>
+    </w:p>
+    <w:p>
+      <w:r>
+        <w:t>8.30.1</w:t>
+      </w:r>
+    </w:p>
+    <w:p/>
+    <w:p/>
+    <w:p>
+      <w:r>
+        <w:t>Credential setup</w:t>
+      </w:r>
+    </w:p>
+    <w:p>
+      <w:r>
+        <w:t>Docker :-user password</w:t>
+      </w:r>
+    </w:p>
+    <w:p>
+      <w:r>
+        <w:t xml:space="preserve">Sonar:-secret text </w:t>
+      </w:r>
+    </w:p>
+    <w:p/>
+    <w:p/>
+    <w:p>
+      <w:r>
+        <w:t>Plugin</w:t>
+      </w:r>
+    </w:p>
+    <w:p>
+      <w:proofErr w:type="spellStart"/>
+      <w:r>
+        <w:t>Sonarqube</w:t>
+      </w:r>
+      <w:proofErr w:type="spellEnd"/>
+    </w:p>
+    <w:p>
+      <w:pPr>
+        <w:rPr>
+          <w:color w:val="000000" w:themeColor="text1"/>
+        </w:rPr>
+      </w:pPr>
+      <w:hyperlink r:id="rId5" w:tgtFrame="_blank" w:history="1">
         <w:r>
           <w:rPr>
             <w:rStyle w:val="Hyperlink"/>
+            <w:color w:val="000000" w:themeColor="text1"/>
+            <w:u w:val="none"/>
           </w:rPr>
-          <w:t>/sonarqube-webhook/</w:t>
+          <w:t>Kubernetes Credentials</w:t>
         </w:r>
       </w:hyperlink>
     </w:p>
     <w:p>
       <w:pPr>
-        <w:tabs>
-          <w:tab w:val="left" w:pos="1920"/>
-        </w:tabs>
-      </w:pPr>
-    </w:p>
-    <w:p>
-      <w:pPr>
-        <w:tabs>
-          <w:tab w:val="left" w:pos="1920"/>
-        </w:tabs>
-        <w:rPr>
-          <w:b/>
-          <w:bCs/>
-          <w:color w:val="EE0000"/>
-          <w:sz w:val="28"/>
-          <w:szCs w:val="28"/>
-        </w:rPr>
-      </w:pPr>
-      <w:r>
-        <w:rPr>
-          <w:b/>
-          <w:bCs/>
-          <w:color w:val="EE0000"/>
-          <w:sz w:val="28"/>
-          <w:szCs w:val="28"/>
-        </w:rPr>
-        <w:t>Trivy</w:t>
-      </w:r>
-    </w:p>
-    <w:p>
-      <w:pPr>
-        <w:tabs>
-          <w:tab w:val="left" w:pos="1920"/>
-        </w:tabs>
-        <w:rPr>
-          <w:b/>
-          <w:bCs/>
-        </w:rPr>
-      </w:pPr>
-      <w:r>
-        <w:rPr>
-          <w:b/>
-          <w:bCs/>
-        </w:rPr>
-        <w:t>1. Install prerequisites</w:t>
-      </w:r>
-    </w:p>
-    <w:p>
-      <w:pPr>
-        <w:tabs>
-          <w:tab w:val="left" w:pos="1920"/>
-        </w:tabs>
-      </w:pPr>
-      <w:r>
-        <w:t>sudo apt update</w:t>
-      </w:r>
-    </w:p>
-    <w:p>
-      <w:pPr>
-        <w:tabs>
-          <w:tab w:val="left" w:pos="1920"/>
-        </w:tabs>
-      </w:pPr>
-      <w:r>
-        <w:t>sudo apt install -y wget gnupg</w:t>
-      </w:r>
-    </w:p>
-    <w:p>
-      <w:pPr>
-        <w:tabs>
-          <w:tab w:val="left" w:pos="1920"/>
-        </w:tabs>
-        <w:rPr>
-          <w:b/>
-          <w:bCs/>
-        </w:rPr>
-      </w:pPr>
-      <w:r>
-        <w:rPr>
-          <w:b/>
-          <w:bCs/>
-        </w:rPr>
-        <w:t>2. Add the Trivy GPG key</w:t>
-      </w:r>
-    </w:p>
-    <w:p>
-      <w:pPr>
-        <w:tabs>
-          <w:tab w:val="left" w:pos="1920"/>
-        </w:tabs>
-      </w:pPr>
-      <w:r>
-        <w:t>wget -qO - https://aquasecurity.github.io/trivy-repo/deb/public.key \</w:t>
-      </w:r>
-    </w:p>
-    <w:p>
-      <w:pPr>
-        <w:tabs>
-          <w:tab w:val="left" w:pos="1920"/>
-        </w:tabs>
-      </w:pPr>
-      <w:r>
-        <w:t xml:space="preserve">  | gpg --dearmor \</w:t>
-      </w:r>
-    </w:p>
-    <w:p>
-      <w:pPr>
-        <w:tabs>
-          <w:tab w:val="left" w:pos="1920"/>
-        </w:tabs>
-      </w:pPr>
-      <w:r>
-        <w:t xml:space="preserve">  | sudo tee /usr/share/keyrings/trivy.gpg &gt; /dev/null</w:t>
-      </w:r>
-    </w:p>
-    <w:p>
-      <w:pPr>
-        <w:tabs>
-          <w:tab w:val="left" w:pos="1920"/>
-        </w:tabs>
-        <w:rPr>
-          <w:b/>
-          <w:bCs/>
-        </w:rPr>
-      </w:pPr>
-      <w:r>
-        <w:rPr>
-          <w:b/>
-          <w:bCs/>
-        </w:rPr>
-        <w:t>3. Add the Trivy repository</w:t>
-      </w:r>
-    </w:p>
-    <w:p>
-      <w:pPr>
-        <w:tabs>
-          <w:tab w:val="left" w:pos="1920"/>
-        </w:tabs>
-      </w:pPr>
-      <w:r>
-        <w:lastRenderedPageBreak/>
-        <w:t>echo "deb [signed-by=/usr/share/keyrings/trivy.gpg] https://aquasecurity.github.io/trivy-repo/deb generic main" \</w:t>
-      </w:r>
-    </w:p>
-    <w:p>
-      <w:pPr>
-        <w:tabs>
-          <w:tab w:val="left" w:pos="1920"/>
-        </w:tabs>
-      </w:pPr>
-      <w:r>
-        <w:t xml:space="preserve">  | sudo tee /etc/apt/sources.list.d/trivy.list</w:t>
-      </w:r>
-    </w:p>
-    <w:p>
-      <w:pPr>
-        <w:tabs>
-          <w:tab w:val="left" w:pos="1920"/>
-        </w:tabs>
-        <w:rPr>
-          <w:b/>
-          <w:bCs/>
-        </w:rPr>
-      </w:pPr>
-      <w:r>
-        <w:rPr>
-          <w:b/>
-          <w:bCs/>
-        </w:rPr>
-        <w:t>4. Install Trivy</w:t>
-      </w:r>
-    </w:p>
-    <w:p>
-      <w:pPr>
-        <w:tabs>
-          <w:tab w:val="left" w:pos="1920"/>
-        </w:tabs>
-      </w:pPr>
-      <w:r>
-        <w:t>sudo apt update</w:t>
-      </w:r>
-    </w:p>
-    <w:p>
-      <w:pPr>
-        <w:tabs>
-          <w:tab w:val="left" w:pos="1920"/>
-        </w:tabs>
-      </w:pPr>
-      <w:r>
-        <w:t>sudo apt install -y trivy</w:t>
-      </w:r>
-    </w:p>
-    <w:p>
-      <w:pPr>
-        <w:tabs>
-          <w:tab w:val="left" w:pos="1920"/>
-        </w:tabs>
-        <w:rPr>
-          <w:b/>
-          <w:bCs/>
-        </w:rPr>
-      </w:pPr>
-      <w:r>
-        <w:rPr>
-          <w:b/>
-          <w:bCs/>
-        </w:rPr>
-        <w:t>5. Verify installation</w:t>
-      </w:r>
-    </w:p>
-    <w:p>
-      <w:pPr>
-        <w:tabs>
-          <w:tab w:val="left" w:pos="1920"/>
-        </w:tabs>
-      </w:pPr>
-      <w:r>
-        <w:t>trivy --version</w:t>
-      </w:r>
-    </w:p>
-    <w:p>
-      <w:pPr>
-        <w:tabs>
-          <w:tab w:val="left" w:pos="1920"/>
-        </w:tabs>
-      </w:pPr>
-      <w:r>
-        <w:t>You should get output similar to:</w:t>
-      </w:r>
-    </w:p>
-    <w:p>
-      <w:pPr>
-        <w:tabs>
-          <w:tab w:val="left" w:pos="1920"/>
-        </w:tabs>
-      </w:pPr>
-      <w:r>
-        <w:t>Version: 0.x.x</w:t>
-      </w:r>
-    </w:p>
-    <w:p>
-      <w:pPr>
-        <w:tabs>
-          <w:tab w:val="left" w:pos="1920"/>
-        </w:tabs>
-      </w:pPr>
-    </w:p>
-    <w:p>
-      <w:pPr>
-        <w:tabs>
-          <w:tab w:val="left" w:pos="1920"/>
-        </w:tabs>
-        <w:rPr>
-          <w:b/>
-          <w:bCs/>
-          <w:color w:val="EE0000"/>
-          <w:sz w:val="28"/>
-          <w:szCs w:val="28"/>
-        </w:rPr>
-      </w:pPr>
-      <w:r>
-        <w:rPr>
-          <w:b/>
-          <w:bCs/>
-          <w:color w:val="EE0000"/>
-          <w:sz w:val="28"/>
-          <w:szCs w:val="28"/>
-        </w:rPr>
-        <w:t>Docker</w:t>
-      </w:r>
-    </w:p>
-    <w:p>
-      <w:pPr>
-        <w:rPr>
-          <w:b/>
-          <w:bCs/>
-        </w:rPr>
-      </w:pPr>
-      <w:r>
-        <w:rPr>
-          <w:b/>
-          <w:bCs/>
-        </w:rPr>
-        <w:t>2. Update packages</w:t>
-      </w:r>
-    </w:p>
-    <w:p>
-      <w:r>
-        <w:t>sudo apt update</w:t>
-      </w:r>
-    </w:p>
-    <w:p>
-      <w:r>
-        <w:t>sudo apt install -y ca-certificates curl</w:t>
-      </w:r>
-    </w:p>
-    <w:p>
-      <w:pPr>
-        <w:rPr>
-          <w:b/>
-          <w:bCs/>
-        </w:rPr>
-      </w:pPr>
-      <w:r>
-        <w:rPr>
-          <w:b/>
-          <w:bCs/>
-        </w:rPr>
-        <w:t>3. Add Docker's official GPG key</w:t>
-      </w:r>
-    </w:p>
-    <w:p>
-      <w:r>
-        <w:t>sudo install -m 0755 -d /etc/apt/keyrings</w:t>
-      </w:r>
-    </w:p>
-    <w:p/>
-    <w:p>
-      <w:r>
-        <w:t>sudo curl -fsSL https://download.docker.com/linux/ubuntu/gpg \</w:t>
-      </w:r>
-    </w:p>
-    <w:p>
-      <w:r>
-        <w:t xml:space="preserve">  -o /etc/apt/keyrings/docker.asc</w:t>
-      </w:r>
-    </w:p>
-    <w:p/>
-    <w:p>
-      <w:r>
-        <w:t>sudo chmod a+r /etc/apt/keyrings/docker.asc</w:t>
-      </w:r>
-    </w:p>
-    <w:p>
-      <w:pPr>
-        <w:rPr>
-          <w:b/>
-          <w:bCs/>
-        </w:rPr>
-      </w:pPr>
-      <w:r>
-        <w:rPr>
-          <w:b/>
-          <w:bCs/>
-        </w:rPr>
-        <w:t>4. Add Docker repository</w:t>
-      </w:r>
-    </w:p>
-    <w:p>
-      <w:r>
-        <w:t>echo \</w:t>
-      </w:r>
-    </w:p>
-    <w:p>
-      <w:r>
-        <w:t xml:space="preserve">  "deb [arch=$(dpkg --print-architecture) signed-by=/etc/apt/keyrings/docker.asc] https://download.docker.com/linux/ubuntu \</w:t>
-      </w:r>
-    </w:p>
-    <w:p>
-      <w:r>
-        <w:lastRenderedPageBreak/>
-        <w:t xml:space="preserve">  $(. /etc/os-release &amp;&amp; echo "$VERSION_CODENAME") stable" | \</w:t>
-      </w:r>
-    </w:p>
-    <w:p>
-      <w:r>
-        <w:t xml:space="preserve">  sudo tee /etc/apt/sources.list.d/docker.list &gt; /dev/null</w:t>
-      </w:r>
-    </w:p>
-    <w:p>
-      <w:pPr>
-        <w:rPr>
-          <w:b/>
-          <w:bCs/>
-        </w:rPr>
-      </w:pPr>
-      <w:r>
-        <w:rPr>
-          <w:b/>
-          <w:bCs/>
-        </w:rPr>
-        <w:t>5. Install Docker Engine</w:t>
-      </w:r>
-    </w:p>
-    <w:p>
-      <w:r>
-        <w:t>sudo apt update</w:t>
-      </w:r>
-    </w:p>
-    <w:p/>
-    <w:p>
-      <w:r>
-        <w:t>sudo apt install -y docker-ce docker-ce-cli containerd.io docker-buildx-plugin docker-compose-plugin</w:t>
-      </w:r>
-    </w:p>
-    <w:p>
-      <w:pPr>
-        <w:rPr>
-          <w:b/>
-          <w:bCs/>
-        </w:rPr>
-      </w:pPr>
-      <w:r>
-        <w:rPr>
-          <w:b/>
-          <w:bCs/>
-        </w:rPr>
-        <w:t>6. Verify Docker</w:t>
-      </w:r>
-    </w:p>
-    <w:p>
-      <w:r>
-        <w:t>sudo docker --version</w:t>
-      </w:r>
-    </w:p>
-    <w:p>
-      <w:pPr>
-        <w:rPr>
-          <w:b/>
-          <w:bCs/>
-        </w:rPr>
-      </w:pPr>
-      <w:r>
-        <w:rPr>
-          <w:b/>
-          <w:bCs/>
-        </w:rPr>
-        <w:t>7. Run Docker without sudo</w:t>
-      </w:r>
-    </w:p>
-    <w:p>
-      <w:r>
-        <w:t>By default, you may need sudo docker. To allow your current user to run Docker:</w:t>
-      </w:r>
-    </w:p>
-    <w:p>
-      <w:r>
-        <w:t>sudo usermod -aG docker $USER</w:t>
-      </w:r>
-    </w:p>
-    <w:p>
-      <w:r>
-        <w:t>Then apply the new group membership:</w:t>
-      </w:r>
-    </w:p>
-    <w:p>
-      <w:r>
-        <w:t>newgrp docker</w:t>
-      </w:r>
-    </w:p>
-    <w:p/>
-    <w:p>
-      <w:pPr>
-        <w:rPr>
-          <w:b/>
-          <w:bCs/>
-        </w:rPr>
-      </w:pPr>
-      <w:r>
-        <w:rPr>
-          <w:b/>
-          <w:bCs/>
-        </w:rPr>
-        <w:t>2. Add Jenkins to the Docker group</w:t>
-      </w:r>
-    </w:p>
-    <w:p>
-      <w:r>
-        <w:t>If you're running the build from Jenkins:</w:t>
-      </w:r>
-    </w:p>
-    <w:p>
-      <w:r>
-        <w:t xml:space="preserve">sudo usermod -aG docker </w:t>
-      </w:r>
-      <w:r>
-        <w:t>Jenkins</w:t>
-      </w:r>
-    </w:p>
-    <w:p>
-      <w:r>
-        <w:t xml:space="preserve">sudo usermod -aG docker </w:t>
-      </w:r>
-      <w:r>
-        <w:t>Jenkins</w:t>
-      </w:r>
-    </w:p>
-    <w:p>
-      <w:r>
-        <w:t xml:space="preserve">sudo systemctl restart </w:t>
-      </w:r>
-      <w:r>
-        <w:t>Jenkins</w:t>
-      </w:r>
-    </w:p>
-    <w:p>
-      <w:r>
-        <w:t>sudo systemctl restart docker</w:t>
-      </w:r>
-    </w:p>
-    <w:p>
-      <w:r>
-        <w:t>groups jenkins</w:t>
-      </w:r>
-    </w:p>
-    <w:p/>
-    <w:p/>
-    <w:p>
-      <w:pPr>
-        <w:rPr>
-          <w:b/>
-          <w:bCs/>
-          <w:color w:val="EE0000"/>
-          <w:sz w:val="28"/>
-          <w:szCs w:val="28"/>
-        </w:rPr>
-      </w:pPr>
-      <w:r>
-        <w:rPr>
-          <w:b/>
-          <w:bCs/>
-          <w:color w:val="EE0000"/>
-          <w:sz w:val="28"/>
-          <w:szCs w:val="28"/>
-        </w:rPr>
-        <w:t>gitleak</w:t>
-      </w:r>
-    </w:p>
-    <w:p>
-      <w:r>
-        <w:t>Download the correct file:</w:t>
-      </w:r>
-    </w:p>
-    <w:p>
-      <w:r>
-        <w:lastRenderedPageBreak/>
-        <w:t>wget https://github.com/gitleaks/gitleaks/releases/download/v8.30.1/gitleaks_8.30.1_linux_x64.tar.gz</w:t>
-      </w:r>
-    </w:p>
-    <w:p>
-      <w:r>
-        <w:t>Extract it:</w:t>
-      </w:r>
-    </w:p>
-    <w:p>
-      <w:r>
-        <w:t>tar -xzf gitleaks_8.30.1_linux_x64.tar.gz</w:t>
-      </w:r>
-    </w:p>
-    <w:p>
-      <w:r>
-        <w:t>Check that the binary exists:</w:t>
-      </w:r>
-    </w:p>
-    <w:p>
-      <w:r>
-        <w:t>ls -l gitleaks</w:t>
-      </w:r>
-    </w:p>
-    <w:p>
-      <w:r>
-        <w:t>Move it to /usr/local/bin:</w:t>
-      </w:r>
-    </w:p>
-    <w:p>
-      <w:r>
-        <w:t>sudo mv gitleaks /usr/local/bin/gitleaks</w:t>
-      </w:r>
-    </w:p>
-    <w:p>
-      <w:r>
-        <w:t>Make sure it is executable:</w:t>
-      </w:r>
-    </w:p>
-    <w:p>
-      <w:r>
-        <w:t>sudo chmod +x /usr/local/bin/gitleaks</w:t>
-      </w:r>
-    </w:p>
-    <w:p>
-      <w:r>
-        <w:t>Now verify:</w:t>
-      </w:r>
-    </w:p>
-    <w:p>
-      <w:r>
-        <w:t>gitleaks version</w:t>
-      </w:r>
-    </w:p>
-    <w:p>
-      <w:r>
-        <w:t>You should see:</w:t>
-      </w:r>
-    </w:p>
-    <w:p>
-      <w:r>
-        <w:t>8.30.1</w:t>
-      </w:r>
-    </w:p>
-    <w:p/>
-    <w:p/>
-    <w:p>
-      <w:r>
-        <w:t>Credential setup</w:t>
-      </w:r>
-    </w:p>
-    <w:p>
-      <w:r>
-        <w:t>Docker :-user password</w:t>
-      </w:r>
-    </w:p>
-    <w:p>
-      <w:r>
-        <w:t xml:space="preserve">Sonar:-secret text </w:t>
-      </w:r>
-    </w:p>
-    <w:p/>
-    <w:p/>
-    <w:p/>
+        <w:rPr>
+          <w:color w:val="000000" w:themeColor="text1"/>
+        </w:rPr>
+      </w:pPr>
+      <w:hyperlink r:id="rId6" w:tgtFrame="_blank" w:history="1">
+        <w:r>
+          <w:rPr>
+            <w:rStyle w:val="Hyperlink"/>
+            <w:color w:val="000000" w:themeColor="text1"/>
+            <w:u w:val="none"/>
+          </w:rPr>
+          <w:t>Kubernetes</w:t>
+        </w:r>
+      </w:hyperlink>
+    </w:p>
+    <w:p>
+      <w:pPr>
+        <w:rPr>
+          <w:color w:val="000000" w:themeColor="text1"/>
+        </w:rPr>
+      </w:pPr>
+      <w:hyperlink r:id="rId7" w:tgtFrame="_blank" w:history="1">
+        <w:r>
+          <w:rPr>
+            <w:rStyle w:val="Hyperlink"/>
+            <w:color w:val="000000" w:themeColor="text1"/>
+            <w:u w:val="none"/>
+          </w:rPr>
+          <w:t>Kubernetes CLI</w:t>
+        </w:r>
+      </w:hyperlink>
+    </w:p>
+    <w:p>
+      <w:pPr>
+        <w:rPr>
+          <w:color w:val="000000" w:themeColor="text1"/>
+        </w:rPr>
+      </w:pPr>
+      <w:hyperlink r:id="rId8" w:tgtFrame="_blank" w:history="1">
+        <w:r>
+          <w:rPr>
+            <w:rStyle w:val="Hyperlink"/>
+            <w:color w:val="000000" w:themeColor="text1"/>
+            <w:u w:val="none"/>
+          </w:rPr>
+          <w:t>Docker Pipeline</w:t>
+        </w:r>
+      </w:hyperlink>
+    </w:p>
+    <w:p>
+      <w:pPr>
+        <w:rPr>
+          <w:color w:val="000000" w:themeColor="text1"/>
+        </w:rPr>
+      </w:pPr>
+      <w:hyperlink r:id="rId9" w:tgtFrame="_blank" w:history="1">
+        <w:r>
+          <w:rPr>
+            <w:rStyle w:val="Hyperlink"/>
+            <w:color w:val="000000" w:themeColor="text1"/>
+            <w:u w:val="none"/>
+          </w:rPr>
+          <w:t>Docker plugin</w:t>
+        </w:r>
+      </w:hyperlink>
+    </w:p>
+    <w:p>
+      <w:proofErr w:type="spellStart"/>
+      <w:r>
+        <w:t>nodejs</w:t>
+      </w:r>
+      <w:proofErr w:type="spellEnd"/>
+    </w:p>
     <w:sectPr>
       <w:pgSz w:w="12240" w:h="15840"/>
       <w:pgMar w:top="1440" w:right="1440" w:bottom="1440" w:left="1440" w:header="720" w:footer="720" w:gutter="0"/>

--- a/infra.docx
+++ b/infra.docx
@@ -408,7 +408,16 @@
         <w:tabs>
           <w:tab w:val="left" w:pos="1920"/>
         </w:tabs>
-      </w:pPr>
+        <w:rPr>
+          <w:color w:val="EE0000"/>
+        </w:rPr>
+      </w:pPr>
+      <w:r>
+        <w:rPr>
+          <w:color w:val="EE0000"/>
+        </w:rPr>
+        <w:t>step1</w:t>
+      </w:r>
     </w:p>
     <w:p>
       <w:pPr>
@@ -431,23 +440,294 @@
           <w:tab w:val="left" w:pos="1920"/>
         </w:tabs>
       </w:pPr>
-    </w:p>
-    <w:p>
-      <w:pPr>
-        <w:tabs>
-          <w:tab w:val="left" w:pos="1920"/>
-        </w:tabs>
-      </w:pPr>
-    </w:p>
-    <w:p>
-      <w:pPr>
-        <w:tabs>
-          <w:tab w:val="left" w:pos="1920"/>
-        </w:tabs>
-      </w:pPr>
-      <w:r>
-        <w:t>add-sonar</w:t>
-      </w:r>
+      <w:r>
+        <w:t>after creating cluster</w:t>
+      </w:r>
+    </w:p>
+    <w:p>
+      <w:pPr>
+        <w:tabs>
+          <w:tab w:val="left" w:pos="1920"/>
+        </w:tabs>
+      </w:pPr>
+      <w:proofErr w:type="spellStart"/>
+      <w:r>
+        <w:t>kubectl</w:t>
+      </w:r>
+      <w:proofErr w:type="spellEnd"/>
+      <w:r>
+        <w:t xml:space="preserve"> apply -f k8s/</w:t>
+      </w:r>
+      <w:proofErr w:type="spellStart"/>
+      <w:r>
+        <w:t>rbac</w:t>
+      </w:r>
+      <w:proofErr w:type="spellEnd"/>
+      <w:r>
+        <w:t>/</w:t>
+      </w:r>
+      <w:proofErr w:type="spellStart"/>
+      <w:r>
+        <w:t>serviceaccount.yaml</w:t>
+      </w:r>
+      <w:proofErr w:type="spellEnd"/>
+    </w:p>
+    <w:p>
+      <w:pPr>
+        <w:tabs>
+          <w:tab w:val="left" w:pos="1920"/>
+        </w:tabs>
+      </w:pPr>
+      <w:proofErr w:type="spellStart"/>
+      <w:r>
+        <w:t>kubectl</w:t>
+      </w:r>
+      <w:proofErr w:type="spellEnd"/>
+      <w:r>
+        <w:t xml:space="preserve"> apply -f k8s/</w:t>
+      </w:r>
+      <w:proofErr w:type="spellStart"/>
+      <w:r>
+        <w:t>rbac</w:t>
+      </w:r>
+      <w:proofErr w:type="spellEnd"/>
+      <w:r>
+        <w:t>/</w:t>
+      </w:r>
+      <w:proofErr w:type="spellStart"/>
+      <w:r>
+        <w:t>role.yaml</w:t>
+      </w:r>
+      <w:proofErr w:type="spellEnd"/>
+    </w:p>
+    <w:p>
+      <w:pPr>
+        <w:tabs>
+          <w:tab w:val="left" w:pos="1920"/>
+        </w:tabs>
+      </w:pPr>
+      <w:proofErr w:type="spellStart"/>
+      <w:r>
+        <w:t>kubectl</w:t>
+      </w:r>
+      <w:proofErr w:type="spellEnd"/>
+      <w:r>
+        <w:t xml:space="preserve"> apply -f k8s/</w:t>
+      </w:r>
+      <w:proofErr w:type="spellStart"/>
+      <w:r>
+        <w:t>rbac</w:t>
+      </w:r>
+      <w:proofErr w:type="spellEnd"/>
+      <w:r>
+        <w:t>/</w:t>
+      </w:r>
+      <w:proofErr w:type="spellStart"/>
+      <w:r>
+        <w:t>rolebinding.yaml</w:t>
+      </w:r>
+      <w:proofErr w:type="spellEnd"/>
+    </w:p>
+    <w:p>
+      <w:pPr>
+        <w:tabs>
+          <w:tab w:val="left" w:pos="1920"/>
+        </w:tabs>
+      </w:pPr>
+      <w:proofErr w:type="spellStart"/>
+      <w:r>
+        <w:t>kubectl</w:t>
+      </w:r>
+      <w:proofErr w:type="spellEnd"/>
+      <w:r>
+        <w:t xml:space="preserve"> apply -f k8s/</w:t>
+      </w:r>
+      <w:proofErr w:type="spellStart"/>
+      <w:r>
+        <w:t>rbac</w:t>
+      </w:r>
+      <w:proofErr w:type="spellEnd"/>
+      <w:r>
+        <w:t>/</w:t>
+      </w:r>
+      <w:proofErr w:type="spellStart"/>
+      <w:r>
+        <w:t>clusterrole.yaml</w:t>
+      </w:r>
+      <w:proofErr w:type="spellEnd"/>
+    </w:p>
+    <w:p>
+      <w:pPr>
+        <w:tabs>
+          <w:tab w:val="left" w:pos="1920"/>
+        </w:tabs>
+      </w:pPr>
+      <w:proofErr w:type="spellStart"/>
+      <w:r>
+        <w:t>kubectl</w:t>
+      </w:r>
+      <w:proofErr w:type="spellEnd"/>
+      <w:r>
+        <w:t xml:space="preserve"> apply -f k8s/</w:t>
+      </w:r>
+      <w:proofErr w:type="spellStart"/>
+      <w:r>
+        <w:t>rbac</w:t>
+      </w:r>
+      <w:proofErr w:type="spellEnd"/>
+      <w:r>
+        <w:t>/</w:t>
+      </w:r>
+      <w:proofErr w:type="spellStart"/>
+      <w:r>
+        <w:t>clusterrolebinding.yaml</w:t>
+      </w:r>
+      <w:proofErr w:type="spellEnd"/>
+    </w:p>
+    <w:p>
+      <w:pPr>
+        <w:tabs>
+          <w:tab w:val="left" w:pos="1920"/>
+        </w:tabs>
+        <w:rPr>
+          <w:color w:val="EE0000"/>
+        </w:rPr>
+      </w:pPr>
+      <w:r>
+        <w:rPr>
+          <w:color w:val="EE0000"/>
+        </w:rPr>
+        <w:t>step2</w:t>
+      </w:r>
+    </w:p>
+    <w:p>
+      <w:pPr>
+        <w:tabs>
+          <w:tab w:val="left" w:pos="1920"/>
+        </w:tabs>
+      </w:pPr>
+      <w:r>
+        <w:t>after this apply</w:t>
+      </w:r>
+    </w:p>
+    <w:p>
+      <w:pPr>
+        <w:tabs>
+          <w:tab w:val="left" w:pos="1920"/>
+        </w:tabs>
+      </w:pPr>
+      <w:proofErr w:type="spellStart"/>
+      <w:r>
+        <w:t>kubectl</w:t>
+      </w:r>
+      <w:proofErr w:type="spellEnd"/>
+      <w:r>
+        <w:t xml:space="preserve"> apply -f </w:t>
+      </w:r>
+      <w:r>
+        <w:t>k8s/</w:t>
+      </w:r>
+      <w:proofErr w:type="spellStart"/>
+      <w:r>
+        <w:t>secret.yaml</w:t>
+      </w:r>
+      <w:proofErr w:type="spellEnd"/>
+    </w:p>
+    <w:p>
+      <w:pPr>
+        <w:tabs>
+          <w:tab w:val="left" w:pos="1920"/>
+        </w:tabs>
+      </w:pPr>
+      <w:proofErr w:type="spellStart"/>
+      <w:r>
+        <w:t>kubectl</w:t>
+      </w:r>
+      <w:proofErr w:type="spellEnd"/>
+      <w:r>
+        <w:t xml:space="preserve"> describe secret </w:t>
+      </w:r>
+      <w:proofErr w:type="spellStart"/>
+      <w:r>
+        <w:t>mysecretname</w:t>
+      </w:r>
+      <w:proofErr w:type="spellEnd"/>
+      <w:r>
+        <w:t xml:space="preserve"> -n prod</w:t>
+      </w:r>
+    </w:p>
+    <w:p>
+      <w:pPr>
+        <w:tabs>
+          <w:tab w:val="left" w:pos="1920"/>
+        </w:tabs>
+        <w:rPr>
+          <w:color w:val="EE0000"/>
+        </w:rPr>
+      </w:pPr>
+      <w:r>
+        <w:rPr>
+          <w:color w:val="EE0000"/>
+        </w:rPr>
+        <w:t>step3</w:t>
+      </w:r>
+    </w:p>
+    <w:p>
+      <w:pPr>
+        <w:tabs>
+          <w:tab w:val="left" w:pos="1920"/>
+        </w:tabs>
+      </w:pPr>
+      <w:r>
+        <w:t>in credential</w:t>
+      </w:r>
+    </w:p>
+    <w:p>
+      <w:pPr>
+        <w:tabs>
+          <w:tab w:val="left" w:pos="1920"/>
+        </w:tabs>
+      </w:pPr>
+      <w:proofErr w:type="spellStart"/>
+      <w:r>
+        <w:t>add:secret</w:t>
+      </w:r>
+      <w:proofErr w:type="spellEnd"/>
+      <w:r>
+        <w:t xml:space="preserve"> text</w:t>
+      </w:r>
+    </w:p>
+    <w:p>
+      <w:pPr>
+        <w:tabs>
+          <w:tab w:val="left" w:pos="1920"/>
+        </w:tabs>
+      </w:pPr>
+      <w:hyperlink r:id="rId4" w:history="1">
+        <w:r>
+          <w:rPr>
+            <w:rStyle w:val="Hyperlink"/>
+          </w:rPr>
+          <w:t>k8-token</w:t>
+        </w:r>
+      </w:hyperlink>
+    </w:p>
+    <w:p>
+      <w:pPr>
+        <w:tabs>
+          <w:tab w:val="left" w:pos="1920"/>
+        </w:tabs>
+      </w:pPr>
+      <w:r>
+        <w:t>token</w:t>
+      </w:r>
+    </w:p>
+    <w:p>
+      <w:pPr>
+        <w:tabs>
+          <w:tab w:val="left" w:pos="1920"/>
+        </w:tabs>
+      </w:pPr>
     </w:p>
     <w:p>
       <w:pPr>
@@ -757,6 +1037,7 @@
         </w:tabs>
       </w:pPr>
       <w:r>
+        <w:lastRenderedPageBreak/>
         <w:t>Test:</w:t>
       </w:r>
     </w:p>
@@ -825,7 +1106,15 @@
       </w:r>
       <w:proofErr w:type="spellEnd"/>
       <w:r>
-        <w:t xml:space="preserve"> docker pull </w:t>
+        <w:t xml:space="preserve"> docker </w:t>
+      </w:r>
+      <w:proofErr w:type="gramStart"/>
+      <w:r>
+        <w:t>pull</w:t>
+      </w:r>
+      <w:proofErr w:type="gramEnd"/>
+      <w:r>
+        <w:t xml:space="preserve"> </w:t>
       </w:r>
       <w:proofErr w:type="spellStart"/>
       <w:r>
@@ -946,167 +1235,167 @@
         </w:tabs>
       </w:pPr>
       <w:r>
+        <w:t>You should see something similar to:</w:t>
+      </w:r>
+    </w:p>
+    <w:p>
+      <w:pPr>
+        <w:tabs>
+          <w:tab w:val="left" w:pos="1920"/>
+        </w:tabs>
+      </w:pPr>
+      <w:r>
+        <w:t>CONTAINER ID   IMAGE                 PORTS</w:t>
+      </w:r>
+    </w:p>
+    <w:p>
+      <w:pPr>
+        <w:tabs>
+          <w:tab w:val="left" w:pos="1920"/>
+        </w:tabs>
+      </w:pPr>
+      <w:proofErr w:type="spellStart"/>
+      <w:r>
+        <w:t>xxxxxx</w:t>
+      </w:r>
+      <w:proofErr w:type="spellEnd"/>
+      <w:r>
+        <w:t xml:space="preserve">         </w:t>
+      </w:r>
+      <w:proofErr w:type="spellStart"/>
+      <w:r>
+        <w:t>sonarqube:community</w:t>
+      </w:r>
+      <w:proofErr w:type="spellEnd"/>
+      <w:r>
+        <w:t xml:space="preserve">   0.0.0.0:9000-&gt;9000/</w:t>
+      </w:r>
+      <w:proofErr w:type="spellStart"/>
+      <w:r>
+        <w:t>tcp</w:t>
+      </w:r>
+      <w:proofErr w:type="spellEnd"/>
+    </w:p>
+    <w:p>
+      <w:pPr>
+        <w:tabs>
+          <w:tab w:val="left" w:pos="1920"/>
+        </w:tabs>
+      </w:pPr>
+    </w:p>
+    <w:p>
+      <w:pPr>
+        <w:tabs>
+          <w:tab w:val="left" w:pos="1920"/>
+        </w:tabs>
+      </w:pPr>
+    </w:p>
+    <w:p>
+      <w:pPr>
+        <w:tabs>
+          <w:tab w:val="left" w:pos="1920"/>
+        </w:tabs>
+        <w:rPr>
+          <w:b/>
+          <w:bCs/>
+          <w:color w:val="EE0000"/>
+        </w:rPr>
+      </w:pPr>
+      <w:r>
+        <w:rPr>
+          <w:b/>
+          <w:bCs/>
+          <w:color w:val="EE0000"/>
+        </w:rPr>
+        <w:t xml:space="preserve"> Create SonarQube webhook</w:t>
+      </w:r>
+    </w:p>
+    <w:p>
+      <w:pPr>
+        <w:tabs>
+          <w:tab w:val="left" w:pos="1920"/>
+        </w:tabs>
+      </w:pPr>
+      <w:r>
+        <w:t>Open SonarQube:</w:t>
+      </w:r>
+    </w:p>
+    <w:p>
+      <w:pPr>
+        <w:tabs>
+          <w:tab w:val="left" w:pos="1920"/>
+        </w:tabs>
+      </w:pPr>
+      <w:r>
+        <w:t>http://&lt;SONARQUBE-IP&gt;:9000</w:t>
+      </w:r>
+    </w:p>
+    <w:p>
+      <w:pPr>
+        <w:tabs>
+          <w:tab w:val="left" w:pos="1920"/>
+        </w:tabs>
+      </w:pPr>
+      <w:r>
+        <w:t>Go to:</w:t>
+      </w:r>
+    </w:p>
+    <w:p>
+      <w:pPr>
+        <w:tabs>
+          <w:tab w:val="left" w:pos="1920"/>
+        </w:tabs>
+      </w:pPr>
+      <w:r>
+        <w:rPr>
+          <w:b/>
+          <w:bCs/>
+        </w:rPr>
+        <w:t>Administration → Configuration → Webhooks</w:t>
+      </w:r>
+    </w:p>
+    <w:p>
+      <w:pPr>
+        <w:tabs>
+          <w:tab w:val="left" w:pos="1920"/>
+        </w:tabs>
+      </w:pPr>
+      <w:r>
+        <w:t>Click:</w:t>
+      </w:r>
+    </w:p>
+    <w:p>
+      <w:pPr>
+        <w:tabs>
+          <w:tab w:val="left" w:pos="1920"/>
+        </w:tabs>
+      </w:pPr>
+      <w:r>
+        <w:rPr>
+          <w:b/>
+          <w:bCs/>
+        </w:rPr>
+        <w:t>Create</w:t>
+      </w:r>
+    </w:p>
+    <w:p>
+      <w:pPr>
+        <w:tabs>
+          <w:tab w:val="left" w:pos="1920"/>
+        </w:tabs>
+      </w:pPr>
+      <w:r>
+        <w:t>Use:</w:t>
+      </w:r>
+    </w:p>
+    <w:p>
+      <w:pPr>
+        <w:tabs>
+          <w:tab w:val="left" w:pos="1920"/>
+        </w:tabs>
+      </w:pPr>
+      <w:r>
         <w:lastRenderedPageBreak/>
-        <w:t>You should see something similar to:</w:t>
-      </w:r>
-    </w:p>
-    <w:p>
-      <w:pPr>
-        <w:tabs>
-          <w:tab w:val="left" w:pos="1920"/>
-        </w:tabs>
-      </w:pPr>
-      <w:r>
-        <w:t>CONTAINER ID   IMAGE                 PORTS</w:t>
-      </w:r>
-    </w:p>
-    <w:p>
-      <w:pPr>
-        <w:tabs>
-          <w:tab w:val="left" w:pos="1920"/>
-        </w:tabs>
-      </w:pPr>
-      <w:proofErr w:type="spellStart"/>
-      <w:r>
-        <w:t>xxxxxx</w:t>
-      </w:r>
-      <w:proofErr w:type="spellEnd"/>
-      <w:r>
-        <w:t xml:space="preserve">         </w:t>
-      </w:r>
-      <w:proofErr w:type="spellStart"/>
-      <w:r>
-        <w:t>sonarqube:community</w:t>
-      </w:r>
-      <w:proofErr w:type="spellEnd"/>
-      <w:r>
-        <w:t xml:space="preserve">   0.0.0.0:9000-&gt;9000/</w:t>
-      </w:r>
-      <w:proofErr w:type="spellStart"/>
-      <w:r>
-        <w:t>tcp</w:t>
-      </w:r>
-      <w:proofErr w:type="spellEnd"/>
-    </w:p>
-    <w:p>
-      <w:pPr>
-        <w:tabs>
-          <w:tab w:val="left" w:pos="1920"/>
-        </w:tabs>
-      </w:pPr>
-    </w:p>
-    <w:p>
-      <w:pPr>
-        <w:tabs>
-          <w:tab w:val="left" w:pos="1920"/>
-        </w:tabs>
-      </w:pPr>
-    </w:p>
-    <w:p>
-      <w:pPr>
-        <w:tabs>
-          <w:tab w:val="left" w:pos="1920"/>
-        </w:tabs>
-        <w:rPr>
-          <w:b/>
-          <w:bCs/>
-          <w:color w:val="EE0000"/>
-        </w:rPr>
-      </w:pPr>
-      <w:r>
-        <w:rPr>
-          <w:b/>
-          <w:bCs/>
-          <w:color w:val="EE0000"/>
-        </w:rPr>
-        <w:t xml:space="preserve"> Create SonarQube webhook</w:t>
-      </w:r>
-    </w:p>
-    <w:p>
-      <w:pPr>
-        <w:tabs>
-          <w:tab w:val="left" w:pos="1920"/>
-        </w:tabs>
-      </w:pPr>
-      <w:r>
-        <w:t>Open SonarQube:</w:t>
-      </w:r>
-    </w:p>
-    <w:p>
-      <w:pPr>
-        <w:tabs>
-          <w:tab w:val="left" w:pos="1920"/>
-        </w:tabs>
-      </w:pPr>
-      <w:r>
-        <w:t>http://&lt;SONARQUBE-IP&gt;:9000</w:t>
-      </w:r>
-    </w:p>
-    <w:p>
-      <w:pPr>
-        <w:tabs>
-          <w:tab w:val="left" w:pos="1920"/>
-        </w:tabs>
-      </w:pPr>
-      <w:r>
-        <w:t>Go to:</w:t>
-      </w:r>
-    </w:p>
-    <w:p>
-      <w:pPr>
-        <w:tabs>
-          <w:tab w:val="left" w:pos="1920"/>
-        </w:tabs>
-      </w:pPr>
-      <w:r>
-        <w:rPr>
-          <w:b/>
-          <w:bCs/>
-        </w:rPr>
-        <w:t>Administration → Configuration → Webhooks</w:t>
-      </w:r>
-    </w:p>
-    <w:p>
-      <w:pPr>
-        <w:tabs>
-          <w:tab w:val="left" w:pos="1920"/>
-        </w:tabs>
-      </w:pPr>
-      <w:r>
-        <w:t>Click:</w:t>
-      </w:r>
-    </w:p>
-    <w:p>
-      <w:pPr>
-        <w:tabs>
-          <w:tab w:val="left" w:pos="1920"/>
-        </w:tabs>
-      </w:pPr>
-      <w:r>
-        <w:rPr>
-          <w:b/>
-          <w:bCs/>
-        </w:rPr>
-        <w:t>Create</w:t>
-      </w:r>
-    </w:p>
-    <w:p>
-      <w:pPr>
-        <w:tabs>
-          <w:tab w:val="left" w:pos="1920"/>
-        </w:tabs>
-      </w:pPr>
-      <w:r>
-        <w:t>Use:</w:t>
-      </w:r>
-    </w:p>
-    <w:p>
-      <w:pPr>
-        <w:tabs>
-          <w:tab w:val="left" w:pos="1920"/>
-        </w:tabs>
-      </w:pPr>
-      <w:r>
         <w:t>Name: Jenkins</w:t>
       </w:r>
     </w:p>
@@ -1136,7 +1425,7 @@
           <w:tab w:val="left" w:pos="1920"/>
         </w:tabs>
       </w:pPr>
-      <w:hyperlink r:id="rId4" w:history="1">
+      <w:hyperlink r:id="rId5" w:history="1">
         <w:r>
           <w:rPr>
             <w:rStyle w:val="Hyperlink"/>
@@ -1371,7 +1660,6 @@
           <w:b/>
           <w:bCs/>
         </w:rPr>
-        <w:lastRenderedPageBreak/>
         <w:t xml:space="preserve">3. Add the </w:t>
       </w:r>
       <w:proofErr w:type="spellStart"/>
@@ -1614,6 +1902,7 @@
           <w:b/>
           <w:bCs/>
         </w:rPr>
+        <w:lastRenderedPageBreak/>
         <w:t>2. Update packages</w:t>
       </w:r>
     </w:p>
@@ -1769,248 +2058,256 @@
     </w:p>
     <w:p>
       <w:r>
+        <w:t xml:space="preserve">  "</w:t>
+      </w:r>
+      <w:proofErr w:type="gramStart"/>
+      <w:r>
+        <w:t>deb</w:t>
+      </w:r>
+      <w:proofErr w:type="gramEnd"/>
+      <w:r>
+        <w:t xml:space="preserve"> [arch=$(</w:t>
+      </w:r>
+      <w:proofErr w:type="spellStart"/>
+      <w:r>
+        <w:t>dpkg</w:t>
+      </w:r>
+      <w:proofErr w:type="spellEnd"/>
+      <w:r>
+        <w:t xml:space="preserve"> --print-architecture) signed-by=/</w:t>
+      </w:r>
+      <w:proofErr w:type="spellStart"/>
+      <w:r>
+        <w:t>etc</w:t>
+      </w:r>
+      <w:proofErr w:type="spellEnd"/>
+      <w:r>
+        <w:t>/apt/keyrings/</w:t>
+      </w:r>
+      <w:proofErr w:type="spellStart"/>
+      <w:r>
+        <w:t>docker.asc</w:t>
+      </w:r>
+      <w:proofErr w:type="spellEnd"/>
+      <w:r>
+        <w:t>] https://download.docker.com/linux/ubuntu \</w:t>
+      </w:r>
+    </w:p>
+    <w:p>
+      <w:r>
+        <w:t xml:space="preserve">  $(. /</w:t>
+      </w:r>
+      <w:proofErr w:type="spellStart"/>
+      <w:r>
+        <w:t>etc</w:t>
+      </w:r>
+      <w:proofErr w:type="spellEnd"/>
+      <w:r>
+        <w:t>/</w:t>
+      </w:r>
+      <w:proofErr w:type="spellStart"/>
+      <w:r>
+        <w:t>os</w:t>
+      </w:r>
+      <w:proofErr w:type="spellEnd"/>
+      <w:r>
+        <w:t>-release &amp;&amp; echo "$VERSION_CODENAME") stable" | \</w:t>
+      </w:r>
+    </w:p>
+    <w:p>
+      <w:r>
+        <w:t xml:space="preserve">  </w:t>
+      </w:r>
+      <w:proofErr w:type="spellStart"/>
+      <w:r>
+        <w:t>sudo</w:t>
+      </w:r>
+      <w:proofErr w:type="spellEnd"/>
+      <w:r>
+        <w:t xml:space="preserve"> tee /</w:t>
+      </w:r>
+      <w:proofErr w:type="spellStart"/>
+      <w:r>
+        <w:t>etc</w:t>
+      </w:r>
+      <w:proofErr w:type="spellEnd"/>
+      <w:r>
+        <w:t>/apt/</w:t>
+      </w:r>
+      <w:proofErr w:type="spellStart"/>
+      <w:r>
+        <w:t>sources.list.d</w:t>
+      </w:r>
+      <w:proofErr w:type="spellEnd"/>
+      <w:r>
+        <w:t>/</w:t>
+      </w:r>
+      <w:proofErr w:type="spellStart"/>
+      <w:r>
+        <w:t>docker.list</w:t>
+      </w:r>
+      <w:proofErr w:type="spellEnd"/>
+      <w:r>
+        <w:t xml:space="preserve"> &gt; /dev/null</w:t>
+      </w:r>
+    </w:p>
+    <w:p>
+      <w:pPr>
+        <w:rPr>
+          <w:b/>
+          <w:bCs/>
+        </w:rPr>
+      </w:pPr>
+      <w:r>
+        <w:rPr>
+          <w:b/>
+          <w:bCs/>
+        </w:rPr>
+        <w:t>5. Install Docker Engine</w:t>
+      </w:r>
+    </w:p>
+    <w:p>
+      <w:proofErr w:type="spellStart"/>
+      <w:r>
+        <w:t>sudo</w:t>
+      </w:r>
+      <w:proofErr w:type="spellEnd"/>
+      <w:r>
+        <w:t xml:space="preserve"> apt update</w:t>
+      </w:r>
+    </w:p>
+    <w:p/>
+    <w:p>
+      <w:proofErr w:type="spellStart"/>
+      <w:r>
+        <w:t>sudo</w:t>
+      </w:r>
+      <w:proofErr w:type="spellEnd"/>
+      <w:r>
+        <w:t xml:space="preserve"> apt install -y docker-</w:t>
+      </w:r>
+      <w:proofErr w:type="spellStart"/>
+      <w:r>
+        <w:t>ce</w:t>
+      </w:r>
+      <w:proofErr w:type="spellEnd"/>
+      <w:r>
+        <w:t xml:space="preserve"> docker-</w:t>
+      </w:r>
+      <w:proofErr w:type="spellStart"/>
+      <w:r>
+        <w:t>ce</w:t>
+      </w:r>
+      <w:proofErr w:type="spellEnd"/>
+      <w:r>
+        <w:t>-cli containerd.io docker-</w:t>
+      </w:r>
+      <w:proofErr w:type="spellStart"/>
+      <w:r>
+        <w:t>buildx</w:t>
+      </w:r>
+      <w:proofErr w:type="spellEnd"/>
+      <w:r>
+        <w:t>-plugin docker-compose-plugin</w:t>
+      </w:r>
+    </w:p>
+    <w:p>
+      <w:pPr>
+        <w:rPr>
+          <w:b/>
+          <w:bCs/>
+        </w:rPr>
+      </w:pPr>
+      <w:r>
+        <w:rPr>
+          <w:b/>
+          <w:bCs/>
+        </w:rPr>
+        <w:t>6. Verify Docker</w:t>
+      </w:r>
+    </w:p>
+    <w:p>
+      <w:proofErr w:type="spellStart"/>
+      <w:r>
+        <w:t>sudo</w:t>
+      </w:r>
+      <w:proofErr w:type="spellEnd"/>
+      <w:r>
+        <w:t xml:space="preserve"> docker --version</w:t>
+      </w:r>
+    </w:p>
+    <w:p>
+      <w:pPr>
+        <w:rPr>
+          <w:b/>
+          <w:bCs/>
+        </w:rPr>
+      </w:pPr>
+      <w:r>
+        <w:rPr>
+          <w:b/>
+          <w:bCs/>
+        </w:rPr>
+        <w:t xml:space="preserve">7. Run Docker without </w:t>
+      </w:r>
+      <w:proofErr w:type="spellStart"/>
+      <w:r>
+        <w:rPr>
+          <w:b/>
+          <w:bCs/>
+        </w:rPr>
+        <w:t>sudo</w:t>
+      </w:r>
+      <w:proofErr w:type="spellEnd"/>
+    </w:p>
+    <w:p>
+      <w:r>
+        <w:t xml:space="preserve">By default, you may need </w:t>
+      </w:r>
+      <w:proofErr w:type="spellStart"/>
+      <w:r>
+        <w:t>sudo</w:t>
+      </w:r>
+      <w:proofErr w:type="spellEnd"/>
+      <w:r>
+        <w:t xml:space="preserve"> docker. To allow your current user to run Docker:</w:t>
+      </w:r>
+    </w:p>
+    <w:p>
+      <w:proofErr w:type="spellStart"/>
+      <w:r>
+        <w:t>sudo</w:t>
+      </w:r>
+      <w:proofErr w:type="spellEnd"/>
+      <w:r>
+        <w:t xml:space="preserve"> </w:t>
+      </w:r>
+      <w:proofErr w:type="spellStart"/>
+      <w:r>
+        <w:t>usermod</w:t>
+      </w:r>
+      <w:proofErr w:type="spellEnd"/>
+      <w:r>
+        <w:t xml:space="preserve"> -</w:t>
+      </w:r>
+      <w:proofErr w:type="spellStart"/>
+      <w:r>
+        <w:t>aG</w:t>
+      </w:r>
+      <w:proofErr w:type="spellEnd"/>
+      <w:r>
+        <w:t xml:space="preserve"> docker $USER</w:t>
+      </w:r>
+    </w:p>
+    <w:p>
+      <w:r>
+        <w:t>Then apply the new group membership:</w:t>
+      </w:r>
+    </w:p>
+    <w:p>
+      <w:proofErr w:type="spellStart"/>
+      <w:r>
         <w:lastRenderedPageBreak/>
-        <w:t xml:space="preserve">  "deb [arch=$(</w:t>
-      </w:r>
-      <w:proofErr w:type="spellStart"/>
-      <w:r>
-        <w:t>dpkg</w:t>
-      </w:r>
-      <w:proofErr w:type="spellEnd"/>
-      <w:r>
-        <w:t xml:space="preserve"> --print-architecture) signed-by=/</w:t>
-      </w:r>
-      <w:proofErr w:type="spellStart"/>
-      <w:r>
-        <w:t>etc</w:t>
-      </w:r>
-      <w:proofErr w:type="spellEnd"/>
-      <w:r>
-        <w:t>/apt/keyrings/</w:t>
-      </w:r>
-      <w:proofErr w:type="spellStart"/>
-      <w:r>
-        <w:t>docker.asc</w:t>
-      </w:r>
-      <w:proofErr w:type="spellEnd"/>
-      <w:r>
-        <w:t>] https://download.docker.com/linux/ubuntu \</w:t>
-      </w:r>
-    </w:p>
-    <w:p>
-      <w:r>
-        <w:t xml:space="preserve">  $(. /</w:t>
-      </w:r>
-      <w:proofErr w:type="spellStart"/>
-      <w:r>
-        <w:t>etc</w:t>
-      </w:r>
-      <w:proofErr w:type="spellEnd"/>
-      <w:r>
-        <w:t>/</w:t>
-      </w:r>
-      <w:proofErr w:type="spellStart"/>
-      <w:r>
-        <w:t>os</w:t>
-      </w:r>
-      <w:proofErr w:type="spellEnd"/>
-      <w:r>
-        <w:t>-release &amp;&amp; echo "$VERSION_CODENAME") stable" | \</w:t>
-      </w:r>
-    </w:p>
-    <w:p>
-      <w:r>
-        <w:t xml:space="preserve">  </w:t>
-      </w:r>
-      <w:proofErr w:type="spellStart"/>
-      <w:r>
-        <w:t>sudo</w:t>
-      </w:r>
-      <w:proofErr w:type="spellEnd"/>
-      <w:r>
-        <w:t xml:space="preserve"> tee /</w:t>
-      </w:r>
-      <w:proofErr w:type="spellStart"/>
-      <w:r>
-        <w:t>etc</w:t>
-      </w:r>
-      <w:proofErr w:type="spellEnd"/>
-      <w:r>
-        <w:t>/apt/</w:t>
-      </w:r>
-      <w:proofErr w:type="spellStart"/>
-      <w:r>
-        <w:t>sources.list.d</w:t>
-      </w:r>
-      <w:proofErr w:type="spellEnd"/>
-      <w:r>
-        <w:t>/</w:t>
-      </w:r>
-      <w:proofErr w:type="spellStart"/>
-      <w:r>
-        <w:t>docker.list</w:t>
-      </w:r>
-      <w:proofErr w:type="spellEnd"/>
-      <w:r>
-        <w:t xml:space="preserve"> &gt; /dev/null</w:t>
-      </w:r>
-    </w:p>
-    <w:p>
-      <w:pPr>
-        <w:rPr>
-          <w:b/>
-          <w:bCs/>
-        </w:rPr>
-      </w:pPr>
-      <w:r>
-        <w:rPr>
-          <w:b/>
-          <w:bCs/>
-        </w:rPr>
-        <w:t>5. Install Docker Engine</w:t>
-      </w:r>
-    </w:p>
-    <w:p>
-      <w:proofErr w:type="spellStart"/>
-      <w:r>
-        <w:t>sudo</w:t>
-      </w:r>
-      <w:proofErr w:type="spellEnd"/>
-      <w:r>
-        <w:t xml:space="preserve"> apt update</w:t>
-      </w:r>
-    </w:p>
-    <w:p/>
-    <w:p>
-      <w:proofErr w:type="spellStart"/>
-      <w:r>
-        <w:t>sudo</w:t>
-      </w:r>
-      <w:proofErr w:type="spellEnd"/>
-      <w:r>
-        <w:t xml:space="preserve"> apt install -y docker-</w:t>
-      </w:r>
-      <w:proofErr w:type="spellStart"/>
-      <w:r>
-        <w:t>ce</w:t>
-      </w:r>
-      <w:proofErr w:type="spellEnd"/>
-      <w:r>
-        <w:t xml:space="preserve"> docker-</w:t>
-      </w:r>
-      <w:proofErr w:type="spellStart"/>
-      <w:r>
-        <w:t>ce</w:t>
-      </w:r>
-      <w:proofErr w:type="spellEnd"/>
-      <w:r>
-        <w:t>-cli containerd.io docker-</w:t>
-      </w:r>
-      <w:proofErr w:type="spellStart"/>
-      <w:r>
-        <w:t>buildx</w:t>
-      </w:r>
-      <w:proofErr w:type="spellEnd"/>
-      <w:r>
-        <w:t>-plugin docker-compose-plugin</w:t>
-      </w:r>
-    </w:p>
-    <w:p>
-      <w:pPr>
-        <w:rPr>
-          <w:b/>
-          <w:bCs/>
-        </w:rPr>
-      </w:pPr>
-      <w:r>
-        <w:rPr>
-          <w:b/>
-          <w:bCs/>
-        </w:rPr>
-        <w:t>6. Verify Docker</w:t>
-      </w:r>
-    </w:p>
-    <w:p>
-      <w:proofErr w:type="spellStart"/>
-      <w:r>
-        <w:t>sudo</w:t>
-      </w:r>
-      <w:proofErr w:type="spellEnd"/>
-      <w:r>
-        <w:t xml:space="preserve"> docker --version</w:t>
-      </w:r>
-    </w:p>
-    <w:p>
-      <w:pPr>
-        <w:rPr>
-          <w:b/>
-          <w:bCs/>
-        </w:rPr>
-      </w:pPr>
-      <w:r>
-        <w:rPr>
-          <w:b/>
-          <w:bCs/>
-        </w:rPr>
-        <w:t xml:space="preserve">7. Run Docker without </w:t>
-      </w:r>
-      <w:proofErr w:type="spellStart"/>
-      <w:r>
-        <w:rPr>
-          <w:b/>
-          <w:bCs/>
-        </w:rPr>
-        <w:t>sudo</w:t>
-      </w:r>
-      <w:proofErr w:type="spellEnd"/>
-    </w:p>
-    <w:p>
-      <w:r>
-        <w:t xml:space="preserve">By default, you may need </w:t>
-      </w:r>
-      <w:proofErr w:type="spellStart"/>
-      <w:r>
-        <w:t>sudo</w:t>
-      </w:r>
-      <w:proofErr w:type="spellEnd"/>
-      <w:r>
-        <w:t xml:space="preserve"> docker. To allow your current user to run Docker:</w:t>
-      </w:r>
-    </w:p>
-    <w:p>
-      <w:proofErr w:type="spellStart"/>
-      <w:r>
-        <w:t>sudo</w:t>
-      </w:r>
-      <w:proofErr w:type="spellEnd"/>
-      <w:r>
-        <w:t xml:space="preserve"> </w:t>
-      </w:r>
-      <w:proofErr w:type="spellStart"/>
-      <w:r>
-        <w:t>usermod</w:t>
-      </w:r>
-      <w:proofErr w:type="spellEnd"/>
-      <w:r>
-        <w:t xml:space="preserve"> -</w:t>
-      </w:r>
-      <w:proofErr w:type="spellStart"/>
-      <w:r>
-        <w:t>aG</w:t>
-      </w:r>
-      <w:proofErr w:type="spellEnd"/>
-      <w:r>
-        <w:t xml:space="preserve"> docker $USER</w:t>
-      </w:r>
-    </w:p>
-    <w:p>
-      <w:r>
-        <w:t>Then apply the new group membership:</w:t>
-      </w:r>
-    </w:p>
-    <w:p>
-      <w:proofErr w:type="spellStart"/>
-      <w:r>
         <w:t>newgrp</w:t>
       </w:r>
       <w:proofErr w:type="spellEnd"/>
@@ -2167,156 +2464,156 @@
           <w:sz w:val="28"/>
           <w:szCs w:val="28"/>
         </w:rPr>
+        <w:t>gitleak</w:t>
+      </w:r>
+      <w:proofErr w:type="spellEnd"/>
+    </w:p>
+    <w:p>
+      <w:r>
+        <w:t>Download the correct file:</w:t>
+      </w:r>
+    </w:p>
+    <w:p>
+      <w:proofErr w:type="spellStart"/>
+      <w:r>
+        <w:t>wget</w:t>
+      </w:r>
+      <w:proofErr w:type="spellEnd"/>
+      <w:r>
+        <w:t xml:space="preserve"> https://github.com/gitleaks/gitleaks/releases/download/v8.30.1/gitleaks_8.30.1_linux_x64.tar.gz</w:t>
+      </w:r>
+    </w:p>
+    <w:p>
+      <w:r>
+        <w:t>Extract it:</w:t>
+      </w:r>
+    </w:p>
+    <w:p>
+      <w:r>
+        <w:t>tar -</w:t>
+      </w:r>
+      <w:proofErr w:type="spellStart"/>
+      <w:r>
+        <w:t>xzf</w:t>
+      </w:r>
+      <w:proofErr w:type="spellEnd"/>
+      <w:r>
+        <w:t xml:space="preserve"> gitleaks_8.30.1_linux_x64.tar.gz</w:t>
+      </w:r>
+    </w:p>
+    <w:p>
+      <w:r>
+        <w:t>Check that the binary exists:</w:t>
+      </w:r>
+    </w:p>
+    <w:p>
+      <w:r>
+        <w:t xml:space="preserve">ls -l </w:t>
+      </w:r>
+      <w:proofErr w:type="spellStart"/>
+      <w:r>
+        <w:t>gitleaks</w:t>
+      </w:r>
+      <w:proofErr w:type="spellEnd"/>
+    </w:p>
+    <w:p>
+      <w:r>
+        <w:t>Move it to /</w:t>
+      </w:r>
+      <w:proofErr w:type="spellStart"/>
+      <w:r>
+        <w:t>usr</w:t>
+      </w:r>
+      <w:proofErr w:type="spellEnd"/>
+      <w:r>
+        <w:t>/local/bin:</w:t>
+      </w:r>
+    </w:p>
+    <w:p>
+      <w:proofErr w:type="spellStart"/>
+      <w:r>
+        <w:t>sudo</w:t>
+      </w:r>
+      <w:proofErr w:type="spellEnd"/>
+      <w:r>
+        <w:t xml:space="preserve"> mv </w:t>
+      </w:r>
+      <w:proofErr w:type="spellStart"/>
+      <w:r>
+        <w:t>gitleaks</w:t>
+      </w:r>
+      <w:proofErr w:type="spellEnd"/>
+      <w:r>
+        <w:t xml:space="preserve"> /</w:t>
+      </w:r>
+      <w:proofErr w:type="spellStart"/>
+      <w:r>
+        <w:t>usr</w:t>
+      </w:r>
+      <w:proofErr w:type="spellEnd"/>
+      <w:r>
+        <w:t>/local/bin/</w:t>
+      </w:r>
+      <w:proofErr w:type="spellStart"/>
+      <w:r>
+        <w:t>gitleaks</w:t>
+      </w:r>
+      <w:proofErr w:type="spellEnd"/>
+    </w:p>
+    <w:p>
+      <w:r>
+        <w:t>Make sure it is executable:</w:t>
+      </w:r>
+    </w:p>
+    <w:p>
+      <w:proofErr w:type="spellStart"/>
+      <w:r>
+        <w:t>sudo</w:t>
+      </w:r>
+      <w:proofErr w:type="spellEnd"/>
+      <w:r>
+        <w:t xml:space="preserve"> </w:t>
+      </w:r>
+      <w:proofErr w:type="spellStart"/>
+      <w:r>
+        <w:t>chmod</w:t>
+      </w:r>
+      <w:proofErr w:type="spellEnd"/>
+      <w:r>
+        <w:t xml:space="preserve"> +x /</w:t>
+      </w:r>
+      <w:proofErr w:type="spellStart"/>
+      <w:r>
+        <w:t>usr</w:t>
+      </w:r>
+      <w:proofErr w:type="spellEnd"/>
+      <w:r>
+        <w:t>/local/bin/</w:t>
+      </w:r>
+      <w:proofErr w:type="spellStart"/>
+      <w:r>
+        <w:t>gitleaks</w:t>
+      </w:r>
+      <w:proofErr w:type="spellEnd"/>
+    </w:p>
+    <w:p>
+      <w:r>
+        <w:t>Now verify:</w:t>
+      </w:r>
+    </w:p>
+    <w:p>
+      <w:proofErr w:type="spellStart"/>
+      <w:r>
+        <w:t>gitleaks</w:t>
+      </w:r>
+      <w:proofErr w:type="spellEnd"/>
+      <w:r>
+        <w:t xml:space="preserve"> version</w:t>
+      </w:r>
+    </w:p>
+    <w:p>
+      <w:r>
         <w:lastRenderedPageBreak/>
-        <w:t>gitleak</w:t>
-      </w:r>
-      <w:proofErr w:type="spellEnd"/>
-    </w:p>
-    <w:p>
-      <w:r>
-        <w:t>Download the correct file:</w:t>
-      </w:r>
-    </w:p>
-    <w:p>
-      <w:proofErr w:type="spellStart"/>
-      <w:r>
-        <w:t>wget</w:t>
-      </w:r>
-      <w:proofErr w:type="spellEnd"/>
-      <w:r>
-        <w:t xml:space="preserve"> https://github.com/gitleaks/gitleaks/releases/download/v8.30.1/gitleaks_8.30.1_linux_x64.tar.gz</w:t>
-      </w:r>
-    </w:p>
-    <w:p>
-      <w:r>
-        <w:t>Extract it:</w:t>
-      </w:r>
-    </w:p>
-    <w:p>
-      <w:r>
-        <w:t>tar -</w:t>
-      </w:r>
-      <w:proofErr w:type="spellStart"/>
-      <w:r>
-        <w:t>xzf</w:t>
-      </w:r>
-      <w:proofErr w:type="spellEnd"/>
-      <w:r>
-        <w:t xml:space="preserve"> gitleaks_8.30.1_linux_x64.tar.gz</w:t>
-      </w:r>
-    </w:p>
-    <w:p>
-      <w:r>
-        <w:t>Check that the binary exists:</w:t>
-      </w:r>
-    </w:p>
-    <w:p>
-      <w:r>
-        <w:t xml:space="preserve">ls -l </w:t>
-      </w:r>
-      <w:proofErr w:type="spellStart"/>
-      <w:r>
-        <w:t>gitleaks</w:t>
-      </w:r>
-      <w:proofErr w:type="spellEnd"/>
-    </w:p>
-    <w:p>
-      <w:r>
-        <w:t>Move it to /</w:t>
-      </w:r>
-      <w:proofErr w:type="spellStart"/>
-      <w:r>
-        <w:t>usr</w:t>
-      </w:r>
-      <w:proofErr w:type="spellEnd"/>
-      <w:r>
-        <w:t>/local/bin:</w:t>
-      </w:r>
-    </w:p>
-    <w:p>
-      <w:proofErr w:type="spellStart"/>
-      <w:r>
-        <w:t>sudo</w:t>
-      </w:r>
-      <w:proofErr w:type="spellEnd"/>
-      <w:r>
-        <w:t xml:space="preserve"> mv </w:t>
-      </w:r>
-      <w:proofErr w:type="spellStart"/>
-      <w:r>
-        <w:t>gitleaks</w:t>
-      </w:r>
-      <w:proofErr w:type="spellEnd"/>
-      <w:r>
-        <w:t xml:space="preserve"> /</w:t>
-      </w:r>
-      <w:proofErr w:type="spellStart"/>
-      <w:r>
-        <w:t>usr</w:t>
-      </w:r>
-      <w:proofErr w:type="spellEnd"/>
-      <w:r>
-        <w:t>/local/bin/</w:t>
-      </w:r>
-      <w:proofErr w:type="spellStart"/>
-      <w:r>
-        <w:t>gitleaks</w:t>
-      </w:r>
-      <w:proofErr w:type="spellEnd"/>
-    </w:p>
-    <w:p>
-      <w:r>
-        <w:t>Make sure it is executable:</w:t>
-      </w:r>
-    </w:p>
-    <w:p>
-      <w:proofErr w:type="spellStart"/>
-      <w:r>
-        <w:t>sudo</w:t>
-      </w:r>
-      <w:proofErr w:type="spellEnd"/>
-      <w:r>
-        <w:t xml:space="preserve"> </w:t>
-      </w:r>
-      <w:proofErr w:type="spellStart"/>
-      <w:r>
-        <w:t>chmod</w:t>
-      </w:r>
-      <w:proofErr w:type="spellEnd"/>
-      <w:r>
-        <w:t xml:space="preserve"> +x /</w:t>
-      </w:r>
-      <w:proofErr w:type="spellStart"/>
-      <w:r>
-        <w:t>usr</w:t>
-      </w:r>
-      <w:proofErr w:type="spellEnd"/>
-      <w:r>
-        <w:t>/local/bin/</w:t>
-      </w:r>
-      <w:proofErr w:type="spellStart"/>
-      <w:r>
-        <w:t>gitleaks</w:t>
-      </w:r>
-      <w:proofErr w:type="spellEnd"/>
-    </w:p>
-    <w:p>
-      <w:r>
-        <w:t>Now verify:</w:t>
-      </w:r>
-    </w:p>
-    <w:p>
-      <w:proofErr w:type="spellStart"/>
-      <w:r>
-        <w:t>gitleaks</w:t>
-      </w:r>
-      <w:proofErr w:type="spellEnd"/>
-      <w:r>
-        <w:t xml:space="preserve"> version</w:t>
-      </w:r>
-    </w:p>
-    <w:p>
-      <w:r>
         <w:t>You should see:</w:t>
       </w:r>
     </w:p>
@@ -2362,7 +2659,7 @@
           <w:color w:val="000000" w:themeColor="text1"/>
         </w:rPr>
       </w:pPr>
-      <w:hyperlink r:id="rId5" w:tgtFrame="_blank" w:history="1">
+      <w:hyperlink r:id="rId6" w:tgtFrame="_blank" w:history="1">
         <w:r>
           <w:rPr>
             <w:rStyle w:val="Hyperlink"/>
@@ -2379,7 +2676,7 @@
           <w:color w:val="000000" w:themeColor="text1"/>
         </w:rPr>
       </w:pPr>
-      <w:hyperlink r:id="rId6" w:tgtFrame="_blank" w:history="1">
+      <w:hyperlink r:id="rId7" w:tgtFrame="_blank" w:history="1">
         <w:r>
           <w:rPr>
             <w:rStyle w:val="Hyperlink"/>
@@ -2396,7 +2693,7 @@
           <w:color w:val="000000" w:themeColor="text1"/>
         </w:rPr>
       </w:pPr>
-      <w:hyperlink r:id="rId7" w:tgtFrame="_blank" w:history="1">
+      <w:hyperlink r:id="rId8" w:tgtFrame="_blank" w:history="1">
         <w:r>
           <w:rPr>
             <w:rStyle w:val="Hyperlink"/>
@@ -2413,7 +2710,7 @@
           <w:color w:val="000000" w:themeColor="text1"/>
         </w:rPr>
       </w:pPr>
-      <w:hyperlink r:id="rId8" w:tgtFrame="_blank" w:history="1">
+      <w:hyperlink r:id="rId9" w:tgtFrame="_blank" w:history="1">
         <w:r>
           <w:rPr>
             <w:rStyle w:val="Hyperlink"/>
@@ -2430,7 +2727,7 @@
           <w:color w:val="000000" w:themeColor="text1"/>
         </w:rPr>
       </w:pPr>
-      <w:hyperlink r:id="rId9" w:tgtFrame="_blank" w:history="1">
+      <w:hyperlink r:id="rId10" w:tgtFrame="_blank" w:history="1">
         <w:r>
           <w:rPr>
             <w:rStyle w:val="Hyperlink"/>

--- a/infra.docx
+++ b/infra.docx
@@ -344,57 +344,26 @@
           <w:tab w:val="left" w:pos="1920"/>
         </w:tabs>
       </w:pPr>
-      <w:proofErr w:type="spellStart"/>
       <w:r>
         <w:lastRenderedPageBreak/>
-        <w:t>Eks</w:t>
-      </w:r>
-      <w:proofErr w:type="spellEnd"/>
-      <w:r>
-        <w:t>-context</w:t>
-      </w:r>
-    </w:p>
-    <w:p>
-      <w:pPr>
-        <w:tabs>
-          <w:tab w:val="left" w:pos="1920"/>
-        </w:tabs>
-      </w:pPr>
-      <w:proofErr w:type="spellStart"/>
-      <w:r>
-        <w:t>aws</w:t>
-      </w:r>
-      <w:proofErr w:type="spellEnd"/>
-      <w:r>
-        <w:t xml:space="preserve"> </w:t>
-      </w:r>
-      <w:proofErr w:type="spellStart"/>
-      <w:r>
-        <w:t>eks</w:t>
-      </w:r>
-      <w:proofErr w:type="spellEnd"/>
-      <w:r>
-        <w:t xml:space="preserve"> update-</w:t>
-      </w:r>
-      <w:proofErr w:type="spellStart"/>
-      <w:r>
-        <w:t>kubeconfig</w:t>
-      </w:r>
-      <w:proofErr w:type="spellEnd"/>
-      <w:r>
-        <w:t xml:space="preserve"> --region ap-south-</w:t>
+        <w:t>Eks-context</w:t>
+      </w:r>
+    </w:p>
+    <w:p>
+      <w:pPr>
+        <w:tabs>
+          <w:tab w:val="left" w:pos="1920"/>
+        </w:tabs>
+      </w:pPr>
+      <w:r>
+        <w:t>aws eks update-kubeconfig --region ap-south-</w:t>
       </w:r>
       <w:r>
         <w:t>1</w:t>
       </w:r>
       <w:r>
-        <w:t xml:space="preserve">  --name ecommerce-dev-</w:t>
-      </w:r>
-      <w:proofErr w:type="spellStart"/>
-      <w:r>
-        <w:t>eks</w:t>
-      </w:r>
-      <w:proofErr w:type="spellEnd"/>
+        <w:t xml:space="preserve">  --name ecommerce-dev-eks</w:t>
+      </w:r>
     </w:p>
     <w:p>
       <w:pPr>
@@ -425,13 +394,8 @@
           <w:tab w:val="left" w:pos="1920"/>
         </w:tabs>
       </w:pPr>
-      <w:proofErr w:type="spellStart"/>
-      <w:r>
-        <w:t>kubectl</w:t>
-      </w:r>
-      <w:proofErr w:type="spellEnd"/>
-      <w:r>
-        <w:t xml:space="preserve"> apply -k k8s/</w:t>
+      <w:r>
+        <w:t>kubectl apply -k k8s/</w:t>
       </w:r>
     </w:p>
     <w:p>
@@ -450,139 +414,59 @@
           <w:tab w:val="left" w:pos="1920"/>
         </w:tabs>
       </w:pPr>
-      <w:proofErr w:type="spellStart"/>
-      <w:r>
-        <w:t>kubectl</w:t>
-      </w:r>
-      <w:proofErr w:type="spellEnd"/>
-      <w:r>
-        <w:t xml:space="preserve"> apply -f k8s/</w:t>
-      </w:r>
-      <w:proofErr w:type="spellStart"/>
-      <w:r>
-        <w:t>rbac</w:t>
-      </w:r>
-      <w:proofErr w:type="spellEnd"/>
-      <w:r>
-        <w:t>/</w:t>
-      </w:r>
-      <w:proofErr w:type="spellStart"/>
-      <w:r>
-        <w:t>serviceaccount.yaml</w:t>
-      </w:r>
-      <w:proofErr w:type="spellEnd"/>
-    </w:p>
-    <w:p>
-      <w:pPr>
-        <w:tabs>
-          <w:tab w:val="left" w:pos="1920"/>
-        </w:tabs>
-      </w:pPr>
-      <w:proofErr w:type="spellStart"/>
-      <w:r>
-        <w:t>kubectl</w:t>
-      </w:r>
-      <w:proofErr w:type="spellEnd"/>
-      <w:r>
-        <w:t xml:space="preserve"> apply -f k8s/</w:t>
-      </w:r>
-      <w:proofErr w:type="spellStart"/>
-      <w:r>
-        <w:t>rbac</w:t>
-      </w:r>
-      <w:proofErr w:type="spellEnd"/>
-      <w:r>
-        <w:t>/</w:t>
-      </w:r>
-      <w:proofErr w:type="spellStart"/>
-      <w:r>
-        <w:t>role.yaml</w:t>
-      </w:r>
-      <w:proofErr w:type="spellEnd"/>
-    </w:p>
-    <w:p>
-      <w:pPr>
-        <w:tabs>
-          <w:tab w:val="left" w:pos="1920"/>
-        </w:tabs>
-      </w:pPr>
-      <w:proofErr w:type="spellStart"/>
-      <w:r>
-        <w:t>kubectl</w:t>
-      </w:r>
-      <w:proofErr w:type="spellEnd"/>
-      <w:r>
-        <w:t xml:space="preserve"> apply -f k8s/</w:t>
-      </w:r>
-      <w:proofErr w:type="spellStart"/>
-      <w:r>
-        <w:t>rbac</w:t>
-      </w:r>
-      <w:proofErr w:type="spellEnd"/>
-      <w:r>
-        <w:t>/</w:t>
-      </w:r>
-      <w:proofErr w:type="spellStart"/>
-      <w:r>
-        <w:t>rolebinding.yaml</w:t>
-      </w:r>
-      <w:proofErr w:type="spellEnd"/>
-    </w:p>
-    <w:p>
-      <w:pPr>
-        <w:tabs>
-          <w:tab w:val="left" w:pos="1920"/>
-        </w:tabs>
-      </w:pPr>
-      <w:proofErr w:type="spellStart"/>
-      <w:r>
-        <w:t>kubectl</w:t>
-      </w:r>
-      <w:proofErr w:type="spellEnd"/>
-      <w:r>
-        <w:t xml:space="preserve"> apply -f k8s/</w:t>
-      </w:r>
-      <w:proofErr w:type="spellStart"/>
-      <w:r>
-        <w:t>rbac</w:t>
-      </w:r>
-      <w:proofErr w:type="spellEnd"/>
-      <w:r>
-        <w:t>/</w:t>
-      </w:r>
-      <w:proofErr w:type="spellStart"/>
-      <w:r>
-        <w:t>clusterrole.yaml</w:t>
-      </w:r>
-      <w:proofErr w:type="spellEnd"/>
-    </w:p>
-    <w:p>
-      <w:pPr>
-        <w:tabs>
-          <w:tab w:val="left" w:pos="1920"/>
-        </w:tabs>
-      </w:pPr>
-      <w:proofErr w:type="spellStart"/>
-      <w:r>
-        <w:t>kubectl</w:t>
-      </w:r>
-      <w:proofErr w:type="spellEnd"/>
-      <w:r>
-        <w:t xml:space="preserve"> apply -f k8s/</w:t>
-      </w:r>
-      <w:proofErr w:type="spellStart"/>
-      <w:r>
-        <w:t>rbac</w:t>
-      </w:r>
-      <w:proofErr w:type="spellEnd"/>
-      <w:r>
-        <w:t>/</w:t>
-      </w:r>
-      <w:proofErr w:type="spellStart"/>
-      <w:r>
-        <w:t>clusterrolebinding.yaml</w:t>
-      </w:r>
-      <w:proofErr w:type="spellEnd"/>
+      <w:r>
+        <w:t>kubectl apply -f k8s/namespace.yaml</w:t>
+      </w:r>
+    </w:p>
+    <w:p>
+      <w:pPr>
+        <w:tabs>
+          <w:tab w:val="left" w:pos="1920"/>
+        </w:tabs>
+      </w:pPr>
+      <w:r>
+        <w:t>kubectl apply -f k8s/rbac/serviceaccount.yaml</w:t>
+      </w:r>
+    </w:p>
+    <w:p>
+      <w:pPr>
+        <w:tabs>
+          <w:tab w:val="left" w:pos="1920"/>
+        </w:tabs>
+      </w:pPr>
+      <w:r>
+        <w:t>kubectl apply -f k8s/rbac/role.yaml</w:t>
+      </w:r>
+    </w:p>
+    <w:p>
+      <w:pPr>
+        <w:tabs>
+          <w:tab w:val="left" w:pos="1920"/>
+        </w:tabs>
+      </w:pPr>
+      <w:r>
+        <w:t>kubectl apply -f k8s/rbac/rolebinding.yaml</w:t>
+      </w:r>
+    </w:p>
+    <w:p>
+      <w:pPr>
+        <w:tabs>
+          <w:tab w:val="left" w:pos="1920"/>
+        </w:tabs>
+      </w:pPr>
+      <w:r>
+        <w:t>kubectl apply -f k8s/rbac/clusterrole.yaml</w:t>
+      </w:r>
+    </w:p>
+    <w:p>
+      <w:pPr>
+        <w:tabs>
+          <w:tab w:val="left" w:pos="1920"/>
+        </w:tabs>
+      </w:pPr>
+      <w:r>
+        <w:t>kubectl apply -f k8s/rbac/clusterrolebinding.yaml</w:t>
+      </w:r>
     </w:p>
     <w:p>
       <w:pPr>
@@ -616,44 +500,24 @@
           <w:tab w:val="left" w:pos="1920"/>
         </w:tabs>
       </w:pPr>
-      <w:proofErr w:type="spellStart"/>
-      <w:r>
-        <w:t>kubectl</w:t>
-      </w:r>
-      <w:proofErr w:type="spellEnd"/>
-      <w:r>
-        <w:t xml:space="preserve"> apply -f </w:t>
+      <w:r>
+        <w:t xml:space="preserve">kubectl apply -f </w:t>
       </w:r>
       <w:r>
         <w:t>k8s/</w:t>
       </w:r>
-      <w:proofErr w:type="spellStart"/>
       <w:r>
         <w:t>secret.yaml</w:t>
       </w:r>
-      <w:proofErr w:type="spellEnd"/>
-    </w:p>
-    <w:p>
-      <w:pPr>
-        <w:tabs>
-          <w:tab w:val="left" w:pos="1920"/>
-        </w:tabs>
-      </w:pPr>
-      <w:proofErr w:type="spellStart"/>
-      <w:r>
-        <w:t>kubectl</w:t>
-      </w:r>
-      <w:proofErr w:type="spellEnd"/>
-      <w:r>
-        <w:t xml:space="preserve"> describe secret </w:t>
-      </w:r>
-      <w:proofErr w:type="spellStart"/>
-      <w:r>
-        <w:t>mysecretname</w:t>
-      </w:r>
-      <w:proofErr w:type="spellEnd"/>
-      <w:r>
-        <w:t xml:space="preserve"> -n prod</w:t>
+    </w:p>
+    <w:p>
+      <w:pPr>
+        <w:tabs>
+          <w:tab w:val="left" w:pos="1920"/>
+        </w:tabs>
+      </w:pPr>
+      <w:r>
+        <w:t>kubectl describe secret mysecretname -n prod</w:t>
       </w:r>
     </w:p>
     <w:p>
@@ -688,13 +552,8 @@
           <w:tab w:val="left" w:pos="1920"/>
         </w:tabs>
       </w:pPr>
-      <w:proofErr w:type="spellStart"/>
-      <w:r>
-        <w:t>add:secret</w:t>
-      </w:r>
-      <w:proofErr w:type="spellEnd"/>
-      <w:r>
-        <w:t xml:space="preserve"> text</w:t>
+      <w:r>
+        <w:t>add:secret text</w:t>
       </w:r>
     </w:p>
     <w:p>
@@ -920,28 +779,18 @@
           <w:tab w:val="left" w:pos="1920"/>
         </w:tabs>
       </w:pPr>
-      <w:proofErr w:type="spellStart"/>
-      <w:r>
-        <w:t>sudo</w:t>
-      </w:r>
-      <w:proofErr w:type="spellEnd"/>
-      <w:r>
-        <w:t xml:space="preserve"> apt update</w:t>
-      </w:r>
-    </w:p>
-    <w:p>
-      <w:pPr>
-        <w:tabs>
-          <w:tab w:val="left" w:pos="1920"/>
-        </w:tabs>
-      </w:pPr>
-      <w:proofErr w:type="spellStart"/>
-      <w:r>
-        <w:t>sudo</w:t>
-      </w:r>
-      <w:proofErr w:type="spellEnd"/>
-      <w:r>
-        <w:t xml:space="preserve"> apt upgrade -y</w:t>
+      <w:r>
+        <w:t>sudo apt update</w:t>
+      </w:r>
+    </w:p>
+    <w:p>
+      <w:pPr>
+        <w:tabs>
+          <w:tab w:val="left" w:pos="1920"/>
+        </w:tabs>
+      </w:pPr>
+      <w:r>
+        <w:t>sudo apt upgrade -y</w:t>
       </w:r>
     </w:p>
     <w:p>
@@ -968,13 +817,8 @@
           <w:tab w:val="left" w:pos="1920"/>
         </w:tabs>
       </w:pPr>
-      <w:proofErr w:type="spellStart"/>
-      <w:r>
-        <w:t>sudo</w:t>
-      </w:r>
-      <w:proofErr w:type="spellEnd"/>
-      <w:r>
-        <w:t xml:space="preserve"> apt install -y docker.io</w:t>
+      <w:r>
+        <w:t>sudo apt install -y docker.io</w:t>
       </w:r>
     </w:p>
     <w:p>
@@ -993,21 +837,8 @@
           <w:tab w:val="left" w:pos="1920"/>
         </w:tabs>
       </w:pPr>
-      <w:proofErr w:type="spellStart"/>
-      <w:r>
-        <w:t>sudo</w:t>
-      </w:r>
-      <w:proofErr w:type="spellEnd"/>
-      <w:r>
-        <w:t xml:space="preserve"> </w:t>
-      </w:r>
-      <w:proofErr w:type="spellStart"/>
-      <w:r>
-        <w:t>systemctl</w:t>
-      </w:r>
-      <w:proofErr w:type="spellEnd"/>
-      <w:r>
-        <w:t xml:space="preserve"> enable --now docker</w:t>
+      <w:r>
+        <w:t>sudo systemctl enable --now docker</w:t>
       </w:r>
     </w:p>
     <w:p>
@@ -1027,6 +858,7 @@
         </w:tabs>
       </w:pPr>
       <w:r>
+        <w:lastRenderedPageBreak/>
         <w:t>docker --version</w:t>
       </w:r>
     </w:p>
@@ -1037,354 +869,285 @@
         </w:tabs>
       </w:pPr>
       <w:r>
+        <w:t>Test:</w:t>
+      </w:r>
+    </w:p>
+    <w:p>
+      <w:pPr>
+        <w:tabs>
+          <w:tab w:val="left" w:pos="1920"/>
+        </w:tabs>
+      </w:pPr>
+      <w:r>
+        <w:t>sudo docker run hello-world</w:t>
+      </w:r>
+    </w:p>
+    <w:p>
+      <w:pPr>
+        <w:tabs>
+          <w:tab w:val="left" w:pos="1920"/>
+        </w:tabs>
+        <w:rPr>
+          <w:b/>
+          <w:bCs/>
+        </w:rPr>
+      </w:pPr>
+      <w:r>
+        <w:rPr>
+          <w:b/>
+          <w:bCs/>
+        </w:rPr>
+        <w:t>3. Create a SonarQube container</w:t>
+      </w:r>
+    </w:p>
+    <w:p>
+      <w:pPr>
+        <w:tabs>
+          <w:tab w:val="left" w:pos="1920"/>
+        </w:tabs>
+      </w:pPr>
+      <w:r>
+        <w:t>The official SonarQube Docker image is available from Docker Hub.</w:t>
+      </w:r>
+    </w:p>
+    <w:p>
+      <w:pPr>
+        <w:tabs>
+          <w:tab w:val="left" w:pos="1920"/>
+        </w:tabs>
+      </w:pPr>
+      <w:r>
+        <w:t>Pull the Community Build image:</w:t>
+      </w:r>
+    </w:p>
+    <w:p>
+      <w:pPr>
+        <w:tabs>
+          <w:tab w:val="left" w:pos="1920"/>
+        </w:tabs>
+      </w:pPr>
+      <w:r>
+        <w:t>sudo docker pull sonarqube:community</w:t>
+      </w:r>
+    </w:p>
+    <w:p>
+      <w:pPr>
+        <w:tabs>
+          <w:tab w:val="left" w:pos="1920"/>
+        </w:tabs>
+        <w:rPr>
+          <w:b/>
+          <w:bCs/>
+        </w:rPr>
+      </w:pPr>
+      <w:r>
+        <w:rPr>
+          <w:b/>
+          <w:bCs/>
+        </w:rPr>
+        <w:t>4. Run SonarQube</w:t>
+      </w:r>
+    </w:p>
+    <w:p>
+      <w:pPr>
+        <w:tabs>
+          <w:tab w:val="left" w:pos="1920"/>
+        </w:tabs>
+      </w:pPr>
+      <w:r>
+        <w:t>sudo docker run -d \</w:t>
+      </w:r>
+    </w:p>
+    <w:p>
+      <w:pPr>
+        <w:tabs>
+          <w:tab w:val="left" w:pos="1920"/>
+        </w:tabs>
+      </w:pPr>
+      <w:r>
+        <w:t xml:space="preserve">  --name sonarqube \</w:t>
+      </w:r>
+    </w:p>
+    <w:p>
+      <w:pPr>
+        <w:tabs>
+          <w:tab w:val="left" w:pos="1920"/>
+        </w:tabs>
+      </w:pPr>
+      <w:r>
+        <w:t xml:space="preserve">  -p 9000:9000 \</w:t>
+      </w:r>
+    </w:p>
+    <w:p>
+      <w:pPr>
+        <w:tabs>
+          <w:tab w:val="left" w:pos="1920"/>
+        </w:tabs>
+      </w:pPr>
+      <w:r>
+        <w:t xml:space="preserve">  sonarqube:community</w:t>
+      </w:r>
+    </w:p>
+    <w:p>
+      <w:pPr>
+        <w:tabs>
+          <w:tab w:val="left" w:pos="1920"/>
+        </w:tabs>
+      </w:pPr>
+      <w:r>
+        <w:t>Check the container:</w:t>
+      </w:r>
+    </w:p>
+    <w:p>
+      <w:pPr>
+        <w:tabs>
+          <w:tab w:val="left" w:pos="1920"/>
+        </w:tabs>
+      </w:pPr>
+      <w:r>
+        <w:t>sudo docker ps</w:t>
+      </w:r>
+    </w:p>
+    <w:p>
+      <w:pPr>
+        <w:tabs>
+          <w:tab w:val="left" w:pos="1920"/>
+        </w:tabs>
+      </w:pPr>
+      <w:r>
+        <w:t>You should see something similar to:</w:t>
+      </w:r>
+    </w:p>
+    <w:p>
+      <w:pPr>
+        <w:tabs>
+          <w:tab w:val="left" w:pos="1920"/>
+        </w:tabs>
+      </w:pPr>
+      <w:r>
+        <w:t>CONTAINER ID   IMAGE                 PORTS</w:t>
+      </w:r>
+    </w:p>
+    <w:p>
+      <w:pPr>
+        <w:tabs>
+          <w:tab w:val="left" w:pos="1920"/>
+        </w:tabs>
+      </w:pPr>
+      <w:r>
+        <w:t>xxxxxx         sonarqube:community   0.0.0.0:9000-&gt;9000/tcp</w:t>
+      </w:r>
+    </w:p>
+    <w:p>
+      <w:pPr>
+        <w:tabs>
+          <w:tab w:val="left" w:pos="1920"/>
+        </w:tabs>
+      </w:pPr>
+    </w:p>
+    <w:p>
+      <w:pPr>
+        <w:tabs>
+          <w:tab w:val="left" w:pos="1920"/>
+        </w:tabs>
+      </w:pPr>
+    </w:p>
+    <w:p>
+      <w:pPr>
+        <w:tabs>
+          <w:tab w:val="left" w:pos="1920"/>
+        </w:tabs>
+        <w:rPr>
+          <w:b/>
+          <w:bCs/>
+          <w:color w:val="EE0000"/>
+        </w:rPr>
+      </w:pPr>
+      <w:r>
+        <w:rPr>
+          <w:b/>
+          <w:bCs/>
+          <w:color w:val="EE0000"/>
+        </w:rPr>
+        <w:t xml:space="preserve"> Create SonarQube webhook</w:t>
+      </w:r>
+    </w:p>
+    <w:p>
+      <w:pPr>
+        <w:tabs>
+          <w:tab w:val="left" w:pos="1920"/>
+        </w:tabs>
+      </w:pPr>
+      <w:r>
+        <w:t>Open SonarQube:</w:t>
+      </w:r>
+    </w:p>
+    <w:p>
+      <w:pPr>
+        <w:tabs>
+          <w:tab w:val="left" w:pos="1920"/>
+        </w:tabs>
+      </w:pPr>
+      <w:r>
+        <w:t>http://&lt;SONARQUBE-IP&gt;:9000</w:t>
+      </w:r>
+    </w:p>
+    <w:p>
+      <w:pPr>
+        <w:tabs>
+          <w:tab w:val="left" w:pos="1920"/>
+        </w:tabs>
+      </w:pPr>
+      <w:r>
+        <w:t>Go to:</w:t>
+      </w:r>
+    </w:p>
+    <w:p>
+      <w:pPr>
+        <w:tabs>
+          <w:tab w:val="left" w:pos="1920"/>
+        </w:tabs>
+      </w:pPr>
+      <w:r>
+        <w:rPr>
+          <w:b/>
+          <w:bCs/>
+        </w:rPr>
+        <w:t>Administration → Configuration → Webhooks</w:t>
+      </w:r>
+    </w:p>
+    <w:p>
+      <w:pPr>
+        <w:tabs>
+          <w:tab w:val="left" w:pos="1920"/>
+        </w:tabs>
+      </w:pPr>
+      <w:r>
+        <w:t>Click:</w:t>
+      </w:r>
+    </w:p>
+    <w:p>
+      <w:pPr>
+        <w:tabs>
+          <w:tab w:val="left" w:pos="1920"/>
+        </w:tabs>
+      </w:pPr>
+      <w:r>
+        <w:rPr>
+          <w:b/>
+          <w:bCs/>
+        </w:rPr>
+        <w:t>Create</w:t>
+      </w:r>
+    </w:p>
+    <w:p>
+      <w:pPr>
+        <w:tabs>
+          <w:tab w:val="left" w:pos="1920"/>
+        </w:tabs>
+      </w:pPr>
+      <w:r>
         <w:lastRenderedPageBreak/>
-        <w:t>Test:</w:t>
-      </w:r>
-    </w:p>
-    <w:p>
-      <w:pPr>
-        <w:tabs>
-          <w:tab w:val="left" w:pos="1920"/>
-        </w:tabs>
-      </w:pPr>
-      <w:proofErr w:type="spellStart"/>
-      <w:r>
-        <w:t>sudo</w:t>
-      </w:r>
-      <w:proofErr w:type="spellEnd"/>
-      <w:r>
-        <w:t xml:space="preserve"> docker run hello-world</w:t>
-      </w:r>
-    </w:p>
-    <w:p>
-      <w:pPr>
-        <w:tabs>
-          <w:tab w:val="left" w:pos="1920"/>
-        </w:tabs>
-        <w:rPr>
-          <w:b/>
-          <w:bCs/>
-        </w:rPr>
-      </w:pPr>
-      <w:r>
-        <w:rPr>
-          <w:b/>
-          <w:bCs/>
-        </w:rPr>
-        <w:t>3. Create a SonarQube container</w:t>
-      </w:r>
-    </w:p>
-    <w:p>
-      <w:pPr>
-        <w:tabs>
-          <w:tab w:val="left" w:pos="1920"/>
-        </w:tabs>
-      </w:pPr>
-      <w:r>
-        <w:t>The official SonarQube Docker image is available from Docker Hub.</w:t>
-      </w:r>
-    </w:p>
-    <w:p>
-      <w:pPr>
-        <w:tabs>
-          <w:tab w:val="left" w:pos="1920"/>
-        </w:tabs>
-      </w:pPr>
-      <w:r>
-        <w:t>Pull the Community Build image:</w:t>
-      </w:r>
-    </w:p>
-    <w:p>
-      <w:pPr>
-        <w:tabs>
-          <w:tab w:val="left" w:pos="1920"/>
-        </w:tabs>
-      </w:pPr>
-      <w:proofErr w:type="spellStart"/>
-      <w:r>
-        <w:t>sudo</w:t>
-      </w:r>
-      <w:proofErr w:type="spellEnd"/>
-      <w:r>
-        <w:t xml:space="preserve"> docker </w:t>
-      </w:r>
-      <w:proofErr w:type="gramStart"/>
-      <w:r>
-        <w:t>pull</w:t>
-      </w:r>
-      <w:proofErr w:type="gramEnd"/>
-      <w:r>
-        <w:t xml:space="preserve"> </w:t>
-      </w:r>
-      <w:proofErr w:type="spellStart"/>
-      <w:r>
-        <w:t>sonarqube:community</w:t>
-      </w:r>
-      <w:proofErr w:type="spellEnd"/>
-    </w:p>
-    <w:p>
-      <w:pPr>
-        <w:tabs>
-          <w:tab w:val="left" w:pos="1920"/>
-        </w:tabs>
-        <w:rPr>
-          <w:b/>
-          <w:bCs/>
-        </w:rPr>
-      </w:pPr>
-      <w:r>
-        <w:rPr>
-          <w:b/>
-          <w:bCs/>
-        </w:rPr>
-        <w:t>4. Run SonarQube</w:t>
-      </w:r>
-    </w:p>
-    <w:p>
-      <w:pPr>
-        <w:tabs>
-          <w:tab w:val="left" w:pos="1920"/>
-        </w:tabs>
-      </w:pPr>
-      <w:proofErr w:type="spellStart"/>
-      <w:r>
-        <w:t>sudo</w:t>
-      </w:r>
-      <w:proofErr w:type="spellEnd"/>
-      <w:r>
-        <w:t xml:space="preserve"> docker run -d \</w:t>
-      </w:r>
-    </w:p>
-    <w:p>
-      <w:pPr>
-        <w:tabs>
-          <w:tab w:val="left" w:pos="1920"/>
-        </w:tabs>
-      </w:pPr>
-      <w:r>
-        <w:t xml:space="preserve">  --name </w:t>
-      </w:r>
-      <w:proofErr w:type="spellStart"/>
-      <w:r>
-        <w:t>sonarqube</w:t>
-      </w:r>
-      <w:proofErr w:type="spellEnd"/>
-      <w:r>
-        <w:t xml:space="preserve"> \</w:t>
-      </w:r>
-    </w:p>
-    <w:p>
-      <w:pPr>
-        <w:tabs>
-          <w:tab w:val="left" w:pos="1920"/>
-        </w:tabs>
-      </w:pPr>
-      <w:r>
-        <w:t xml:space="preserve">  -p 9000:9000 \</w:t>
-      </w:r>
-    </w:p>
-    <w:p>
-      <w:pPr>
-        <w:tabs>
-          <w:tab w:val="left" w:pos="1920"/>
-        </w:tabs>
-      </w:pPr>
-      <w:r>
-        <w:t xml:space="preserve">  </w:t>
-      </w:r>
-      <w:proofErr w:type="spellStart"/>
-      <w:r>
-        <w:t>sonarqube:community</w:t>
-      </w:r>
-      <w:proofErr w:type="spellEnd"/>
-    </w:p>
-    <w:p>
-      <w:pPr>
-        <w:tabs>
-          <w:tab w:val="left" w:pos="1920"/>
-        </w:tabs>
-      </w:pPr>
-      <w:r>
-        <w:t>Check the container:</w:t>
-      </w:r>
-    </w:p>
-    <w:p>
-      <w:pPr>
-        <w:tabs>
-          <w:tab w:val="left" w:pos="1920"/>
-        </w:tabs>
-      </w:pPr>
-      <w:proofErr w:type="spellStart"/>
-      <w:r>
-        <w:t>sudo</w:t>
-      </w:r>
-      <w:proofErr w:type="spellEnd"/>
-      <w:r>
-        <w:t xml:space="preserve"> docker </w:t>
-      </w:r>
-      <w:proofErr w:type="spellStart"/>
-      <w:r>
-        <w:t>ps</w:t>
-      </w:r>
-      <w:proofErr w:type="spellEnd"/>
-    </w:p>
-    <w:p>
-      <w:pPr>
-        <w:tabs>
-          <w:tab w:val="left" w:pos="1920"/>
-        </w:tabs>
-      </w:pPr>
-      <w:r>
-        <w:t>You should see something similar to:</w:t>
-      </w:r>
-    </w:p>
-    <w:p>
-      <w:pPr>
-        <w:tabs>
-          <w:tab w:val="left" w:pos="1920"/>
-        </w:tabs>
-      </w:pPr>
-      <w:r>
-        <w:t>CONTAINER ID   IMAGE                 PORTS</w:t>
-      </w:r>
-    </w:p>
-    <w:p>
-      <w:pPr>
-        <w:tabs>
-          <w:tab w:val="left" w:pos="1920"/>
-        </w:tabs>
-      </w:pPr>
-      <w:proofErr w:type="spellStart"/>
-      <w:r>
-        <w:t>xxxxxx</w:t>
-      </w:r>
-      <w:proofErr w:type="spellEnd"/>
-      <w:r>
-        <w:t xml:space="preserve">         </w:t>
-      </w:r>
-      <w:proofErr w:type="spellStart"/>
-      <w:r>
-        <w:t>sonarqube:community</w:t>
-      </w:r>
-      <w:proofErr w:type="spellEnd"/>
-      <w:r>
-        <w:t xml:space="preserve">   0.0.0.0:9000-&gt;9000/</w:t>
-      </w:r>
-      <w:proofErr w:type="spellStart"/>
-      <w:r>
-        <w:t>tcp</w:t>
-      </w:r>
-      <w:proofErr w:type="spellEnd"/>
-    </w:p>
-    <w:p>
-      <w:pPr>
-        <w:tabs>
-          <w:tab w:val="left" w:pos="1920"/>
-        </w:tabs>
-      </w:pPr>
-    </w:p>
-    <w:p>
-      <w:pPr>
-        <w:tabs>
-          <w:tab w:val="left" w:pos="1920"/>
-        </w:tabs>
-      </w:pPr>
-    </w:p>
-    <w:p>
-      <w:pPr>
-        <w:tabs>
-          <w:tab w:val="left" w:pos="1920"/>
-        </w:tabs>
-        <w:rPr>
-          <w:b/>
-          <w:bCs/>
-          <w:color w:val="EE0000"/>
-        </w:rPr>
-      </w:pPr>
-      <w:r>
-        <w:rPr>
-          <w:b/>
-          <w:bCs/>
-          <w:color w:val="EE0000"/>
-        </w:rPr>
-        <w:t xml:space="preserve"> Create SonarQube webhook</w:t>
-      </w:r>
-    </w:p>
-    <w:p>
-      <w:pPr>
-        <w:tabs>
-          <w:tab w:val="left" w:pos="1920"/>
-        </w:tabs>
-      </w:pPr>
-      <w:r>
-        <w:t>Open SonarQube:</w:t>
-      </w:r>
-    </w:p>
-    <w:p>
-      <w:pPr>
-        <w:tabs>
-          <w:tab w:val="left" w:pos="1920"/>
-        </w:tabs>
-      </w:pPr>
-      <w:r>
-        <w:t>http://&lt;SONARQUBE-IP&gt;:9000</w:t>
-      </w:r>
-    </w:p>
-    <w:p>
-      <w:pPr>
-        <w:tabs>
-          <w:tab w:val="left" w:pos="1920"/>
-        </w:tabs>
-      </w:pPr>
-      <w:r>
-        <w:t>Go to:</w:t>
-      </w:r>
-    </w:p>
-    <w:p>
-      <w:pPr>
-        <w:tabs>
-          <w:tab w:val="left" w:pos="1920"/>
-        </w:tabs>
-      </w:pPr>
-      <w:r>
-        <w:rPr>
-          <w:b/>
-          <w:bCs/>
-        </w:rPr>
-        <w:t>Administration → Configuration → Webhooks</w:t>
-      </w:r>
-    </w:p>
-    <w:p>
-      <w:pPr>
-        <w:tabs>
-          <w:tab w:val="left" w:pos="1920"/>
-        </w:tabs>
-      </w:pPr>
-      <w:r>
-        <w:t>Click:</w:t>
-      </w:r>
-    </w:p>
-    <w:p>
-      <w:pPr>
-        <w:tabs>
-          <w:tab w:val="left" w:pos="1920"/>
-        </w:tabs>
-      </w:pPr>
-      <w:r>
-        <w:rPr>
-          <w:b/>
-          <w:bCs/>
-        </w:rPr>
-        <w:t>Create</w:t>
-      </w:r>
-    </w:p>
-    <w:p>
-      <w:pPr>
-        <w:tabs>
-          <w:tab w:val="left" w:pos="1920"/>
-        </w:tabs>
-      </w:pPr>
-      <w:r>
         <w:t>Use:</w:t>
       </w:r>
     </w:p>
@@ -1395,7 +1158,6 @@
         </w:tabs>
       </w:pPr>
       <w:r>
-        <w:lastRenderedPageBreak/>
         <w:t>Name: Jenkins</w:t>
       </w:r>
     </w:p>
@@ -1454,7 +1216,6 @@
           <w:szCs w:val="28"/>
         </w:rPr>
       </w:pPr>
-      <w:proofErr w:type="spellStart"/>
       <w:r>
         <w:rPr>
           <w:b/>
@@ -1465,7 +1226,6 @@
         </w:rPr>
         <w:t>Trivy</w:t>
       </w:r>
-      <w:proofErr w:type="spellEnd"/>
     </w:p>
     <w:p>
       <w:pPr>
@@ -1491,320 +1251,143 @@
           <w:tab w:val="left" w:pos="1920"/>
         </w:tabs>
       </w:pPr>
-      <w:proofErr w:type="spellStart"/>
-      <w:r>
-        <w:t>sudo</w:t>
-      </w:r>
-      <w:proofErr w:type="spellEnd"/>
-      <w:r>
-        <w:t xml:space="preserve"> apt update</w:t>
-      </w:r>
-    </w:p>
-    <w:p>
-      <w:pPr>
-        <w:tabs>
-          <w:tab w:val="left" w:pos="1920"/>
-        </w:tabs>
-      </w:pPr>
-      <w:proofErr w:type="spellStart"/>
-      <w:r>
-        <w:t>sudo</w:t>
-      </w:r>
-      <w:proofErr w:type="spellEnd"/>
-      <w:r>
-        <w:t xml:space="preserve"> apt install -y </w:t>
-      </w:r>
-      <w:proofErr w:type="spellStart"/>
-      <w:r>
-        <w:t>wget</w:t>
-      </w:r>
-      <w:proofErr w:type="spellEnd"/>
-      <w:r>
-        <w:t xml:space="preserve"> </w:t>
-      </w:r>
-      <w:proofErr w:type="spellStart"/>
-      <w:r>
-        <w:t>gnupg</w:t>
-      </w:r>
-      <w:proofErr w:type="spellEnd"/>
-    </w:p>
-    <w:p>
-      <w:pPr>
-        <w:tabs>
-          <w:tab w:val="left" w:pos="1920"/>
-        </w:tabs>
-        <w:rPr>
-          <w:b/>
-          <w:bCs/>
-        </w:rPr>
-      </w:pPr>
-      <w:r>
-        <w:rPr>
-          <w:b/>
-          <w:bCs/>
-        </w:rPr>
-        <w:t xml:space="preserve">2. Add the </w:t>
-      </w:r>
-      <w:proofErr w:type="spellStart"/>
-      <w:r>
-        <w:rPr>
-          <w:b/>
-          <w:bCs/>
-        </w:rPr>
-        <w:t>Trivy</w:t>
-      </w:r>
-      <w:proofErr w:type="spellEnd"/>
-      <w:r>
-        <w:rPr>
-          <w:b/>
-          <w:bCs/>
-        </w:rPr>
-        <w:t xml:space="preserve"> GPG key</w:t>
-      </w:r>
-    </w:p>
-    <w:p>
-      <w:pPr>
-        <w:tabs>
-          <w:tab w:val="left" w:pos="1920"/>
-        </w:tabs>
-      </w:pPr>
-      <w:proofErr w:type="spellStart"/>
-      <w:r>
-        <w:t>wget</w:t>
-      </w:r>
-      <w:proofErr w:type="spellEnd"/>
-      <w:r>
-        <w:t xml:space="preserve"> -</w:t>
-      </w:r>
-      <w:proofErr w:type="spellStart"/>
-      <w:r>
-        <w:t>qO</w:t>
-      </w:r>
-      <w:proofErr w:type="spellEnd"/>
-      <w:r>
-        <w:t xml:space="preserve"> - https://aquasecurity.github.io/trivy-repo/deb/public.key \</w:t>
-      </w:r>
-    </w:p>
-    <w:p>
-      <w:pPr>
-        <w:tabs>
-          <w:tab w:val="left" w:pos="1920"/>
-        </w:tabs>
-      </w:pPr>
-      <w:r>
-        <w:t xml:space="preserve">  | </w:t>
-      </w:r>
-      <w:proofErr w:type="spellStart"/>
-      <w:r>
-        <w:t>gpg</w:t>
-      </w:r>
-      <w:proofErr w:type="spellEnd"/>
-      <w:r>
-        <w:t xml:space="preserve"> --</w:t>
-      </w:r>
-      <w:proofErr w:type="spellStart"/>
-      <w:r>
-        <w:t>dearmor</w:t>
-      </w:r>
-      <w:proofErr w:type="spellEnd"/>
-      <w:r>
-        <w:t xml:space="preserve"> \</w:t>
-      </w:r>
-    </w:p>
-    <w:p>
-      <w:pPr>
-        <w:tabs>
-          <w:tab w:val="left" w:pos="1920"/>
-        </w:tabs>
-      </w:pPr>
-      <w:r>
-        <w:t xml:space="preserve">  | </w:t>
-      </w:r>
-      <w:proofErr w:type="spellStart"/>
-      <w:r>
-        <w:t>sudo</w:t>
-      </w:r>
-      <w:proofErr w:type="spellEnd"/>
-      <w:r>
-        <w:t xml:space="preserve"> tee /</w:t>
-      </w:r>
-      <w:proofErr w:type="spellStart"/>
-      <w:r>
-        <w:t>usr</w:t>
-      </w:r>
-      <w:proofErr w:type="spellEnd"/>
-      <w:r>
-        <w:t>/share/keyrings/</w:t>
-      </w:r>
-      <w:proofErr w:type="spellStart"/>
-      <w:r>
-        <w:t>trivy.gpg</w:t>
-      </w:r>
-      <w:proofErr w:type="spellEnd"/>
-      <w:r>
-        <w:t xml:space="preserve"> &gt; /dev/null</w:t>
-      </w:r>
-    </w:p>
-    <w:p>
-      <w:pPr>
-        <w:tabs>
-          <w:tab w:val="left" w:pos="1920"/>
-        </w:tabs>
-        <w:rPr>
-          <w:b/>
-          <w:bCs/>
-        </w:rPr>
-      </w:pPr>
-      <w:r>
-        <w:rPr>
-          <w:b/>
-          <w:bCs/>
-        </w:rPr>
-        <w:t xml:space="preserve">3. Add the </w:t>
-      </w:r>
-      <w:proofErr w:type="spellStart"/>
-      <w:r>
-        <w:rPr>
-          <w:b/>
-          <w:bCs/>
-        </w:rPr>
-        <w:t>Trivy</w:t>
-      </w:r>
-      <w:proofErr w:type="spellEnd"/>
-      <w:r>
-        <w:rPr>
-          <w:b/>
-          <w:bCs/>
-        </w:rPr>
-        <w:t xml:space="preserve"> repository</w:t>
-      </w:r>
-    </w:p>
-    <w:p>
-      <w:pPr>
-        <w:tabs>
-          <w:tab w:val="left" w:pos="1920"/>
-        </w:tabs>
-      </w:pPr>
-      <w:r>
-        <w:t>echo "deb [signed-by=/</w:t>
-      </w:r>
-      <w:proofErr w:type="spellStart"/>
-      <w:r>
-        <w:t>usr</w:t>
-      </w:r>
-      <w:proofErr w:type="spellEnd"/>
-      <w:r>
-        <w:t>/share/keyrings/</w:t>
-      </w:r>
-      <w:proofErr w:type="spellStart"/>
-      <w:r>
-        <w:t>trivy.gpg</w:t>
-      </w:r>
-      <w:proofErr w:type="spellEnd"/>
-      <w:r>
-        <w:t>] https://aquasecurity.github.io/trivy-repo/deb generic main" \</w:t>
-      </w:r>
-    </w:p>
-    <w:p>
-      <w:pPr>
-        <w:tabs>
-          <w:tab w:val="left" w:pos="1920"/>
-        </w:tabs>
-      </w:pPr>
-      <w:r>
-        <w:t xml:space="preserve">  | </w:t>
-      </w:r>
-      <w:proofErr w:type="spellStart"/>
-      <w:r>
-        <w:t>sudo</w:t>
-      </w:r>
-      <w:proofErr w:type="spellEnd"/>
-      <w:r>
-        <w:t xml:space="preserve"> tee /</w:t>
-      </w:r>
-      <w:proofErr w:type="spellStart"/>
-      <w:r>
-        <w:t>etc</w:t>
-      </w:r>
-      <w:proofErr w:type="spellEnd"/>
-      <w:r>
-        <w:t>/apt/</w:t>
-      </w:r>
-      <w:proofErr w:type="spellStart"/>
-      <w:r>
-        <w:t>sources.list.d</w:t>
-      </w:r>
-      <w:proofErr w:type="spellEnd"/>
-      <w:r>
-        <w:t>/</w:t>
-      </w:r>
-      <w:proofErr w:type="spellStart"/>
-      <w:r>
-        <w:t>trivy.list</w:t>
-      </w:r>
-      <w:proofErr w:type="spellEnd"/>
-    </w:p>
-    <w:p>
-      <w:pPr>
-        <w:tabs>
-          <w:tab w:val="left" w:pos="1920"/>
-        </w:tabs>
-        <w:rPr>
-          <w:b/>
-          <w:bCs/>
-        </w:rPr>
-      </w:pPr>
-      <w:r>
-        <w:rPr>
-          <w:b/>
-          <w:bCs/>
-        </w:rPr>
-        <w:t xml:space="preserve">4. Install </w:t>
-      </w:r>
-      <w:proofErr w:type="spellStart"/>
-      <w:r>
-        <w:rPr>
-          <w:b/>
-          <w:bCs/>
-        </w:rPr>
-        <w:t>Trivy</w:t>
-      </w:r>
-      <w:proofErr w:type="spellEnd"/>
-    </w:p>
-    <w:p>
-      <w:pPr>
-        <w:tabs>
-          <w:tab w:val="left" w:pos="1920"/>
-        </w:tabs>
-      </w:pPr>
-      <w:proofErr w:type="spellStart"/>
-      <w:r>
-        <w:t>sudo</w:t>
-      </w:r>
-      <w:proofErr w:type="spellEnd"/>
-      <w:r>
-        <w:t xml:space="preserve"> apt update</w:t>
-      </w:r>
-    </w:p>
-    <w:p>
-      <w:pPr>
-        <w:tabs>
-          <w:tab w:val="left" w:pos="1920"/>
-        </w:tabs>
-      </w:pPr>
-      <w:proofErr w:type="spellStart"/>
-      <w:r>
-        <w:t>sudo</w:t>
-      </w:r>
-      <w:proofErr w:type="spellEnd"/>
-      <w:r>
-        <w:t xml:space="preserve"> apt install -y </w:t>
-      </w:r>
-      <w:proofErr w:type="spellStart"/>
-      <w:r>
-        <w:t>trivy</w:t>
-      </w:r>
-      <w:proofErr w:type="spellEnd"/>
+      <w:r>
+        <w:t>sudo apt update</w:t>
+      </w:r>
+    </w:p>
+    <w:p>
+      <w:pPr>
+        <w:tabs>
+          <w:tab w:val="left" w:pos="1920"/>
+        </w:tabs>
+      </w:pPr>
+      <w:r>
+        <w:t>sudo apt install -y wget gnupg</w:t>
+      </w:r>
+    </w:p>
+    <w:p>
+      <w:pPr>
+        <w:tabs>
+          <w:tab w:val="left" w:pos="1920"/>
+        </w:tabs>
+        <w:rPr>
+          <w:b/>
+          <w:bCs/>
+        </w:rPr>
+      </w:pPr>
+      <w:r>
+        <w:rPr>
+          <w:b/>
+          <w:bCs/>
+        </w:rPr>
+        <w:t>2. Add the Trivy GPG key</w:t>
+      </w:r>
+    </w:p>
+    <w:p>
+      <w:pPr>
+        <w:tabs>
+          <w:tab w:val="left" w:pos="1920"/>
+        </w:tabs>
+      </w:pPr>
+      <w:r>
+        <w:t>wget -qO - https://aquasecurity.github.io/trivy-repo/deb/public.key \</w:t>
+      </w:r>
+    </w:p>
+    <w:p>
+      <w:pPr>
+        <w:tabs>
+          <w:tab w:val="left" w:pos="1920"/>
+        </w:tabs>
+      </w:pPr>
+      <w:r>
+        <w:t xml:space="preserve">  | gpg --dearmor \</w:t>
+      </w:r>
+    </w:p>
+    <w:p>
+      <w:pPr>
+        <w:tabs>
+          <w:tab w:val="left" w:pos="1920"/>
+        </w:tabs>
+      </w:pPr>
+      <w:r>
+        <w:t xml:space="preserve">  | sudo tee /usr/share/keyrings/trivy.gpg &gt; /dev/null</w:t>
+      </w:r>
+    </w:p>
+    <w:p>
+      <w:pPr>
+        <w:tabs>
+          <w:tab w:val="left" w:pos="1920"/>
+        </w:tabs>
+        <w:rPr>
+          <w:b/>
+          <w:bCs/>
+        </w:rPr>
+      </w:pPr>
+      <w:r>
+        <w:rPr>
+          <w:b/>
+          <w:bCs/>
+        </w:rPr>
+        <w:t>3. Add the Trivy repository</w:t>
+      </w:r>
+    </w:p>
+    <w:p>
+      <w:pPr>
+        <w:tabs>
+          <w:tab w:val="left" w:pos="1920"/>
+        </w:tabs>
+      </w:pPr>
+      <w:r>
+        <w:t>echo "deb [signed-by=/usr/share/keyrings/trivy.gpg] https://aquasecurity.github.io/trivy-repo/deb generic main" \</w:t>
+      </w:r>
+    </w:p>
+    <w:p>
+      <w:pPr>
+        <w:tabs>
+          <w:tab w:val="left" w:pos="1920"/>
+        </w:tabs>
+      </w:pPr>
+      <w:r>
+        <w:t xml:space="preserve">  | sudo tee /etc/apt/sources.list.d/trivy.list</w:t>
+      </w:r>
+    </w:p>
+    <w:p>
+      <w:pPr>
+        <w:tabs>
+          <w:tab w:val="left" w:pos="1920"/>
+        </w:tabs>
+        <w:rPr>
+          <w:b/>
+          <w:bCs/>
+        </w:rPr>
+      </w:pPr>
+      <w:r>
+        <w:rPr>
+          <w:b/>
+          <w:bCs/>
+        </w:rPr>
+        <w:t>4. Install Trivy</w:t>
+      </w:r>
+    </w:p>
+    <w:p>
+      <w:pPr>
+        <w:tabs>
+          <w:tab w:val="left" w:pos="1920"/>
+        </w:tabs>
+      </w:pPr>
+      <w:r>
+        <w:t>sudo apt update</w:t>
+      </w:r>
+    </w:p>
+    <w:p>
+      <w:pPr>
+        <w:tabs>
+          <w:tab w:val="left" w:pos="1920"/>
+        </w:tabs>
+      </w:pPr>
+      <w:r>
+        <w:t>sudo apt install -y trivy</w:t>
+      </w:r>
     </w:p>
     <w:p>
       <w:pPr>
@@ -1830,13 +1413,8 @@
           <w:tab w:val="left" w:pos="1920"/>
         </w:tabs>
       </w:pPr>
-      <w:proofErr w:type="spellStart"/>
-      <w:r>
-        <w:t>trivy</w:t>
-      </w:r>
-      <w:proofErr w:type="spellEnd"/>
-      <w:r>
-        <w:t xml:space="preserve"> --version</w:t>
+      <w:r>
+        <w:t>trivy --version</w:t>
       </w:r>
     </w:p>
     <w:p>
@@ -1887,6 +1465,7 @@
           <w:sz w:val="28"/>
           <w:szCs w:val="28"/>
         </w:rPr>
+        <w:lastRenderedPageBreak/>
         <w:t>Docker</w:t>
       </w:r>
     </w:p>
@@ -1902,421 +1481,175 @@
           <w:b/>
           <w:bCs/>
         </w:rPr>
+        <w:t>2. Update packages</w:t>
+      </w:r>
+    </w:p>
+    <w:p>
+      <w:r>
+        <w:t>sudo apt update</w:t>
+      </w:r>
+    </w:p>
+    <w:p>
+      <w:r>
+        <w:t>sudo apt install -y ca-certificates curl</w:t>
+      </w:r>
+    </w:p>
+    <w:p>
+      <w:pPr>
+        <w:rPr>
+          <w:b/>
+          <w:bCs/>
+        </w:rPr>
+      </w:pPr>
+      <w:r>
+        <w:rPr>
+          <w:b/>
+          <w:bCs/>
+        </w:rPr>
+        <w:t>3. Add Docker's official GPG key</w:t>
+      </w:r>
+    </w:p>
+    <w:p>
+      <w:r>
+        <w:t>sudo install -m 0755 -d /etc/apt/keyrings</w:t>
+      </w:r>
+    </w:p>
+    <w:p/>
+    <w:p>
+      <w:r>
+        <w:t>sudo curl -fsSL https://download.docker.com/linux/ubuntu/gpg \</w:t>
+      </w:r>
+    </w:p>
+    <w:p>
+      <w:r>
+        <w:t xml:space="preserve">  -o /etc/apt/keyrings/docker.asc</w:t>
+      </w:r>
+    </w:p>
+    <w:p/>
+    <w:p>
+      <w:r>
+        <w:t>sudo chmod a+r /etc/apt/keyrings/docker.asc</w:t>
+      </w:r>
+    </w:p>
+    <w:p>
+      <w:pPr>
+        <w:rPr>
+          <w:b/>
+          <w:bCs/>
+        </w:rPr>
+      </w:pPr>
+      <w:r>
+        <w:rPr>
+          <w:b/>
+          <w:bCs/>
+        </w:rPr>
+        <w:t>4. Add Docker repository</w:t>
+      </w:r>
+    </w:p>
+    <w:p>
+      <w:r>
+        <w:t>echo \</w:t>
+      </w:r>
+    </w:p>
+    <w:p>
+      <w:r>
+        <w:t xml:space="preserve">  "deb [arch=$(dpkg --print-architecture) signed-by=/etc/apt/keyrings/docker.asc] https://download.docker.com/linux/ubuntu \</w:t>
+      </w:r>
+    </w:p>
+    <w:p>
+      <w:r>
+        <w:t xml:space="preserve">  $(. /etc/os-release &amp;&amp; echo "$VERSION_CODENAME") stable" | \</w:t>
+      </w:r>
+    </w:p>
+    <w:p>
+      <w:r>
+        <w:t xml:space="preserve">  sudo tee /etc/apt/sources.list.d/docker.list &gt; /dev/null</w:t>
+      </w:r>
+    </w:p>
+    <w:p>
+      <w:pPr>
+        <w:rPr>
+          <w:b/>
+          <w:bCs/>
+        </w:rPr>
+      </w:pPr>
+      <w:r>
+        <w:rPr>
+          <w:b/>
+          <w:bCs/>
+        </w:rPr>
+        <w:t>5. Install Docker Engine</w:t>
+      </w:r>
+    </w:p>
+    <w:p>
+      <w:r>
+        <w:t>sudo apt update</w:t>
+      </w:r>
+    </w:p>
+    <w:p/>
+    <w:p>
+      <w:r>
+        <w:t>sudo apt install -y docker-ce docker-ce-cli containerd.io docker-buildx-plugin docker-compose-plugin</w:t>
+      </w:r>
+    </w:p>
+    <w:p>
+      <w:pPr>
+        <w:rPr>
+          <w:b/>
+          <w:bCs/>
+        </w:rPr>
+      </w:pPr>
+      <w:r>
+        <w:rPr>
+          <w:b/>
+          <w:bCs/>
+        </w:rPr>
+        <w:t>6. Verify Docker</w:t>
+      </w:r>
+    </w:p>
+    <w:p>
+      <w:r>
+        <w:t>sudo docker --version</w:t>
+      </w:r>
+    </w:p>
+    <w:p>
+      <w:pPr>
+        <w:rPr>
+          <w:b/>
+          <w:bCs/>
+        </w:rPr>
+      </w:pPr>
+      <w:r>
+        <w:rPr>
+          <w:b/>
+          <w:bCs/>
+        </w:rPr>
+        <w:t>7. Run Docker without sudo</w:t>
+      </w:r>
+    </w:p>
+    <w:p>
+      <w:r>
+        <w:t>By default, you may need sudo docker. To allow your current user to run Docker:</w:t>
+      </w:r>
+    </w:p>
+    <w:p>
+      <w:r>
         <w:lastRenderedPageBreak/>
-        <w:t>2. Update packages</w:t>
-      </w:r>
-    </w:p>
-    <w:p>
-      <w:proofErr w:type="spellStart"/>
-      <w:r>
-        <w:t>sudo</w:t>
-      </w:r>
-      <w:proofErr w:type="spellEnd"/>
-      <w:r>
-        <w:t xml:space="preserve"> apt update</w:t>
-      </w:r>
-    </w:p>
-    <w:p>
-      <w:proofErr w:type="spellStart"/>
-      <w:r>
-        <w:t>sudo</w:t>
-      </w:r>
-      <w:proofErr w:type="spellEnd"/>
-      <w:r>
-        <w:t xml:space="preserve"> apt install -y ca-certificates curl</w:t>
-      </w:r>
-    </w:p>
-    <w:p>
-      <w:pPr>
-        <w:rPr>
-          <w:b/>
-          <w:bCs/>
-        </w:rPr>
-      </w:pPr>
-      <w:r>
-        <w:rPr>
-          <w:b/>
-          <w:bCs/>
-        </w:rPr>
-        <w:t>3. Add Docker's official GPG key</w:t>
-      </w:r>
-    </w:p>
-    <w:p>
-      <w:proofErr w:type="spellStart"/>
-      <w:r>
-        <w:t>sudo</w:t>
-      </w:r>
-      <w:proofErr w:type="spellEnd"/>
-      <w:r>
-        <w:t xml:space="preserve"> install -m 0755 -d /</w:t>
-      </w:r>
-      <w:proofErr w:type="spellStart"/>
-      <w:r>
-        <w:t>etc</w:t>
-      </w:r>
-      <w:proofErr w:type="spellEnd"/>
-      <w:r>
-        <w:t>/apt/keyrings</w:t>
+        <w:t>sudo usermod -aG docker $USER</w:t>
+      </w:r>
+    </w:p>
+    <w:p>
+      <w:r>
+        <w:t>Then apply the new group membership:</w:t>
+      </w:r>
+    </w:p>
+    <w:p>
+      <w:r>
+        <w:t>newgrp docker</w:t>
       </w:r>
     </w:p>
     <w:p/>
     <w:p>
-      <w:proofErr w:type="spellStart"/>
-      <w:r>
-        <w:t>sudo</w:t>
-      </w:r>
-      <w:proofErr w:type="spellEnd"/>
-      <w:r>
-        <w:t xml:space="preserve"> curl -</w:t>
-      </w:r>
-      <w:proofErr w:type="spellStart"/>
-      <w:r>
-        <w:t>fsSL</w:t>
-      </w:r>
-      <w:proofErr w:type="spellEnd"/>
-      <w:r>
-        <w:t xml:space="preserve"> https://download.docker.com/linux/ubuntu/gpg \</w:t>
-      </w:r>
-    </w:p>
-    <w:p>
-      <w:r>
-        <w:t xml:space="preserve">  -o /</w:t>
-      </w:r>
-      <w:proofErr w:type="spellStart"/>
-      <w:r>
-        <w:t>etc</w:t>
-      </w:r>
-      <w:proofErr w:type="spellEnd"/>
-      <w:r>
-        <w:t>/apt/keyrings/</w:t>
-      </w:r>
-      <w:proofErr w:type="spellStart"/>
-      <w:r>
-        <w:t>docker.asc</w:t>
-      </w:r>
-      <w:proofErr w:type="spellEnd"/>
-    </w:p>
-    <w:p/>
-    <w:p>
-      <w:proofErr w:type="spellStart"/>
-      <w:r>
-        <w:t>sudo</w:t>
-      </w:r>
-      <w:proofErr w:type="spellEnd"/>
-      <w:r>
-        <w:t xml:space="preserve"> </w:t>
-      </w:r>
-      <w:proofErr w:type="spellStart"/>
-      <w:r>
-        <w:t>chmod</w:t>
-      </w:r>
-      <w:proofErr w:type="spellEnd"/>
-      <w:r>
-        <w:t xml:space="preserve"> </w:t>
-      </w:r>
-      <w:proofErr w:type="spellStart"/>
-      <w:r>
-        <w:t>a+r</w:t>
-      </w:r>
-      <w:proofErr w:type="spellEnd"/>
-      <w:r>
-        <w:t xml:space="preserve"> /</w:t>
-      </w:r>
-      <w:proofErr w:type="spellStart"/>
-      <w:r>
-        <w:t>etc</w:t>
-      </w:r>
-      <w:proofErr w:type="spellEnd"/>
-      <w:r>
-        <w:t>/apt/keyrings/</w:t>
-      </w:r>
-      <w:proofErr w:type="spellStart"/>
-      <w:r>
-        <w:t>docker.asc</w:t>
-      </w:r>
-      <w:proofErr w:type="spellEnd"/>
-    </w:p>
-    <w:p>
-      <w:pPr>
-        <w:rPr>
-          <w:b/>
-          <w:bCs/>
-        </w:rPr>
-      </w:pPr>
-      <w:r>
-        <w:rPr>
-          <w:b/>
-          <w:bCs/>
-        </w:rPr>
-        <w:t>4. Add Docker repository</w:t>
-      </w:r>
-    </w:p>
-    <w:p>
-      <w:r>
-        <w:t>echo \</w:t>
-      </w:r>
-    </w:p>
-    <w:p>
-      <w:r>
-        <w:t xml:space="preserve">  "</w:t>
-      </w:r>
-      <w:proofErr w:type="gramStart"/>
-      <w:r>
-        <w:t>deb</w:t>
-      </w:r>
-      <w:proofErr w:type="gramEnd"/>
-      <w:r>
-        <w:t xml:space="preserve"> [arch=$(</w:t>
-      </w:r>
-      <w:proofErr w:type="spellStart"/>
-      <w:r>
-        <w:t>dpkg</w:t>
-      </w:r>
-      <w:proofErr w:type="spellEnd"/>
-      <w:r>
-        <w:t xml:space="preserve"> --print-architecture) signed-by=/</w:t>
-      </w:r>
-      <w:proofErr w:type="spellStart"/>
-      <w:r>
-        <w:t>etc</w:t>
-      </w:r>
-      <w:proofErr w:type="spellEnd"/>
-      <w:r>
-        <w:t>/apt/keyrings/</w:t>
-      </w:r>
-      <w:proofErr w:type="spellStart"/>
-      <w:r>
-        <w:t>docker.asc</w:t>
-      </w:r>
-      <w:proofErr w:type="spellEnd"/>
-      <w:r>
-        <w:t>] https://download.docker.com/linux/ubuntu \</w:t>
-      </w:r>
-    </w:p>
-    <w:p>
-      <w:r>
-        <w:t xml:space="preserve">  $(. /</w:t>
-      </w:r>
-      <w:proofErr w:type="spellStart"/>
-      <w:r>
-        <w:t>etc</w:t>
-      </w:r>
-      <w:proofErr w:type="spellEnd"/>
-      <w:r>
-        <w:t>/</w:t>
-      </w:r>
-      <w:proofErr w:type="spellStart"/>
-      <w:r>
-        <w:t>os</w:t>
-      </w:r>
-      <w:proofErr w:type="spellEnd"/>
-      <w:r>
-        <w:t>-release &amp;&amp; echo "$VERSION_CODENAME") stable" | \</w:t>
-      </w:r>
-    </w:p>
-    <w:p>
-      <w:r>
-        <w:t xml:space="preserve">  </w:t>
-      </w:r>
-      <w:proofErr w:type="spellStart"/>
-      <w:r>
-        <w:t>sudo</w:t>
-      </w:r>
-      <w:proofErr w:type="spellEnd"/>
-      <w:r>
-        <w:t xml:space="preserve"> tee /</w:t>
-      </w:r>
-      <w:proofErr w:type="spellStart"/>
-      <w:r>
-        <w:t>etc</w:t>
-      </w:r>
-      <w:proofErr w:type="spellEnd"/>
-      <w:r>
-        <w:t>/apt/</w:t>
-      </w:r>
-      <w:proofErr w:type="spellStart"/>
-      <w:r>
-        <w:t>sources.list.d</w:t>
-      </w:r>
-      <w:proofErr w:type="spellEnd"/>
-      <w:r>
-        <w:t>/</w:t>
-      </w:r>
-      <w:proofErr w:type="spellStart"/>
-      <w:r>
-        <w:t>docker.list</w:t>
-      </w:r>
-      <w:proofErr w:type="spellEnd"/>
-      <w:r>
-        <w:t xml:space="preserve"> &gt; /dev/null</w:t>
-      </w:r>
-    </w:p>
-    <w:p>
-      <w:pPr>
-        <w:rPr>
-          <w:b/>
-          <w:bCs/>
-        </w:rPr>
-      </w:pPr>
-      <w:r>
-        <w:rPr>
-          <w:b/>
-          <w:bCs/>
-        </w:rPr>
-        <w:t>5. Install Docker Engine</w:t>
-      </w:r>
-    </w:p>
-    <w:p>
-      <w:proofErr w:type="spellStart"/>
-      <w:r>
-        <w:t>sudo</w:t>
-      </w:r>
-      <w:proofErr w:type="spellEnd"/>
-      <w:r>
-        <w:t xml:space="preserve"> apt update</w:t>
-      </w:r>
-    </w:p>
-    <w:p/>
-    <w:p>
-      <w:proofErr w:type="spellStart"/>
-      <w:r>
-        <w:t>sudo</w:t>
-      </w:r>
-      <w:proofErr w:type="spellEnd"/>
-      <w:r>
-        <w:t xml:space="preserve"> apt install -y docker-</w:t>
-      </w:r>
-      <w:proofErr w:type="spellStart"/>
-      <w:r>
-        <w:t>ce</w:t>
-      </w:r>
-      <w:proofErr w:type="spellEnd"/>
-      <w:r>
-        <w:t xml:space="preserve"> docker-</w:t>
-      </w:r>
-      <w:proofErr w:type="spellStart"/>
-      <w:r>
-        <w:t>ce</w:t>
-      </w:r>
-      <w:proofErr w:type="spellEnd"/>
-      <w:r>
-        <w:t>-cli containerd.io docker-</w:t>
-      </w:r>
-      <w:proofErr w:type="spellStart"/>
-      <w:r>
-        <w:t>buildx</w:t>
-      </w:r>
-      <w:proofErr w:type="spellEnd"/>
-      <w:r>
-        <w:t>-plugin docker-compose-plugin</w:t>
-      </w:r>
-    </w:p>
-    <w:p>
-      <w:pPr>
-        <w:rPr>
-          <w:b/>
-          <w:bCs/>
-        </w:rPr>
-      </w:pPr>
-      <w:r>
-        <w:rPr>
-          <w:b/>
-          <w:bCs/>
-        </w:rPr>
-        <w:t>6. Verify Docker</w:t>
-      </w:r>
-    </w:p>
-    <w:p>
-      <w:proofErr w:type="spellStart"/>
-      <w:r>
-        <w:t>sudo</w:t>
-      </w:r>
-      <w:proofErr w:type="spellEnd"/>
-      <w:r>
-        <w:t xml:space="preserve"> docker --version</w:t>
-      </w:r>
-    </w:p>
-    <w:p>
-      <w:pPr>
-        <w:rPr>
-          <w:b/>
-          <w:bCs/>
-        </w:rPr>
-      </w:pPr>
-      <w:r>
-        <w:rPr>
-          <w:b/>
-          <w:bCs/>
-        </w:rPr>
-        <w:t xml:space="preserve">7. Run Docker without </w:t>
-      </w:r>
-      <w:proofErr w:type="spellStart"/>
-      <w:r>
-        <w:rPr>
-          <w:b/>
-          <w:bCs/>
-        </w:rPr>
-        <w:t>sudo</w:t>
-      </w:r>
-      <w:proofErr w:type="spellEnd"/>
-    </w:p>
-    <w:p>
-      <w:r>
-        <w:t xml:space="preserve">By default, you may need </w:t>
-      </w:r>
-      <w:proofErr w:type="spellStart"/>
-      <w:r>
-        <w:t>sudo</w:t>
-      </w:r>
-      <w:proofErr w:type="spellEnd"/>
-      <w:r>
-        <w:t xml:space="preserve"> docker. To allow your current user to run Docker:</w:t>
-      </w:r>
-    </w:p>
-    <w:p>
-      <w:proofErr w:type="spellStart"/>
-      <w:r>
-        <w:t>sudo</w:t>
-      </w:r>
-      <w:proofErr w:type="spellEnd"/>
-      <w:r>
-        <w:t xml:space="preserve"> </w:t>
-      </w:r>
-      <w:proofErr w:type="spellStart"/>
-      <w:r>
-        <w:t>usermod</w:t>
-      </w:r>
-      <w:proofErr w:type="spellEnd"/>
-      <w:r>
-        <w:t xml:space="preserve"> -</w:t>
-      </w:r>
-      <w:proofErr w:type="spellStart"/>
-      <w:r>
-        <w:t>aG</w:t>
-      </w:r>
-      <w:proofErr w:type="spellEnd"/>
-      <w:r>
-        <w:t xml:space="preserve"> docker $USER</w:t>
-      </w:r>
-    </w:p>
-    <w:p>
-      <w:r>
-        <w:t>Then apply the new group membership:</w:t>
-      </w:r>
-    </w:p>
-    <w:p>
-      <w:proofErr w:type="spellStart"/>
-      <w:r>
-        <w:lastRenderedPageBreak/>
-        <w:t>newgrp</w:t>
-      </w:r>
-      <w:proofErr w:type="spellEnd"/>
-      <w:r>
-        <w:t xml:space="preserve"> docker</w:t>
-      </w:r>
-    </w:p>
-    <w:p/>
-    <w:p>
       <w:pPr>
         <w:rPr>
           <w:b/>
@@ -2337,111 +1670,38 @@
       </w:r>
     </w:p>
     <w:p>
-      <w:proofErr w:type="spellStart"/>
-      <w:r>
-        <w:t>sudo</w:t>
-      </w:r>
-      <w:proofErr w:type="spellEnd"/>
-      <w:r>
-        <w:t xml:space="preserve"> </w:t>
-      </w:r>
-      <w:proofErr w:type="spellStart"/>
-      <w:r>
-        <w:t>usermod</w:t>
-      </w:r>
-      <w:proofErr w:type="spellEnd"/>
-      <w:r>
-        <w:t xml:space="preserve"> -</w:t>
-      </w:r>
-      <w:proofErr w:type="spellStart"/>
-      <w:r>
-        <w:t>aG</w:t>
-      </w:r>
-      <w:proofErr w:type="spellEnd"/>
-      <w:r>
-        <w:t xml:space="preserve"> docker </w:t>
+      <w:r>
+        <w:t xml:space="preserve">sudo usermod -aG docker </w:t>
       </w:r>
       <w:r>
         <w:t>Jenkins</w:t>
       </w:r>
     </w:p>
     <w:p>
-      <w:proofErr w:type="spellStart"/>
-      <w:r>
-        <w:t>sudo</w:t>
-      </w:r>
-      <w:proofErr w:type="spellEnd"/>
-      <w:r>
-        <w:t xml:space="preserve"> </w:t>
-      </w:r>
-      <w:proofErr w:type="spellStart"/>
-      <w:r>
-        <w:t>usermod</w:t>
-      </w:r>
-      <w:proofErr w:type="spellEnd"/>
-      <w:r>
-        <w:t xml:space="preserve"> -</w:t>
-      </w:r>
-      <w:proofErr w:type="spellStart"/>
-      <w:r>
-        <w:t>aG</w:t>
-      </w:r>
-      <w:proofErr w:type="spellEnd"/>
-      <w:r>
-        <w:t xml:space="preserve"> docker </w:t>
+      <w:r>
+        <w:t xml:space="preserve">sudo usermod -aG docker </w:t>
       </w:r>
       <w:r>
         <w:t>Jenkins</w:t>
       </w:r>
     </w:p>
     <w:p>
-      <w:proofErr w:type="spellStart"/>
-      <w:r>
-        <w:t>sudo</w:t>
-      </w:r>
-      <w:proofErr w:type="spellEnd"/>
-      <w:r>
-        <w:t xml:space="preserve"> </w:t>
-      </w:r>
-      <w:proofErr w:type="spellStart"/>
-      <w:r>
-        <w:t>systemctl</w:t>
-      </w:r>
-      <w:proofErr w:type="spellEnd"/>
-      <w:r>
-        <w:t xml:space="preserve"> restart </w:t>
+      <w:r>
+        <w:t xml:space="preserve">sudo systemctl restart </w:t>
       </w:r>
       <w:r>
         <w:t>Jenkins</w:t>
       </w:r>
     </w:p>
     <w:p>
-      <w:proofErr w:type="spellStart"/>
-      <w:r>
-        <w:t>sudo</w:t>
-      </w:r>
-      <w:proofErr w:type="spellEnd"/>
-      <w:r>
-        <w:t xml:space="preserve"> </w:t>
-      </w:r>
-      <w:proofErr w:type="spellStart"/>
-      <w:r>
-        <w:t>systemctl</w:t>
-      </w:r>
-      <w:proofErr w:type="spellEnd"/>
-      <w:r>
-        <w:t xml:space="preserve"> restart docker</w:t>
-      </w:r>
-    </w:p>
-    <w:p>
-      <w:r>
-        <w:t xml:space="preserve">groups </w:t>
-      </w:r>
-      <w:proofErr w:type="spellStart"/>
-      <w:r>
-        <w:t>jenkins</w:t>
-      </w:r>
-      <w:proofErr w:type="spellEnd"/>
+      <w:r>
+        <w:t>sudo systemctl restart docker</w:t>
+      </w:r>
+    </w:p>
+    <w:p>
+      <w:r>
+        <w:t>groups jenkins</w:t>
+      </w:r>
     </w:p>
     <w:p/>
     <w:p/>
@@ -2455,7 +1715,6 @@
           <w:szCs w:val="28"/>
         </w:rPr>
       </w:pPr>
-      <w:proofErr w:type="spellStart"/>
       <w:r>
         <w:rPr>
           <w:b/>
@@ -2466,7 +1725,6 @@
         </w:rPr>
         <w:t>gitleak</w:t>
       </w:r>
-      <w:proofErr w:type="spellEnd"/>
     </w:p>
     <w:p>
       <w:r>
@@ -2474,13 +1732,8 @@
       </w:r>
     </w:p>
     <w:p>
-      <w:proofErr w:type="spellStart"/>
-      <w:r>
-        <w:t>wget</w:t>
-      </w:r>
-      <w:proofErr w:type="spellEnd"/>
-      <w:r>
-        <w:t xml:space="preserve"> https://github.com/gitleaks/gitleaks/releases/download/v8.30.1/gitleaks_8.30.1_linux_x64.tar.gz</w:t>
+      <w:r>
+        <w:t>wget https://github.com/gitleaks/gitleaks/releases/download/v8.30.1/gitleaks_8.30.1_linux_x64.tar.gz</w:t>
       </w:r>
     </w:p>
     <w:p>
@@ -2490,15 +1743,7 @@
     </w:p>
     <w:p>
       <w:r>
-        <w:t>tar -</w:t>
-      </w:r>
-      <w:proofErr w:type="spellStart"/>
-      <w:r>
-        <w:t>xzf</w:t>
-      </w:r>
-      <w:proofErr w:type="spellEnd"/>
-      <w:r>
-        <w:t xml:space="preserve"> gitleaks_8.30.1_linux_x64.tar.gz</w:t>
+        <w:t>tar -xzf gitleaks_8.30.1_linux_x64.tar.gz</w:t>
       </w:r>
     </w:p>
     <w:p>
@@ -2508,57 +1753,18 @@
     </w:p>
     <w:p>
       <w:r>
-        <w:t xml:space="preserve">ls -l </w:t>
-      </w:r>
-      <w:proofErr w:type="spellStart"/>
-      <w:r>
-        <w:t>gitleaks</w:t>
-      </w:r>
-      <w:proofErr w:type="spellEnd"/>
-    </w:p>
-    <w:p>
-      <w:r>
-        <w:t>Move it to /</w:t>
-      </w:r>
-      <w:proofErr w:type="spellStart"/>
-      <w:r>
-        <w:t>usr</w:t>
-      </w:r>
-      <w:proofErr w:type="spellEnd"/>
-      <w:r>
-        <w:t>/local/bin:</w:t>
-      </w:r>
-    </w:p>
-    <w:p>
-      <w:proofErr w:type="spellStart"/>
-      <w:r>
-        <w:t>sudo</w:t>
-      </w:r>
-      <w:proofErr w:type="spellEnd"/>
-      <w:r>
-        <w:t xml:space="preserve"> mv </w:t>
-      </w:r>
-      <w:proofErr w:type="spellStart"/>
-      <w:r>
-        <w:t>gitleaks</w:t>
-      </w:r>
-      <w:proofErr w:type="spellEnd"/>
-      <w:r>
-        <w:t xml:space="preserve"> /</w:t>
-      </w:r>
-      <w:proofErr w:type="spellStart"/>
-      <w:r>
-        <w:t>usr</w:t>
-      </w:r>
-      <w:proofErr w:type="spellEnd"/>
-      <w:r>
-        <w:t>/local/bin/</w:t>
-      </w:r>
-      <w:proofErr w:type="spellStart"/>
-      <w:r>
-        <w:t>gitleaks</w:t>
-      </w:r>
-      <w:proofErr w:type="spellEnd"/>
+        <w:t>ls -l gitleaks</w:t>
+      </w:r>
+    </w:p>
+    <w:p>
+      <w:r>
+        <w:t>Move it to /usr/local/bin:</w:t>
+      </w:r>
+    </w:p>
+    <w:p>
+      <w:r>
+        <w:t>sudo mv gitleaks /usr/local/bin/gitleaks</w:t>
+      </w:r>
     </w:p>
     <w:p>
       <w:r>
@@ -2566,54 +1772,23 @@
       </w:r>
     </w:p>
     <w:p>
-      <w:proofErr w:type="spellStart"/>
-      <w:r>
-        <w:t>sudo</w:t>
-      </w:r>
-      <w:proofErr w:type="spellEnd"/>
-      <w:r>
-        <w:t xml:space="preserve"> </w:t>
-      </w:r>
-      <w:proofErr w:type="spellStart"/>
-      <w:r>
-        <w:t>chmod</w:t>
-      </w:r>
-      <w:proofErr w:type="spellEnd"/>
-      <w:r>
-        <w:t xml:space="preserve"> +x /</w:t>
-      </w:r>
-      <w:proofErr w:type="spellStart"/>
-      <w:r>
-        <w:t>usr</w:t>
-      </w:r>
-      <w:proofErr w:type="spellEnd"/>
-      <w:r>
-        <w:t>/local/bin/</w:t>
-      </w:r>
-      <w:proofErr w:type="spellStart"/>
-      <w:r>
-        <w:t>gitleaks</w:t>
-      </w:r>
-      <w:proofErr w:type="spellEnd"/>
-    </w:p>
-    <w:p>
-      <w:r>
+      <w:r>
+        <w:t>sudo chmod +x /usr/local/bin/gitleaks</w:t>
+      </w:r>
+    </w:p>
+    <w:p>
+      <w:r>
+        <w:lastRenderedPageBreak/>
         <w:t>Now verify:</w:t>
       </w:r>
     </w:p>
     <w:p>
-      <w:proofErr w:type="spellStart"/>
-      <w:r>
-        <w:t>gitleaks</w:t>
-      </w:r>
-      <w:proofErr w:type="spellEnd"/>
-      <w:r>
-        <w:t xml:space="preserve"> version</w:t>
-      </w:r>
-    </w:p>
-    <w:p>
-      <w:r>
-        <w:lastRenderedPageBreak/>
+      <w:r>
+        <w:t>gitleaks version</w:t>
+      </w:r>
+    </w:p>
+    <w:p>
+      <w:r>
         <w:t>You should see:</w:t>
       </w:r>
     </w:p>
@@ -2647,11 +1822,9 @@
       </w:r>
     </w:p>
     <w:p>
-      <w:proofErr w:type="spellStart"/>
       <w:r>
         <w:t>Sonarqube</w:t>
       </w:r>
-      <w:proofErr w:type="spellEnd"/>
     </w:p>
     <w:p>
       <w:pPr>
@@ -2739,11 +1912,9 @@
       </w:hyperlink>
     </w:p>
     <w:p>
-      <w:proofErr w:type="spellStart"/>
       <w:r>
         <w:t>nodejs</w:t>
       </w:r>
-      <w:proofErr w:type="spellEnd"/>
     </w:p>
     <w:sectPr>
       <w:pgSz w:w="12240" w:h="15840"/>

--- a/infra.docx
+++ b/infra.docx
@@ -1913,7 +1913,38 @@
     </w:p>
     <w:p>
       <w:r>
-        <w:t>nodejs</w:t>
+        <w:t>N</w:t>
+      </w:r>
+      <w:r>
+        <w:t>odejs</w:t>
+      </w:r>
+    </w:p>
+    <w:p/>
+    <w:p/>
+    <w:p/>
+    <w:p>
+      <w:pPr>
+        <w:rPr>
+          <w:color w:val="EE0000"/>
+        </w:rPr>
+      </w:pPr>
+      <w:r>
+        <w:rPr>
+          <w:color w:val="EE0000"/>
+        </w:rPr>
+        <w:t>To delete ingress</w:t>
+      </w:r>
+      <w:r>
+        <w:rPr>
+          <w:color w:val="EE0000"/>
+        </w:rPr>
+        <w:t>(if ns stuck)</w:t>
+      </w:r>
+    </w:p>
+    <w:p/>
+    <w:p>
+      <w:r>
+        <w:t>kubectl patch ingress user-management-ingress -n prod --type=json -p "[{\"op\":\"remove\",\"path\":\"/metadata/finalizers\"}]"</w:t>
       </w:r>
     </w:p>
     <w:sectPr>

--- a/infra.docx
+++ b/infra.docx
@@ -344,26 +344,57 @@
           <w:tab w:val="left" w:pos="1920"/>
         </w:tabs>
       </w:pPr>
+      <w:proofErr w:type="spellStart"/>
       <w:r>
         <w:lastRenderedPageBreak/>
-        <w:t>Eks-context</w:t>
-      </w:r>
-    </w:p>
-    <w:p>
-      <w:pPr>
-        <w:tabs>
-          <w:tab w:val="left" w:pos="1920"/>
-        </w:tabs>
-      </w:pPr>
-      <w:r>
-        <w:t>aws eks update-kubeconfig --region ap-south-</w:t>
+        <w:t>Eks</w:t>
+      </w:r>
+      <w:proofErr w:type="spellEnd"/>
+      <w:r>
+        <w:t>-context</w:t>
+      </w:r>
+    </w:p>
+    <w:p>
+      <w:pPr>
+        <w:tabs>
+          <w:tab w:val="left" w:pos="1920"/>
+        </w:tabs>
+      </w:pPr>
+      <w:proofErr w:type="spellStart"/>
+      <w:r>
+        <w:t>aws</w:t>
+      </w:r>
+      <w:proofErr w:type="spellEnd"/>
+      <w:r>
+        <w:t xml:space="preserve"> </w:t>
+      </w:r>
+      <w:proofErr w:type="spellStart"/>
+      <w:r>
+        <w:t>eks</w:t>
+      </w:r>
+      <w:proofErr w:type="spellEnd"/>
+      <w:r>
+        <w:t xml:space="preserve"> update-</w:t>
+      </w:r>
+      <w:proofErr w:type="spellStart"/>
+      <w:r>
+        <w:t>kubeconfig</w:t>
+      </w:r>
+      <w:proofErr w:type="spellEnd"/>
+      <w:r>
+        <w:t xml:space="preserve"> --region ap-south-</w:t>
       </w:r>
       <w:r>
         <w:t>1</w:t>
       </w:r>
       <w:r>
-        <w:t xml:space="preserve">  --name ecommerce-dev-eks</w:t>
-      </w:r>
+        <w:t xml:space="preserve">  --name ecommerce-dev-</w:t>
+      </w:r>
+      <w:proofErr w:type="spellStart"/>
+      <w:r>
+        <w:t>eks</w:t>
+      </w:r>
+      <w:proofErr w:type="spellEnd"/>
     </w:p>
     <w:p>
       <w:pPr>
@@ -394,8 +425,13 @@
           <w:tab w:val="left" w:pos="1920"/>
         </w:tabs>
       </w:pPr>
-      <w:r>
-        <w:t>kubectl apply -k k8s/</w:t>
+      <w:proofErr w:type="spellStart"/>
+      <w:r>
+        <w:t>kubectl</w:t>
+      </w:r>
+      <w:proofErr w:type="spellEnd"/>
+      <w:r>
+        <w:t xml:space="preserve"> apply -k k8s/</w:t>
       </w:r>
     </w:p>
     <w:p>
@@ -414,59 +450,159 @@
           <w:tab w:val="left" w:pos="1920"/>
         </w:tabs>
       </w:pPr>
-      <w:r>
-        <w:t>kubectl apply -f k8s/namespace.yaml</w:t>
-      </w:r>
-    </w:p>
-    <w:p>
-      <w:pPr>
-        <w:tabs>
-          <w:tab w:val="left" w:pos="1920"/>
-        </w:tabs>
-      </w:pPr>
-      <w:r>
-        <w:t>kubectl apply -f k8s/rbac/serviceaccount.yaml</w:t>
-      </w:r>
-    </w:p>
-    <w:p>
-      <w:pPr>
-        <w:tabs>
-          <w:tab w:val="left" w:pos="1920"/>
-        </w:tabs>
-      </w:pPr>
-      <w:r>
-        <w:t>kubectl apply -f k8s/rbac/role.yaml</w:t>
-      </w:r>
-    </w:p>
-    <w:p>
-      <w:pPr>
-        <w:tabs>
-          <w:tab w:val="left" w:pos="1920"/>
-        </w:tabs>
-      </w:pPr>
-      <w:r>
-        <w:t>kubectl apply -f k8s/rbac/rolebinding.yaml</w:t>
-      </w:r>
-    </w:p>
-    <w:p>
-      <w:pPr>
-        <w:tabs>
-          <w:tab w:val="left" w:pos="1920"/>
-        </w:tabs>
-      </w:pPr>
-      <w:r>
-        <w:t>kubectl apply -f k8s/rbac/clusterrole.yaml</w:t>
-      </w:r>
-    </w:p>
-    <w:p>
-      <w:pPr>
-        <w:tabs>
-          <w:tab w:val="left" w:pos="1920"/>
-        </w:tabs>
-      </w:pPr>
-      <w:r>
-        <w:t>kubectl apply -f k8s/rbac/clusterrolebinding.yaml</w:t>
-      </w:r>
+      <w:proofErr w:type="spellStart"/>
+      <w:r>
+        <w:t>kubectl</w:t>
+      </w:r>
+      <w:proofErr w:type="spellEnd"/>
+      <w:r>
+        <w:t xml:space="preserve"> apply -f k8s/</w:t>
+      </w:r>
+      <w:proofErr w:type="spellStart"/>
+      <w:r>
+        <w:t>namespace.yaml</w:t>
+      </w:r>
+      <w:proofErr w:type="spellEnd"/>
+    </w:p>
+    <w:p>
+      <w:pPr>
+        <w:tabs>
+          <w:tab w:val="left" w:pos="1920"/>
+        </w:tabs>
+      </w:pPr>
+      <w:proofErr w:type="spellStart"/>
+      <w:r>
+        <w:t>kubectl</w:t>
+      </w:r>
+      <w:proofErr w:type="spellEnd"/>
+      <w:r>
+        <w:t xml:space="preserve"> apply -f k8s/</w:t>
+      </w:r>
+      <w:proofErr w:type="spellStart"/>
+      <w:r>
+        <w:t>rbac</w:t>
+      </w:r>
+      <w:proofErr w:type="spellEnd"/>
+      <w:r>
+        <w:t>/</w:t>
+      </w:r>
+      <w:proofErr w:type="spellStart"/>
+      <w:r>
+        <w:t>serviceaccount.yaml</w:t>
+      </w:r>
+      <w:proofErr w:type="spellEnd"/>
+    </w:p>
+    <w:p>
+      <w:pPr>
+        <w:tabs>
+          <w:tab w:val="left" w:pos="1920"/>
+        </w:tabs>
+      </w:pPr>
+      <w:proofErr w:type="spellStart"/>
+      <w:r>
+        <w:t>kubectl</w:t>
+      </w:r>
+      <w:proofErr w:type="spellEnd"/>
+      <w:r>
+        <w:t xml:space="preserve"> apply -f k8s/</w:t>
+      </w:r>
+      <w:proofErr w:type="spellStart"/>
+      <w:r>
+        <w:t>rbac</w:t>
+      </w:r>
+      <w:proofErr w:type="spellEnd"/>
+      <w:r>
+        <w:t>/</w:t>
+      </w:r>
+      <w:proofErr w:type="spellStart"/>
+      <w:r>
+        <w:t>role.yaml</w:t>
+      </w:r>
+      <w:proofErr w:type="spellEnd"/>
+    </w:p>
+    <w:p>
+      <w:pPr>
+        <w:tabs>
+          <w:tab w:val="left" w:pos="1920"/>
+        </w:tabs>
+      </w:pPr>
+      <w:proofErr w:type="spellStart"/>
+      <w:r>
+        <w:t>kubectl</w:t>
+      </w:r>
+      <w:proofErr w:type="spellEnd"/>
+      <w:r>
+        <w:t xml:space="preserve"> apply -f k8s/</w:t>
+      </w:r>
+      <w:proofErr w:type="spellStart"/>
+      <w:r>
+        <w:t>rbac</w:t>
+      </w:r>
+      <w:proofErr w:type="spellEnd"/>
+      <w:r>
+        <w:t>/</w:t>
+      </w:r>
+      <w:proofErr w:type="spellStart"/>
+      <w:r>
+        <w:t>rolebinding.yaml</w:t>
+      </w:r>
+      <w:proofErr w:type="spellEnd"/>
+    </w:p>
+    <w:p>
+      <w:pPr>
+        <w:tabs>
+          <w:tab w:val="left" w:pos="1920"/>
+        </w:tabs>
+      </w:pPr>
+      <w:proofErr w:type="spellStart"/>
+      <w:r>
+        <w:t>kubectl</w:t>
+      </w:r>
+      <w:proofErr w:type="spellEnd"/>
+      <w:r>
+        <w:t xml:space="preserve"> apply -f k8s/</w:t>
+      </w:r>
+      <w:proofErr w:type="spellStart"/>
+      <w:r>
+        <w:t>rbac</w:t>
+      </w:r>
+      <w:proofErr w:type="spellEnd"/>
+      <w:r>
+        <w:t>/</w:t>
+      </w:r>
+      <w:proofErr w:type="spellStart"/>
+      <w:r>
+        <w:t>clusterrole.yaml</w:t>
+      </w:r>
+      <w:proofErr w:type="spellEnd"/>
+    </w:p>
+    <w:p>
+      <w:pPr>
+        <w:tabs>
+          <w:tab w:val="left" w:pos="1920"/>
+        </w:tabs>
+      </w:pPr>
+      <w:proofErr w:type="spellStart"/>
+      <w:r>
+        <w:t>kubectl</w:t>
+      </w:r>
+      <w:proofErr w:type="spellEnd"/>
+      <w:r>
+        <w:t xml:space="preserve"> apply -f k8s/</w:t>
+      </w:r>
+      <w:proofErr w:type="spellStart"/>
+      <w:r>
+        <w:t>rbac</w:t>
+      </w:r>
+      <w:proofErr w:type="spellEnd"/>
+      <w:r>
+        <w:t>/</w:t>
+      </w:r>
+      <w:proofErr w:type="spellStart"/>
+      <w:r>
+        <w:t>clusterrolebinding.yaml</w:t>
+      </w:r>
+      <w:proofErr w:type="spellEnd"/>
     </w:p>
     <w:p>
       <w:pPr>
@@ -500,24 +636,44 @@
           <w:tab w:val="left" w:pos="1920"/>
         </w:tabs>
       </w:pPr>
-      <w:r>
-        <w:t xml:space="preserve">kubectl apply -f </w:t>
+      <w:proofErr w:type="spellStart"/>
+      <w:r>
+        <w:t>kubectl</w:t>
+      </w:r>
+      <w:proofErr w:type="spellEnd"/>
+      <w:r>
+        <w:t xml:space="preserve"> apply -f </w:t>
       </w:r>
       <w:r>
         <w:t>k8s/</w:t>
       </w:r>
+      <w:proofErr w:type="spellStart"/>
       <w:r>
         <w:t>secret.yaml</w:t>
       </w:r>
-    </w:p>
-    <w:p>
-      <w:pPr>
-        <w:tabs>
-          <w:tab w:val="left" w:pos="1920"/>
-        </w:tabs>
-      </w:pPr>
-      <w:r>
-        <w:t>kubectl describe secret mysecretname -n prod</w:t>
+      <w:proofErr w:type="spellEnd"/>
+    </w:p>
+    <w:p>
+      <w:pPr>
+        <w:tabs>
+          <w:tab w:val="left" w:pos="1920"/>
+        </w:tabs>
+      </w:pPr>
+      <w:proofErr w:type="spellStart"/>
+      <w:r>
+        <w:t>kubectl</w:t>
+      </w:r>
+      <w:proofErr w:type="spellEnd"/>
+      <w:r>
+        <w:t xml:space="preserve"> describe secret </w:t>
+      </w:r>
+      <w:proofErr w:type="spellStart"/>
+      <w:r>
+        <w:t>mysecretname</w:t>
+      </w:r>
+      <w:proofErr w:type="spellEnd"/>
+      <w:r>
+        <w:t xml:space="preserve"> -n prod</w:t>
       </w:r>
     </w:p>
     <w:p>
@@ -552,8 +708,13 @@
           <w:tab w:val="left" w:pos="1920"/>
         </w:tabs>
       </w:pPr>
-      <w:r>
-        <w:t>add:secret text</w:t>
+      <w:proofErr w:type="spellStart"/>
+      <w:r>
+        <w:t>add:secret</w:t>
+      </w:r>
+      <w:proofErr w:type="spellEnd"/>
+      <w:r>
+        <w:t xml:space="preserve"> text</w:t>
       </w:r>
     </w:p>
     <w:p>
@@ -779,18 +940,28 @@
           <w:tab w:val="left" w:pos="1920"/>
         </w:tabs>
       </w:pPr>
-      <w:r>
-        <w:t>sudo apt update</w:t>
-      </w:r>
-    </w:p>
-    <w:p>
-      <w:pPr>
-        <w:tabs>
-          <w:tab w:val="left" w:pos="1920"/>
-        </w:tabs>
-      </w:pPr>
-      <w:r>
-        <w:t>sudo apt upgrade -y</w:t>
+      <w:proofErr w:type="spellStart"/>
+      <w:r>
+        <w:t>sudo</w:t>
+      </w:r>
+      <w:proofErr w:type="spellEnd"/>
+      <w:r>
+        <w:t xml:space="preserve"> apt update</w:t>
+      </w:r>
+    </w:p>
+    <w:p>
+      <w:pPr>
+        <w:tabs>
+          <w:tab w:val="left" w:pos="1920"/>
+        </w:tabs>
+      </w:pPr>
+      <w:proofErr w:type="spellStart"/>
+      <w:r>
+        <w:t>sudo</w:t>
+      </w:r>
+      <w:proofErr w:type="spellEnd"/>
+      <w:r>
+        <w:t xml:space="preserve"> apt upgrade -y</w:t>
       </w:r>
     </w:p>
     <w:p>
@@ -817,8 +988,13 @@
           <w:tab w:val="left" w:pos="1920"/>
         </w:tabs>
       </w:pPr>
-      <w:r>
-        <w:t>sudo apt install -y docker.io</w:t>
+      <w:proofErr w:type="spellStart"/>
+      <w:r>
+        <w:t>sudo</w:t>
+      </w:r>
+      <w:proofErr w:type="spellEnd"/>
+      <w:r>
+        <w:t xml:space="preserve"> apt install -y docker.io</w:t>
       </w:r>
     </w:p>
     <w:p>
@@ -837,8 +1013,21 @@
           <w:tab w:val="left" w:pos="1920"/>
         </w:tabs>
       </w:pPr>
-      <w:r>
-        <w:t>sudo systemctl enable --now docker</w:t>
+      <w:proofErr w:type="spellStart"/>
+      <w:r>
+        <w:t>sudo</w:t>
+      </w:r>
+      <w:proofErr w:type="spellEnd"/>
+      <w:r>
+        <w:t xml:space="preserve"> </w:t>
+      </w:r>
+      <w:proofErr w:type="spellStart"/>
+      <w:r>
+        <w:t>systemctl</w:t>
+      </w:r>
+      <w:proofErr w:type="spellEnd"/>
+      <w:r>
+        <w:t xml:space="preserve"> enable --now docker</w:t>
       </w:r>
     </w:p>
     <w:p>
@@ -878,8 +1067,13 @@
           <w:tab w:val="left" w:pos="1920"/>
         </w:tabs>
       </w:pPr>
-      <w:r>
-        <w:t>sudo docker run hello-world</w:t>
+      <w:proofErr w:type="spellStart"/>
+      <w:r>
+        <w:t>sudo</w:t>
+      </w:r>
+      <w:proofErr w:type="spellEnd"/>
+      <w:r>
+        <w:t xml:space="preserve"> docker run hello-world</w:t>
       </w:r>
     </w:p>
     <w:p>
@@ -926,9 +1120,27 @@
           <w:tab w:val="left" w:pos="1920"/>
         </w:tabs>
       </w:pPr>
-      <w:r>
-        <w:t>sudo docker pull sonarqube:community</w:t>
-      </w:r>
+      <w:proofErr w:type="spellStart"/>
+      <w:r>
+        <w:t>sudo</w:t>
+      </w:r>
+      <w:proofErr w:type="spellEnd"/>
+      <w:r>
+        <w:t xml:space="preserve"> docker </w:t>
+      </w:r>
+      <w:proofErr w:type="gramStart"/>
+      <w:r>
+        <w:t>pull</w:t>
+      </w:r>
+      <w:proofErr w:type="gramEnd"/>
+      <w:r>
+        <w:t xml:space="preserve"> </w:t>
+      </w:r>
+      <w:proofErr w:type="spellStart"/>
+      <w:r>
+        <w:t>sonarqube:community</w:t>
+      </w:r>
+      <w:proofErr w:type="spellEnd"/>
     </w:p>
     <w:p>
       <w:pPr>
@@ -954,18 +1166,31 @@
           <w:tab w:val="left" w:pos="1920"/>
         </w:tabs>
       </w:pPr>
-      <w:r>
-        <w:t>sudo docker run -d \</w:t>
-      </w:r>
-    </w:p>
-    <w:p>
-      <w:pPr>
-        <w:tabs>
-          <w:tab w:val="left" w:pos="1920"/>
-        </w:tabs>
-      </w:pPr>
-      <w:r>
-        <w:t xml:space="preserve">  --name sonarqube \</w:t>
+      <w:proofErr w:type="spellStart"/>
+      <w:r>
+        <w:t>sudo</w:t>
+      </w:r>
+      <w:proofErr w:type="spellEnd"/>
+      <w:r>
+        <w:t xml:space="preserve"> docker run -d \</w:t>
+      </w:r>
+    </w:p>
+    <w:p>
+      <w:pPr>
+        <w:tabs>
+          <w:tab w:val="left" w:pos="1920"/>
+        </w:tabs>
+      </w:pPr>
+      <w:r>
+        <w:t xml:space="preserve">  --name </w:t>
+      </w:r>
+      <w:proofErr w:type="spellStart"/>
+      <w:r>
+        <w:t>sonarqube</w:t>
+      </w:r>
+      <w:proofErr w:type="spellEnd"/>
+      <w:r>
+        <w:t xml:space="preserve"> \</w:t>
       </w:r>
     </w:p>
     <w:p>
@@ -985,8 +1210,13 @@
         </w:tabs>
       </w:pPr>
       <w:r>
-        <w:t xml:space="preserve">  sonarqube:community</w:t>
-      </w:r>
+        <w:t xml:space="preserve">  </w:t>
+      </w:r>
+      <w:proofErr w:type="spellStart"/>
+      <w:r>
+        <w:t>sonarqube:community</w:t>
+      </w:r>
+      <w:proofErr w:type="spellEnd"/>
     </w:p>
     <w:p>
       <w:pPr>
@@ -1004,9 +1234,19 @@
           <w:tab w:val="left" w:pos="1920"/>
         </w:tabs>
       </w:pPr>
-      <w:r>
-        <w:t>sudo docker ps</w:t>
-      </w:r>
+      <w:proofErr w:type="spellStart"/>
+      <w:r>
+        <w:t>sudo</w:t>
+      </w:r>
+      <w:proofErr w:type="spellEnd"/>
+      <w:r>
+        <w:t xml:space="preserve"> docker </w:t>
+      </w:r>
+      <w:proofErr w:type="spellStart"/>
+      <w:r>
+        <w:t>ps</w:t>
+      </w:r>
+      <w:proofErr w:type="spellEnd"/>
     </w:p>
     <w:p>
       <w:pPr>
@@ -1034,9 +1274,27 @@
           <w:tab w:val="left" w:pos="1920"/>
         </w:tabs>
       </w:pPr>
-      <w:r>
-        <w:t>xxxxxx         sonarqube:community   0.0.0.0:9000-&gt;9000/tcp</w:t>
-      </w:r>
+      <w:proofErr w:type="spellStart"/>
+      <w:r>
+        <w:t>xxxxxx</w:t>
+      </w:r>
+      <w:proofErr w:type="spellEnd"/>
+      <w:r>
+        <w:t xml:space="preserve">         </w:t>
+      </w:r>
+      <w:proofErr w:type="spellStart"/>
+      <w:r>
+        <w:t>sonarqube:community</w:t>
+      </w:r>
+      <w:proofErr w:type="spellEnd"/>
+      <w:r>
+        <w:t xml:space="preserve">   0.0.0.0:9000-&gt;9000/</w:t>
+      </w:r>
+      <w:proofErr w:type="spellStart"/>
+      <w:r>
+        <w:t>tcp</w:t>
+      </w:r>
+      <w:proofErr w:type="spellEnd"/>
     </w:p>
     <w:p>
       <w:pPr>
@@ -1188,11 +1446,20 @@
         </w:tabs>
       </w:pPr>
       <w:hyperlink r:id="rId5" w:history="1">
+        <w:r>
+          <w:t xml:space="preserve"> </w:t>
+        </w:r>
         <w:r>
           <w:rPr>
             <w:rStyle w:val="Hyperlink"/>
           </w:rPr>
-          <w:t>http://3.109.1.95:8080/sonarqube-webhook/</w:t>
+          <w:t>http://43.204.107.76:8080/</w:t>
+        </w:r>
+        <w:r>
+          <w:rPr>
+            <w:rStyle w:val="Hyperlink"/>
+          </w:rPr>
+          <w:t>sonarqube-webhook/</w:t>
         </w:r>
       </w:hyperlink>
     </w:p>
@@ -1216,6 +1483,7 @@
           <w:szCs w:val="28"/>
         </w:rPr>
       </w:pPr>
+      <w:proofErr w:type="spellStart"/>
       <w:r>
         <w:rPr>
           <w:b/>
@@ -1226,6 +1494,7 @@
         </w:rPr>
         <w:t>Trivy</w:t>
       </w:r>
+      <w:proofErr w:type="spellEnd"/>
     </w:p>
     <w:p>
       <w:pPr>
@@ -1251,143 +1520,320 @@
           <w:tab w:val="left" w:pos="1920"/>
         </w:tabs>
       </w:pPr>
-      <w:r>
-        <w:t>sudo apt update</w:t>
-      </w:r>
-    </w:p>
-    <w:p>
-      <w:pPr>
-        <w:tabs>
-          <w:tab w:val="left" w:pos="1920"/>
-        </w:tabs>
-      </w:pPr>
-      <w:r>
-        <w:t>sudo apt install -y wget gnupg</w:t>
-      </w:r>
-    </w:p>
-    <w:p>
-      <w:pPr>
-        <w:tabs>
-          <w:tab w:val="left" w:pos="1920"/>
-        </w:tabs>
-        <w:rPr>
-          <w:b/>
-          <w:bCs/>
-        </w:rPr>
-      </w:pPr>
-      <w:r>
-        <w:rPr>
-          <w:b/>
-          <w:bCs/>
-        </w:rPr>
-        <w:t>2. Add the Trivy GPG key</w:t>
-      </w:r>
-    </w:p>
-    <w:p>
-      <w:pPr>
-        <w:tabs>
-          <w:tab w:val="left" w:pos="1920"/>
-        </w:tabs>
-      </w:pPr>
-      <w:r>
-        <w:t>wget -qO - https://aquasecurity.github.io/trivy-repo/deb/public.key \</w:t>
-      </w:r>
-    </w:p>
-    <w:p>
-      <w:pPr>
-        <w:tabs>
-          <w:tab w:val="left" w:pos="1920"/>
-        </w:tabs>
-      </w:pPr>
-      <w:r>
-        <w:t xml:space="preserve">  | gpg --dearmor \</w:t>
-      </w:r>
-    </w:p>
-    <w:p>
-      <w:pPr>
-        <w:tabs>
-          <w:tab w:val="left" w:pos="1920"/>
-        </w:tabs>
-      </w:pPr>
-      <w:r>
-        <w:t xml:space="preserve">  | sudo tee /usr/share/keyrings/trivy.gpg &gt; /dev/null</w:t>
-      </w:r>
-    </w:p>
-    <w:p>
-      <w:pPr>
-        <w:tabs>
-          <w:tab w:val="left" w:pos="1920"/>
-        </w:tabs>
-        <w:rPr>
-          <w:b/>
-          <w:bCs/>
-        </w:rPr>
-      </w:pPr>
-      <w:r>
-        <w:rPr>
-          <w:b/>
-          <w:bCs/>
-        </w:rPr>
-        <w:t>3. Add the Trivy repository</w:t>
-      </w:r>
-    </w:p>
-    <w:p>
-      <w:pPr>
-        <w:tabs>
-          <w:tab w:val="left" w:pos="1920"/>
-        </w:tabs>
-      </w:pPr>
-      <w:r>
-        <w:t>echo "deb [signed-by=/usr/share/keyrings/trivy.gpg] https://aquasecurity.github.io/trivy-repo/deb generic main" \</w:t>
-      </w:r>
-    </w:p>
-    <w:p>
-      <w:pPr>
-        <w:tabs>
-          <w:tab w:val="left" w:pos="1920"/>
-        </w:tabs>
-      </w:pPr>
-      <w:r>
-        <w:t xml:space="preserve">  | sudo tee /etc/apt/sources.list.d/trivy.list</w:t>
-      </w:r>
-    </w:p>
-    <w:p>
-      <w:pPr>
-        <w:tabs>
-          <w:tab w:val="left" w:pos="1920"/>
-        </w:tabs>
-        <w:rPr>
-          <w:b/>
-          <w:bCs/>
-        </w:rPr>
-      </w:pPr>
-      <w:r>
-        <w:rPr>
-          <w:b/>
-          <w:bCs/>
-        </w:rPr>
-        <w:t>4. Install Trivy</w:t>
-      </w:r>
-    </w:p>
-    <w:p>
-      <w:pPr>
-        <w:tabs>
-          <w:tab w:val="left" w:pos="1920"/>
-        </w:tabs>
-      </w:pPr>
-      <w:r>
-        <w:t>sudo apt update</w:t>
-      </w:r>
-    </w:p>
-    <w:p>
-      <w:pPr>
-        <w:tabs>
-          <w:tab w:val="left" w:pos="1920"/>
-        </w:tabs>
-      </w:pPr>
-      <w:r>
-        <w:t>sudo apt install -y trivy</w:t>
-      </w:r>
+      <w:proofErr w:type="spellStart"/>
+      <w:r>
+        <w:t>sudo</w:t>
+      </w:r>
+      <w:proofErr w:type="spellEnd"/>
+      <w:r>
+        <w:t xml:space="preserve"> apt update</w:t>
+      </w:r>
+    </w:p>
+    <w:p>
+      <w:pPr>
+        <w:tabs>
+          <w:tab w:val="left" w:pos="1920"/>
+        </w:tabs>
+      </w:pPr>
+      <w:proofErr w:type="spellStart"/>
+      <w:r>
+        <w:t>sudo</w:t>
+      </w:r>
+      <w:proofErr w:type="spellEnd"/>
+      <w:r>
+        <w:t xml:space="preserve"> apt install -y </w:t>
+      </w:r>
+      <w:proofErr w:type="spellStart"/>
+      <w:r>
+        <w:t>wget</w:t>
+      </w:r>
+      <w:proofErr w:type="spellEnd"/>
+      <w:r>
+        <w:t xml:space="preserve"> </w:t>
+      </w:r>
+      <w:proofErr w:type="spellStart"/>
+      <w:r>
+        <w:t>gnupg</w:t>
+      </w:r>
+      <w:proofErr w:type="spellEnd"/>
+    </w:p>
+    <w:p>
+      <w:pPr>
+        <w:tabs>
+          <w:tab w:val="left" w:pos="1920"/>
+        </w:tabs>
+        <w:rPr>
+          <w:b/>
+          <w:bCs/>
+        </w:rPr>
+      </w:pPr>
+      <w:r>
+        <w:rPr>
+          <w:b/>
+          <w:bCs/>
+        </w:rPr>
+        <w:t xml:space="preserve">2. Add the </w:t>
+      </w:r>
+      <w:proofErr w:type="spellStart"/>
+      <w:r>
+        <w:rPr>
+          <w:b/>
+          <w:bCs/>
+        </w:rPr>
+        <w:t>Trivy</w:t>
+      </w:r>
+      <w:proofErr w:type="spellEnd"/>
+      <w:r>
+        <w:rPr>
+          <w:b/>
+          <w:bCs/>
+        </w:rPr>
+        <w:t xml:space="preserve"> GPG key</w:t>
+      </w:r>
+    </w:p>
+    <w:p>
+      <w:pPr>
+        <w:tabs>
+          <w:tab w:val="left" w:pos="1920"/>
+        </w:tabs>
+      </w:pPr>
+      <w:proofErr w:type="spellStart"/>
+      <w:r>
+        <w:t>wget</w:t>
+      </w:r>
+      <w:proofErr w:type="spellEnd"/>
+      <w:r>
+        <w:t xml:space="preserve"> -</w:t>
+      </w:r>
+      <w:proofErr w:type="spellStart"/>
+      <w:r>
+        <w:t>qO</w:t>
+      </w:r>
+      <w:proofErr w:type="spellEnd"/>
+      <w:r>
+        <w:t xml:space="preserve"> - https://aquasecurity.github.io/trivy-repo/deb/public.key \</w:t>
+      </w:r>
+    </w:p>
+    <w:p>
+      <w:pPr>
+        <w:tabs>
+          <w:tab w:val="left" w:pos="1920"/>
+        </w:tabs>
+      </w:pPr>
+      <w:r>
+        <w:t xml:space="preserve">  | </w:t>
+      </w:r>
+      <w:proofErr w:type="spellStart"/>
+      <w:r>
+        <w:t>gpg</w:t>
+      </w:r>
+      <w:proofErr w:type="spellEnd"/>
+      <w:r>
+        <w:t xml:space="preserve"> --</w:t>
+      </w:r>
+      <w:proofErr w:type="spellStart"/>
+      <w:r>
+        <w:t>dearmor</w:t>
+      </w:r>
+      <w:proofErr w:type="spellEnd"/>
+      <w:r>
+        <w:t xml:space="preserve"> \</w:t>
+      </w:r>
+    </w:p>
+    <w:p>
+      <w:pPr>
+        <w:tabs>
+          <w:tab w:val="left" w:pos="1920"/>
+        </w:tabs>
+      </w:pPr>
+      <w:r>
+        <w:t xml:space="preserve">  | </w:t>
+      </w:r>
+      <w:proofErr w:type="spellStart"/>
+      <w:r>
+        <w:t>sudo</w:t>
+      </w:r>
+      <w:proofErr w:type="spellEnd"/>
+      <w:r>
+        <w:t xml:space="preserve"> tee /</w:t>
+      </w:r>
+      <w:proofErr w:type="spellStart"/>
+      <w:r>
+        <w:t>usr</w:t>
+      </w:r>
+      <w:proofErr w:type="spellEnd"/>
+      <w:r>
+        <w:t>/share/keyrings/</w:t>
+      </w:r>
+      <w:proofErr w:type="spellStart"/>
+      <w:r>
+        <w:t>trivy.gpg</w:t>
+      </w:r>
+      <w:proofErr w:type="spellEnd"/>
+      <w:r>
+        <w:t xml:space="preserve"> &gt; /dev/null</w:t>
+      </w:r>
+    </w:p>
+    <w:p>
+      <w:pPr>
+        <w:tabs>
+          <w:tab w:val="left" w:pos="1920"/>
+        </w:tabs>
+        <w:rPr>
+          <w:b/>
+          <w:bCs/>
+        </w:rPr>
+      </w:pPr>
+      <w:r>
+        <w:rPr>
+          <w:b/>
+          <w:bCs/>
+        </w:rPr>
+        <w:t xml:space="preserve">3. Add the </w:t>
+      </w:r>
+      <w:proofErr w:type="spellStart"/>
+      <w:r>
+        <w:rPr>
+          <w:b/>
+          <w:bCs/>
+        </w:rPr>
+        <w:t>Trivy</w:t>
+      </w:r>
+      <w:proofErr w:type="spellEnd"/>
+      <w:r>
+        <w:rPr>
+          <w:b/>
+          <w:bCs/>
+        </w:rPr>
+        <w:t xml:space="preserve"> repository</w:t>
+      </w:r>
+    </w:p>
+    <w:p>
+      <w:pPr>
+        <w:tabs>
+          <w:tab w:val="left" w:pos="1920"/>
+        </w:tabs>
+      </w:pPr>
+      <w:r>
+        <w:t>echo "deb [signed-by=/</w:t>
+      </w:r>
+      <w:proofErr w:type="spellStart"/>
+      <w:r>
+        <w:t>usr</w:t>
+      </w:r>
+      <w:proofErr w:type="spellEnd"/>
+      <w:r>
+        <w:t>/share/keyrings/</w:t>
+      </w:r>
+      <w:proofErr w:type="spellStart"/>
+      <w:r>
+        <w:t>trivy.gpg</w:t>
+      </w:r>
+      <w:proofErr w:type="spellEnd"/>
+      <w:r>
+        <w:t>] https://aquasecurity.github.io/trivy-repo/deb generic main" \</w:t>
+      </w:r>
+    </w:p>
+    <w:p>
+      <w:pPr>
+        <w:tabs>
+          <w:tab w:val="left" w:pos="1920"/>
+        </w:tabs>
+      </w:pPr>
+      <w:r>
+        <w:t xml:space="preserve">  | </w:t>
+      </w:r>
+      <w:proofErr w:type="spellStart"/>
+      <w:r>
+        <w:t>sudo</w:t>
+      </w:r>
+      <w:proofErr w:type="spellEnd"/>
+      <w:r>
+        <w:t xml:space="preserve"> tee /</w:t>
+      </w:r>
+      <w:proofErr w:type="spellStart"/>
+      <w:r>
+        <w:t>etc</w:t>
+      </w:r>
+      <w:proofErr w:type="spellEnd"/>
+      <w:r>
+        <w:t>/apt/</w:t>
+      </w:r>
+      <w:proofErr w:type="spellStart"/>
+      <w:r>
+        <w:t>sources.list.d</w:t>
+      </w:r>
+      <w:proofErr w:type="spellEnd"/>
+      <w:r>
+        <w:t>/</w:t>
+      </w:r>
+      <w:proofErr w:type="spellStart"/>
+      <w:r>
+        <w:t>trivy.list</w:t>
+      </w:r>
+      <w:proofErr w:type="spellEnd"/>
+    </w:p>
+    <w:p>
+      <w:pPr>
+        <w:tabs>
+          <w:tab w:val="left" w:pos="1920"/>
+        </w:tabs>
+        <w:rPr>
+          <w:b/>
+          <w:bCs/>
+        </w:rPr>
+      </w:pPr>
+      <w:r>
+        <w:rPr>
+          <w:b/>
+          <w:bCs/>
+        </w:rPr>
+        <w:t xml:space="preserve">4. Install </w:t>
+      </w:r>
+      <w:proofErr w:type="spellStart"/>
+      <w:r>
+        <w:rPr>
+          <w:b/>
+          <w:bCs/>
+        </w:rPr>
+        <w:t>Trivy</w:t>
+      </w:r>
+      <w:proofErr w:type="spellEnd"/>
+    </w:p>
+    <w:p>
+      <w:pPr>
+        <w:tabs>
+          <w:tab w:val="left" w:pos="1920"/>
+        </w:tabs>
+      </w:pPr>
+      <w:proofErr w:type="spellStart"/>
+      <w:r>
+        <w:t>sudo</w:t>
+      </w:r>
+      <w:proofErr w:type="spellEnd"/>
+      <w:r>
+        <w:t xml:space="preserve"> apt update</w:t>
+      </w:r>
+    </w:p>
+    <w:p>
+      <w:pPr>
+        <w:tabs>
+          <w:tab w:val="left" w:pos="1920"/>
+        </w:tabs>
+      </w:pPr>
+      <w:proofErr w:type="spellStart"/>
+      <w:r>
+        <w:t>sudo</w:t>
+      </w:r>
+      <w:proofErr w:type="spellEnd"/>
+      <w:r>
+        <w:t xml:space="preserve"> apt install -y </w:t>
+      </w:r>
+      <w:proofErr w:type="spellStart"/>
+      <w:r>
+        <w:t>trivy</w:t>
+      </w:r>
+      <w:proofErr w:type="spellEnd"/>
     </w:p>
     <w:p>
       <w:pPr>
@@ -1413,8 +1859,13 @@
           <w:tab w:val="left" w:pos="1920"/>
         </w:tabs>
       </w:pPr>
-      <w:r>
-        <w:t>trivy --version</w:t>
+      <w:proofErr w:type="spellStart"/>
+      <w:r>
+        <w:t>trivy</w:t>
+      </w:r>
+      <w:proofErr w:type="spellEnd"/>
+      <w:r>
+        <w:t xml:space="preserve"> --version</w:t>
       </w:r>
     </w:p>
     <w:p>
@@ -1485,13 +1936,23 @@
       </w:r>
     </w:p>
     <w:p>
-      <w:r>
-        <w:t>sudo apt update</w:t>
-      </w:r>
-    </w:p>
-    <w:p>
-      <w:r>
-        <w:t>sudo apt install -y ca-certificates curl</w:t>
+      <w:proofErr w:type="spellStart"/>
+      <w:r>
+        <w:t>sudo</w:t>
+      </w:r>
+      <w:proofErr w:type="spellEnd"/>
+      <w:r>
+        <w:t xml:space="preserve"> apt update</w:t>
+      </w:r>
+    </w:p>
+    <w:p>
+      <w:proofErr w:type="spellStart"/>
+      <w:r>
+        <w:t>sudo</w:t>
+      </w:r>
+      <w:proofErr w:type="spellEnd"/>
+      <w:r>
+        <w:t xml:space="preserve"> apt install -y ca-certificates curl</w:t>
       </w:r>
     </w:p>
     <w:p>
@@ -1510,26 +1971,99 @@
       </w:r>
     </w:p>
     <w:p>
-      <w:r>
-        <w:t>sudo install -m 0755 -d /etc/apt/keyrings</w:t>
+      <w:proofErr w:type="spellStart"/>
+      <w:r>
+        <w:t>sudo</w:t>
+      </w:r>
+      <w:proofErr w:type="spellEnd"/>
+      <w:r>
+        <w:t xml:space="preserve"> install -m 0755 -d /</w:t>
+      </w:r>
+      <w:proofErr w:type="spellStart"/>
+      <w:r>
+        <w:t>etc</w:t>
+      </w:r>
+      <w:proofErr w:type="spellEnd"/>
+      <w:r>
+        <w:t>/apt/keyrings</w:t>
       </w:r>
     </w:p>
     <w:p/>
     <w:p>
-      <w:r>
-        <w:t>sudo curl -fsSL https://download.docker.com/linux/ubuntu/gpg \</w:t>
-      </w:r>
-    </w:p>
-    <w:p>
-      <w:r>
-        <w:t xml:space="preserve">  -o /etc/apt/keyrings/docker.asc</w:t>
-      </w:r>
+      <w:proofErr w:type="spellStart"/>
+      <w:r>
+        <w:t>sudo</w:t>
+      </w:r>
+      <w:proofErr w:type="spellEnd"/>
+      <w:r>
+        <w:t xml:space="preserve"> curl -</w:t>
+      </w:r>
+      <w:proofErr w:type="spellStart"/>
+      <w:r>
+        <w:t>fsSL</w:t>
+      </w:r>
+      <w:proofErr w:type="spellEnd"/>
+      <w:r>
+        <w:t xml:space="preserve"> https://download.docker.com/linux/ubuntu/gpg \</w:t>
+      </w:r>
+    </w:p>
+    <w:p>
+      <w:r>
+        <w:t xml:space="preserve">  -o /</w:t>
+      </w:r>
+      <w:proofErr w:type="spellStart"/>
+      <w:r>
+        <w:t>etc</w:t>
+      </w:r>
+      <w:proofErr w:type="spellEnd"/>
+      <w:r>
+        <w:t>/apt/keyrings/</w:t>
+      </w:r>
+      <w:proofErr w:type="spellStart"/>
+      <w:r>
+        <w:t>docker.asc</w:t>
+      </w:r>
+      <w:proofErr w:type="spellEnd"/>
     </w:p>
     <w:p/>
     <w:p>
-      <w:r>
-        <w:t>sudo chmod a+r /etc/apt/keyrings/docker.asc</w:t>
-      </w:r>
+      <w:proofErr w:type="spellStart"/>
+      <w:r>
+        <w:t>sudo</w:t>
+      </w:r>
+      <w:proofErr w:type="spellEnd"/>
+      <w:r>
+        <w:t xml:space="preserve"> </w:t>
+      </w:r>
+      <w:proofErr w:type="spellStart"/>
+      <w:r>
+        <w:t>chmod</w:t>
+      </w:r>
+      <w:proofErr w:type="spellEnd"/>
+      <w:r>
+        <w:t xml:space="preserve"> </w:t>
+      </w:r>
+      <w:proofErr w:type="spellStart"/>
+      <w:r>
+        <w:t>a+r</w:t>
+      </w:r>
+      <w:proofErr w:type="spellEnd"/>
+      <w:r>
+        <w:t xml:space="preserve"> /</w:t>
+      </w:r>
+      <w:proofErr w:type="spellStart"/>
+      <w:r>
+        <w:t>etc</w:t>
+      </w:r>
+      <w:proofErr w:type="spellEnd"/>
+      <w:r>
+        <w:t>/apt/keyrings/</w:t>
+      </w:r>
+      <w:proofErr w:type="spellStart"/>
+      <w:r>
+        <w:t>docker.asc</w:t>
+      </w:r>
+      <w:proofErr w:type="spellEnd"/>
     </w:p>
     <w:p>
       <w:pPr>
@@ -1553,17 +2087,97 @@
     </w:p>
     <w:p>
       <w:r>
-        <w:t xml:space="preserve">  "deb [arch=$(dpkg --print-architecture) signed-by=/etc/apt/keyrings/docker.asc] https://download.docker.com/linux/ubuntu \</w:t>
-      </w:r>
-    </w:p>
-    <w:p>
-      <w:r>
-        <w:t xml:space="preserve">  $(. /etc/os-release &amp;&amp; echo "$VERSION_CODENAME") stable" | \</w:t>
-      </w:r>
-    </w:p>
-    <w:p>
-      <w:r>
-        <w:t xml:space="preserve">  sudo tee /etc/apt/sources.list.d/docker.list &gt; /dev/null</w:t>
+        <w:t xml:space="preserve">  "</w:t>
+      </w:r>
+      <w:proofErr w:type="gramStart"/>
+      <w:r>
+        <w:t>deb</w:t>
+      </w:r>
+      <w:proofErr w:type="gramEnd"/>
+      <w:r>
+        <w:t xml:space="preserve"> [arch=$(</w:t>
+      </w:r>
+      <w:proofErr w:type="spellStart"/>
+      <w:r>
+        <w:t>dpkg</w:t>
+      </w:r>
+      <w:proofErr w:type="spellEnd"/>
+      <w:r>
+        <w:t xml:space="preserve"> --print-architecture) signed-by=/</w:t>
+      </w:r>
+      <w:proofErr w:type="spellStart"/>
+      <w:r>
+        <w:t>etc</w:t>
+      </w:r>
+      <w:proofErr w:type="spellEnd"/>
+      <w:r>
+        <w:t>/apt/keyrings/</w:t>
+      </w:r>
+      <w:proofErr w:type="spellStart"/>
+      <w:r>
+        <w:t>docker.asc</w:t>
+      </w:r>
+      <w:proofErr w:type="spellEnd"/>
+      <w:r>
+        <w:t>] https://download.docker.com/linux/ubuntu \</w:t>
+      </w:r>
+    </w:p>
+    <w:p>
+      <w:r>
+        <w:t xml:space="preserve">  $(. /</w:t>
+      </w:r>
+      <w:proofErr w:type="spellStart"/>
+      <w:r>
+        <w:t>etc</w:t>
+      </w:r>
+      <w:proofErr w:type="spellEnd"/>
+      <w:r>
+        <w:t>/</w:t>
+      </w:r>
+      <w:proofErr w:type="spellStart"/>
+      <w:r>
+        <w:t>os</w:t>
+      </w:r>
+      <w:proofErr w:type="spellEnd"/>
+      <w:r>
+        <w:t>-release &amp;&amp; echo "$VERSION_CODENAME") stable" | \</w:t>
+      </w:r>
+    </w:p>
+    <w:p>
+      <w:r>
+        <w:t xml:space="preserve">  </w:t>
+      </w:r>
+      <w:proofErr w:type="spellStart"/>
+      <w:r>
+        <w:t>sudo</w:t>
+      </w:r>
+      <w:proofErr w:type="spellEnd"/>
+      <w:r>
+        <w:t xml:space="preserve"> tee /</w:t>
+      </w:r>
+      <w:proofErr w:type="spellStart"/>
+      <w:r>
+        <w:t>etc</w:t>
+      </w:r>
+      <w:proofErr w:type="spellEnd"/>
+      <w:r>
+        <w:t>/apt/</w:t>
+      </w:r>
+      <w:proofErr w:type="spellStart"/>
+      <w:r>
+        <w:t>sources.list.d</w:t>
+      </w:r>
+      <w:proofErr w:type="spellEnd"/>
+      <w:r>
+        <w:t>/</w:t>
+      </w:r>
+      <w:proofErr w:type="spellStart"/>
+      <w:r>
+        <w:t>docker.list</w:t>
+      </w:r>
+      <w:proofErr w:type="spellEnd"/>
+      <w:r>
+        <w:t xml:space="preserve"> &gt; /dev/null</w:t>
       </w:r>
     </w:p>
     <w:p>
@@ -1582,14 +2196,48 @@
       </w:r>
     </w:p>
     <w:p>
-      <w:r>
-        <w:t>sudo apt update</w:t>
+      <w:proofErr w:type="spellStart"/>
+      <w:r>
+        <w:t>sudo</w:t>
+      </w:r>
+      <w:proofErr w:type="spellEnd"/>
+      <w:r>
+        <w:t xml:space="preserve"> apt update</w:t>
       </w:r>
     </w:p>
     <w:p/>
     <w:p>
-      <w:r>
-        <w:t>sudo apt install -y docker-ce docker-ce-cli containerd.io docker-buildx-plugin docker-compose-plugin</w:t>
+      <w:proofErr w:type="spellStart"/>
+      <w:r>
+        <w:t>sudo</w:t>
+      </w:r>
+      <w:proofErr w:type="spellEnd"/>
+      <w:r>
+        <w:t xml:space="preserve"> apt install -y docker-</w:t>
+      </w:r>
+      <w:proofErr w:type="spellStart"/>
+      <w:r>
+        <w:t>ce</w:t>
+      </w:r>
+      <w:proofErr w:type="spellEnd"/>
+      <w:r>
+        <w:t xml:space="preserve"> docker-</w:t>
+      </w:r>
+      <w:proofErr w:type="spellStart"/>
+      <w:r>
+        <w:t>ce</w:t>
+      </w:r>
+      <w:proofErr w:type="spellEnd"/>
+      <w:r>
+        <w:t>-cli containerd.io docker-</w:t>
+      </w:r>
+      <w:proofErr w:type="spellStart"/>
+      <w:r>
+        <w:t>buildx</w:t>
+      </w:r>
+      <w:proofErr w:type="spellEnd"/>
+      <w:r>
+        <w:t>-plugin docker-compose-plugin</w:t>
       </w:r>
     </w:p>
     <w:p>
@@ -1608,34 +2256,77 @@
       </w:r>
     </w:p>
     <w:p>
-      <w:r>
-        <w:t>sudo docker --version</w:t>
-      </w:r>
-    </w:p>
-    <w:p>
-      <w:pPr>
-        <w:rPr>
-          <w:b/>
-          <w:bCs/>
-        </w:rPr>
-      </w:pPr>
-      <w:r>
-        <w:rPr>
-          <w:b/>
-          <w:bCs/>
-        </w:rPr>
-        <w:t>7. Run Docker without sudo</w:t>
-      </w:r>
-    </w:p>
-    <w:p>
-      <w:r>
-        <w:t>By default, you may need sudo docker. To allow your current user to run Docker:</w:t>
-      </w:r>
-    </w:p>
-    <w:p>
+      <w:proofErr w:type="spellStart"/>
+      <w:r>
+        <w:t>sudo</w:t>
+      </w:r>
+      <w:proofErr w:type="spellEnd"/>
+      <w:r>
+        <w:t xml:space="preserve"> docker --version</w:t>
+      </w:r>
+    </w:p>
+    <w:p>
+      <w:pPr>
+        <w:rPr>
+          <w:b/>
+          <w:bCs/>
+        </w:rPr>
+      </w:pPr>
+      <w:r>
+        <w:rPr>
+          <w:b/>
+          <w:bCs/>
+        </w:rPr>
+        <w:t xml:space="preserve">7. Run Docker without </w:t>
+      </w:r>
+      <w:proofErr w:type="spellStart"/>
+      <w:r>
+        <w:rPr>
+          <w:b/>
+          <w:bCs/>
+        </w:rPr>
+        <w:t>sudo</w:t>
+      </w:r>
+      <w:proofErr w:type="spellEnd"/>
+    </w:p>
+    <w:p>
+      <w:r>
+        <w:t xml:space="preserve">By default, you may need </w:t>
+      </w:r>
+      <w:proofErr w:type="spellStart"/>
+      <w:r>
+        <w:t>sudo</w:t>
+      </w:r>
+      <w:proofErr w:type="spellEnd"/>
+      <w:r>
+        <w:t xml:space="preserve"> docker. To allow your current user to run Docker:</w:t>
+      </w:r>
+    </w:p>
+    <w:p>
+      <w:proofErr w:type="spellStart"/>
       <w:r>
         <w:lastRenderedPageBreak/>
-        <w:t>sudo usermod -aG docker $USER</w:t>
+        <w:t>sudo</w:t>
+      </w:r>
+      <w:proofErr w:type="spellEnd"/>
+      <w:r>
+        <w:t xml:space="preserve"> </w:t>
+      </w:r>
+      <w:proofErr w:type="spellStart"/>
+      <w:r>
+        <w:t>usermod</w:t>
+      </w:r>
+      <w:proofErr w:type="spellEnd"/>
+      <w:r>
+        <w:t xml:space="preserve"> -</w:t>
+      </w:r>
+      <w:proofErr w:type="spellStart"/>
+      <w:r>
+        <w:t>aG</w:t>
+      </w:r>
+      <w:proofErr w:type="spellEnd"/>
+      <w:r>
+        <w:t xml:space="preserve"> docker $USER</w:t>
       </w:r>
     </w:p>
     <w:p>
@@ -1644,8 +2335,13 @@
       </w:r>
     </w:p>
     <w:p>
-      <w:r>
-        <w:t>newgrp docker</w:t>
+      <w:proofErr w:type="spellStart"/>
+      <w:r>
+        <w:t>newgrp</w:t>
+      </w:r>
+      <w:proofErr w:type="spellEnd"/>
+      <w:r>
+        <w:t xml:space="preserve"> docker</w:t>
       </w:r>
     </w:p>
     <w:p/>
@@ -1665,45 +2361,41 @@
       </w:r>
     </w:p>
     <w:p>
-      <w:r>
-        <w:t>If you're running the build from Jenkins:</w:t>
-      </w:r>
-    </w:p>
-    <w:p>
-      <w:r>
-        <w:t xml:space="preserve">sudo usermod -aG docker </w:t>
-      </w:r>
-      <w:r>
-        <w:t>Jenkins</w:t>
-      </w:r>
-    </w:p>
-    <w:p>
-      <w:r>
-        <w:t xml:space="preserve">sudo usermod -aG docker </w:t>
-      </w:r>
-      <w:r>
-        <w:t>Jenkins</w:t>
-      </w:r>
-    </w:p>
-    <w:p>
-      <w:r>
-        <w:t xml:space="preserve">sudo systemctl restart </w:t>
-      </w:r>
-      <w:r>
-        <w:t>Jenkins</w:t>
-      </w:r>
-    </w:p>
-    <w:p>
-      <w:r>
-        <w:t>sudo systemctl restart docker</w:t>
-      </w:r>
-    </w:p>
-    <w:p>
-      <w:r>
-        <w:t>groups jenkins</w:t>
-      </w:r>
-    </w:p>
-    <w:p/>
+      <w:proofErr w:type="spellStart"/>
+      <w:r>
+        <w:t>sudo</w:t>
+      </w:r>
+      <w:proofErr w:type="spellEnd"/>
+      <w:r>
+        <w:t xml:space="preserve"> </w:t>
+      </w:r>
+      <w:proofErr w:type="spellStart"/>
+      <w:r>
+        <w:t>usermod</w:t>
+      </w:r>
+      <w:proofErr w:type="spellEnd"/>
+      <w:r>
+        <w:t xml:space="preserve"> -</w:t>
+      </w:r>
+      <w:proofErr w:type="spellStart"/>
+      <w:r>
+        <w:t>aG</w:t>
+      </w:r>
+      <w:proofErr w:type="spellEnd"/>
+      <w:r>
+        <w:t xml:space="preserve"> docker ubuntu</w:t>
+      </w:r>
+    </w:p>
+    <w:p>
+      <w:proofErr w:type="spellStart"/>
+      <w:r>
+        <w:t>newgrp</w:t>
+      </w:r>
+      <w:proofErr w:type="spellEnd"/>
+      <w:r>
+        <w:t xml:space="preserve"> docker</w:t>
+      </w:r>
+    </w:p>
     <w:p/>
     <w:p>
       <w:pPr>
@@ -1715,6 +2407,7 @@
           <w:szCs w:val="28"/>
         </w:rPr>
       </w:pPr>
+      <w:proofErr w:type="spellStart"/>
       <w:r>
         <w:rPr>
           <w:b/>
@@ -1725,6 +2418,7 @@
         </w:rPr>
         <w:t>gitleak</w:t>
       </w:r>
+      <w:proofErr w:type="spellEnd"/>
     </w:p>
     <w:p>
       <w:r>
@@ -1732,8 +2426,13 @@
       </w:r>
     </w:p>
     <w:p>
-      <w:r>
-        <w:t>wget https://github.com/gitleaks/gitleaks/releases/download/v8.30.1/gitleaks_8.30.1_linux_x64.tar.gz</w:t>
+      <w:proofErr w:type="spellStart"/>
+      <w:r>
+        <w:t>wget</w:t>
+      </w:r>
+      <w:proofErr w:type="spellEnd"/>
+      <w:r>
+        <w:t xml:space="preserve"> https://github.com/gitleaks/gitleaks/releases/download/v8.30.1/gitleaks_8.30.1_linux_x64.tar.gz</w:t>
       </w:r>
     </w:p>
     <w:p>
@@ -1743,7 +2442,15 @@
     </w:p>
     <w:p>
       <w:r>
-        <w:t>tar -xzf gitleaks_8.30.1_linux_x64.tar.gz</w:t>
+        <w:t>tar -</w:t>
+      </w:r>
+      <w:proofErr w:type="spellStart"/>
+      <w:r>
+        <w:t>xzf</w:t>
+      </w:r>
+      <w:proofErr w:type="spellEnd"/>
+      <w:r>
+        <w:t xml:space="preserve"> gitleaks_8.30.1_linux_x64.tar.gz</w:t>
       </w:r>
     </w:p>
     <w:p>
@@ -1753,18 +2460,57 @@
     </w:p>
     <w:p>
       <w:r>
-        <w:t>ls -l gitleaks</w:t>
-      </w:r>
-    </w:p>
-    <w:p>
-      <w:r>
-        <w:t>Move it to /usr/local/bin:</w:t>
-      </w:r>
-    </w:p>
-    <w:p>
-      <w:r>
-        <w:t>sudo mv gitleaks /usr/local/bin/gitleaks</w:t>
-      </w:r>
+        <w:t xml:space="preserve">ls -l </w:t>
+      </w:r>
+      <w:proofErr w:type="spellStart"/>
+      <w:r>
+        <w:t>gitleaks</w:t>
+      </w:r>
+      <w:proofErr w:type="spellEnd"/>
+    </w:p>
+    <w:p>
+      <w:r>
+        <w:t>Move it to /</w:t>
+      </w:r>
+      <w:proofErr w:type="spellStart"/>
+      <w:r>
+        <w:t>usr</w:t>
+      </w:r>
+      <w:proofErr w:type="spellEnd"/>
+      <w:r>
+        <w:t>/local/bin:</w:t>
+      </w:r>
+    </w:p>
+    <w:p>
+      <w:proofErr w:type="spellStart"/>
+      <w:r>
+        <w:t>sudo</w:t>
+      </w:r>
+      <w:proofErr w:type="spellEnd"/>
+      <w:r>
+        <w:t xml:space="preserve"> mv </w:t>
+      </w:r>
+      <w:proofErr w:type="spellStart"/>
+      <w:r>
+        <w:t>gitleaks</w:t>
+      </w:r>
+      <w:proofErr w:type="spellEnd"/>
+      <w:r>
+        <w:t xml:space="preserve"> /</w:t>
+      </w:r>
+      <w:proofErr w:type="spellStart"/>
+      <w:r>
+        <w:t>usr</w:t>
+      </w:r>
+      <w:proofErr w:type="spellEnd"/>
+      <w:r>
+        <w:t>/local/bin/</w:t>
+      </w:r>
+      <w:proofErr w:type="spellStart"/>
+      <w:r>
+        <w:t>gitleaks</w:t>
+      </w:r>
+      <w:proofErr w:type="spellEnd"/>
     </w:p>
     <w:p>
       <w:r>
@@ -1772,19 +2518,49 @@
       </w:r>
     </w:p>
     <w:p>
-      <w:r>
-        <w:t>sudo chmod +x /usr/local/bin/gitleaks</w:t>
-      </w:r>
-    </w:p>
-    <w:p>
-      <w:r>
-        <w:lastRenderedPageBreak/>
+      <w:proofErr w:type="spellStart"/>
+      <w:r>
+        <w:t>sudo</w:t>
+      </w:r>
+      <w:proofErr w:type="spellEnd"/>
+      <w:r>
+        <w:t xml:space="preserve"> </w:t>
+      </w:r>
+      <w:proofErr w:type="spellStart"/>
+      <w:r>
+        <w:t>chmod</w:t>
+      </w:r>
+      <w:proofErr w:type="spellEnd"/>
+      <w:r>
+        <w:t xml:space="preserve"> +x /</w:t>
+      </w:r>
+      <w:proofErr w:type="spellStart"/>
+      <w:r>
+        <w:t>usr</w:t>
+      </w:r>
+      <w:proofErr w:type="spellEnd"/>
+      <w:r>
+        <w:t>/local/bin/</w:t>
+      </w:r>
+      <w:proofErr w:type="spellStart"/>
+      <w:r>
+        <w:t>gitleaks</w:t>
+      </w:r>
+      <w:proofErr w:type="spellEnd"/>
+    </w:p>
+    <w:p>
+      <w:r>
         <w:t>Now verify:</w:t>
       </w:r>
     </w:p>
     <w:p>
-      <w:r>
-        <w:t>gitleaks version</w:t>
+      <w:proofErr w:type="spellStart"/>
+      <w:r>
+        <w:t>gitleaks</w:t>
+      </w:r>
+      <w:proofErr w:type="spellEnd"/>
+      <w:r>
+        <w:t xml:space="preserve"> version</w:t>
       </w:r>
     </w:p>
     <w:p>
@@ -1822,9 +2598,11 @@
       </w:r>
     </w:p>
     <w:p>
+      <w:proofErr w:type="spellStart"/>
       <w:r>
         <w:t>Sonarqube</w:t>
       </w:r>
+      <w:proofErr w:type="spellEnd"/>
     </w:p>
     <w:p>
       <w:pPr>
@@ -1943,8 +2721,21 @@
     </w:p>
     <w:p/>
     <w:p>
-      <w:r>
-        <w:t>kubectl patch ingress user-management-ingress -n prod --type=json -p "[{\"op\":\"remove\",\"path\":\"/metadata/finalizers\"}]"</w:t>
+      <w:proofErr w:type="spellStart"/>
+      <w:r>
+        <w:t>kubectl</w:t>
+      </w:r>
+      <w:proofErr w:type="spellEnd"/>
+      <w:r>
+        <w:t xml:space="preserve"> patch ingress user-management-ingress -n prod --type=</w:t>
+      </w:r>
+      <w:proofErr w:type="spellStart"/>
+      <w:r>
+        <w:t>json</w:t>
+      </w:r>
+      <w:proofErr w:type="spellEnd"/>
+      <w:r>
+        <w:t xml:space="preserve"> -p "[{\"op\":\"remove\",\"path\":\"/metadata/finalizers\"}]"</w:t>
       </w:r>
     </w:p>
     <w:sectPr>

--- a/infra.docx
+++ b/infra.docx
@@ -754,7 +754,72 @@
         <w:tabs>
           <w:tab w:val="left" w:pos="1920"/>
         </w:tabs>
-      </w:pPr>
+        <w:rPr>
+          <w:color w:val="EE0000"/>
+        </w:rPr>
+      </w:pPr>
+      <w:r>
+        <w:rPr>
+          <w:color w:val="EE0000"/>
+        </w:rPr>
+        <w:t>delete role</w:t>
+      </w:r>
+    </w:p>
+    <w:p>
+      <w:pPr>
+        <w:tabs>
+          <w:tab w:val="left" w:pos="1920"/>
+        </w:tabs>
+      </w:pPr>
+      <w:proofErr w:type="spellStart"/>
+      <w:r>
+        <w:t>kubectl</w:t>
+      </w:r>
+      <w:proofErr w:type="spellEnd"/>
+      <w:r>
+        <w:t xml:space="preserve"> delete -f k8s/</w:t>
+      </w:r>
+      <w:proofErr w:type="spellStart"/>
+      <w:r>
+        <w:t>rbac</w:t>
+      </w:r>
+      <w:proofErr w:type="spellEnd"/>
+      <w:r>
+        <w:t>/</w:t>
+      </w:r>
+      <w:proofErr w:type="spellStart"/>
+      <w:r>
+        <w:t>clusterrole.yaml</w:t>
+      </w:r>
+      <w:proofErr w:type="spellEnd"/>
+    </w:p>
+    <w:p>
+      <w:pPr>
+        <w:tabs>
+          <w:tab w:val="left" w:pos="1920"/>
+        </w:tabs>
+      </w:pPr>
+      <w:proofErr w:type="spellStart"/>
+      <w:r>
+        <w:t>kubectl</w:t>
+      </w:r>
+      <w:proofErr w:type="spellEnd"/>
+      <w:r>
+        <w:t xml:space="preserve"> delete -f k8s/</w:t>
+      </w:r>
+      <w:proofErr w:type="spellStart"/>
+      <w:r>
+        <w:t>rbac</w:t>
+      </w:r>
+      <w:proofErr w:type="spellEnd"/>
+      <w:r>
+        <w:t>/</w:t>
+      </w:r>
+      <w:proofErr w:type="spellStart"/>
+      <w:r>
+        <w:t>clusterrolebinding.yaml</w:t>
+      </w:r>
+      <w:proofErr w:type="spellEnd"/>
     </w:p>
     <w:p>
       <w:pPr>
@@ -1015,6 +1080,7 @@
       </w:pPr>
       <w:proofErr w:type="spellStart"/>
       <w:r>
+        <w:lastRenderedPageBreak/>
         <w:t>sudo</w:t>
       </w:r>
       <w:proofErr w:type="spellEnd"/>
@@ -1047,340 +1113,340 @@
         </w:tabs>
       </w:pPr>
       <w:r>
+        <w:t>docker --version</w:t>
+      </w:r>
+    </w:p>
+    <w:p>
+      <w:pPr>
+        <w:tabs>
+          <w:tab w:val="left" w:pos="1920"/>
+        </w:tabs>
+      </w:pPr>
+      <w:r>
+        <w:t>Test:</w:t>
+      </w:r>
+    </w:p>
+    <w:p>
+      <w:pPr>
+        <w:tabs>
+          <w:tab w:val="left" w:pos="1920"/>
+        </w:tabs>
+      </w:pPr>
+      <w:proofErr w:type="spellStart"/>
+      <w:r>
+        <w:t>sudo</w:t>
+      </w:r>
+      <w:proofErr w:type="spellEnd"/>
+      <w:r>
+        <w:t xml:space="preserve"> docker run hello-world</w:t>
+      </w:r>
+    </w:p>
+    <w:p>
+      <w:pPr>
+        <w:tabs>
+          <w:tab w:val="left" w:pos="1920"/>
+        </w:tabs>
+        <w:rPr>
+          <w:b/>
+          <w:bCs/>
+        </w:rPr>
+      </w:pPr>
+      <w:r>
+        <w:rPr>
+          <w:b/>
+          <w:bCs/>
+        </w:rPr>
+        <w:t>3. Create a SonarQube container</w:t>
+      </w:r>
+    </w:p>
+    <w:p>
+      <w:pPr>
+        <w:tabs>
+          <w:tab w:val="left" w:pos="1920"/>
+        </w:tabs>
+      </w:pPr>
+      <w:r>
+        <w:t>The official SonarQube Docker image is available from Docker Hub.</w:t>
+      </w:r>
+    </w:p>
+    <w:p>
+      <w:pPr>
+        <w:tabs>
+          <w:tab w:val="left" w:pos="1920"/>
+        </w:tabs>
+      </w:pPr>
+      <w:r>
+        <w:t>Pull the Community Build image:</w:t>
+      </w:r>
+    </w:p>
+    <w:p>
+      <w:pPr>
+        <w:tabs>
+          <w:tab w:val="left" w:pos="1920"/>
+        </w:tabs>
+      </w:pPr>
+      <w:proofErr w:type="spellStart"/>
+      <w:r>
+        <w:t>sudo</w:t>
+      </w:r>
+      <w:proofErr w:type="spellEnd"/>
+      <w:r>
+        <w:t xml:space="preserve"> docker </w:t>
+      </w:r>
+      <w:proofErr w:type="gramStart"/>
+      <w:r>
+        <w:t>pull</w:t>
+      </w:r>
+      <w:proofErr w:type="gramEnd"/>
+      <w:r>
+        <w:t xml:space="preserve"> </w:t>
+      </w:r>
+      <w:proofErr w:type="spellStart"/>
+      <w:r>
+        <w:t>sonarqube:community</w:t>
+      </w:r>
+      <w:proofErr w:type="spellEnd"/>
+    </w:p>
+    <w:p>
+      <w:pPr>
+        <w:tabs>
+          <w:tab w:val="left" w:pos="1920"/>
+        </w:tabs>
+        <w:rPr>
+          <w:b/>
+          <w:bCs/>
+        </w:rPr>
+      </w:pPr>
+      <w:r>
+        <w:rPr>
+          <w:b/>
+          <w:bCs/>
+        </w:rPr>
+        <w:t>4. Run SonarQube</w:t>
+      </w:r>
+    </w:p>
+    <w:p>
+      <w:pPr>
+        <w:tabs>
+          <w:tab w:val="left" w:pos="1920"/>
+        </w:tabs>
+      </w:pPr>
+      <w:proofErr w:type="spellStart"/>
+      <w:r>
+        <w:t>sudo</w:t>
+      </w:r>
+      <w:proofErr w:type="spellEnd"/>
+      <w:r>
+        <w:t xml:space="preserve"> docker run -d \</w:t>
+      </w:r>
+    </w:p>
+    <w:p>
+      <w:pPr>
+        <w:tabs>
+          <w:tab w:val="left" w:pos="1920"/>
+        </w:tabs>
+      </w:pPr>
+      <w:r>
+        <w:t xml:space="preserve">  --name </w:t>
+      </w:r>
+      <w:proofErr w:type="spellStart"/>
+      <w:r>
+        <w:t>sonarqube</w:t>
+      </w:r>
+      <w:proofErr w:type="spellEnd"/>
+      <w:r>
+        <w:t xml:space="preserve"> \</w:t>
+      </w:r>
+    </w:p>
+    <w:p>
+      <w:pPr>
+        <w:tabs>
+          <w:tab w:val="left" w:pos="1920"/>
+        </w:tabs>
+      </w:pPr>
+      <w:r>
+        <w:t xml:space="preserve">  -p 9000:9000 \</w:t>
+      </w:r>
+    </w:p>
+    <w:p>
+      <w:pPr>
+        <w:tabs>
+          <w:tab w:val="left" w:pos="1920"/>
+        </w:tabs>
+      </w:pPr>
+      <w:r>
+        <w:t xml:space="preserve">  </w:t>
+      </w:r>
+      <w:proofErr w:type="spellStart"/>
+      <w:r>
+        <w:t>sonarqube:community</w:t>
+      </w:r>
+      <w:proofErr w:type="spellEnd"/>
+    </w:p>
+    <w:p>
+      <w:pPr>
+        <w:tabs>
+          <w:tab w:val="left" w:pos="1920"/>
+        </w:tabs>
+      </w:pPr>
+      <w:r>
+        <w:t>Check the container:</w:t>
+      </w:r>
+    </w:p>
+    <w:p>
+      <w:pPr>
+        <w:tabs>
+          <w:tab w:val="left" w:pos="1920"/>
+        </w:tabs>
+      </w:pPr>
+      <w:proofErr w:type="spellStart"/>
+      <w:r>
+        <w:t>sudo</w:t>
+      </w:r>
+      <w:proofErr w:type="spellEnd"/>
+      <w:r>
+        <w:t xml:space="preserve"> docker </w:t>
+      </w:r>
+      <w:proofErr w:type="spellStart"/>
+      <w:r>
+        <w:t>ps</w:t>
+      </w:r>
+      <w:proofErr w:type="spellEnd"/>
+    </w:p>
+    <w:p>
+      <w:pPr>
+        <w:tabs>
+          <w:tab w:val="left" w:pos="1920"/>
+        </w:tabs>
+      </w:pPr>
+      <w:r>
+        <w:t>You should see something similar to:</w:t>
+      </w:r>
+    </w:p>
+    <w:p>
+      <w:pPr>
+        <w:tabs>
+          <w:tab w:val="left" w:pos="1920"/>
+        </w:tabs>
+      </w:pPr>
+      <w:r>
+        <w:t>CONTAINER ID   IMAGE                 PORTS</w:t>
+      </w:r>
+    </w:p>
+    <w:p>
+      <w:pPr>
+        <w:tabs>
+          <w:tab w:val="left" w:pos="1920"/>
+        </w:tabs>
+      </w:pPr>
+      <w:proofErr w:type="spellStart"/>
+      <w:r>
+        <w:t>xxxxxx</w:t>
+      </w:r>
+      <w:proofErr w:type="spellEnd"/>
+      <w:r>
+        <w:t xml:space="preserve">         </w:t>
+      </w:r>
+      <w:proofErr w:type="spellStart"/>
+      <w:r>
+        <w:t>sonarqube:community</w:t>
+      </w:r>
+      <w:proofErr w:type="spellEnd"/>
+      <w:r>
+        <w:t xml:space="preserve">   0.0.0.0:9000-&gt;9000/</w:t>
+      </w:r>
+      <w:proofErr w:type="spellStart"/>
+      <w:r>
+        <w:t>tcp</w:t>
+      </w:r>
+      <w:proofErr w:type="spellEnd"/>
+    </w:p>
+    <w:p>
+      <w:pPr>
+        <w:tabs>
+          <w:tab w:val="left" w:pos="1920"/>
+        </w:tabs>
+      </w:pPr>
+    </w:p>
+    <w:p>
+      <w:pPr>
+        <w:tabs>
+          <w:tab w:val="left" w:pos="1920"/>
+        </w:tabs>
+      </w:pPr>
+    </w:p>
+    <w:p>
+      <w:pPr>
+        <w:tabs>
+          <w:tab w:val="left" w:pos="1920"/>
+        </w:tabs>
+        <w:rPr>
+          <w:b/>
+          <w:bCs/>
+          <w:color w:val="EE0000"/>
+        </w:rPr>
+      </w:pPr>
+      <w:r>
+        <w:rPr>
+          <w:b/>
+          <w:bCs/>
+          <w:color w:val="EE0000"/>
+        </w:rPr>
+        <w:t xml:space="preserve"> Create SonarQube webhook</w:t>
+      </w:r>
+    </w:p>
+    <w:p>
+      <w:pPr>
+        <w:tabs>
+          <w:tab w:val="left" w:pos="1920"/>
+        </w:tabs>
+      </w:pPr>
+      <w:r>
+        <w:t>Open SonarQube:</w:t>
+      </w:r>
+    </w:p>
+    <w:p>
+      <w:pPr>
+        <w:tabs>
+          <w:tab w:val="left" w:pos="1920"/>
+        </w:tabs>
+      </w:pPr>
+      <w:r>
+        <w:t>http://&lt;SONARQUBE-IP&gt;:9000</w:t>
+      </w:r>
+    </w:p>
+    <w:p>
+      <w:pPr>
+        <w:tabs>
+          <w:tab w:val="left" w:pos="1920"/>
+        </w:tabs>
+      </w:pPr>
+      <w:r>
+        <w:t>Go to:</w:t>
+      </w:r>
+    </w:p>
+    <w:p>
+      <w:pPr>
+        <w:tabs>
+          <w:tab w:val="left" w:pos="1920"/>
+        </w:tabs>
+      </w:pPr>
+      <w:r>
+        <w:rPr>
+          <w:b/>
+          <w:bCs/>
+        </w:rPr>
+        <w:t>Administration → Configuration → Webhooks</w:t>
+      </w:r>
+    </w:p>
+    <w:p>
+      <w:pPr>
+        <w:tabs>
+          <w:tab w:val="left" w:pos="1920"/>
+        </w:tabs>
+      </w:pPr>
+      <w:r>
         <w:lastRenderedPageBreak/>
-        <w:t>docker --version</w:t>
-      </w:r>
-    </w:p>
-    <w:p>
-      <w:pPr>
-        <w:tabs>
-          <w:tab w:val="left" w:pos="1920"/>
-        </w:tabs>
-      </w:pPr>
-      <w:r>
-        <w:t>Test:</w:t>
-      </w:r>
-    </w:p>
-    <w:p>
-      <w:pPr>
-        <w:tabs>
-          <w:tab w:val="left" w:pos="1920"/>
-        </w:tabs>
-      </w:pPr>
-      <w:proofErr w:type="spellStart"/>
-      <w:r>
-        <w:t>sudo</w:t>
-      </w:r>
-      <w:proofErr w:type="spellEnd"/>
-      <w:r>
-        <w:t xml:space="preserve"> docker run hello-world</w:t>
-      </w:r>
-    </w:p>
-    <w:p>
-      <w:pPr>
-        <w:tabs>
-          <w:tab w:val="left" w:pos="1920"/>
-        </w:tabs>
-        <w:rPr>
-          <w:b/>
-          <w:bCs/>
-        </w:rPr>
-      </w:pPr>
-      <w:r>
-        <w:rPr>
-          <w:b/>
-          <w:bCs/>
-        </w:rPr>
-        <w:t>3. Create a SonarQube container</w:t>
-      </w:r>
-    </w:p>
-    <w:p>
-      <w:pPr>
-        <w:tabs>
-          <w:tab w:val="left" w:pos="1920"/>
-        </w:tabs>
-      </w:pPr>
-      <w:r>
-        <w:t>The official SonarQube Docker image is available from Docker Hub.</w:t>
-      </w:r>
-    </w:p>
-    <w:p>
-      <w:pPr>
-        <w:tabs>
-          <w:tab w:val="left" w:pos="1920"/>
-        </w:tabs>
-      </w:pPr>
-      <w:r>
-        <w:t>Pull the Community Build image:</w:t>
-      </w:r>
-    </w:p>
-    <w:p>
-      <w:pPr>
-        <w:tabs>
-          <w:tab w:val="left" w:pos="1920"/>
-        </w:tabs>
-      </w:pPr>
-      <w:proofErr w:type="spellStart"/>
-      <w:r>
-        <w:t>sudo</w:t>
-      </w:r>
-      <w:proofErr w:type="spellEnd"/>
-      <w:r>
-        <w:t xml:space="preserve"> docker </w:t>
-      </w:r>
-      <w:proofErr w:type="gramStart"/>
-      <w:r>
-        <w:t>pull</w:t>
-      </w:r>
-      <w:proofErr w:type="gramEnd"/>
-      <w:r>
-        <w:t xml:space="preserve"> </w:t>
-      </w:r>
-      <w:proofErr w:type="spellStart"/>
-      <w:r>
-        <w:t>sonarqube:community</w:t>
-      </w:r>
-      <w:proofErr w:type="spellEnd"/>
-    </w:p>
-    <w:p>
-      <w:pPr>
-        <w:tabs>
-          <w:tab w:val="left" w:pos="1920"/>
-        </w:tabs>
-        <w:rPr>
-          <w:b/>
-          <w:bCs/>
-        </w:rPr>
-      </w:pPr>
-      <w:r>
-        <w:rPr>
-          <w:b/>
-          <w:bCs/>
-        </w:rPr>
-        <w:t>4. Run SonarQube</w:t>
-      </w:r>
-    </w:p>
-    <w:p>
-      <w:pPr>
-        <w:tabs>
-          <w:tab w:val="left" w:pos="1920"/>
-        </w:tabs>
-      </w:pPr>
-      <w:proofErr w:type="spellStart"/>
-      <w:r>
-        <w:t>sudo</w:t>
-      </w:r>
-      <w:proofErr w:type="spellEnd"/>
-      <w:r>
-        <w:t xml:space="preserve"> docker run -d \</w:t>
-      </w:r>
-    </w:p>
-    <w:p>
-      <w:pPr>
-        <w:tabs>
-          <w:tab w:val="left" w:pos="1920"/>
-        </w:tabs>
-      </w:pPr>
-      <w:r>
-        <w:t xml:space="preserve">  --name </w:t>
-      </w:r>
-      <w:proofErr w:type="spellStart"/>
-      <w:r>
-        <w:t>sonarqube</w:t>
-      </w:r>
-      <w:proofErr w:type="spellEnd"/>
-      <w:r>
-        <w:t xml:space="preserve"> \</w:t>
-      </w:r>
-    </w:p>
-    <w:p>
-      <w:pPr>
-        <w:tabs>
-          <w:tab w:val="left" w:pos="1920"/>
-        </w:tabs>
-      </w:pPr>
-      <w:r>
-        <w:t xml:space="preserve">  -p 9000:9000 \</w:t>
-      </w:r>
-    </w:p>
-    <w:p>
-      <w:pPr>
-        <w:tabs>
-          <w:tab w:val="left" w:pos="1920"/>
-        </w:tabs>
-      </w:pPr>
-      <w:r>
-        <w:t xml:space="preserve">  </w:t>
-      </w:r>
-      <w:proofErr w:type="spellStart"/>
-      <w:r>
-        <w:t>sonarqube:community</w:t>
-      </w:r>
-      <w:proofErr w:type="spellEnd"/>
-    </w:p>
-    <w:p>
-      <w:pPr>
-        <w:tabs>
-          <w:tab w:val="left" w:pos="1920"/>
-        </w:tabs>
-      </w:pPr>
-      <w:r>
-        <w:t>Check the container:</w:t>
-      </w:r>
-    </w:p>
-    <w:p>
-      <w:pPr>
-        <w:tabs>
-          <w:tab w:val="left" w:pos="1920"/>
-        </w:tabs>
-      </w:pPr>
-      <w:proofErr w:type="spellStart"/>
-      <w:r>
-        <w:t>sudo</w:t>
-      </w:r>
-      <w:proofErr w:type="spellEnd"/>
-      <w:r>
-        <w:t xml:space="preserve"> docker </w:t>
-      </w:r>
-      <w:proofErr w:type="spellStart"/>
-      <w:r>
-        <w:t>ps</w:t>
-      </w:r>
-      <w:proofErr w:type="spellEnd"/>
-    </w:p>
-    <w:p>
-      <w:pPr>
-        <w:tabs>
-          <w:tab w:val="left" w:pos="1920"/>
-        </w:tabs>
-      </w:pPr>
-      <w:r>
-        <w:t>You should see something similar to:</w:t>
-      </w:r>
-    </w:p>
-    <w:p>
-      <w:pPr>
-        <w:tabs>
-          <w:tab w:val="left" w:pos="1920"/>
-        </w:tabs>
-      </w:pPr>
-      <w:r>
-        <w:t>CONTAINER ID   IMAGE                 PORTS</w:t>
-      </w:r>
-    </w:p>
-    <w:p>
-      <w:pPr>
-        <w:tabs>
-          <w:tab w:val="left" w:pos="1920"/>
-        </w:tabs>
-      </w:pPr>
-      <w:proofErr w:type="spellStart"/>
-      <w:r>
-        <w:t>xxxxxx</w:t>
-      </w:r>
-      <w:proofErr w:type="spellEnd"/>
-      <w:r>
-        <w:t xml:space="preserve">         </w:t>
-      </w:r>
-      <w:proofErr w:type="spellStart"/>
-      <w:r>
-        <w:t>sonarqube:community</w:t>
-      </w:r>
-      <w:proofErr w:type="spellEnd"/>
-      <w:r>
-        <w:t xml:space="preserve">   0.0.0.0:9000-&gt;9000/</w:t>
-      </w:r>
-      <w:proofErr w:type="spellStart"/>
-      <w:r>
-        <w:t>tcp</w:t>
-      </w:r>
-      <w:proofErr w:type="spellEnd"/>
-    </w:p>
-    <w:p>
-      <w:pPr>
-        <w:tabs>
-          <w:tab w:val="left" w:pos="1920"/>
-        </w:tabs>
-      </w:pPr>
-    </w:p>
-    <w:p>
-      <w:pPr>
-        <w:tabs>
-          <w:tab w:val="left" w:pos="1920"/>
-        </w:tabs>
-      </w:pPr>
-    </w:p>
-    <w:p>
-      <w:pPr>
-        <w:tabs>
-          <w:tab w:val="left" w:pos="1920"/>
-        </w:tabs>
-        <w:rPr>
-          <w:b/>
-          <w:bCs/>
-          <w:color w:val="EE0000"/>
-        </w:rPr>
-      </w:pPr>
-      <w:r>
-        <w:rPr>
-          <w:b/>
-          <w:bCs/>
-          <w:color w:val="EE0000"/>
-        </w:rPr>
-        <w:t xml:space="preserve"> Create SonarQube webhook</w:t>
-      </w:r>
-    </w:p>
-    <w:p>
-      <w:pPr>
-        <w:tabs>
-          <w:tab w:val="left" w:pos="1920"/>
-        </w:tabs>
-      </w:pPr>
-      <w:r>
-        <w:t>Open SonarQube:</w:t>
-      </w:r>
-    </w:p>
-    <w:p>
-      <w:pPr>
-        <w:tabs>
-          <w:tab w:val="left" w:pos="1920"/>
-        </w:tabs>
-      </w:pPr>
-      <w:r>
-        <w:t>http://&lt;SONARQUBE-IP&gt;:9000</w:t>
-      </w:r>
-    </w:p>
-    <w:p>
-      <w:pPr>
-        <w:tabs>
-          <w:tab w:val="left" w:pos="1920"/>
-        </w:tabs>
-      </w:pPr>
-      <w:r>
-        <w:t>Go to:</w:t>
-      </w:r>
-    </w:p>
-    <w:p>
-      <w:pPr>
-        <w:tabs>
-          <w:tab w:val="left" w:pos="1920"/>
-        </w:tabs>
-      </w:pPr>
-      <w:r>
-        <w:rPr>
-          <w:b/>
-          <w:bCs/>
-        </w:rPr>
-        <w:t>Administration → Configuration → Webhooks</w:t>
-      </w:r>
-    </w:p>
-    <w:p>
-      <w:pPr>
-        <w:tabs>
-          <w:tab w:val="left" w:pos="1920"/>
-        </w:tabs>
-      </w:pPr>
-      <w:r>
         <w:t>Click:</w:t>
       </w:r>
     </w:p>
@@ -1405,7 +1471,6 @@
         </w:tabs>
       </w:pPr>
       <w:r>
-        <w:lastRenderedPageBreak/>
         <w:t>Use:</w:t>
       </w:r>
     </w:p>
@@ -1885,6 +1950,7 @@
         </w:tabs>
       </w:pPr>
       <w:r>
+        <w:lastRenderedPageBreak/>
         <w:t>Version: 0.x.x</w:t>
       </w:r>
     </w:p>
@@ -1916,396 +1982,395 @@
           <w:sz w:val="28"/>
           <w:szCs w:val="28"/>
         </w:rPr>
+        <w:t>Docker</w:t>
+      </w:r>
+    </w:p>
+    <w:p>
+      <w:pPr>
+        <w:rPr>
+          <w:b/>
+          <w:bCs/>
+        </w:rPr>
+      </w:pPr>
+      <w:r>
+        <w:rPr>
+          <w:b/>
+          <w:bCs/>
+        </w:rPr>
+        <w:t>2. Update packages</w:t>
+      </w:r>
+    </w:p>
+    <w:p>
+      <w:proofErr w:type="spellStart"/>
+      <w:r>
+        <w:t>sudo</w:t>
+      </w:r>
+      <w:proofErr w:type="spellEnd"/>
+      <w:r>
+        <w:t xml:space="preserve"> apt update</w:t>
+      </w:r>
+    </w:p>
+    <w:p>
+      <w:proofErr w:type="spellStart"/>
+      <w:r>
+        <w:t>sudo</w:t>
+      </w:r>
+      <w:proofErr w:type="spellEnd"/>
+      <w:r>
+        <w:t xml:space="preserve"> apt install -y ca-certificates curl</w:t>
+      </w:r>
+    </w:p>
+    <w:p>
+      <w:pPr>
+        <w:rPr>
+          <w:b/>
+          <w:bCs/>
+        </w:rPr>
+      </w:pPr>
+      <w:r>
+        <w:rPr>
+          <w:b/>
+          <w:bCs/>
+        </w:rPr>
+        <w:t>3. Add Docker's official GPG key</w:t>
+      </w:r>
+    </w:p>
+    <w:p>
+      <w:proofErr w:type="spellStart"/>
+      <w:r>
+        <w:t>sudo</w:t>
+      </w:r>
+      <w:proofErr w:type="spellEnd"/>
+      <w:r>
+        <w:t xml:space="preserve"> install -m 0755 -d /</w:t>
+      </w:r>
+      <w:proofErr w:type="spellStart"/>
+      <w:r>
+        <w:t>etc</w:t>
+      </w:r>
+      <w:proofErr w:type="spellEnd"/>
+      <w:r>
+        <w:t>/apt/keyrings</w:t>
+      </w:r>
+    </w:p>
+    <w:p/>
+    <w:p>
+      <w:proofErr w:type="spellStart"/>
+      <w:r>
+        <w:t>sudo</w:t>
+      </w:r>
+      <w:proofErr w:type="spellEnd"/>
+      <w:r>
+        <w:t xml:space="preserve"> curl -</w:t>
+      </w:r>
+      <w:proofErr w:type="spellStart"/>
+      <w:r>
+        <w:t>fsSL</w:t>
+      </w:r>
+      <w:proofErr w:type="spellEnd"/>
+      <w:r>
+        <w:t xml:space="preserve"> https://download.docker.com/linux/ubuntu/gpg \</w:t>
+      </w:r>
+    </w:p>
+    <w:p>
+      <w:r>
+        <w:t xml:space="preserve">  -o /</w:t>
+      </w:r>
+      <w:proofErr w:type="spellStart"/>
+      <w:r>
+        <w:t>etc</w:t>
+      </w:r>
+      <w:proofErr w:type="spellEnd"/>
+      <w:r>
+        <w:t>/apt/keyrings/</w:t>
+      </w:r>
+      <w:proofErr w:type="spellStart"/>
+      <w:r>
+        <w:t>docker.asc</w:t>
+      </w:r>
+      <w:proofErr w:type="spellEnd"/>
+    </w:p>
+    <w:p/>
+    <w:p>
+      <w:proofErr w:type="spellStart"/>
+      <w:r>
+        <w:t>sudo</w:t>
+      </w:r>
+      <w:proofErr w:type="spellEnd"/>
+      <w:r>
+        <w:t xml:space="preserve"> </w:t>
+      </w:r>
+      <w:proofErr w:type="spellStart"/>
+      <w:r>
+        <w:t>chmod</w:t>
+      </w:r>
+      <w:proofErr w:type="spellEnd"/>
+      <w:r>
+        <w:t xml:space="preserve"> </w:t>
+      </w:r>
+      <w:proofErr w:type="spellStart"/>
+      <w:r>
+        <w:t>a+r</w:t>
+      </w:r>
+      <w:proofErr w:type="spellEnd"/>
+      <w:r>
+        <w:t xml:space="preserve"> /</w:t>
+      </w:r>
+      <w:proofErr w:type="spellStart"/>
+      <w:r>
+        <w:t>etc</w:t>
+      </w:r>
+      <w:proofErr w:type="spellEnd"/>
+      <w:r>
+        <w:t>/apt/keyrings/</w:t>
+      </w:r>
+      <w:proofErr w:type="spellStart"/>
+      <w:r>
+        <w:t>docker.asc</w:t>
+      </w:r>
+      <w:proofErr w:type="spellEnd"/>
+    </w:p>
+    <w:p>
+      <w:pPr>
+        <w:rPr>
+          <w:b/>
+          <w:bCs/>
+        </w:rPr>
+      </w:pPr>
+      <w:r>
+        <w:rPr>
+          <w:b/>
+          <w:bCs/>
+        </w:rPr>
+        <w:t>4. Add Docker repository</w:t>
+      </w:r>
+    </w:p>
+    <w:p>
+      <w:r>
+        <w:t>echo \</w:t>
+      </w:r>
+    </w:p>
+    <w:p>
+      <w:r>
+        <w:t xml:space="preserve">  "</w:t>
+      </w:r>
+      <w:proofErr w:type="gramStart"/>
+      <w:r>
+        <w:t>deb</w:t>
+      </w:r>
+      <w:proofErr w:type="gramEnd"/>
+      <w:r>
+        <w:t xml:space="preserve"> [arch=$(</w:t>
+      </w:r>
+      <w:proofErr w:type="spellStart"/>
+      <w:r>
+        <w:t>dpkg</w:t>
+      </w:r>
+      <w:proofErr w:type="spellEnd"/>
+      <w:r>
+        <w:t xml:space="preserve"> --print-architecture) signed-by=/</w:t>
+      </w:r>
+      <w:proofErr w:type="spellStart"/>
+      <w:r>
+        <w:t>etc</w:t>
+      </w:r>
+      <w:proofErr w:type="spellEnd"/>
+      <w:r>
+        <w:t>/apt/keyrings/</w:t>
+      </w:r>
+      <w:proofErr w:type="spellStart"/>
+      <w:r>
+        <w:t>docker.asc</w:t>
+      </w:r>
+      <w:proofErr w:type="spellEnd"/>
+      <w:r>
+        <w:t>] https://download.docker.com/linux/ubuntu \</w:t>
+      </w:r>
+    </w:p>
+    <w:p>
+      <w:r>
+        <w:t xml:space="preserve">  $(. /</w:t>
+      </w:r>
+      <w:proofErr w:type="spellStart"/>
+      <w:r>
+        <w:t>etc</w:t>
+      </w:r>
+      <w:proofErr w:type="spellEnd"/>
+      <w:r>
+        <w:t>/</w:t>
+      </w:r>
+      <w:proofErr w:type="spellStart"/>
+      <w:r>
+        <w:t>os</w:t>
+      </w:r>
+      <w:proofErr w:type="spellEnd"/>
+      <w:r>
+        <w:t>-release &amp;&amp; echo "$VERSION_CODENAME") stable" | \</w:t>
+      </w:r>
+    </w:p>
+    <w:p>
+      <w:r>
+        <w:t xml:space="preserve">  </w:t>
+      </w:r>
+      <w:proofErr w:type="spellStart"/>
+      <w:r>
+        <w:t>sudo</w:t>
+      </w:r>
+      <w:proofErr w:type="spellEnd"/>
+      <w:r>
+        <w:t xml:space="preserve"> tee /</w:t>
+      </w:r>
+      <w:proofErr w:type="spellStart"/>
+      <w:r>
+        <w:t>etc</w:t>
+      </w:r>
+      <w:proofErr w:type="spellEnd"/>
+      <w:r>
+        <w:t>/apt/</w:t>
+      </w:r>
+      <w:proofErr w:type="spellStart"/>
+      <w:r>
+        <w:t>sources.list.d</w:t>
+      </w:r>
+      <w:proofErr w:type="spellEnd"/>
+      <w:r>
+        <w:t>/</w:t>
+      </w:r>
+      <w:proofErr w:type="spellStart"/>
+      <w:r>
+        <w:t>docker.list</w:t>
+      </w:r>
+      <w:proofErr w:type="spellEnd"/>
+      <w:r>
+        <w:t xml:space="preserve"> &gt; /dev/null</w:t>
+      </w:r>
+    </w:p>
+    <w:p>
+      <w:pPr>
+        <w:rPr>
+          <w:b/>
+          <w:bCs/>
+        </w:rPr>
+      </w:pPr>
+      <w:r>
+        <w:rPr>
+          <w:b/>
+          <w:bCs/>
+        </w:rPr>
+        <w:t>5. Install Docker Engine</w:t>
+      </w:r>
+    </w:p>
+    <w:p>
+      <w:proofErr w:type="spellStart"/>
+      <w:r>
+        <w:t>sudo</w:t>
+      </w:r>
+      <w:proofErr w:type="spellEnd"/>
+      <w:r>
+        <w:t xml:space="preserve"> apt update</w:t>
+      </w:r>
+    </w:p>
+    <w:p/>
+    <w:p>
+      <w:proofErr w:type="spellStart"/>
+      <w:r>
+        <w:t>sudo</w:t>
+      </w:r>
+      <w:proofErr w:type="spellEnd"/>
+      <w:r>
+        <w:t xml:space="preserve"> apt install -y docker-</w:t>
+      </w:r>
+      <w:proofErr w:type="spellStart"/>
+      <w:r>
+        <w:t>ce</w:t>
+      </w:r>
+      <w:proofErr w:type="spellEnd"/>
+      <w:r>
+        <w:t xml:space="preserve"> docker-</w:t>
+      </w:r>
+      <w:proofErr w:type="spellStart"/>
+      <w:r>
+        <w:t>ce</w:t>
+      </w:r>
+      <w:proofErr w:type="spellEnd"/>
+      <w:r>
+        <w:t>-cli containerd.io docker-</w:t>
+      </w:r>
+      <w:proofErr w:type="spellStart"/>
+      <w:r>
+        <w:t>buildx</w:t>
+      </w:r>
+      <w:proofErr w:type="spellEnd"/>
+      <w:r>
+        <w:t>-plugin docker-compose-plugin</w:t>
+      </w:r>
+    </w:p>
+    <w:p>
+      <w:pPr>
+        <w:rPr>
+          <w:b/>
+          <w:bCs/>
+        </w:rPr>
+      </w:pPr>
+      <w:r>
+        <w:rPr>
+          <w:b/>
+          <w:bCs/>
+        </w:rPr>
+        <w:t>6. Verify Docker</w:t>
+      </w:r>
+    </w:p>
+    <w:p>
+      <w:proofErr w:type="spellStart"/>
+      <w:r>
+        <w:t>sudo</w:t>
+      </w:r>
+      <w:proofErr w:type="spellEnd"/>
+      <w:r>
+        <w:t xml:space="preserve"> docker --version</w:t>
+      </w:r>
+    </w:p>
+    <w:p>
+      <w:pPr>
+        <w:rPr>
+          <w:b/>
+          <w:bCs/>
+        </w:rPr>
+      </w:pPr>
+      <w:r>
+        <w:rPr>
+          <w:b/>
+          <w:bCs/>
+        </w:rPr>
         <w:lastRenderedPageBreak/>
-        <w:t>Docker</w:t>
-      </w:r>
-    </w:p>
-    <w:p>
-      <w:pPr>
-        <w:rPr>
-          <w:b/>
-          <w:bCs/>
-        </w:rPr>
-      </w:pPr>
-      <w:r>
-        <w:rPr>
-          <w:b/>
-          <w:bCs/>
-        </w:rPr>
-        <w:t>2. Update packages</w:t>
-      </w:r>
-    </w:p>
-    <w:p>
-      <w:proofErr w:type="spellStart"/>
-      <w:r>
+        <w:t xml:space="preserve">7. Run Docker without </w:t>
+      </w:r>
+      <w:proofErr w:type="spellStart"/>
+      <w:r>
+        <w:rPr>
+          <w:b/>
+          <w:bCs/>
+        </w:rPr>
         <w:t>sudo</w:t>
       </w:r>
       <w:proofErr w:type="spellEnd"/>
-      <w:r>
-        <w:t xml:space="preserve"> apt update</w:t>
-      </w:r>
-    </w:p>
-    <w:p>
+    </w:p>
+    <w:p>
+      <w:r>
+        <w:t xml:space="preserve">By default, you may need </w:t>
+      </w:r>
       <w:proofErr w:type="spellStart"/>
       <w:r>
         <w:t>sudo</w:t>
       </w:r>
       <w:proofErr w:type="spellEnd"/>
       <w:r>
-        <w:t xml:space="preserve"> apt install -y ca-certificates curl</w:t>
-      </w:r>
-    </w:p>
-    <w:p>
-      <w:pPr>
-        <w:rPr>
-          <w:b/>
-          <w:bCs/>
-        </w:rPr>
-      </w:pPr>
-      <w:r>
-        <w:rPr>
-          <w:b/>
-          <w:bCs/>
-        </w:rPr>
-        <w:t>3. Add Docker's official GPG key</w:t>
-      </w:r>
-    </w:p>
-    <w:p>
-      <w:proofErr w:type="spellStart"/>
-      <w:r>
-        <w:t>sudo</w:t>
-      </w:r>
-      <w:proofErr w:type="spellEnd"/>
-      <w:r>
-        <w:t xml:space="preserve"> install -m 0755 -d /</w:t>
-      </w:r>
-      <w:proofErr w:type="spellStart"/>
-      <w:r>
-        <w:t>etc</w:t>
-      </w:r>
-      <w:proofErr w:type="spellEnd"/>
-      <w:r>
-        <w:t>/apt/keyrings</w:t>
-      </w:r>
-    </w:p>
-    <w:p/>
-    <w:p>
-      <w:proofErr w:type="spellStart"/>
-      <w:r>
-        <w:t>sudo</w:t>
-      </w:r>
-      <w:proofErr w:type="spellEnd"/>
-      <w:r>
-        <w:t xml:space="preserve"> curl -</w:t>
-      </w:r>
-      <w:proofErr w:type="spellStart"/>
-      <w:r>
-        <w:t>fsSL</w:t>
-      </w:r>
-      <w:proofErr w:type="spellEnd"/>
-      <w:r>
-        <w:t xml:space="preserve"> https://download.docker.com/linux/ubuntu/gpg \</w:t>
-      </w:r>
-    </w:p>
-    <w:p>
-      <w:r>
-        <w:t xml:space="preserve">  -o /</w:t>
-      </w:r>
-      <w:proofErr w:type="spellStart"/>
-      <w:r>
-        <w:t>etc</w:t>
-      </w:r>
-      <w:proofErr w:type="spellEnd"/>
-      <w:r>
-        <w:t>/apt/keyrings/</w:t>
-      </w:r>
-      <w:proofErr w:type="spellStart"/>
-      <w:r>
-        <w:t>docker.asc</w:t>
-      </w:r>
-      <w:proofErr w:type="spellEnd"/>
-    </w:p>
-    <w:p/>
-    <w:p>
-      <w:proofErr w:type="spellStart"/>
-      <w:r>
-        <w:t>sudo</w:t>
-      </w:r>
-      <w:proofErr w:type="spellEnd"/>
-      <w:r>
-        <w:t xml:space="preserve"> </w:t>
-      </w:r>
-      <w:proofErr w:type="spellStart"/>
-      <w:r>
-        <w:t>chmod</w:t>
-      </w:r>
-      <w:proofErr w:type="spellEnd"/>
-      <w:r>
-        <w:t xml:space="preserve"> </w:t>
-      </w:r>
-      <w:proofErr w:type="spellStart"/>
-      <w:r>
-        <w:t>a+r</w:t>
-      </w:r>
-      <w:proofErr w:type="spellEnd"/>
-      <w:r>
-        <w:t xml:space="preserve"> /</w:t>
-      </w:r>
-      <w:proofErr w:type="spellStart"/>
-      <w:r>
-        <w:t>etc</w:t>
-      </w:r>
-      <w:proofErr w:type="spellEnd"/>
-      <w:r>
-        <w:t>/apt/keyrings/</w:t>
-      </w:r>
-      <w:proofErr w:type="spellStart"/>
-      <w:r>
-        <w:t>docker.asc</w:t>
-      </w:r>
-      <w:proofErr w:type="spellEnd"/>
-    </w:p>
-    <w:p>
-      <w:pPr>
-        <w:rPr>
-          <w:b/>
-          <w:bCs/>
-        </w:rPr>
-      </w:pPr>
-      <w:r>
-        <w:rPr>
-          <w:b/>
-          <w:bCs/>
-        </w:rPr>
-        <w:t>4. Add Docker repository</w:t>
-      </w:r>
-    </w:p>
-    <w:p>
-      <w:r>
-        <w:t>echo \</w:t>
-      </w:r>
-    </w:p>
-    <w:p>
-      <w:r>
-        <w:t xml:space="preserve">  "</w:t>
-      </w:r>
-      <w:proofErr w:type="gramStart"/>
-      <w:r>
-        <w:t>deb</w:t>
-      </w:r>
-      <w:proofErr w:type="gramEnd"/>
-      <w:r>
-        <w:t xml:space="preserve"> [arch=$(</w:t>
-      </w:r>
-      <w:proofErr w:type="spellStart"/>
-      <w:r>
-        <w:t>dpkg</w:t>
-      </w:r>
-      <w:proofErr w:type="spellEnd"/>
-      <w:r>
-        <w:t xml:space="preserve"> --print-architecture) signed-by=/</w:t>
-      </w:r>
-      <w:proofErr w:type="spellStart"/>
-      <w:r>
-        <w:t>etc</w:t>
-      </w:r>
-      <w:proofErr w:type="spellEnd"/>
-      <w:r>
-        <w:t>/apt/keyrings/</w:t>
-      </w:r>
-      <w:proofErr w:type="spellStart"/>
-      <w:r>
-        <w:t>docker.asc</w:t>
-      </w:r>
-      <w:proofErr w:type="spellEnd"/>
-      <w:r>
-        <w:t>] https://download.docker.com/linux/ubuntu \</w:t>
-      </w:r>
-    </w:p>
-    <w:p>
-      <w:r>
-        <w:t xml:space="preserve">  $(. /</w:t>
-      </w:r>
-      <w:proofErr w:type="spellStart"/>
-      <w:r>
-        <w:t>etc</w:t>
-      </w:r>
-      <w:proofErr w:type="spellEnd"/>
-      <w:r>
-        <w:t>/</w:t>
-      </w:r>
-      <w:proofErr w:type="spellStart"/>
-      <w:r>
-        <w:t>os</w:t>
-      </w:r>
-      <w:proofErr w:type="spellEnd"/>
-      <w:r>
-        <w:t>-release &amp;&amp; echo "$VERSION_CODENAME") stable" | \</w:t>
-      </w:r>
-    </w:p>
-    <w:p>
-      <w:r>
-        <w:t xml:space="preserve">  </w:t>
-      </w:r>
-      <w:proofErr w:type="spellStart"/>
-      <w:r>
-        <w:t>sudo</w:t>
-      </w:r>
-      <w:proofErr w:type="spellEnd"/>
-      <w:r>
-        <w:t xml:space="preserve"> tee /</w:t>
-      </w:r>
-      <w:proofErr w:type="spellStart"/>
-      <w:r>
-        <w:t>etc</w:t>
-      </w:r>
-      <w:proofErr w:type="spellEnd"/>
-      <w:r>
-        <w:t>/apt/</w:t>
-      </w:r>
-      <w:proofErr w:type="spellStart"/>
-      <w:r>
-        <w:t>sources.list.d</w:t>
-      </w:r>
-      <w:proofErr w:type="spellEnd"/>
-      <w:r>
-        <w:t>/</w:t>
-      </w:r>
-      <w:proofErr w:type="spellStart"/>
-      <w:r>
-        <w:t>docker.list</w:t>
-      </w:r>
-      <w:proofErr w:type="spellEnd"/>
-      <w:r>
-        <w:t xml:space="preserve"> &gt; /dev/null</w:t>
-      </w:r>
-    </w:p>
-    <w:p>
-      <w:pPr>
-        <w:rPr>
-          <w:b/>
-          <w:bCs/>
-        </w:rPr>
-      </w:pPr>
-      <w:r>
-        <w:rPr>
-          <w:b/>
-          <w:bCs/>
-        </w:rPr>
-        <w:t>5. Install Docker Engine</w:t>
-      </w:r>
-    </w:p>
-    <w:p>
-      <w:proofErr w:type="spellStart"/>
-      <w:r>
-        <w:t>sudo</w:t>
-      </w:r>
-      <w:proofErr w:type="spellEnd"/>
-      <w:r>
-        <w:t xml:space="preserve"> apt update</w:t>
-      </w:r>
-    </w:p>
-    <w:p/>
-    <w:p>
-      <w:proofErr w:type="spellStart"/>
-      <w:r>
-        <w:t>sudo</w:t>
-      </w:r>
-      <w:proofErr w:type="spellEnd"/>
-      <w:r>
-        <w:t xml:space="preserve"> apt install -y docker-</w:t>
-      </w:r>
-      <w:proofErr w:type="spellStart"/>
-      <w:r>
-        <w:t>ce</w:t>
-      </w:r>
-      <w:proofErr w:type="spellEnd"/>
-      <w:r>
-        <w:t xml:space="preserve"> docker-</w:t>
-      </w:r>
-      <w:proofErr w:type="spellStart"/>
-      <w:r>
-        <w:t>ce</w:t>
-      </w:r>
-      <w:proofErr w:type="spellEnd"/>
-      <w:r>
-        <w:t>-cli containerd.io docker-</w:t>
-      </w:r>
-      <w:proofErr w:type="spellStart"/>
-      <w:r>
-        <w:t>buildx</w:t>
-      </w:r>
-      <w:proofErr w:type="spellEnd"/>
-      <w:r>
-        <w:t>-plugin docker-compose-plugin</w:t>
-      </w:r>
-    </w:p>
-    <w:p>
-      <w:pPr>
-        <w:rPr>
-          <w:b/>
-          <w:bCs/>
-        </w:rPr>
-      </w:pPr>
-      <w:r>
-        <w:rPr>
-          <w:b/>
-          <w:bCs/>
-        </w:rPr>
-        <w:t>6. Verify Docker</w:t>
-      </w:r>
-    </w:p>
-    <w:p>
-      <w:proofErr w:type="spellStart"/>
-      <w:r>
-        <w:t>sudo</w:t>
-      </w:r>
-      <w:proofErr w:type="spellEnd"/>
-      <w:r>
-        <w:t xml:space="preserve"> docker --version</w:t>
-      </w:r>
-    </w:p>
-    <w:p>
-      <w:pPr>
-        <w:rPr>
-          <w:b/>
-          <w:bCs/>
-        </w:rPr>
-      </w:pPr>
-      <w:r>
-        <w:rPr>
-          <w:b/>
-          <w:bCs/>
-        </w:rPr>
-        <w:t xml:space="preserve">7. Run Docker without </w:t>
-      </w:r>
-      <w:proofErr w:type="spellStart"/>
-      <w:r>
-        <w:rPr>
-          <w:b/>
-          <w:bCs/>
-        </w:rPr>
-        <w:t>sudo</w:t>
-      </w:r>
-      <w:proofErr w:type="spellEnd"/>
-    </w:p>
-    <w:p>
-      <w:r>
-        <w:t xml:space="preserve">By default, you may need </w:t>
-      </w:r>
-      <w:proofErr w:type="spellStart"/>
-      <w:r>
-        <w:t>sudo</w:t>
-      </w:r>
-      <w:proofErr w:type="spellEnd"/>
-      <w:r>
         <w:t xml:space="preserve"> docker. To allow your current user to run Docker:</w:t>
       </w:r>
     </w:p>
     <w:p>
       <w:proofErr w:type="spellStart"/>
       <w:r>
-        <w:lastRenderedPageBreak/>
         <w:t>sudo</w:t>
       </w:r>
       <w:proofErr w:type="spellEnd"/>
@@ -2570,6 +2635,7 @@
     </w:p>
     <w:p>
       <w:r>
+        <w:lastRenderedPageBreak/>
         <w:t>8.30.1</w:t>
       </w:r>
     </w:p>
@@ -2738,6 +2804,350 @@
         <w:t xml:space="preserve"> -p "[{\"op\":\"remove\",\"path\":\"/metadata/finalizers\"}]"</w:t>
       </w:r>
     </w:p>
+    <w:p/>
+    <w:p/>
+    <w:p/>
+    <w:p/>
+    <w:p/>
+    <w:p>
+      <w:pPr>
+        <w:rPr>
+          <w:b/>
+          <w:bCs/>
+          <w:color w:val="EE0000"/>
+          <w:sz w:val="28"/>
+          <w:szCs w:val="28"/>
+        </w:rPr>
+      </w:pPr>
+      <w:r>
+        <w:rPr>
+          <w:b/>
+          <w:bCs/>
+          <w:color w:val="EE0000"/>
+          <w:sz w:val="28"/>
+          <w:szCs w:val="28"/>
+        </w:rPr>
+        <w:t>monitoring</w:t>
+      </w:r>
+    </w:p>
+    <w:p>
+      <w:r>
+        <w:t xml:space="preserve">helm repo </w:t>
+      </w:r>
+      <w:proofErr w:type="gramStart"/>
+      <w:r>
+        <w:t>add</w:t>
+      </w:r>
+      <w:proofErr w:type="gramEnd"/>
+      <w:r>
+        <w:t xml:space="preserve"> </w:t>
+      </w:r>
+      <w:proofErr w:type="spellStart"/>
+      <w:r>
+        <w:t>prometheus</w:t>
+      </w:r>
+      <w:proofErr w:type="spellEnd"/>
+      <w:r>
+        <w:t xml:space="preserve">-community </w:t>
+      </w:r>
+      <w:hyperlink r:id="rId11" w:history="1">
+        <w:r>
+          <w:rPr>
+            <w:rStyle w:val="Hyperlink"/>
+          </w:rPr>
+          <w:t>https://prometheus-community.github.io/helm-charts</w:t>
+        </w:r>
+      </w:hyperlink>
+    </w:p>
+    <w:p>
+      <w:r>
+        <w:t>helm repo update</w:t>
+      </w:r>
+    </w:p>
+    <w:p>
+      <w:r>
+        <w:t># Deploy</w:t>
+      </w:r>
+    </w:p>
+    <w:p>
+      <w:r>
+        <w:t xml:space="preserve">helm upgrade --install monitoring </w:t>
+      </w:r>
+      <w:proofErr w:type="spellStart"/>
+      <w:r>
+        <w:t>prometheus</w:t>
+      </w:r>
+      <w:proofErr w:type="spellEnd"/>
+      <w:r>
+        <w:t>-community/</w:t>
+      </w:r>
+      <w:proofErr w:type="spellStart"/>
+      <w:r>
+        <w:t>kube</w:t>
+      </w:r>
+      <w:proofErr w:type="spellEnd"/>
+      <w:r>
+        <w:t>-</w:t>
+      </w:r>
+      <w:proofErr w:type="spellStart"/>
+      <w:r>
+        <w:t>prometheus</w:t>
+      </w:r>
+      <w:proofErr w:type="spellEnd"/>
+      <w:r>
+        <w:t xml:space="preserve">-stack -f </w:t>
+      </w:r>
+      <w:proofErr w:type="spellStart"/>
+      <w:r>
+        <w:t>values.yaml</w:t>
+      </w:r>
+      <w:proofErr w:type="spellEnd"/>
+      <w:r>
+        <w:t xml:space="preserve"> -n monitoring --create-namespace</w:t>
+      </w:r>
+    </w:p>
+    <w:p>
+      <w:r>
+        <w:t xml:space="preserve"># Patch services to </w:t>
+      </w:r>
+      <w:proofErr w:type="spellStart"/>
+      <w:r>
+        <w:t>LoadBalancer</w:t>
+      </w:r>
+      <w:proofErr w:type="spellEnd"/>
+      <w:r>
+        <w:t xml:space="preserve"> for External Access</w:t>
+      </w:r>
+    </w:p>
+    <w:p>
+      <w:proofErr w:type="spellStart"/>
+      <w:r>
+        <w:t>kubectl</w:t>
+      </w:r>
+      <w:proofErr w:type="spellEnd"/>
+      <w:r>
+        <w:t xml:space="preserve"> patch svc monitoring-</w:t>
+      </w:r>
+      <w:proofErr w:type="spellStart"/>
+      <w:r>
+        <w:t>kube</w:t>
+      </w:r>
+      <w:proofErr w:type="spellEnd"/>
+      <w:r>
+        <w:t>-</w:t>
+      </w:r>
+      <w:proofErr w:type="spellStart"/>
+      <w:r>
+        <w:t>prometheus-prometheus</w:t>
+      </w:r>
+      <w:proofErr w:type="spellEnd"/>
+      <w:r>
+        <w:t xml:space="preserve"> -n monitoring -p "{\"spec\":{\"type\":\"</w:t>
+      </w:r>
+      <w:proofErr w:type="spellStart"/>
+      <w:r>
+        <w:t>LoadBalancer</w:t>
+      </w:r>
+      <w:proofErr w:type="spellEnd"/>
+      <w:r>
+        <w:t>\"}}"</w:t>
+      </w:r>
+    </w:p>
+    <w:p>
+      <w:proofErr w:type="spellStart"/>
+      <w:r>
+        <w:t>kubectl</w:t>
+      </w:r>
+      <w:proofErr w:type="spellEnd"/>
+      <w:r>
+        <w:t xml:space="preserve"> patch svc monitoring-</w:t>
+      </w:r>
+      <w:proofErr w:type="spellStart"/>
+      <w:r>
+        <w:t>kube</w:t>
+      </w:r>
+      <w:proofErr w:type="spellEnd"/>
+      <w:r>
+        <w:t>-state-metrics -n monitoring -p "{\"spec\":{\"type\":\"</w:t>
+      </w:r>
+      <w:proofErr w:type="spellStart"/>
+      <w:r>
+        <w:t>LoadBalancer</w:t>
+      </w:r>
+      <w:proofErr w:type="spellEnd"/>
+      <w:r>
+        <w:t>\"}}"</w:t>
+      </w:r>
+    </w:p>
+    <w:p>
+      <w:proofErr w:type="spellStart"/>
+      <w:r>
+        <w:t>kubectl</w:t>
+      </w:r>
+      <w:proofErr w:type="spellEnd"/>
+      <w:r>
+        <w:t xml:space="preserve"> patch svc monitoring-</w:t>
+      </w:r>
+      <w:proofErr w:type="spellStart"/>
+      <w:r>
+        <w:t>prometheus</w:t>
+      </w:r>
+      <w:proofErr w:type="spellEnd"/>
+      <w:r>
+        <w:t>-node-exporter -n monitoring -p "{\"spec\":{\"type\":\"</w:t>
+      </w:r>
+      <w:proofErr w:type="spellStart"/>
+      <w:r>
+        <w:t>LoadBalancer</w:t>
+      </w:r>
+      <w:proofErr w:type="spellEnd"/>
+      <w:r>
+        <w:t>\"}}"</w:t>
+      </w:r>
+    </w:p>
+    <w:p/>
+    <w:p/>
+    <w:p>
+      <w:pPr>
+        <w:rPr>
+          <w:b/>
+          <w:bCs/>
+        </w:rPr>
+      </w:pPr>
+      <w:r>
+        <w:rPr>
+          <w:b/>
+          <w:bCs/>
+        </w:rPr>
+        <w:t>1. Test Prometheus from your machine</w:t>
+      </w:r>
+    </w:p>
+    <w:p>
+      <w:r>
+        <w:t>Try:</w:t>
+      </w:r>
+    </w:p>
+    <w:p>
+      <w:r>
+        <w:t>http://a75d26ced218c4c4e94ff3afc150348e-901064872.ap-south-1.elb.amazonaws.com:9090</w:t>
+      </w:r>
+    </w:p>
+    <w:p>
+      <w:r>
+        <w:t>For Grafana:</w:t>
+      </w:r>
+    </w:p>
+    <w:p>
+      <w:r>
+        <w:t>http://k8s-monitori-monitori-e1f38212bb-316d8dec068d5f3a.elb.ap-south-1.amazonaws.com</w:t>
+      </w:r>
+    </w:p>
+    <w:p>
+      <w:r>
+        <w:t>For node exporter:</w:t>
+      </w:r>
+    </w:p>
+    <w:p>
+      <w:r>
+        <w:t>http://a9a3968b862324ddb9229ea8fe4041e3-881630120.ap-south-1.elb.amazonaws.com:9100</w:t>
+      </w:r>
+    </w:p>
+    <w:p>
+      <w:r>
+        <w:t xml:space="preserve">For </w:t>
+      </w:r>
+      <w:proofErr w:type="spellStart"/>
+      <w:r>
+        <w:t>kube</w:t>
+      </w:r>
+      <w:proofErr w:type="spellEnd"/>
+      <w:r>
+        <w:t>-state-metrics:</w:t>
+      </w:r>
+    </w:p>
+    <w:p>
+      <w:hyperlink r:id="rId12" w:history="1">
+        <w:r>
+          <w:rPr>
+            <w:rStyle w:val="Hyperlink"/>
+          </w:rPr>
+          <w:t>http://a67b61acf05af4b5b8a327fc5536757e-477130852.ap-south-1.elb.amazonaws.com:8080</w:t>
+        </w:r>
+      </w:hyperlink>
+    </w:p>
+    <w:p/>
+    <w:p/>
+    <w:p/>
+    <w:p>
+      <w:pPr>
+        <w:rPr>
+          <w:color w:val="EE0000"/>
+        </w:rPr>
+      </w:pPr>
+      <w:r>
+        <w:rPr>
+          <w:color w:val="EE0000"/>
+        </w:rPr>
+        <w:t>troubleshoot</w:t>
+      </w:r>
+      <w:r>
+        <w:rPr>
+          <w:color w:val="EE0000"/>
+        </w:rPr>
+        <w:t>(monitoring)</w:t>
+      </w:r>
+    </w:p>
+    <w:p>
+      <w:proofErr w:type="spellStart"/>
+      <w:r>
+        <w:t>kubectl</w:t>
+      </w:r>
+      <w:proofErr w:type="spellEnd"/>
+      <w:r>
+        <w:t xml:space="preserve"> annotate svc monitoring-</w:t>
+      </w:r>
+      <w:proofErr w:type="spellStart"/>
+      <w:r>
+        <w:t>grafana</w:t>
+      </w:r>
+      <w:proofErr w:type="spellEnd"/>
+      <w:r>
+        <w:t xml:space="preserve"> -n monitoring service.beta.kubernetes.io/aws-load-balancer-scheme=internet-facing --overwrite</w:t>
+      </w:r>
+    </w:p>
+    <w:p/>
+    <w:p>
+      <w:pPr>
+        <w:rPr>
+          <w:color w:val="EE0000"/>
+        </w:rPr>
+      </w:pPr>
+      <w:r>
+        <w:rPr>
+          <w:color w:val="EE0000"/>
+        </w:rPr>
+        <w:t>delete monitoring</w:t>
+      </w:r>
+    </w:p>
+    <w:p>
+      <w:proofErr w:type="spellStart"/>
+      <w:r>
+        <w:t>kubectl</w:t>
+      </w:r>
+      <w:proofErr w:type="spellEnd"/>
+      <w:r>
+        <w:t xml:space="preserve"> --% patch svc monitoring-</w:t>
+      </w:r>
+      <w:proofErr w:type="spellStart"/>
+      <w:r>
+        <w:t>grafana</w:t>
+      </w:r>
+      <w:proofErr w:type="spellEnd"/>
+      <w:r>
+        <w:t xml:space="preserve"> -n monitoring --type=merge -p "{\"metadata\":{\"finalizers\":[]}}"</w:t>
+      </w:r>
+    </w:p>
+    <w:p/>
     <w:sectPr>
       <w:pgSz w:w="12240" w:h="15840"/>
       <w:pgMar w:top="1440" w:right="1440" w:bottom="1440" w:left="1440" w:header="720" w:footer="720" w:gutter="0"/>
